--- a/docs/Пример Главы 1. Анализ предметной области мин.docx
+++ b/docs/Пример Главы 1. Анализ предметной области мин.docx
@@ -1,16 +1,16 @@
 
 <file path=word/document.xml><?xml version="1.0" encoding="utf-8"?>
-<w:document xmlns:wpc="http://schemas.microsoft.com/office/word/2010/wordprocessingCanvas" xmlns:mc="http://schemas.openxmlformats.org/markup-compatibility/2006" xmlns:o="urn:schemas-microsoft-com:office:office" xmlns:r="http://schemas.openxmlformats.org/officeDocument/2006/relationships" xmlns:m="http://schemas.openxmlformats.org/officeDocument/2006/math" xmlns:v="urn:schemas-microsoft-com:vml" xmlns:wp14="http://schemas.microsoft.com/office/word/2010/wordprocessingDrawing" xmlns:wp="http://schemas.openxmlformats.org/drawingml/2006/wordprocessingDrawing" xmlns:w="http://schemas.openxmlformats.org/wordprocessingml/2006/main" xmlns:w14="http://schemas.microsoft.com/office/word/2010/wordml" xmlns:w10="urn:schemas-microsoft-com:office:word" xmlns:w15="http://schemas.microsoft.com/office/word/2012/wordml" xmlns:wpg="http://schemas.microsoft.com/office/word/2010/wordprocessingGroup" xmlns:wpi="http://schemas.microsoft.com/office/word/2010/wordprocessingInk" xmlns:wne="http://schemas.microsoft.com/office/word/2006/wordml" xmlns:wps="http://schemas.microsoft.com/office/word/2010/wordprocessingShape" xmlns:wpsCustomData="http://www.wps.cn/officeDocument/2013/wpsCustomData" mc:Ignorable="w14 w15 wp14">
+<w:document xmlns:wpc="http://schemas.microsoft.com/office/word/2010/wordprocessingCanvas" xmlns:cx="http://schemas.microsoft.com/office/drawing/2014/chartex" xmlns:cx1="http://schemas.microsoft.com/office/drawing/2015/9/8/chartex" xmlns:cx2="http://schemas.microsoft.com/office/drawing/2015/10/21/chartex" xmlns:cx3="http://schemas.microsoft.com/office/drawing/2016/5/9/chartex" xmlns:cx4="http://schemas.microsoft.com/office/drawing/2016/5/10/chartex" xmlns:cx5="http://schemas.microsoft.com/office/drawing/2016/5/11/chartex" xmlns:cx6="http://schemas.microsoft.com/office/drawing/2016/5/12/chartex" xmlns:cx7="http://schemas.microsoft.com/office/drawing/2016/5/13/chartex" xmlns:cx8="http://schemas.microsoft.com/office/drawing/2016/5/14/chartex" xmlns:mc="http://schemas.openxmlformats.org/markup-compatibility/2006" xmlns:aink="http://schemas.microsoft.com/office/drawing/2016/ink" xmlns:am3d="http://schemas.microsoft.com/office/drawing/2017/model3d" xmlns:o="urn:schemas-microsoft-com:office:office" xmlns:oel="http://schemas.microsoft.com/office/2019/extlst" xmlns:r="http://schemas.openxmlformats.org/officeDocument/2006/relationships" xmlns:m="http://schemas.openxmlformats.org/officeDocument/2006/math" xmlns:v="urn:schemas-microsoft-com:vml" xmlns:wp14="http://schemas.microsoft.com/office/word/2010/wordprocessingDrawing" xmlns:wp="http://schemas.openxmlformats.org/drawingml/2006/wordprocessingDrawing" xmlns:w10="urn:schemas-microsoft-com:office:word" xmlns:w="http://schemas.openxmlformats.org/wordprocessingml/2006/main" xmlns:w14="http://schemas.microsoft.com/office/word/2010/wordml" xmlns:w15="http://schemas.microsoft.com/office/word/2012/wordml" xmlns:w16cex="http://schemas.microsoft.com/office/word/2018/wordml/cex" xmlns:w16cid="http://schemas.microsoft.com/office/word/2016/wordml/cid" xmlns:w16="http://schemas.microsoft.com/office/word/2018/wordml" xmlns:w16sdtdh="http://schemas.microsoft.com/office/word/2020/wordml/sdtdatahash" xmlns:w16se="http://schemas.microsoft.com/office/word/2015/wordml/symex" xmlns:wpg="http://schemas.microsoft.com/office/word/2010/wordprocessingGroup" xmlns:wpi="http://schemas.microsoft.com/office/word/2010/wordprocessingInk" xmlns:wne="http://schemas.microsoft.com/office/word/2006/wordml" xmlns:wps="http://schemas.microsoft.com/office/word/2010/wordprocessingShape" mc:Ignorable="w14 w15 w16se w16cid w16 w16cex w16sdtdh wp14">
   <w:body>
     <w:p>
       <w:pPr>
-        <w:pStyle w:val="2"/>
+        <w:pStyle w:val="1"/>
         <w:keepNext w:val="0"/>
         <w:numPr>
           <w:ilvl w:val="0"/>
           <w:numId w:val="1"/>
         </w:numPr>
-        <w:spacing w:before="360" w:after="360" w:line="360" w:lineRule="auto"/>
+        <w:spacing w:before="0" w:after="0"/>
         <w:ind w:left="0" w:firstLine="709"/>
         <w:jc w:val="left"/>
       </w:pPr>
@@ -22,13 +22,13 @@
     </w:p>
     <w:p>
       <w:pPr>
-        <w:pStyle w:val="2"/>
+        <w:pStyle w:val="1"/>
         <w:keepNext w:val="0"/>
         <w:numPr>
           <w:ilvl w:val="1"/>
           <w:numId w:val="1"/>
         </w:numPr>
-        <w:spacing w:before="360" w:after="360" w:line="360" w:lineRule="auto"/>
+        <w:spacing w:before="0" w:after="0"/>
         <w:ind w:left="0" w:firstLine="709"/>
         <w:jc w:val="left"/>
       </w:pPr>
@@ -40,7 +40,7 @@
     </w:p>
     <w:p>
       <w:pPr>
-        <w:spacing w:after="360"/>
+        <w:spacing w:line="360" w:lineRule="auto"/>
         <w:ind w:firstLine="709"/>
         <w:contextualSpacing/>
         <w:jc w:val="both"/>
@@ -63,11 +63,13 @@
     </w:p>
     <w:p>
       <w:pPr>
-        <w:pStyle w:val="18"/>
+        <w:pStyle w:val="a6"/>
         <w:numPr>
           <w:ilvl w:val="0"/>
           <w:numId w:val="2"/>
         </w:numPr>
+        <w:spacing w:line="360" w:lineRule="auto"/>
+        <w:ind w:firstLine="709"/>
         <w:jc w:val="both"/>
         <w:rPr>
           <w:color w:val="000000"/>
@@ -88,11 +90,13 @@
     </w:p>
     <w:p>
       <w:pPr>
-        <w:pStyle w:val="18"/>
+        <w:pStyle w:val="a6"/>
         <w:numPr>
           <w:ilvl w:val="1"/>
           <w:numId w:val="3"/>
         </w:numPr>
+        <w:spacing w:line="360" w:lineRule="auto"/>
+        <w:ind w:firstLine="709"/>
         <w:jc w:val="both"/>
         <w:rPr>
           <w:color w:val="000000"/>
@@ -113,11 +117,13 @@
     </w:p>
     <w:p>
       <w:pPr>
-        <w:pStyle w:val="18"/>
+        <w:pStyle w:val="a6"/>
         <w:numPr>
           <w:ilvl w:val="1"/>
           <w:numId w:val="3"/>
         </w:numPr>
+        <w:spacing w:line="360" w:lineRule="auto"/>
+        <w:ind w:firstLine="709"/>
         <w:jc w:val="both"/>
         <w:rPr>
           <w:color w:val="000000"/>
@@ -138,11 +144,13 @@
     </w:p>
     <w:p>
       <w:pPr>
-        <w:pStyle w:val="18"/>
+        <w:pStyle w:val="a6"/>
         <w:numPr>
           <w:ilvl w:val="1"/>
           <w:numId w:val="3"/>
         </w:numPr>
+        <w:spacing w:line="360" w:lineRule="auto"/>
+        <w:ind w:firstLine="709"/>
         <w:jc w:val="both"/>
         <w:rPr>
           <w:color w:val="000000"/>
@@ -163,11 +171,13 @@
     </w:p>
     <w:p>
       <w:pPr>
-        <w:pStyle w:val="18"/>
+        <w:pStyle w:val="a6"/>
         <w:numPr>
           <w:ilvl w:val="1"/>
           <w:numId w:val="3"/>
         </w:numPr>
+        <w:spacing w:line="360" w:lineRule="auto"/>
+        <w:ind w:firstLine="709"/>
         <w:jc w:val="both"/>
         <w:rPr>
           <w:color w:val="000000"/>
@@ -188,11 +198,13 @@
     </w:p>
     <w:p>
       <w:pPr>
-        <w:pStyle w:val="18"/>
+        <w:pStyle w:val="a6"/>
         <w:numPr>
           <w:ilvl w:val="1"/>
           <w:numId w:val="3"/>
         </w:numPr>
+        <w:spacing w:line="360" w:lineRule="auto"/>
+        <w:ind w:firstLine="709"/>
         <w:jc w:val="both"/>
         <w:rPr>
           <w:color w:val="000000"/>
@@ -213,11 +225,13 @@
     </w:p>
     <w:p>
       <w:pPr>
-        <w:pStyle w:val="18"/>
+        <w:pStyle w:val="a6"/>
         <w:numPr>
           <w:ilvl w:val="0"/>
           <w:numId w:val="2"/>
         </w:numPr>
+        <w:spacing w:line="360" w:lineRule="auto"/>
+        <w:ind w:firstLine="709"/>
         <w:jc w:val="both"/>
         <w:rPr>
           <w:color w:val="000000"/>
@@ -238,11 +252,13 @@
     </w:p>
     <w:p>
       <w:pPr>
-        <w:pStyle w:val="18"/>
+        <w:pStyle w:val="a6"/>
         <w:numPr>
           <w:ilvl w:val="1"/>
           <w:numId w:val="4"/>
         </w:numPr>
+        <w:spacing w:line="360" w:lineRule="auto"/>
+        <w:ind w:firstLine="709"/>
         <w:jc w:val="both"/>
         <w:rPr>
           <w:color w:val="000000"/>
@@ -263,11 +279,13 @@
     </w:p>
     <w:p>
       <w:pPr>
-        <w:pStyle w:val="18"/>
+        <w:pStyle w:val="a6"/>
         <w:numPr>
           <w:ilvl w:val="1"/>
           <w:numId w:val="4"/>
         </w:numPr>
+        <w:spacing w:line="360" w:lineRule="auto"/>
+        <w:ind w:firstLine="709"/>
         <w:jc w:val="both"/>
         <w:rPr>
           <w:color w:val="000000"/>
@@ -288,11 +306,13 @@
     </w:p>
     <w:p>
       <w:pPr>
-        <w:pStyle w:val="18"/>
+        <w:pStyle w:val="a6"/>
         <w:numPr>
           <w:ilvl w:val="1"/>
           <w:numId w:val="4"/>
         </w:numPr>
+        <w:spacing w:line="360" w:lineRule="auto"/>
+        <w:ind w:firstLine="709"/>
         <w:jc w:val="both"/>
         <w:rPr>
           <w:color w:val="000000"/>
@@ -313,11 +333,13 @@
     </w:p>
     <w:p>
       <w:pPr>
-        <w:pStyle w:val="18"/>
+        <w:pStyle w:val="a6"/>
         <w:numPr>
           <w:ilvl w:val="1"/>
           <w:numId w:val="4"/>
         </w:numPr>
+        <w:spacing w:line="360" w:lineRule="auto"/>
+        <w:ind w:firstLine="709"/>
         <w:jc w:val="both"/>
         <w:rPr>
           <w:color w:val="000000"/>
@@ -338,11 +360,13 @@
     </w:p>
     <w:p>
       <w:pPr>
-        <w:pStyle w:val="18"/>
+        <w:pStyle w:val="a6"/>
         <w:numPr>
           <w:ilvl w:val="1"/>
           <w:numId w:val="4"/>
         </w:numPr>
+        <w:spacing w:line="360" w:lineRule="auto"/>
+        <w:ind w:firstLine="709"/>
         <w:jc w:val="both"/>
         <w:rPr>
           <w:color w:val="000000"/>
@@ -363,11 +387,13 @@
     </w:p>
     <w:p>
       <w:pPr>
-        <w:pStyle w:val="18"/>
+        <w:pStyle w:val="a6"/>
         <w:numPr>
           <w:ilvl w:val="0"/>
           <w:numId w:val="4"/>
         </w:numPr>
+        <w:spacing w:line="360" w:lineRule="auto"/>
+        <w:ind w:firstLine="709"/>
         <w:jc w:val="both"/>
         <w:rPr>
           <w:color w:val="000000"/>
@@ -388,36 +414,51 @@
     </w:p>
     <w:p>
       <w:pPr>
-        <w:pStyle w:val="18"/>
+        <w:pStyle w:val="a6"/>
         <w:numPr>
           <w:ilvl w:val="1"/>
           <w:numId w:val="5"/>
         </w:numPr>
-        <w:jc w:val="both"/>
-        <w:rPr>
-          <w:color w:val="000000"/>
-          <w:sz w:val="28"/>
-          <w:szCs w:val="28"/>
-          <w:lang w:val="ru-RU"/>
-        </w:rPr>
-      </w:pPr>
-      <w:r>
-        <w:rPr>
-          <w:color w:val="000000"/>
-          <w:sz w:val="28"/>
-          <w:szCs w:val="28"/>
-          <w:lang w:val="ru-RU"/>
-        </w:rPr>
-        <w:t>Godot Engine был выбран в качестве основного инструмента разработки по следующим причинам:</w:t>
-      </w:r>
-    </w:p>
-    <w:p>
-      <w:pPr>
-        <w:pStyle w:val="18"/>
+        <w:spacing w:line="360" w:lineRule="auto"/>
+        <w:ind w:firstLine="709"/>
+        <w:jc w:val="both"/>
+        <w:rPr>
+          <w:color w:val="000000"/>
+          <w:sz w:val="28"/>
+          <w:szCs w:val="28"/>
+          <w:lang w:val="ru-RU"/>
+        </w:rPr>
+      </w:pPr>
+      <w:proofErr w:type="spellStart"/>
+      <w:r>
+        <w:rPr>
+          <w:color w:val="000000"/>
+          <w:sz w:val="28"/>
+          <w:szCs w:val="28"/>
+          <w:lang w:val="ru-RU"/>
+        </w:rPr>
+        <w:t>Godot</w:t>
+      </w:r>
+      <w:proofErr w:type="spellEnd"/>
+      <w:r>
+        <w:rPr>
+          <w:color w:val="000000"/>
+          <w:sz w:val="28"/>
+          <w:szCs w:val="28"/>
+          <w:lang w:val="ru-RU"/>
+        </w:rPr>
+        <w:t xml:space="preserve"> Engine был выбран в качестве основного инструмента разработки по следующим причинам:</w:t>
+      </w:r>
+    </w:p>
+    <w:p>
+      <w:pPr>
+        <w:pStyle w:val="a6"/>
         <w:numPr>
           <w:ilvl w:val="1"/>
           <w:numId w:val="5"/>
         </w:numPr>
+        <w:spacing w:line="360" w:lineRule="auto"/>
+        <w:ind w:firstLine="709"/>
         <w:jc w:val="both"/>
         <w:rPr>
           <w:color w:val="000000"/>
@@ -438,36 +479,51 @@
     </w:p>
     <w:p>
       <w:pPr>
-        <w:pStyle w:val="18"/>
+        <w:pStyle w:val="a6"/>
         <w:numPr>
           <w:ilvl w:val="1"/>
           <w:numId w:val="5"/>
         </w:numPr>
-        <w:jc w:val="both"/>
-        <w:rPr>
-          <w:color w:val="000000"/>
-          <w:sz w:val="28"/>
-          <w:szCs w:val="28"/>
-          <w:lang w:val="ru-RU"/>
-        </w:rPr>
-      </w:pPr>
-      <w:r>
-        <w:rPr>
-          <w:color w:val="000000"/>
-          <w:sz w:val="28"/>
-          <w:szCs w:val="28"/>
-          <w:lang w:val="ru-RU"/>
-        </w:rPr>
-        <w:t>Встроенная поддержка GDScript</w:t>
-      </w:r>
-    </w:p>
-    <w:p>
-      <w:pPr>
-        <w:pStyle w:val="18"/>
+        <w:spacing w:line="360" w:lineRule="auto"/>
+        <w:ind w:firstLine="709"/>
+        <w:jc w:val="both"/>
+        <w:rPr>
+          <w:color w:val="000000"/>
+          <w:sz w:val="28"/>
+          <w:szCs w:val="28"/>
+          <w:lang w:val="ru-RU"/>
+        </w:rPr>
+      </w:pPr>
+      <w:r>
+        <w:rPr>
+          <w:color w:val="000000"/>
+          <w:sz w:val="28"/>
+          <w:szCs w:val="28"/>
+          <w:lang w:val="ru-RU"/>
+        </w:rPr>
+        <w:t xml:space="preserve">Встроенная поддержка </w:t>
+      </w:r>
+      <w:proofErr w:type="spellStart"/>
+      <w:r>
+        <w:rPr>
+          <w:color w:val="000000"/>
+          <w:sz w:val="28"/>
+          <w:szCs w:val="28"/>
+          <w:lang w:val="ru-RU"/>
+        </w:rPr>
+        <w:t>GDScript</w:t>
+      </w:r>
+      <w:proofErr w:type="spellEnd"/>
+    </w:p>
+    <w:p>
+      <w:pPr>
+        <w:pStyle w:val="a6"/>
         <w:numPr>
           <w:ilvl w:val="1"/>
           <w:numId w:val="5"/>
         </w:numPr>
+        <w:spacing w:line="360" w:lineRule="auto"/>
+        <w:ind w:firstLine="709"/>
         <w:jc w:val="both"/>
         <w:rPr>
           <w:color w:val="000000"/>
@@ -488,11 +544,13 @@
     </w:p>
     <w:p>
       <w:pPr>
-        <w:pStyle w:val="18"/>
+        <w:pStyle w:val="a6"/>
         <w:numPr>
           <w:ilvl w:val="1"/>
           <w:numId w:val="5"/>
         </w:numPr>
+        <w:spacing w:line="360" w:lineRule="auto"/>
+        <w:ind w:firstLine="709"/>
         <w:jc w:val="both"/>
         <w:rPr>
           <w:color w:val="000000"/>
@@ -513,11 +571,13 @@
     </w:p>
     <w:p>
       <w:pPr>
-        <w:pStyle w:val="18"/>
+        <w:pStyle w:val="a6"/>
         <w:numPr>
           <w:ilvl w:val="1"/>
           <w:numId w:val="5"/>
         </w:numPr>
+        <w:spacing w:line="360" w:lineRule="auto"/>
+        <w:ind w:firstLine="709"/>
         <w:jc w:val="both"/>
         <w:rPr>
           <w:color w:val="000000"/>
@@ -538,11 +598,13 @@
     </w:p>
     <w:p>
       <w:pPr>
-        <w:pStyle w:val="18"/>
+        <w:pStyle w:val="a6"/>
         <w:numPr>
           <w:ilvl w:val="0"/>
           <w:numId w:val="5"/>
         </w:numPr>
+        <w:spacing w:line="360" w:lineRule="auto"/>
+        <w:ind w:firstLine="709"/>
         <w:jc w:val="both"/>
         <w:rPr>
           <w:color w:val="000000"/>
@@ -563,11 +625,13 @@
     </w:p>
     <w:p>
       <w:pPr>
-        <w:pStyle w:val="18"/>
+        <w:pStyle w:val="a6"/>
         <w:numPr>
           <w:ilvl w:val="1"/>
           <w:numId w:val="5"/>
         </w:numPr>
+        <w:spacing w:line="360" w:lineRule="auto"/>
+        <w:ind w:firstLine="709"/>
         <w:jc w:val="both"/>
         <w:rPr>
           <w:color w:val="000000"/>
@@ -588,11 +652,13 @@
     </w:p>
     <w:p>
       <w:pPr>
-        <w:pStyle w:val="18"/>
+        <w:pStyle w:val="a6"/>
         <w:numPr>
           <w:ilvl w:val="1"/>
           <w:numId w:val="5"/>
         </w:numPr>
+        <w:spacing w:line="360" w:lineRule="auto"/>
+        <w:ind w:firstLine="709"/>
         <w:jc w:val="both"/>
         <w:rPr>
           <w:color w:val="000000"/>
@@ -613,11 +679,13 @@
     </w:p>
     <w:p>
       <w:pPr>
-        <w:pStyle w:val="18"/>
+        <w:pStyle w:val="a6"/>
         <w:numPr>
           <w:ilvl w:val="1"/>
           <w:numId w:val="5"/>
         </w:numPr>
+        <w:spacing w:line="360" w:lineRule="auto"/>
+        <w:ind w:firstLine="709"/>
         <w:jc w:val="both"/>
         <w:rPr>
           <w:color w:val="000000"/>
@@ -638,36 +706,41 @@
     </w:p>
     <w:p>
       <w:pPr>
-        <w:pStyle w:val="18"/>
+        <w:pStyle w:val="a6"/>
         <w:numPr>
           <w:ilvl w:val="1"/>
           <w:numId w:val="5"/>
         </w:numPr>
-        <w:jc w:val="both"/>
-        <w:rPr>
-          <w:color w:val="000000"/>
-          <w:sz w:val="28"/>
-          <w:szCs w:val="28"/>
-          <w:lang w:val="ru-RU"/>
-        </w:rPr>
-      </w:pPr>
-      <w:r>
-        <w:rPr>
-          <w:color w:val="000000"/>
-          <w:sz w:val="28"/>
-          <w:szCs w:val="28"/>
-          <w:lang w:val="ru-RU"/>
-        </w:rPr>
+        <w:spacing w:line="360" w:lineRule="auto"/>
+        <w:ind w:firstLine="709"/>
+        <w:jc w:val="both"/>
+        <w:rPr>
+          <w:color w:val="000000"/>
+          <w:sz w:val="28"/>
+          <w:szCs w:val="28"/>
+          <w:lang w:val="ru-RU"/>
+        </w:rPr>
+      </w:pPr>
+      <w:r>
+        <w:rPr>
+          <w:color w:val="000000"/>
+          <w:sz w:val="28"/>
+          <w:szCs w:val="28"/>
+          <w:lang w:val="ru-RU"/>
+        </w:rPr>
+        <w:lastRenderedPageBreak/>
         <w:t>Широкие возможности для масштабирования</w:t>
       </w:r>
     </w:p>
     <w:p>
       <w:pPr>
-        <w:pStyle w:val="18"/>
+        <w:pStyle w:val="a6"/>
         <w:numPr>
           <w:ilvl w:val="1"/>
           <w:numId w:val="5"/>
         </w:numPr>
+        <w:spacing w:line="360" w:lineRule="auto"/>
+        <w:ind w:firstLine="709"/>
         <w:jc w:val="both"/>
         <w:rPr>
           <w:color w:val="000000"/>
@@ -688,11 +761,13 @@
     </w:p>
     <w:p>
       <w:pPr>
-        <w:pStyle w:val="18"/>
+        <w:pStyle w:val="a6"/>
         <w:numPr>
           <w:ilvl w:val="0"/>
           <w:numId w:val="5"/>
         </w:numPr>
+        <w:spacing w:line="360" w:lineRule="auto"/>
+        <w:ind w:firstLine="709"/>
         <w:jc w:val="both"/>
         <w:rPr>
           <w:color w:val="000000"/>
@@ -713,19 +788,20 @@
     </w:p>
     <w:p>
       <w:pPr>
-        <w:pStyle w:val="18"/>
+        <w:pStyle w:val="a6"/>
         <w:numPr>
           <w:ilvl w:val="1"/>
           <w:numId w:val="5"/>
         </w:numPr>
-        <w:rPr>
-          <w:color w:val="000000"/>
-          <w:sz w:val="28"/>
-          <w:szCs w:val="28"/>
-          <w:lang w:val="ru-RU"/>
-        </w:rPr>
-      </w:pPr>
-      <w:bookmarkStart w:id="2" w:name="_GoBack"/>
+        <w:spacing w:line="360" w:lineRule="auto"/>
+        <w:ind w:firstLine="709"/>
+        <w:rPr>
+          <w:color w:val="000000"/>
+          <w:sz w:val="28"/>
+          <w:szCs w:val="28"/>
+          <w:lang w:val="ru-RU"/>
+        </w:rPr>
+      </w:pPr>
       <w:r>
         <w:rPr>
           <w:color w:val="000000"/>
@@ -738,11 +814,13 @@
     </w:p>
     <w:p>
       <w:pPr>
-        <w:pStyle w:val="18"/>
+        <w:pStyle w:val="a6"/>
         <w:numPr>
           <w:ilvl w:val="1"/>
           <w:numId w:val="5"/>
         </w:numPr>
+        <w:spacing w:line="360" w:lineRule="auto"/>
+        <w:ind w:firstLine="709"/>
         <w:rPr>
           <w:color w:val="000000"/>
           <w:sz w:val="28"/>
@@ -762,11 +840,13 @@
     </w:p>
     <w:p>
       <w:pPr>
-        <w:pStyle w:val="18"/>
+        <w:pStyle w:val="a6"/>
         <w:numPr>
           <w:ilvl w:val="1"/>
           <w:numId w:val="5"/>
         </w:numPr>
+        <w:spacing w:line="360" w:lineRule="auto"/>
+        <w:ind w:firstLine="709"/>
         <w:rPr>
           <w:color w:val="000000"/>
           <w:sz w:val="28"/>
@@ -786,11 +866,13 @@
     </w:p>
     <w:p>
       <w:pPr>
-        <w:pStyle w:val="18"/>
+        <w:pStyle w:val="a6"/>
         <w:numPr>
           <w:ilvl w:val="1"/>
           <w:numId w:val="5"/>
         </w:numPr>
+        <w:spacing w:line="360" w:lineRule="auto"/>
+        <w:ind w:firstLine="709"/>
         <w:rPr>
           <w:color w:val="000000"/>
           <w:sz w:val="28"/>
@@ -810,11 +892,13 @@
     </w:p>
     <w:p>
       <w:pPr>
-        <w:pStyle w:val="18"/>
+        <w:pStyle w:val="a6"/>
         <w:numPr>
           <w:ilvl w:val="1"/>
           <w:numId w:val="5"/>
         </w:numPr>
+        <w:spacing w:line="360" w:lineRule="auto"/>
+        <w:ind w:firstLine="709"/>
         <w:rPr>
           <w:color w:val="000000"/>
           <w:sz w:val="28"/>
@@ -832,14 +916,15 @@
         <w:t>Покупки (списки продуктов)</w:t>
       </w:r>
     </w:p>
-    <w:bookmarkEnd w:id="2"/>
-    <w:p>
-      <w:pPr>
-        <w:pStyle w:val="18"/>
+    <w:p>
+      <w:pPr>
+        <w:pStyle w:val="a6"/>
         <w:numPr>
           <w:ilvl w:val="0"/>
           <w:numId w:val="5"/>
         </w:numPr>
+        <w:spacing w:line="360" w:lineRule="auto"/>
+        <w:ind w:firstLine="709"/>
         <w:jc w:val="both"/>
         <w:rPr>
           <w:color w:val="000000"/>
@@ -860,11 +945,13 @@
     </w:p>
     <w:p>
       <w:pPr>
-        <w:pStyle w:val="18"/>
+        <w:pStyle w:val="a6"/>
         <w:numPr>
           <w:ilvl w:val="1"/>
           <w:numId w:val="5"/>
         </w:numPr>
+        <w:spacing w:line="360" w:lineRule="auto"/>
+        <w:ind w:firstLine="709"/>
         <w:jc w:val="both"/>
         <w:rPr>
           <w:color w:val="000000"/>
@@ -885,11 +972,13 @@
     </w:p>
     <w:p>
       <w:pPr>
-        <w:pStyle w:val="18"/>
+        <w:pStyle w:val="a6"/>
         <w:numPr>
           <w:ilvl w:val="1"/>
           <w:numId w:val="5"/>
         </w:numPr>
+        <w:spacing w:line="360" w:lineRule="auto"/>
+        <w:ind w:firstLine="709"/>
         <w:jc w:val="both"/>
         <w:rPr>
           <w:color w:val="000000"/>
@@ -910,11 +999,13 @@
     </w:p>
     <w:p>
       <w:pPr>
-        <w:pStyle w:val="18"/>
+        <w:pStyle w:val="a6"/>
         <w:numPr>
           <w:ilvl w:val="1"/>
           <w:numId w:val="5"/>
         </w:numPr>
+        <w:spacing w:line="360" w:lineRule="auto"/>
+        <w:ind w:firstLine="709"/>
         <w:jc w:val="both"/>
         <w:rPr>
           <w:color w:val="000000"/>
@@ -935,11 +1026,13 @@
     </w:p>
     <w:p>
       <w:pPr>
-        <w:pStyle w:val="18"/>
+        <w:pStyle w:val="a6"/>
         <w:numPr>
           <w:ilvl w:val="1"/>
           <w:numId w:val="5"/>
         </w:numPr>
+        <w:spacing w:line="360" w:lineRule="auto"/>
+        <w:ind w:firstLine="709"/>
         <w:jc w:val="both"/>
         <w:rPr>
           <w:color w:val="000000"/>
@@ -960,12 +1053,13 @@
     </w:p>
     <w:p>
       <w:pPr>
-        <w:pStyle w:val="18"/>
+        <w:pStyle w:val="a6"/>
         <w:numPr>
           <w:ilvl w:val="0"/>
           <w:numId w:val="5"/>
         </w:numPr>
-        <w:ind w:left="1078" w:hanging="369"/>
+        <w:spacing w:line="360" w:lineRule="auto"/>
+        <w:ind w:left="1078" w:firstLine="709"/>
         <w:jc w:val="both"/>
         <w:rPr>
           <w:color w:val="000000"/>
@@ -986,11 +1080,13 @@
     </w:p>
     <w:p>
       <w:pPr>
-        <w:pStyle w:val="18"/>
+        <w:pStyle w:val="a6"/>
         <w:numPr>
           <w:ilvl w:val="1"/>
           <w:numId w:val="5"/>
         </w:numPr>
+        <w:spacing w:line="360" w:lineRule="auto"/>
+        <w:ind w:firstLine="709"/>
         <w:jc w:val="both"/>
         <w:rPr>
           <w:color w:val="000000"/>
@@ -1011,11 +1107,13 @@
     </w:p>
     <w:p>
       <w:pPr>
-        <w:pStyle w:val="18"/>
+        <w:pStyle w:val="a6"/>
         <w:numPr>
           <w:ilvl w:val="1"/>
           <w:numId w:val="5"/>
         </w:numPr>
+        <w:spacing w:line="360" w:lineRule="auto"/>
+        <w:ind w:firstLine="709"/>
         <w:jc w:val="both"/>
         <w:rPr>
           <w:color w:val="000000"/>
@@ -1036,11 +1134,13 @@
     </w:p>
     <w:p>
       <w:pPr>
-        <w:pStyle w:val="18"/>
+        <w:pStyle w:val="a6"/>
         <w:numPr>
           <w:ilvl w:val="1"/>
           <w:numId w:val="5"/>
         </w:numPr>
+        <w:spacing w:line="360" w:lineRule="auto"/>
+        <w:ind w:firstLine="709"/>
         <w:jc w:val="both"/>
         <w:rPr>
           <w:color w:val="000000"/>
@@ -1061,11 +1161,13 @@
     </w:p>
     <w:p>
       <w:pPr>
-        <w:pStyle w:val="18"/>
+        <w:pStyle w:val="a6"/>
         <w:numPr>
           <w:ilvl w:val="1"/>
           <w:numId w:val="5"/>
         </w:numPr>
+        <w:spacing w:line="360" w:lineRule="auto"/>
+        <w:ind w:firstLine="709"/>
         <w:jc w:val="both"/>
         <w:rPr>
           <w:color w:val="000000"/>
@@ -1086,6 +1188,7 @@
     </w:p>
     <w:p>
       <w:pPr>
+        <w:spacing w:line="360" w:lineRule="auto"/>
         <w:ind w:firstLine="709"/>
         <w:rPr>
           <w:color w:val="000000"/>
@@ -1106,9 +1209,9 @@
     </w:p>
     <w:p>
       <w:pPr>
-        <w:pStyle w:val="2"/>
+        <w:pStyle w:val="1"/>
         <w:keepNext w:val="0"/>
-        <w:spacing w:before="360" w:after="360" w:line="360" w:lineRule="auto"/>
+        <w:spacing w:before="0" w:after="0"/>
         <w:ind w:firstLine="709"/>
         <w:jc w:val="left"/>
         <w:rPr>
@@ -1119,6 +1222,7 @@
         <w:rPr>
           <w:lang w:val="ru-RU"/>
         </w:rPr>
+        <w:lastRenderedPageBreak/>
         <w:t xml:space="preserve">1.2 </w:t>
       </w:r>
       <w:r>
@@ -1127,13 +1231,6 @@
     </w:p>
     <w:p>
       <w:pPr>
-        <w:pBdr>
-          <w:top w:val="none" w:color="auto" w:sz="0" w:space="0"/>
-          <w:left w:val="none" w:color="auto" w:sz="0" w:space="0"/>
-          <w:bottom w:val="none" w:color="auto" w:sz="0" w:space="0"/>
-          <w:right w:val="none" w:color="auto" w:sz="0" w:space="0"/>
-          <w:between w:val="none" w:color="auto" w:sz="0" w:space="0"/>
-        </w:pBdr>
         <w:spacing w:line="360" w:lineRule="auto"/>
         <w:ind w:firstLine="709"/>
         <w:jc w:val="both"/>
@@ -1154,13 +1251,6 @@
     </w:p>
     <w:p>
       <w:pPr>
-        <w:pBdr>
-          <w:top w:val="none" w:color="auto" w:sz="0" w:space="0"/>
-          <w:left w:val="none" w:color="auto" w:sz="0" w:space="0"/>
-          <w:bottom w:val="none" w:color="auto" w:sz="0" w:space="0"/>
-          <w:right w:val="none" w:color="auto" w:sz="0" w:space="0"/>
-          <w:between w:val="none" w:color="auto" w:sz="0" w:space="0"/>
-        </w:pBdr>
         <w:spacing w:line="360" w:lineRule="auto"/>
         <w:ind w:firstLine="709"/>
         <w:jc w:val="both"/>
@@ -1181,13 +1271,6 @@
     </w:p>
     <w:p>
       <w:pPr>
-        <w:pBdr>
-          <w:top w:val="none" w:color="auto" w:sz="0" w:space="0"/>
-          <w:left w:val="none" w:color="auto" w:sz="0" w:space="0"/>
-          <w:bottom w:val="none" w:color="auto" w:sz="0" w:space="0"/>
-          <w:right w:val="none" w:color="auto" w:sz="0" w:space="0"/>
-          <w:between w:val="none" w:color="auto" w:sz="0" w:space="0"/>
-        </w:pBdr>
         <w:tabs>
           <w:tab w:val="left" w:pos="142"/>
         </w:tabs>
@@ -1211,24 +1294,19 @@
     </w:p>
     <w:tbl>
       <w:tblPr>
-        <w:tblStyle w:val="15"/>
+        <w:tblStyle w:val="Style13"/>
         <w:tblW w:w="9974" w:type="dxa"/>
         <w:tblInd w:w="108" w:type="dxa"/>
         <w:tblBorders>
-          <w:top w:val="single" w:color="000000" w:sz="4" w:space="0"/>
-          <w:left w:val="single" w:color="000000" w:sz="4" w:space="0"/>
-          <w:bottom w:val="single" w:color="000000" w:sz="4" w:space="0"/>
-          <w:right w:val="single" w:color="000000" w:sz="4" w:space="0"/>
-          <w:insideH w:val="single" w:color="000000" w:sz="4" w:space="0"/>
-          <w:insideV w:val="single" w:color="000000" w:sz="4" w:space="0"/>
+          <w:top w:val="single" w:sz="4" w:space="0" w:color="000000"/>
+          <w:left w:val="single" w:sz="4" w:space="0" w:color="000000"/>
+          <w:bottom w:val="single" w:sz="4" w:space="0" w:color="000000"/>
+          <w:right w:val="single" w:sz="4" w:space="0" w:color="000000"/>
+          <w:insideH w:val="single" w:sz="4" w:space="0" w:color="000000"/>
+          <w:insideV w:val="single" w:sz="4" w:space="0" w:color="000000"/>
         </w:tblBorders>
         <w:tblLayout w:type="fixed"/>
-        <w:tblCellMar>
-          <w:top w:w="0" w:type="dxa"/>
-          <w:left w:w="115" w:type="dxa"/>
-          <w:bottom w:w="0" w:type="dxa"/>
-          <w:right w:w="115" w:type="dxa"/>
-        </w:tblCellMar>
+        <w:tblLook w:val="04A0" w:firstRow="1" w:lastRow="0" w:firstColumn="1" w:lastColumn="0" w:noHBand="0" w:noVBand="1"/>
       </w:tblPr>
       <w:tblGrid>
         <w:gridCol w:w="3715"/>
@@ -1237,24 +1315,8 @@
         <w:gridCol w:w="1585"/>
       </w:tblGrid>
       <w:tr>
-        <w:tblPrEx>
-          <w:tblBorders>
-            <w:top w:val="single" w:color="000000" w:sz="4" w:space="0"/>
-            <w:left w:val="single" w:color="000000" w:sz="4" w:space="0"/>
-            <w:bottom w:val="single" w:color="000000" w:sz="4" w:space="0"/>
-            <w:right w:val="single" w:color="000000" w:sz="4" w:space="0"/>
-            <w:insideH w:val="single" w:color="000000" w:sz="4" w:space="0"/>
-            <w:insideV w:val="single" w:color="000000" w:sz="4" w:space="0"/>
-          </w:tblBorders>
-          <w:tblCellMar>
-            <w:top w:w="0" w:type="dxa"/>
-            <w:left w:w="115" w:type="dxa"/>
-            <w:bottom w:w="0" w:type="dxa"/>
-            <w:right w:w="115" w:type="dxa"/>
-          </w:tblCellMar>
-        </w:tblPrEx>
         <w:trPr>
-          <w:trHeight w:val="418" w:hRule="atLeast"/>
+          <w:trHeight w:val="418"/>
         </w:trPr>
         <w:tc>
           <w:tcPr>
@@ -1291,6 +1353,7 @@
                 <w:szCs w:val="28"/>
               </w:rPr>
             </w:pPr>
+            <w:proofErr w:type="spellStart"/>
             <w:r>
               <w:rPr>
                 <w:sz w:val="28"/>
@@ -1298,6 +1361,7 @@
               </w:rPr>
               <w:t>GDScript</w:t>
             </w:r>
+            <w:proofErr w:type="spellEnd"/>
           </w:p>
         </w:tc>
         <w:tc>
@@ -1346,24 +1410,8 @@
         </w:tc>
       </w:tr>
       <w:tr>
-        <w:tblPrEx>
-          <w:tblBorders>
-            <w:top w:val="single" w:color="000000" w:sz="4" w:space="0"/>
-            <w:left w:val="single" w:color="000000" w:sz="4" w:space="0"/>
-            <w:bottom w:val="single" w:color="000000" w:sz="4" w:space="0"/>
-            <w:right w:val="single" w:color="000000" w:sz="4" w:space="0"/>
-            <w:insideH w:val="single" w:color="000000" w:sz="4" w:space="0"/>
-            <w:insideV w:val="single" w:color="000000" w:sz="4" w:space="0"/>
-          </w:tblBorders>
-          <w:tblCellMar>
-            <w:top w:w="0" w:type="dxa"/>
-            <w:left w:w="115" w:type="dxa"/>
-            <w:bottom w:w="0" w:type="dxa"/>
-            <w:right w:w="115" w:type="dxa"/>
-          </w:tblCellMar>
-        </w:tblPrEx>
         <w:trPr>
-          <w:trHeight w:val="418" w:hRule="atLeast"/>
+          <w:trHeight w:val="418"/>
         </w:trPr>
         <w:tc>
           <w:tcPr>
@@ -1464,24 +1512,8 @@
         </w:tc>
       </w:tr>
       <w:tr>
-        <w:tblPrEx>
-          <w:tblBorders>
-            <w:top w:val="single" w:color="000000" w:sz="4" w:space="0"/>
-            <w:left w:val="single" w:color="000000" w:sz="4" w:space="0"/>
-            <w:bottom w:val="single" w:color="000000" w:sz="4" w:space="0"/>
-            <w:right w:val="single" w:color="000000" w:sz="4" w:space="0"/>
-            <w:insideH w:val="single" w:color="000000" w:sz="4" w:space="0"/>
-            <w:insideV w:val="single" w:color="000000" w:sz="4" w:space="0"/>
-          </w:tblBorders>
-          <w:tblCellMar>
-            <w:top w:w="0" w:type="dxa"/>
-            <w:left w:w="115" w:type="dxa"/>
-            <w:bottom w:w="0" w:type="dxa"/>
-            <w:right w:w="115" w:type="dxa"/>
-          </w:tblCellMar>
-        </w:tblPrEx>
         <w:trPr>
-          <w:trHeight w:val="418" w:hRule="atLeast"/>
+          <w:trHeight w:val="418"/>
         </w:trPr>
         <w:tc>
           <w:tcPr>
@@ -1501,8 +1533,17 @@
                 <w:sz w:val="28"/>
                 <w:szCs w:val="28"/>
               </w:rPr>
-              <w:t>Интеграция с Godot</w:t>
+              <w:t xml:space="preserve">Интеграция с </w:t>
             </w:r>
+            <w:proofErr w:type="spellStart"/>
+            <w:r>
+              <w:rPr>
+                <w:sz w:val="28"/>
+                <w:szCs w:val="28"/>
+              </w:rPr>
+              <w:t>Godot</w:t>
+            </w:r>
+            <w:proofErr w:type="spellEnd"/>
           </w:p>
         </w:tc>
         <w:tc>
@@ -1575,24 +1616,8 @@
         </w:tc>
       </w:tr>
       <w:tr>
-        <w:tblPrEx>
-          <w:tblBorders>
-            <w:top w:val="single" w:color="000000" w:sz="4" w:space="0"/>
-            <w:left w:val="single" w:color="000000" w:sz="4" w:space="0"/>
-            <w:bottom w:val="single" w:color="000000" w:sz="4" w:space="0"/>
-            <w:right w:val="single" w:color="000000" w:sz="4" w:space="0"/>
-            <w:insideH w:val="single" w:color="000000" w:sz="4" w:space="0"/>
-            <w:insideV w:val="single" w:color="000000" w:sz="4" w:space="0"/>
-          </w:tblBorders>
-          <w:tblCellMar>
-            <w:top w:w="0" w:type="dxa"/>
-            <w:left w:w="115" w:type="dxa"/>
-            <w:bottom w:w="0" w:type="dxa"/>
-            <w:right w:w="115" w:type="dxa"/>
-          </w:tblCellMar>
-        </w:tblPrEx>
         <w:trPr>
-          <w:trHeight w:val="405" w:hRule="atLeast"/>
+          <w:trHeight w:val="405"/>
         </w:trPr>
         <w:tc>
           <w:tcPr>
@@ -1688,28 +1713,53 @@
     </w:tbl>
     <w:p>
       <w:pPr>
-        <w:pBdr>
-          <w:top w:val="none" w:color="auto" w:sz="0" w:space="0"/>
-          <w:left w:val="none" w:color="auto" w:sz="0" w:space="0"/>
-          <w:bottom w:val="none" w:color="auto" w:sz="0" w:space="0"/>
-          <w:right w:val="none" w:color="auto" w:sz="0" w:space="0"/>
-          <w:between w:val="none" w:color="auto" w:sz="0" w:space="0"/>
-        </w:pBdr>
-        <w:spacing w:line="360" w:lineRule="auto"/>
-        <w:ind w:firstLine="709"/>
-        <w:jc w:val="both"/>
-        <w:rPr>
-          <w:color w:val="000000"/>
-          <w:sz w:val="28"/>
-          <w:szCs w:val="28"/>
-        </w:rPr>
-      </w:pPr>
-      <w:r>
-        <w:rPr>
-          <w:sz w:val="28"/>
-          <w:szCs w:val="28"/>
-        </w:rPr>
-        <w:t>Исходя из таблицы 1, для разработки выбран язык GDScript, так как он обладает высокой скоростью разработки и полной интеграцией с Godot.</w:t>
+        <w:spacing w:line="360" w:lineRule="auto"/>
+        <w:ind w:firstLine="709"/>
+        <w:jc w:val="both"/>
+        <w:rPr>
+          <w:color w:val="000000"/>
+          <w:sz w:val="28"/>
+          <w:szCs w:val="28"/>
+        </w:rPr>
+      </w:pPr>
+      <w:r>
+        <w:rPr>
+          <w:sz w:val="28"/>
+          <w:szCs w:val="28"/>
+        </w:rPr>
+        <w:t xml:space="preserve">Исходя из таблицы 1, для разработки выбран язык </w:t>
+      </w:r>
+      <w:proofErr w:type="spellStart"/>
+      <w:r>
+        <w:rPr>
+          <w:sz w:val="28"/>
+          <w:szCs w:val="28"/>
+        </w:rPr>
+        <w:t>GDScript</w:t>
+      </w:r>
+      <w:proofErr w:type="spellEnd"/>
+      <w:r>
+        <w:rPr>
+          <w:sz w:val="28"/>
+          <w:szCs w:val="28"/>
+        </w:rPr>
+        <w:t xml:space="preserve">, так как он обладает высокой скоростью разработки и полной интеграцией с </w:t>
+      </w:r>
+      <w:proofErr w:type="spellStart"/>
+      <w:r>
+        <w:rPr>
+          <w:sz w:val="28"/>
+          <w:szCs w:val="28"/>
+        </w:rPr>
+        <w:t>Godot</w:t>
+      </w:r>
+      <w:proofErr w:type="spellEnd"/>
+      <w:r>
+        <w:rPr>
+          <w:sz w:val="28"/>
+          <w:szCs w:val="28"/>
+        </w:rPr>
+        <w:t>.</w:t>
       </w:r>
       <w:r>
         <w:rPr>
@@ -1722,13 +1772,6 @@
     </w:p>
     <w:p>
       <w:pPr>
-        <w:pBdr>
-          <w:top w:val="none" w:color="auto" w:sz="0" w:space="0"/>
-          <w:left w:val="none" w:color="auto" w:sz="0" w:space="0"/>
-          <w:bottom w:val="none" w:color="auto" w:sz="0" w:space="0"/>
-          <w:right w:val="none" w:color="auto" w:sz="0" w:space="0"/>
-          <w:between w:val="none" w:color="auto" w:sz="0" w:space="0"/>
-        </w:pBdr>
         <w:spacing w:line="360" w:lineRule="auto"/>
         <w:ind w:firstLine="709"/>
         <w:jc w:val="both"/>
@@ -1749,13 +1792,6 @@
     </w:p>
     <w:p>
       <w:pPr>
-        <w:pBdr>
-          <w:top w:val="none" w:color="auto" w:sz="0" w:space="0"/>
-          <w:left w:val="none" w:color="auto" w:sz="0" w:space="0"/>
-          <w:bottom w:val="none" w:color="auto" w:sz="0" w:space="0"/>
-          <w:right w:val="none" w:color="auto" w:sz="0" w:space="0"/>
-          <w:between w:val="none" w:color="auto" w:sz="0" w:space="0"/>
-        </w:pBdr>
         <w:spacing w:line="360" w:lineRule="auto"/>
         <w:ind w:firstLine="709"/>
         <w:jc w:val="both"/>
@@ -1793,24 +1829,19 @@
     </w:p>
     <w:tbl>
       <w:tblPr>
-        <w:tblStyle w:val="17"/>
+        <w:tblStyle w:val="Style15"/>
         <w:tblW w:w="9803" w:type="dxa"/>
         <w:tblInd w:w="108" w:type="dxa"/>
         <w:tblBorders>
-          <w:top w:val="single" w:color="000000" w:sz="4" w:space="0"/>
-          <w:left w:val="single" w:color="000000" w:sz="4" w:space="0"/>
-          <w:bottom w:val="single" w:color="000000" w:sz="4" w:space="0"/>
-          <w:right w:val="single" w:color="000000" w:sz="4" w:space="0"/>
-          <w:insideH w:val="single" w:color="000000" w:sz="4" w:space="0"/>
-          <w:insideV w:val="single" w:color="000000" w:sz="4" w:space="0"/>
+          <w:top w:val="single" w:sz="4" w:space="0" w:color="000000"/>
+          <w:left w:val="single" w:sz="4" w:space="0" w:color="000000"/>
+          <w:bottom w:val="single" w:sz="4" w:space="0" w:color="000000"/>
+          <w:right w:val="single" w:sz="4" w:space="0" w:color="000000"/>
+          <w:insideH w:val="single" w:sz="4" w:space="0" w:color="000000"/>
+          <w:insideV w:val="single" w:sz="4" w:space="0" w:color="000000"/>
         </w:tblBorders>
         <w:tblLayout w:type="fixed"/>
-        <w:tblCellMar>
-          <w:top w:w="0" w:type="dxa"/>
-          <w:left w:w="115" w:type="dxa"/>
-          <w:bottom w:w="0" w:type="dxa"/>
-          <w:right w:w="115" w:type="dxa"/>
-        </w:tblCellMar>
+        <w:tblLook w:val="04A0" w:firstRow="1" w:lastRow="0" w:firstColumn="1" w:lastColumn="0" w:noHBand="0" w:noVBand="1"/>
       </w:tblPr>
       <w:tblGrid>
         <w:gridCol w:w="3715"/>
@@ -1819,16 +1850,6 @@
         <w:gridCol w:w="1411"/>
       </w:tblGrid>
       <w:tr>
-        <w:tblPrEx>
-          <w:tblBorders>
-            <w:top w:val="single" w:color="000000" w:sz="4" w:space="0"/>
-            <w:left w:val="single" w:color="000000" w:sz="4" w:space="0"/>
-            <w:bottom w:val="single" w:color="000000" w:sz="4" w:space="0"/>
-            <w:right w:val="single" w:color="000000" w:sz="4" w:space="0"/>
-            <w:insideH w:val="single" w:color="000000" w:sz="4" w:space="0"/>
-            <w:insideV w:val="single" w:color="000000" w:sz="4" w:space="0"/>
-          </w:tblBorders>
-        </w:tblPrEx>
         <w:tc>
           <w:tcPr>
             <w:tcW w:w="3715" w:type="dxa"/>
@@ -1888,6 +1909,7 @@
                 <w:szCs w:val="28"/>
               </w:rPr>
             </w:pPr>
+            <w:proofErr w:type="spellStart"/>
             <w:r>
               <w:rPr>
                 <w:sz w:val="28"/>
@@ -1895,6 +1917,7 @@
               </w:rPr>
               <w:t>PostgreSQL</w:t>
             </w:r>
+            <w:proofErr w:type="spellEnd"/>
           </w:p>
         </w:tc>
         <w:tc>
@@ -1929,22 +1952,6 @@
         </w:tc>
       </w:tr>
       <w:tr>
-        <w:tblPrEx>
-          <w:tblBorders>
-            <w:top w:val="single" w:color="000000" w:sz="4" w:space="0"/>
-            <w:left w:val="single" w:color="000000" w:sz="4" w:space="0"/>
-            <w:bottom w:val="single" w:color="000000" w:sz="4" w:space="0"/>
-            <w:right w:val="single" w:color="000000" w:sz="4" w:space="0"/>
-            <w:insideH w:val="single" w:color="000000" w:sz="4" w:space="0"/>
-            <w:insideV w:val="single" w:color="000000" w:sz="4" w:space="0"/>
-          </w:tblBorders>
-          <w:tblCellMar>
-            <w:top w:w="0" w:type="dxa"/>
-            <w:left w:w="115" w:type="dxa"/>
-            <w:bottom w:w="0" w:type="dxa"/>
-            <w:right w:w="115" w:type="dxa"/>
-          </w:tblCellMar>
-        </w:tblPrEx>
         <w:tc>
           <w:tcPr>
             <w:tcW w:w="3715" w:type="dxa"/>
@@ -2037,22 +2044,6 @@
         </w:tc>
       </w:tr>
       <w:tr>
-        <w:tblPrEx>
-          <w:tblBorders>
-            <w:top w:val="single" w:color="000000" w:sz="4" w:space="0"/>
-            <w:left w:val="single" w:color="000000" w:sz="4" w:space="0"/>
-            <w:bottom w:val="single" w:color="000000" w:sz="4" w:space="0"/>
-            <w:right w:val="single" w:color="000000" w:sz="4" w:space="0"/>
-            <w:insideH w:val="single" w:color="000000" w:sz="4" w:space="0"/>
-            <w:insideV w:val="single" w:color="000000" w:sz="4" w:space="0"/>
-          </w:tblBorders>
-          <w:tblCellMar>
-            <w:top w:w="0" w:type="dxa"/>
-            <w:left w:w="115" w:type="dxa"/>
-            <w:bottom w:w="0" w:type="dxa"/>
-            <w:right w:w="115" w:type="dxa"/>
-          </w:tblCellMar>
-        </w:tblPrEx>
         <w:tc>
           <w:tcPr>
             <w:tcW w:w="3715" w:type="dxa"/>
@@ -2145,22 +2136,6 @@
         </w:tc>
       </w:tr>
       <w:tr>
-        <w:tblPrEx>
-          <w:tblBorders>
-            <w:top w:val="single" w:color="000000" w:sz="4" w:space="0"/>
-            <w:left w:val="single" w:color="000000" w:sz="4" w:space="0"/>
-            <w:bottom w:val="single" w:color="000000" w:sz="4" w:space="0"/>
-            <w:right w:val="single" w:color="000000" w:sz="4" w:space="0"/>
-            <w:insideH w:val="single" w:color="000000" w:sz="4" w:space="0"/>
-            <w:insideV w:val="single" w:color="000000" w:sz="4" w:space="0"/>
-          </w:tblBorders>
-          <w:tblCellMar>
-            <w:top w:w="0" w:type="dxa"/>
-            <w:left w:w="115" w:type="dxa"/>
-            <w:bottom w:w="0" w:type="dxa"/>
-            <w:right w:w="115" w:type="dxa"/>
-          </w:tblCellMar>
-        </w:tblPrEx>
         <w:tc>
           <w:tcPr>
             <w:tcW w:w="3715" w:type="dxa"/>
@@ -2255,47 +2230,58 @@
     </w:tbl>
     <w:p>
       <w:pPr>
-        <w:pBdr>
-          <w:top w:val="none" w:color="auto" w:sz="0" w:space="0"/>
-          <w:left w:val="none" w:color="auto" w:sz="0" w:space="0"/>
-          <w:bottom w:val="none" w:color="auto" w:sz="0" w:space="0"/>
-          <w:right w:val="none" w:color="auto" w:sz="0" w:space="0"/>
-          <w:between w:val="none" w:color="auto" w:sz="0" w:space="0"/>
-        </w:pBdr>
-        <w:spacing w:before="240" w:line="360" w:lineRule="auto"/>
-        <w:ind w:firstLine="709"/>
-        <w:jc w:val="both"/>
-        <w:rPr>
-          <w:sz w:val="28"/>
-          <w:szCs w:val="28"/>
-        </w:rPr>
-      </w:pPr>
-      <w:r>
-        <w:rPr>
-          <w:color w:val="000000"/>
-          <w:sz w:val="28"/>
-          <w:szCs w:val="28"/>
-        </w:rPr>
-        <w:t>Исходя из таблицы 2, в качестве СУБД выбрана SQLite, так как она не требует сервера и удобна для настольных приложений.</w:t>
+        <w:spacing w:line="360" w:lineRule="auto"/>
+        <w:ind w:firstLine="709"/>
+        <w:jc w:val="both"/>
+        <w:rPr>
+          <w:sz w:val="28"/>
+          <w:szCs w:val="28"/>
+        </w:rPr>
+      </w:pPr>
+      <w:r>
+        <w:rPr>
+          <w:color w:val="000000"/>
+          <w:sz w:val="28"/>
+          <w:szCs w:val="28"/>
+        </w:rPr>
+        <w:t xml:space="preserve">Исходя из таблицы 2, в качестве СУБД выбрана </w:t>
+      </w:r>
+      <w:proofErr w:type="spellStart"/>
+      <w:r>
+        <w:rPr>
+          <w:color w:val="000000"/>
+          <w:sz w:val="28"/>
+          <w:szCs w:val="28"/>
+        </w:rPr>
+        <w:t>SQLite</w:t>
+      </w:r>
+      <w:proofErr w:type="spellEnd"/>
+      <w:r>
+        <w:rPr>
+          <w:color w:val="000000"/>
+          <w:sz w:val="28"/>
+          <w:szCs w:val="28"/>
+        </w:rPr>
+        <w:t>, так как она не требует сервера и удобна для настольных приложений.</w:t>
       </w:r>
     </w:p>
     <w:sectPr>
       <w:pgSz w:w="11906" w:h="16838"/>
       <w:pgMar w:top="1134" w:right="567" w:bottom="1134" w:left="1701" w:header="709" w:footer="709" w:gutter="0"/>
       <w:pgNumType w:start="1"/>
-      <w:cols w:space="720" w:num="1"/>
+      <w:cols w:space="720"/>
     </w:sectPr>
   </w:body>
 </w:document>
 </file>
 
 <file path=word/numbering.xml><?xml version="1.0" encoding="utf-8"?>
-<w:numbering xmlns:wpc="http://schemas.microsoft.com/office/word/2010/wordprocessingCanvas" xmlns:mc="http://schemas.openxmlformats.org/markup-compatibility/2006" xmlns:o="urn:schemas-microsoft-com:office:office" xmlns:r="http://schemas.openxmlformats.org/officeDocument/2006/relationships" xmlns:m="http://schemas.openxmlformats.org/officeDocument/2006/math" xmlns:v="urn:schemas-microsoft-com:vml" xmlns:wp14="http://schemas.microsoft.com/office/word/2010/wordprocessingDrawing" xmlns:wp="http://schemas.openxmlformats.org/drawingml/2006/wordprocessingDrawing" xmlns:w10="urn:schemas-microsoft-com:office:word" xmlns:w="http://schemas.openxmlformats.org/wordprocessingml/2006/main" xmlns:w14="http://schemas.microsoft.com/office/word/2010/wordml" xmlns:wpg="http://schemas.microsoft.com/office/word/2010/wordprocessingGroup" xmlns:wpi="http://schemas.microsoft.com/office/word/2010/wordprocessingInk" xmlns:wne="http://schemas.microsoft.com/office/word/2006/wordml" xmlns:wps="http://schemas.microsoft.com/office/word/2010/wordprocessingShape" xmlns:wpsCustomData="http://www.wps.cn/officeDocument/2013/wpsCustomData" mc:Ignorable="w14 wp14">
-  <w:abstractNum w:abstractNumId="0">
+<w:numbering xmlns:wpc="http://schemas.microsoft.com/office/word/2010/wordprocessingCanvas" xmlns:cx="http://schemas.microsoft.com/office/drawing/2014/chartex" xmlns:cx1="http://schemas.microsoft.com/office/drawing/2015/9/8/chartex" xmlns:cx2="http://schemas.microsoft.com/office/drawing/2015/10/21/chartex" xmlns:cx3="http://schemas.microsoft.com/office/drawing/2016/5/9/chartex" xmlns:cx4="http://schemas.microsoft.com/office/drawing/2016/5/10/chartex" xmlns:cx5="http://schemas.microsoft.com/office/drawing/2016/5/11/chartex" xmlns:cx6="http://schemas.microsoft.com/office/drawing/2016/5/12/chartex" xmlns:cx7="http://schemas.microsoft.com/office/drawing/2016/5/13/chartex" xmlns:cx8="http://schemas.microsoft.com/office/drawing/2016/5/14/chartex" xmlns:mc="http://schemas.openxmlformats.org/markup-compatibility/2006" xmlns:aink="http://schemas.microsoft.com/office/drawing/2016/ink" xmlns:am3d="http://schemas.microsoft.com/office/drawing/2017/model3d" xmlns:o="urn:schemas-microsoft-com:office:office" xmlns:oel="http://schemas.microsoft.com/office/2019/extlst" xmlns:r="http://schemas.openxmlformats.org/officeDocument/2006/relationships" xmlns:m="http://schemas.openxmlformats.org/officeDocument/2006/math" xmlns:v="urn:schemas-microsoft-com:vml" xmlns:wp14="http://schemas.microsoft.com/office/word/2010/wordprocessingDrawing" xmlns:wp="http://schemas.openxmlformats.org/drawingml/2006/wordprocessingDrawing" xmlns:w10="urn:schemas-microsoft-com:office:word" xmlns:w="http://schemas.openxmlformats.org/wordprocessingml/2006/main" xmlns:w14="http://schemas.microsoft.com/office/word/2010/wordml" xmlns:w15="http://schemas.microsoft.com/office/word/2012/wordml" xmlns:w16cex="http://schemas.microsoft.com/office/word/2018/wordml/cex" xmlns:w16cid="http://schemas.microsoft.com/office/word/2016/wordml/cid" xmlns:w16="http://schemas.microsoft.com/office/word/2018/wordml" xmlns:w16sdtdh="http://schemas.microsoft.com/office/word/2020/wordml/sdtdatahash" xmlns:w16se="http://schemas.microsoft.com/office/word/2015/wordml/symex" xmlns:wpg="http://schemas.microsoft.com/office/word/2010/wordprocessingGroup" xmlns:wpi="http://schemas.microsoft.com/office/word/2010/wordprocessingInk" xmlns:wne="http://schemas.microsoft.com/office/word/2006/wordml" xmlns:wps="http://schemas.microsoft.com/office/word/2010/wordprocessingShape" mc:Ignorable="w14 w15 w16se w16cid w16 w16cex w16sdtdh wp14">
+  <w:abstractNum w:abstractNumId="0" w15:restartNumberingAfterBreak="0">
     <w:nsid w:val="149F5E7A"/>
     <w:multiLevelType w:val="multilevel"/>
     <w:tmpl w:val="149F5E7A"/>
-    <w:lvl w:ilvl="0" w:tentative="0">
+    <w:lvl w:ilvl="0">
       <w:start w:val="1"/>
       <w:numFmt w:val="bullet"/>
       <w:lvlText w:val=""/>
@@ -2304,10 +2290,10 @@
         <w:ind w:left="1080" w:hanging="360"/>
       </w:pPr>
       <w:rPr>
-        <w:rFonts w:hint="default" w:ascii="Symbol" w:hAnsi="Symbol"/>
+        <w:rFonts w:ascii="Symbol" w:hAnsi="Symbol" w:hint="default"/>
       </w:rPr>
     </w:lvl>
-    <w:lvl w:ilvl="1" w:tentative="0">
+    <w:lvl w:ilvl="1">
       <w:start w:val="1"/>
       <w:numFmt w:val="bullet"/>
       <w:lvlText w:val=""/>
@@ -2316,10 +2302,10 @@
         <w:ind w:left="1800" w:hanging="360"/>
       </w:pPr>
       <w:rPr>
-        <w:rFonts w:hint="default" w:ascii="Symbol" w:hAnsi="Symbol"/>
+        <w:rFonts w:ascii="Symbol" w:hAnsi="Symbol" w:hint="default"/>
       </w:rPr>
     </w:lvl>
-    <w:lvl w:ilvl="2" w:tentative="0">
+    <w:lvl w:ilvl="2">
       <w:start w:val="1"/>
       <w:numFmt w:val="bullet"/>
       <w:lvlText w:val=""/>
@@ -2328,10 +2314,10 @@
         <w:ind w:left="2520" w:hanging="360"/>
       </w:pPr>
       <w:rPr>
-        <w:rFonts w:hint="default" w:ascii="Wingdings" w:hAnsi="Wingdings"/>
+        <w:rFonts w:ascii="Wingdings" w:hAnsi="Wingdings" w:hint="default"/>
       </w:rPr>
     </w:lvl>
-    <w:lvl w:ilvl="3" w:tentative="0">
+    <w:lvl w:ilvl="3">
       <w:start w:val="1"/>
       <w:numFmt w:val="bullet"/>
       <w:lvlText w:val=""/>
@@ -2340,10 +2326,10 @@
         <w:ind w:left="3240" w:hanging="360"/>
       </w:pPr>
       <w:rPr>
-        <w:rFonts w:hint="default" w:ascii="Symbol" w:hAnsi="Symbol"/>
+        <w:rFonts w:ascii="Symbol" w:hAnsi="Symbol" w:hint="default"/>
       </w:rPr>
     </w:lvl>
-    <w:lvl w:ilvl="4" w:tentative="0">
+    <w:lvl w:ilvl="4">
       <w:start w:val="1"/>
       <w:numFmt w:val="bullet"/>
       <w:lvlText w:val="o"/>
@@ -2352,10 +2338,10 @@
         <w:ind w:left="3960" w:hanging="360"/>
       </w:pPr>
       <w:rPr>
-        <w:rFonts w:hint="default" w:ascii="Courier New" w:hAnsi="Courier New" w:cs="Courier New"/>
+        <w:rFonts w:ascii="Courier New" w:hAnsi="Courier New" w:cs="Courier New" w:hint="default"/>
       </w:rPr>
     </w:lvl>
-    <w:lvl w:ilvl="5" w:tentative="0">
+    <w:lvl w:ilvl="5">
       <w:start w:val="1"/>
       <w:numFmt w:val="bullet"/>
       <w:lvlText w:val=""/>
@@ -2364,10 +2350,10 @@
         <w:ind w:left="4680" w:hanging="360"/>
       </w:pPr>
       <w:rPr>
-        <w:rFonts w:hint="default" w:ascii="Wingdings" w:hAnsi="Wingdings"/>
+        <w:rFonts w:ascii="Wingdings" w:hAnsi="Wingdings" w:hint="default"/>
       </w:rPr>
     </w:lvl>
-    <w:lvl w:ilvl="6" w:tentative="0">
+    <w:lvl w:ilvl="6">
       <w:start w:val="1"/>
       <w:numFmt w:val="bullet"/>
       <w:lvlText w:val=""/>
@@ -2376,10 +2362,10 @@
         <w:ind w:left="5400" w:hanging="360"/>
       </w:pPr>
       <w:rPr>
-        <w:rFonts w:hint="default" w:ascii="Symbol" w:hAnsi="Symbol"/>
+        <w:rFonts w:ascii="Symbol" w:hAnsi="Symbol" w:hint="default"/>
       </w:rPr>
     </w:lvl>
-    <w:lvl w:ilvl="7" w:tentative="0">
+    <w:lvl w:ilvl="7">
       <w:start w:val="1"/>
       <w:numFmt w:val="bullet"/>
       <w:lvlText w:val="o"/>
@@ -2388,10 +2374,10 @@
         <w:ind w:left="6120" w:hanging="360"/>
       </w:pPr>
       <w:rPr>
-        <w:rFonts w:hint="default" w:ascii="Courier New" w:hAnsi="Courier New" w:cs="Courier New"/>
+        <w:rFonts w:ascii="Courier New" w:hAnsi="Courier New" w:cs="Courier New" w:hint="default"/>
       </w:rPr>
     </w:lvl>
-    <w:lvl w:ilvl="8" w:tentative="0">
+    <w:lvl w:ilvl="8">
       <w:start w:val="1"/>
       <w:numFmt w:val="bullet"/>
       <w:lvlText w:val=""/>
@@ -2400,15 +2386,15 @@
         <w:ind w:left="6840" w:hanging="360"/>
       </w:pPr>
       <w:rPr>
-        <w:rFonts w:hint="default" w:ascii="Wingdings" w:hAnsi="Wingdings"/>
+        <w:rFonts w:ascii="Wingdings" w:hAnsi="Wingdings" w:hint="default"/>
       </w:rPr>
     </w:lvl>
   </w:abstractNum>
-  <w:abstractNum w:abstractNumId="1">
+  <w:abstractNum w:abstractNumId="1" w15:restartNumberingAfterBreak="0">
     <w:nsid w:val="2B2264C1"/>
     <w:multiLevelType w:val="multilevel"/>
     <w:tmpl w:val="2B2264C1"/>
-    <w:lvl w:ilvl="0" w:tentative="0">
+    <w:lvl w:ilvl="0">
       <w:start w:val="1"/>
       <w:numFmt w:val="bullet"/>
       <w:lvlText w:val=""/>
@@ -2417,10 +2403,10 @@
         <w:ind w:left="1080" w:hanging="360"/>
       </w:pPr>
       <w:rPr>
-        <w:rFonts w:hint="default" w:ascii="Symbol" w:hAnsi="Symbol"/>
+        <w:rFonts w:ascii="Symbol" w:hAnsi="Symbol" w:hint="default"/>
       </w:rPr>
     </w:lvl>
-    <w:lvl w:ilvl="1" w:tentative="0">
+    <w:lvl w:ilvl="1">
       <w:start w:val="1"/>
       <w:numFmt w:val="bullet"/>
       <w:lvlText w:val="o"/>
@@ -2429,10 +2415,10 @@
         <w:ind w:left="1800" w:hanging="360"/>
       </w:pPr>
       <w:rPr>
-        <w:rFonts w:hint="default" w:ascii="Courier New" w:hAnsi="Courier New" w:cs="Courier New"/>
+        <w:rFonts w:ascii="Courier New" w:hAnsi="Courier New" w:cs="Courier New" w:hint="default"/>
       </w:rPr>
     </w:lvl>
-    <w:lvl w:ilvl="2" w:tentative="0">
+    <w:lvl w:ilvl="2">
       <w:start w:val="1"/>
       <w:numFmt w:val="bullet"/>
       <w:lvlText w:val=""/>
@@ -2441,10 +2427,10 @@
         <w:ind w:left="2520" w:hanging="360"/>
       </w:pPr>
       <w:rPr>
-        <w:rFonts w:hint="default" w:ascii="Wingdings" w:hAnsi="Wingdings"/>
+        <w:rFonts w:ascii="Wingdings" w:hAnsi="Wingdings" w:hint="default"/>
       </w:rPr>
     </w:lvl>
-    <w:lvl w:ilvl="3" w:tentative="0">
+    <w:lvl w:ilvl="3">
       <w:start w:val="1"/>
       <w:numFmt w:val="bullet"/>
       <w:lvlText w:val=""/>
@@ -2453,10 +2439,10 @@
         <w:ind w:left="3240" w:hanging="360"/>
       </w:pPr>
       <w:rPr>
-        <w:rFonts w:hint="default" w:ascii="Symbol" w:hAnsi="Symbol"/>
+        <w:rFonts w:ascii="Symbol" w:hAnsi="Symbol" w:hint="default"/>
       </w:rPr>
     </w:lvl>
-    <w:lvl w:ilvl="4" w:tentative="0">
+    <w:lvl w:ilvl="4">
       <w:start w:val="1"/>
       <w:numFmt w:val="bullet"/>
       <w:lvlText w:val="o"/>
@@ -2465,10 +2451,10 @@
         <w:ind w:left="3960" w:hanging="360"/>
       </w:pPr>
       <w:rPr>
-        <w:rFonts w:hint="default" w:ascii="Courier New" w:hAnsi="Courier New" w:cs="Courier New"/>
+        <w:rFonts w:ascii="Courier New" w:hAnsi="Courier New" w:cs="Courier New" w:hint="default"/>
       </w:rPr>
     </w:lvl>
-    <w:lvl w:ilvl="5" w:tentative="0">
+    <w:lvl w:ilvl="5">
       <w:start w:val="1"/>
       <w:numFmt w:val="bullet"/>
       <w:lvlText w:val=""/>
@@ -2477,10 +2463,10 @@
         <w:ind w:left="4680" w:hanging="360"/>
       </w:pPr>
       <w:rPr>
-        <w:rFonts w:hint="default" w:ascii="Wingdings" w:hAnsi="Wingdings"/>
+        <w:rFonts w:ascii="Wingdings" w:hAnsi="Wingdings" w:hint="default"/>
       </w:rPr>
     </w:lvl>
-    <w:lvl w:ilvl="6" w:tentative="0">
+    <w:lvl w:ilvl="6">
       <w:start w:val="1"/>
       <w:numFmt w:val="bullet"/>
       <w:lvlText w:val=""/>
@@ -2489,10 +2475,10 @@
         <w:ind w:left="5400" w:hanging="360"/>
       </w:pPr>
       <w:rPr>
-        <w:rFonts w:hint="default" w:ascii="Symbol" w:hAnsi="Symbol"/>
+        <w:rFonts w:ascii="Symbol" w:hAnsi="Symbol" w:hint="default"/>
       </w:rPr>
     </w:lvl>
-    <w:lvl w:ilvl="7" w:tentative="0">
+    <w:lvl w:ilvl="7">
       <w:start w:val="1"/>
       <w:numFmt w:val="bullet"/>
       <w:lvlText w:val="o"/>
@@ -2501,10 +2487,10 @@
         <w:ind w:left="6120" w:hanging="360"/>
       </w:pPr>
       <w:rPr>
-        <w:rFonts w:hint="default" w:ascii="Courier New" w:hAnsi="Courier New" w:cs="Courier New"/>
+        <w:rFonts w:ascii="Courier New" w:hAnsi="Courier New" w:cs="Courier New" w:hint="default"/>
       </w:rPr>
     </w:lvl>
-    <w:lvl w:ilvl="8" w:tentative="0">
+    <w:lvl w:ilvl="8">
       <w:start w:val="1"/>
       <w:numFmt w:val="bullet"/>
       <w:lvlText w:val=""/>
@@ -2513,15 +2499,15 @@
         <w:ind w:left="6840" w:hanging="360"/>
       </w:pPr>
       <w:rPr>
-        <w:rFonts w:hint="default" w:ascii="Wingdings" w:hAnsi="Wingdings"/>
+        <w:rFonts w:ascii="Wingdings" w:hAnsi="Wingdings" w:hint="default"/>
       </w:rPr>
     </w:lvl>
   </w:abstractNum>
-  <w:abstractNum w:abstractNumId="2">
+  <w:abstractNum w:abstractNumId="2" w15:restartNumberingAfterBreak="0">
     <w:nsid w:val="39E8371E"/>
     <w:multiLevelType w:val="multilevel"/>
     <w:tmpl w:val="39E8371E"/>
-    <w:lvl w:ilvl="0" w:tentative="0">
+    <w:lvl w:ilvl="0">
       <w:start w:val="1"/>
       <w:numFmt w:val="decimal"/>
       <w:lvlText w:val="%1"/>
@@ -2530,7 +2516,7 @@
         <w:ind w:left="1495" w:hanging="360"/>
       </w:pPr>
     </w:lvl>
-    <w:lvl w:ilvl="1" w:tentative="0">
+    <w:lvl w:ilvl="1">
       <w:start w:val="1"/>
       <w:numFmt w:val="decimal"/>
       <w:lvlText w:val="%1.%2"/>
@@ -2539,7 +2525,7 @@
         <w:ind w:left="1495" w:hanging="360"/>
       </w:pPr>
     </w:lvl>
-    <w:lvl w:ilvl="2" w:tentative="0">
+    <w:lvl w:ilvl="2">
       <w:start w:val="1"/>
       <w:numFmt w:val="decimal"/>
       <w:lvlText w:val="%1.%2.%3"/>
@@ -2548,7 +2534,7 @@
         <w:ind w:left="1855" w:hanging="720"/>
       </w:pPr>
     </w:lvl>
-    <w:lvl w:ilvl="3" w:tentative="0">
+    <w:lvl w:ilvl="3">
       <w:start w:val="1"/>
       <w:numFmt w:val="decimal"/>
       <w:lvlText w:val="%1.%2.%3.%4"/>
@@ -2557,7 +2543,7 @@
         <w:ind w:left="1855" w:hanging="720"/>
       </w:pPr>
     </w:lvl>
-    <w:lvl w:ilvl="4" w:tentative="0">
+    <w:lvl w:ilvl="4">
       <w:start w:val="1"/>
       <w:numFmt w:val="decimal"/>
       <w:lvlText w:val="%1.%2.%3.%4.%5"/>
@@ -2566,7 +2552,7 @@
         <w:ind w:left="2215" w:hanging="1080"/>
       </w:pPr>
     </w:lvl>
-    <w:lvl w:ilvl="5" w:tentative="0">
+    <w:lvl w:ilvl="5">
       <w:start w:val="1"/>
       <w:numFmt w:val="decimal"/>
       <w:lvlText w:val="%1.%2.%3.%4.%5.%6"/>
@@ -2575,7 +2561,7 @@
         <w:ind w:left="2215" w:hanging="1080"/>
       </w:pPr>
     </w:lvl>
-    <w:lvl w:ilvl="6" w:tentative="0">
+    <w:lvl w:ilvl="6">
       <w:start w:val="1"/>
       <w:numFmt w:val="decimal"/>
       <w:lvlText w:val="%1.%2.%3.%4.%5.%6.%7"/>
@@ -2584,7 +2570,7 @@
         <w:ind w:left="2575" w:hanging="1440"/>
       </w:pPr>
     </w:lvl>
-    <w:lvl w:ilvl="7" w:tentative="0">
+    <w:lvl w:ilvl="7">
       <w:start w:val="1"/>
       <w:numFmt w:val="decimal"/>
       <w:lvlText w:val="%1.%2.%3.%4.%5.%6.%7.%8"/>
@@ -2593,7 +2579,7 @@
         <w:ind w:left="2935" w:hanging="1800"/>
       </w:pPr>
     </w:lvl>
-    <w:lvl w:ilvl="8" w:tentative="0">
+    <w:lvl w:ilvl="8">
       <w:start w:val="1"/>
       <w:numFmt w:val="decimal"/>
       <w:lvlText w:val="%1.%2.%3.%4.%5.%6.%7.%8.%9"/>
@@ -2603,11 +2589,11 @@
       </w:pPr>
     </w:lvl>
   </w:abstractNum>
-  <w:abstractNum w:abstractNumId="3">
+  <w:abstractNum w:abstractNumId="3" w15:restartNumberingAfterBreak="0">
     <w:nsid w:val="69900A10"/>
     <w:multiLevelType w:val="multilevel"/>
     <w:tmpl w:val="69900A10"/>
-    <w:lvl w:ilvl="0" w:tentative="0">
+    <w:lvl w:ilvl="0">
       <w:start w:val="1"/>
       <w:numFmt w:val="bullet"/>
       <w:lvlText w:val=""/>
@@ -2616,10 +2602,10 @@
         <w:ind w:left="1080" w:hanging="360"/>
       </w:pPr>
       <w:rPr>
-        <w:rFonts w:hint="default" w:ascii="Symbol" w:hAnsi="Symbol"/>
+        <w:rFonts w:ascii="Symbol" w:hAnsi="Symbol" w:hint="default"/>
       </w:rPr>
     </w:lvl>
-    <w:lvl w:ilvl="1" w:tentative="0">
+    <w:lvl w:ilvl="1">
       <w:start w:val="1"/>
       <w:numFmt w:val="bullet"/>
       <w:lvlText w:val="o"/>
@@ -2628,10 +2614,10 @@
         <w:ind w:left="1800" w:hanging="360"/>
       </w:pPr>
       <w:rPr>
-        <w:rFonts w:hint="default" w:ascii="Courier New" w:hAnsi="Courier New" w:cs="Courier New"/>
+        <w:rFonts w:ascii="Courier New" w:hAnsi="Courier New" w:cs="Courier New" w:hint="default"/>
       </w:rPr>
     </w:lvl>
-    <w:lvl w:ilvl="2" w:tentative="0">
+    <w:lvl w:ilvl="2">
       <w:start w:val="1"/>
       <w:numFmt w:val="bullet"/>
       <w:lvlText w:val=""/>
@@ -2640,10 +2626,10 @@
         <w:ind w:left="2520" w:hanging="360"/>
       </w:pPr>
       <w:rPr>
-        <w:rFonts w:hint="default" w:ascii="Wingdings" w:hAnsi="Wingdings"/>
+        <w:rFonts w:ascii="Wingdings" w:hAnsi="Wingdings" w:hint="default"/>
       </w:rPr>
     </w:lvl>
-    <w:lvl w:ilvl="3" w:tentative="0">
+    <w:lvl w:ilvl="3">
       <w:start w:val="1"/>
       <w:numFmt w:val="bullet"/>
       <w:lvlText w:val=""/>
@@ -2652,10 +2638,10 @@
         <w:ind w:left="3240" w:hanging="360"/>
       </w:pPr>
       <w:rPr>
-        <w:rFonts w:hint="default" w:ascii="Symbol" w:hAnsi="Symbol"/>
+        <w:rFonts w:ascii="Symbol" w:hAnsi="Symbol" w:hint="default"/>
       </w:rPr>
     </w:lvl>
-    <w:lvl w:ilvl="4" w:tentative="0">
+    <w:lvl w:ilvl="4">
       <w:start w:val="1"/>
       <w:numFmt w:val="bullet"/>
       <w:lvlText w:val="o"/>
@@ -2664,10 +2650,10 @@
         <w:ind w:left="3960" w:hanging="360"/>
       </w:pPr>
       <w:rPr>
-        <w:rFonts w:hint="default" w:ascii="Courier New" w:hAnsi="Courier New" w:cs="Courier New"/>
+        <w:rFonts w:ascii="Courier New" w:hAnsi="Courier New" w:cs="Courier New" w:hint="default"/>
       </w:rPr>
     </w:lvl>
-    <w:lvl w:ilvl="5" w:tentative="0">
+    <w:lvl w:ilvl="5">
       <w:start w:val="1"/>
       <w:numFmt w:val="bullet"/>
       <w:lvlText w:val=""/>
@@ -2676,10 +2662,10 @@
         <w:ind w:left="4680" w:hanging="360"/>
       </w:pPr>
       <w:rPr>
-        <w:rFonts w:hint="default" w:ascii="Wingdings" w:hAnsi="Wingdings"/>
+        <w:rFonts w:ascii="Wingdings" w:hAnsi="Wingdings" w:hint="default"/>
       </w:rPr>
     </w:lvl>
-    <w:lvl w:ilvl="6" w:tentative="0">
+    <w:lvl w:ilvl="6">
       <w:start w:val="1"/>
       <w:numFmt w:val="bullet"/>
       <w:lvlText w:val=""/>
@@ -2688,10 +2674,10 @@
         <w:ind w:left="5400" w:hanging="360"/>
       </w:pPr>
       <w:rPr>
-        <w:rFonts w:hint="default" w:ascii="Symbol" w:hAnsi="Symbol"/>
+        <w:rFonts w:ascii="Symbol" w:hAnsi="Symbol" w:hint="default"/>
       </w:rPr>
     </w:lvl>
-    <w:lvl w:ilvl="7" w:tentative="0">
+    <w:lvl w:ilvl="7">
       <w:start w:val="1"/>
       <w:numFmt w:val="bullet"/>
       <w:lvlText w:val="o"/>
@@ -2700,10 +2686,10 @@
         <w:ind w:left="6120" w:hanging="360"/>
       </w:pPr>
       <w:rPr>
-        <w:rFonts w:hint="default" w:ascii="Courier New" w:hAnsi="Courier New" w:cs="Courier New"/>
+        <w:rFonts w:ascii="Courier New" w:hAnsi="Courier New" w:cs="Courier New" w:hint="default"/>
       </w:rPr>
     </w:lvl>
-    <w:lvl w:ilvl="8" w:tentative="0">
+    <w:lvl w:ilvl="8">
       <w:start w:val="1"/>
       <w:numFmt w:val="bullet"/>
       <w:lvlText w:val=""/>
@@ -2712,15 +2698,15 @@
         <w:ind w:left="6840" w:hanging="360"/>
       </w:pPr>
       <w:rPr>
-        <w:rFonts w:hint="default" w:ascii="Wingdings" w:hAnsi="Wingdings"/>
+        <w:rFonts w:ascii="Wingdings" w:hAnsi="Wingdings" w:hint="default"/>
       </w:rPr>
     </w:lvl>
   </w:abstractNum>
-  <w:abstractNum w:abstractNumId="4">
+  <w:abstractNum w:abstractNumId="4" w15:restartNumberingAfterBreak="0">
     <w:nsid w:val="6F6A0CA8"/>
     <w:multiLevelType w:val="multilevel"/>
     <w:tmpl w:val="6F6A0CA8"/>
-    <w:lvl w:ilvl="0" w:tentative="0">
+    <w:lvl w:ilvl="0">
       <w:start w:val="1"/>
       <w:numFmt w:val="bullet"/>
       <w:lvlText w:val=""/>
@@ -2729,10 +2715,10 @@
         <w:ind w:left="1080" w:hanging="360"/>
       </w:pPr>
       <w:rPr>
-        <w:rFonts w:hint="default" w:ascii="Symbol" w:hAnsi="Symbol"/>
+        <w:rFonts w:ascii="Symbol" w:hAnsi="Symbol" w:hint="default"/>
       </w:rPr>
     </w:lvl>
-    <w:lvl w:ilvl="1" w:tentative="0">
+    <w:lvl w:ilvl="1">
       <w:start w:val="1"/>
       <w:numFmt w:val="bullet"/>
       <w:lvlText w:val="o"/>
@@ -2741,10 +2727,10 @@
         <w:ind w:left="1800" w:hanging="360"/>
       </w:pPr>
       <w:rPr>
-        <w:rFonts w:hint="default" w:ascii="Courier New" w:hAnsi="Courier New" w:cs="Courier New"/>
+        <w:rFonts w:ascii="Courier New" w:hAnsi="Courier New" w:cs="Courier New" w:hint="default"/>
       </w:rPr>
     </w:lvl>
-    <w:lvl w:ilvl="2" w:tentative="0">
+    <w:lvl w:ilvl="2">
       <w:start w:val="1"/>
       <w:numFmt w:val="bullet"/>
       <w:lvlText w:val=""/>
@@ -2753,10 +2739,10 @@
         <w:ind w:left="2520" w:hanging="360"/>
       </w:pPr>
       <w:rPr>
-        <w:rFonts w:hint="default" w:ascii="Wingdings" w:hAnsi="Wingdings"/>
+        <w:rFonts w:ascii="Wingdings" w:hAnsi="Wingdings" w:hint="default"/>
       </w:rPr>
     </w:lvl>
-    <w:lvl w:ilvl="3" w:tentative="0">
+    <w:lvl w:ilvl="3">
       <w:start w:val="1"/>
       <w:numFmt w:val="bullet"/>
       <w:lvlText w:val=""/>
@@ -2765,10 +2751,10 @@
         <w:ind w:left="3240" w:hanging="360"/>
       </w:pPr>
       <w:rPr>
-        <w:rFonts w:hint="default" w:ascii="Symbol" w:hAnsi="Symbol"/>
+        <w:rFonts w:ascii="Symbol" w:hAnsi="Symbol" w:hint="default"/>
       </w:rPr>
     </w:lvl>
-    <w:lvl w:ilvl="4" w:tentative="0">
+    <w:lvl w:ilvl="4">
       <w:start w:val="1"/>
       <w:numFmt w:val="bullet"/>
       <w:lvlText w:val="o"/>
@@ -2777,10 +2763,10 @@
         <w:ind w:left="3960" w:hanging="360"/>
       </w:pPr>
       <w:rPr>
-        <w:rFonts w:hint="default" w:ascii="Courier New" w:hAnsi="Courier New" w:cs="Courier New"/>
+        <w:rFonts w:ascii="Courier New" w:hAnsi="Courier New" w:cs="Courier New" w:hint="default"/>
       </w:rPr>
     </w:lvl>
-    <w:lvl w:ilvl="5" w:tentative="0">
+    <w:lvl w:ilvl="5">
       <w:start w:val="1"/>
       <w:numFmt w:val="bullet"/>
       <w:lvlText w:val=""/>
@@ -2789,10 +2775,10 @@
         <w:ind w:left="4680" w:hanging="360"/>
       </w:pPr>
       <w:rPr>
-        <w:rFonts w:hint="default" w:ascii="Wingdings" w:hAnsi="Wingdings"/>
+        <w:rFonts w:ascii="Wingdings" w:hAnsi="Wingdings" w:hint="default"/>
       </w:rPr>
     </w:lvl>
-    <w:lvl w:ilvl="6" w:tentative="0">
+    <w:lvl w:ilvl="6">
       <w:start w:val="1"/>
       <w:numFmt w:val="bullet"/>
       <w:lvlText w:val=""/>
@@ -2801,10 +2787,10 @@
         <w:ind w:left="5400" w:hanging="360"/>
       </w:pPr>
       <w:rPr>
-        <w:rFonts w:hint="default" w:ascii="Symbol" w:hAnsi="Symbol"/>
+        <w:rFonts w:ascii="Symbol" w:hAnsi="Symbol" w:hint="default"/>
       </w:rPr>
     </w:lvl>
-    <w:lvl w:ilvl="7" w:tentative="0">
+    <w:lvl w:ilvl="7">
       <w:start w:val="1"/>
       <w:numFmt w:val="bullet"/>
       <w:lvlText w:val="o"/>
@@ -2813,10 +2799,10 @@
         <w:ind w:left="6120" w:hanging="360"/>
       </w:pPr>
       <w:rPr>
-        <w:rFonts w:hint="default" w:ascii="Courier New" w:hAnsi="Courier New" w:cs="Courier New"/>
+        <w:rFonts w:ascii="Courier New" w:hAnsi="Courier New" w:cs="Courier New" w:hint="default"/>
       </w:rPr>
     </w:lvl>
-    <w:lvl w:ilvl="8" w:tentative="0">
+    <w:lvl w:ilvl="8">
       <w:start w:val="1"/>
       <w:numFmt w:val="bullet"/>
       <w:lvlText w:val=""/>
@@ -2825,211 +2811,436 @@
         <w:ind w:left="6840" w:hanging="360"/>
       </w:pPr>
       <w:rPr>
-        <w:rFonts w:hint="default" w:ascii="Wingdings" w:hAnsi="Wingdings"/>
+        <w:rFonts w:ascii="Wingdings" w:hAnsi="Wingdings" w:hint="default"/>
       </w:rPr>
     </w:lvl>
   </w:abstractNum>
-  <w:num w:numId="1">
+  <w:num w:numId="1" w16cid:durableId="65343440">
     <w:abstractNumId w:val="2"/>
   </w:num>
-  <w:num w:numId="2">
+  <w:num w:numId="2" w16cid:durableId="2087528601">
     <w:abstractNumId w:val="0"/>
   </w:num>
-  <w:num w:numId="3">
+  <w:num w:numId="3" w16cid:durableId="685407820">
     <w:abstractNumId w:val="3"/>
   </w:num>
-  <w:num w:numId="4">
+  <w:num w:numId="4" w16cid:durableId="528836397">
     <w:abstractNumId w:val="4"/>
   </w:num>
-  <w:num w:numId="5">
+  <w:num w:numId="5" w16cid:durableId="494802488">
     <w:abstractNumId w:val="1"/>
   </w:num>
 </w:numbering>
 </file>
 
 <file path=word/styles.xml><?xml version="1.0" encoding="utf-8"?>
-<w:styles xmlns:mc="http://schemas.openxmlformats.org/markup-compatibility/2006" xmlns:o="urn:schemas-microsoft-com:office:office" xmlns:r="http://schemas.openxmlformats.org/officeDocument/2006/relationships" xmlns:m="http://schemas.openxmlformats.org/officeDocument/2006/math" xmlns:v="urn:schemas-microsoft-com:vml" xmlns:w="http://schemas.openxmlformats.org/wordprocessingml/2006/main" xmlns:w14="http://schemas.microsoft.com/office/word/2010/wordml" xmlns:w10="urn:schemas-microsoft-com:office:word" xmlns:sl="http://schemas.openxmlformats.org/schemaLibrary/2006/main" xmlns:wpsCustomData="http://www.wps.cn/officeDocument/2013/wpsCustomData" mc:Ignorable="w14">
+<w:styles xmlns:mc="http://schemas.openxmlformats.org/markup-compatibility/2006" xmlns:r="http://schemas.openxmlformats.org/officeDocument/2006/relationships" xmlns:w="http://schemas.openxmlformats.org/wordprocessingml/2006/main" xmlns:w14="http://schemas.microsoft.com/office/word/2010/wordml" xmlns:w15="http://schemas.microsoft.com/office/word/2012/wordml" xmlns:w16cex="http://schemas.microsoft.com/office/word/2018/wordml/cex" xmlns:w16cid="http://schemas.microsoft.com/office/word/2016/wordml/cid" xmlns:w16="http://schemas.microsoft.com/office/word/2018/wordml" xmlns:w16sdtdh="http://schemas.microsoft.com/office/word/2020/wordml/sdtdatahash" xmlns:w16se="http://schemas.microsoft.com/office/word/2015/wordml/symex" mc:Ignorable="w14 w15 w16se w16cid w16 w16cex w16sdtdh">
   <w:docDefaults>
     <w:rPrDefault>
       <w:rPr>
-        <w:rFonts w:ascii="Times New Roman" w:hAnsi="Times New Roman" w:eastAsia="Times New Roman" w:cs="Times New Roman"/>
+        <w:rFonts w:ascii="Times New Roman" w:eastAsia="Times New Roman" w:hAnsi="Times New Roman" w:cs="Times New Roman"/>
+        <w:lang w:val="ru-RU" w:eastAsia="ru-RU" w:bidi="ar-SA"/>
       </w:rPr>
     </w:rPrDefault>
     <w:pPrDefault/>
   </w:docDefaults>
-  <w:latentStyles w:count="260" w:defQFormat="0" w:defUnhideWhenUsed="1" w:defSemiHidden="1" w:defUIPriority="99" w:defLockedState="0">
-    <w:lsdException w:qFormat="1" w:unhideWhenUsed="0" w:uiPriority="0" w:semiHidden="0" w:name="Normal"/>
-    <w:lsdException w:qFormat="1" w:unhideWhenUsed="0" w:uiPriority="9" w:semiHidden="0" w:name="heading 1"/>
-    <w:lsdException w:qFormat="1" w:uiPriority="9" w:name="heading 2"/>
-    <w:lsdException w:qFormat="1" w:uiPriority="9" w:name="heading 3"/>
-    <w:lsdException w:qFormat="1" w:uiPriority="9" w:name="heading 4"/>
-    <w:lsdException w:qFormat="1" w:uiPriority="9" w:name="heading 5"/>
-    <w:lsdException w:qFormat="1" w:uiPriority="9" w:name="heading 6"/>
-    <w:lsdException w:qFormat="1" w:uiPriority="9" w:name="heading 7"/>
-    <w:lsdException w:qFormat="1" w:uiPriority="9" w:name="heading 8"/>
-    <w:lsdException w:qFormat="1" w:uiPriority="9" w:name="heading 9"/>
-    <w:lsdException w:uiPriority="99" w:name="index 1"/>
-    <w:lsdException w:uiPriority="99" w:name="index 2"/>
-    <w:lsdException w:uiPriority="99" w:name="index 3"/>
-    <w:lsdException w:uiPriority="99" w:name="index 4"/>
-    <w:lsdException w:uiPriority="99" w:name="index 5"/>
-    <w:lsdException w:uiPriority="99" w:name="index 6"/>
-    <w:lsdException w:uiPriority="99" w:name="index 7"/>
-    <w:lsdException w:uiPriority="99" w:name="index 8"/>
-    <w:lsdException w:uiPriority="99" w:name="index 9"/>
-    <w:lsdException w:uiPriority="39" w:name="toc 1"/>
-    <w:lsdException w:uiPriority="39" w:name="toc 2"/>
-    <w:lsdException w:uiPriority="39" w:name="toc 3"/>
-    <w:lsdException w:uiPriority="39" w:name="toc 4"/>
-    <w:lsdException w:uiPriority="39" w:name="toc 5"/>
-    <w:lsdException w:uiPriority="39" w:name="toc 6"/>
-    <w:lsdException w:uiPriority="39" w:name="toc 7"/>
-    <w:lsdException w:uiPriority="39" w:name="toc 8"/>
-    <w:lsdException w:uiPriority="39" w:name="toc 9"/>
-    <w:lsdException w:uiPriority="99" w:name="Normal Indent"/>
-    <w:lsdException w:uiPriority="99" w:name="footnote text"/>
-    <w:lsdException w:uiPriority="99" w:name="annotation text"/>
-    <w:lsdException w:uiPriority="99" w:name="header"/>
-    <w:lsdException w:uiPriority="99" w:name="footer"/>
-    <w:lsdException w:uiPriority="99" w:name="index heading"/>
-    <w:lsdException w:qFormat="1" w:uiPriority="35" w:name="caption"/>
-    <w:lsdException w:uiPriority="99" w:name="table of figures"/>
-    <w:lsdException w:uiPriority="99" w:name="envelope address"/>
-    <w:lsdException w:uiPriority="99" w:name="envelope return"/>
-    <w:lsdException w:uiPriority="99" w:name="footnote reference"/>
-    <w:lsdException w:uiPriority="99" w:name="annotation reference"/>
-    <w:lsdException w:uiPriority="99" w:name="line number"/>
-    <w:lsdException w:uiPriority="99" w:name="page number"/>
-    <w:lsdException w:uiPriority="99" w:name="endnote reference"/>
-    <w:lsdException w:uiPriority="99" w:name="endnote text"/>
-    <w:lsdException w:uiPriority="99" w:name="table of authorities"/>
-    <w:lsdException w:uiPriority="99" w:name="macro"/>
-    <w:lsdException w:uiPriority="99" w:name="toa heading"/>
-    <w:lsdException w:uiPriority="99" w:name="List"/>
-    <w:lsdException w:uiPriority="99" w:name="List Bullet"/>
-    <w:lsdException w:uiPriority="99" w:name="List Number"/>
-    <w:lsdException w:uiPriority="99" w:name="List 2"/>
-    <w:lsdException w:uiPriority="99" w:name="List 3"/>
-    <w:lsdException w:uiPriority="99" w:name="List 4"/>
-    <w:lsdException w:uiPriority="99" w:name="List 5"/>
-    <w:lsdException w:uiPriority="99" w:name="List Bullet 2"/>
-    <w:lsdException w:uiPriority="99" w:name="List Bullet 3"/>
-    <w:lsdException w:uiPriority="99" w:name="List Bullet 4"/>
-    <w:lsdException w:uiPriority="99" w:name="List Bullet 5"/>
-    <w:lsdException w:uiPriority="99" w:name="List Number 2"/>
-    <w:lsdException w:uiPriority="99" w:name="List Number 3"/>
-    <w:lsdException w:uiPriority="99" w:name="List Number 4"/>
-    <w:lsdException w:uiPriority="99" w:name="List Number 5"/>
-    <w:lsdException w:qFormat="1" w:unhideWhenUsed="0" w:uiPriority="10" w:semiHidden="0" w:name="Title"/>
-    <w:lsdException w:uiPriority="99" w:name="Closing"/>
-    <w:lsdException w:uiPriority="99" w:name="Signature"/>
-    <w:lsdException w:uiPriority="1" w:name="Default Paragraph Font"/>
-    <w:lsdException w:uiPriority="99" w:name="Body Text"/>
-    <w:lsdException w:uiPriority="99" w:name="Body Text Indent"/>
-    <w:lsdException w:uiPriority="99" w:name="List Continue"/>
-    <w:lsdException w:uiPriority="99" w:name="List Continue 2"/>
-    <w:lsdException w:uiPriority="99" w:name="List Continue 3"/>
-    <w:lsdException w:uiPriority="99" w:name="List Continue 4"/>
-    <w:lsdException w:uiPriority="99" w:name="List Continue 5"/>
-    <w:lsdException w:uiPriority="99" w:name="Message Header"/>
-    <w:lsdException w:qFormat="1" w:unhideWhenUsed="0" w:uiPriority="11" w:semiHidden="0" w:name="Subtitle"/>
-    <w:lsdException w:uiPriority="99" w:name="Salutation"/>
-    <w:lsdException w:uiPriority="99" w:name="Date"/>
-    <w:lsdException w:uiPriority="99" w:name="Body Text First Indent"/>
-    <w:lsdException w:uiPriority="99" w:name="Body Text First Indent 2"/>
-    <w:lsdException w:uiPriority="99" w:name="Note Heading"/>
-    <w:lsdException w:uiPriority="99" w:name="Body Text 2"/>
-    <w:lsdException w:uiPriority="99" w:name="Body Text 3"/>
-    <w:lsdException w:uiPriority="99" w:name="Body Text Indent 2"/>
-    <w:lsdException w:uiPriority="99" w:name="Body Text Indent 3"/>
-    <w:lsdException w:uiPriority="99" w:name="Block Text"/>
-    <w:lsdException w:uiPriority="99" w:name="Hyperlink"/>
-    <w:lsdException w:uiPriority="99" w:name="FollowedHyperlink"/>
-    <w:lsdException w:qFormat="1" w:unhideWhenUsed="0" w:uiPriority="22" w:semiHidden="0" w:name="Strong"/>
-    <w:lsdException w:qFormat="1" w:unhideWhenUsed="0" w:uiPriority="20" w:semiHidden="0" w:name="Emphasis"/>
-    <w:lsdException w:uiPriority="99" w:name="Document Map"/>
-    <w:lsdException w:uiPriority="99" w:name="Plain Text"/>
-    <w:lsdException w:uiPriority="99" w:name="E-mail Signature"/>
-    <w:lsdException w:qFormat="1" w:uiPriority="99" w:semiHidden="0" w:name="Normal (Web)"/>
-    <w:lsdException w:uiPriority="99" w:name="HTML Acronym"/>
-    <w:lsdException w:uiPriority="99" w:name="HTML Address"/>
-    <w:lsdException w:uiPriority="99" w:name="HTML Cite"/>
-    <w:lsdException w:uiPriority="99" w:name="HTML Code"/>
-    <w:lsdException w:uiPriority="99" w:name="HTML Definition"/>
-    <w:lsdException w:uiPriority="99" w:name="HTML Keyboard"/>
-    <w:lsdException w:uiPriority="99" w:name="HTML Preformatted"/>
-    <w:lsdException w:uiPriority="99" w:name="HTML Sample"/>
-    <w:lsdException w:uiPriority="99" w:name="HTML Typewriter"/>
-    <w:lsdException w:uiPriority="99" w:name="HTML Variable"/>
-    <w:lsdException w:uiPriority="99" w:name="Normal Table"/>
-    <w:lsdException w:uiPriority="99" w:name="annotation subject"/>
-    <w:lsdException w:uiPriority="99" w:name="Table Simple 1"/>
-    <w:lsdException w:uiPriority="99" w:name="Table Simple 2"/>
-    <w:lsdException w:uiPriority="99" w:name="Table Simple 3"/>
-    <w:lsdException w:uiPriority="99" w:name="Table Classic 1"/>
-    <w:lsdException w:uiPriority="99" w:name="Table Classic 2"/>
-    <w:lsdException w:uiPriority="99" w:name="Table Classic 3"/>
-    <w:lsdException w:uiPriority="99" w:name="Table Classic 4"/>
-    <w:lsdException w:uiPriority="99" w:name="Table Colorful 1"/>
-    <w:lsdException w:uiPriority="99" w:name="Table Colorful 2"/>
-    <w:lsdException w:uiPriority="99" w:name="Table Colorful 3"/>
-    <w:lsdException w:uiPriority="99" w:name="Table Columns 1"/>
-    <w:lsdException w:uiPriority="99" w:name="Table Columns 2"/>
-    <w:lsdException w:uiPriority="99" w:name="Table Columns 3"/>
-    <w:lsdException w:uiPriority="99" w:name="Table Columns 4"/>
-    <w:lsdException w:uiPriority="99" w:name="Table Columns 5"/>
-    <w:lsdException w:uiPriority="99" w:name="Table Grid 1"/>
-    <w:lsdException w:uiPriority="99" w:name="Table Grid 2"/>
-    <w:lsdException w:uiPriority="99" w:name="Table Grid 3"/>
-    <w:lsdException w:uiPriority="99" w:name="Table Grid 4"/>
-    <w:lsdException w:uiPriority="99" w:name="Table Grid 5"/>
-    <w:lsdException w:uiPriority="99" w:name="Table Grid 6"/>
-    <w:lsdException w:uiPriority="99" w:name="Table Grid 7"/>
-    <w:lsdException w:uiPriority="99" w:name="Table Grid 8"/>
-    <w:lsdException w:uiPriority="99" w:name="Table List 1"/>
-    <w:lsdException w:uiPriority="99" w:name="Table List 2"/>
-    <w:lsdException w:uiPriority="99" w:name="Table List 3"/>
-    <w:lsdException w:uiPriority="99" w:name="Table List 4"/>
-    <w:lsdException w:uiPriority="99" w:name="Table List 5"/>
-    <w:lsdException w:uiPriority="99" w:name="Table List 6"/>
-    <w:lsdException w:uiPriority="99" w:name="Table List 7"/>
-    <w:lsdException w:uiPriority="99" w:name="Table List 8"/>
-    <w:lsdException w:uiPriority="99" w:name="Table 3D effects 1"/>
-    <w:lsdException w:uiPriority="99" w:name="Table 3D effects 2"/>
-    <w:lsdException w:uiPriority="99" w:name="Table 3D effects 3"/>
-    <w:lsdException w:uiPriority="99" w:name="Table Contemporary"/>
-    <w:lsdException w:uiPriority="99" w:name="Table Elegant"/>
-    <w:lsdException w:uiPriority="99" w:name="Table Professional"/>
-    <w:lsdException w:uiPriority="99" w:name="Table Subtle 1"/>
-    <w:lsdException w:uiPriority="99" w:name="Table Subtle 2"/>
-    <w:lsdException w:uiPriority="99" w:name="Table Web 1"/>
-    <w:lsdException w:uiPriority="99" w:name="Table Web 2"/>
-    <w:lsdException w:uiPriority="99" w:name="Table Web 3"/>
-    <w:lsdException w:uiPriority="99" w:name="Balloon Text"/>
-    <w:lsdException w:unhideWhenUsed="0" w:uiPriority="39" w:semiHidden="0" w:name="Table Grid"/>
-    <w:lsdException w:uiPriority="99" w:name="Table Theme"/>
-    <w:lsdException w:qFormat="1" w:unhideWhenUsed="0" w:uiPriority="34" w:semiHidden="0" w:name="List Paragraph"/>
+  <w:latentStyles w:defLockedState="0" w:defUIPriority="99" w:defSemiHidden="0" w:defUnhideWhenUsed="0" w:defQFormat="0" w:count="376">
+    <w:lsdException w:name="Normal" w:uiPriority="0" w:qFormat="1"/>
+    <w:lsdException w:name="heading 1" w:uiPriority="9" w:qFormat="1"/>
+    <w:lsdException w:name="heading 2" w:semiHidden="1" w:uiPriority="9" w:unhideWhenUsed="1" w:qFormat="1"/>
+    <w:lsdException w:name="heading 3" w:semiHidden="1" w:uiPriority="9" w:unhideWhenUsed="1" w:qFormat="1"/>
+    <w:lsdException w:name="heading 4" w:semiHidden="1" w:uiPriority="9" w:unhideWhenUsed="1" w:qFormat="1"/>
+    <w:lsdException w:name="heading 5" w:semiHidden="1" w:uiPriority="9" w:unhideWhenUsed="1" w:qFormat="1"/>
+    <w:lsdException w:name="heading 6" w:semiHidden="1" w:uiPriority="9" w:unhideWhenUsed="1" w:qFormat="1"/>
+    <w:lsdException w:name="heading 7" w:semiHidden="1" w:uiPriority="9" w:unhideWhenUsed="1" w:qFormat="1"/>
+    <w:lsdException w:name="heading 8" w:semiHidden="1" w:uiPriority="9" w:unhideWhenUsed="1" w:qFormat="1"/>
+    <w:lsdException w:name="heading 9" w:semiHidden="1" w:uiPriority="9" w:unhideWhenUsed="1" w:qFormat="1"/>
+    <w:lsdException w:name="index 1" w:semiHidden="1" w:unhideWhenUsed="1"/>
+    <w:lsdException w:name="index 2" w:semiHidden="1" w:unhideWhenUsed="1"/>
+    <w:lsdException w:name="index 3" w:semiHidden="1" w:unhideWhenUsed="1"/>
+    <w:lsdException w:name="index 4" w:semiHidden="1" w:unhideWhenUsed="1"/>
+    <w:lsdException w:name="index 5" w:semiHidden="1" w:unhideWhenUsed="1"/>
+    <w:lsdException w:name="index 6" w:semiHidden="1" w:unhideWhenUsed="1"/>
+    <w:lsdException w:name="index 7" w:semiHidden="1" w:unhideWhenUsed="1"/>
+    <w:lsdException w:name="index 8" w:semiHidden="1" w:unhideWhenUsed="1"/>
+    <w:lsdException w:name="index 9" w:semiHidden="1" w:unhideWhenUsed="1"/>
+    <w:lsdException w:name="toc 1" w:semiHidden="1" w:uiPriority="39" w:unhideWhenUsed="1"/>
+    <w:lsdException w:name="toc 2" w:semiHidden="1" w:uiPriority="39" w:unhideWhenUsed="1"/>
+    <w:lsdException w:name="toc 3" w:semiHidden="1" w:uiPriority="39" w:unhideWhenUsed="1"/>
+    <w:lsdException w:name="toc 4" w:semiHidden="1" w:uiPriority="39" w:unhideWhenUsed="1"/>
+    <w:lsdException w:name="toc 5" w:semiHidden="1" w:uiPriority="39" w:unhideWhenUsed="1"/>
+    <w:lsdException w:name="toc 6" w:semiHidden="1" w:uiPriority="39" w:unhideWhenUsed="1"/>
+    <w:lsdException w:name="toc 7" w:semiHidden="1" w:uiPriority="39" w:unhideWhenUsed="1"/>
+    <w:lsdException w:name="toc 8" w:semiHidden="1" w:uiPriority="39" w:unhideWhenUsed="1"/>
+    <w:lsdException w:name="toc 9" w:semiHidden="1" w:uiPriority="39" w:unhideWhenUsed="1"/>
+    <w:lsdException w:name="Normal Indent" w:semiHidden="1" w:unhideWhenUsed="1"/>
+    <w:lsdException w:name="footnote text" w:semiHidden="1" w:unhideWhenUsed="1"/>
+    <w:lsdException w:name="annotation text" w:semiHidden="1" w:unhideWhenUsed="1"/>
+    <w:lsdException w:name="header" w:semiHidden="1" w:unhideWhenUsed="1"/>
+    <w:lsdException w:name="footer" w:semiHidden="1" w:unhideWhenUsed="1"/>
+    <w:lsdException w:name="index heading" w:semiHidden="1" w:unhideWhenUsed="1"/>
+    <w:lsdException w:name="caption" w:semiHidden="1" w:uiPriority="35" w:unhideWhenUsed="1" w:qFormat="1"/>
+    <w:lsdException w:name="table of figures" w:semiHidden="1" w:unhideWhenUsed="1"/>
+    <w:lsdException w:name="envelope address" w:semiHidden="1" w:unhideWhenUsed="1"/>
+    <w:lsdException w:name="envelope return" w:semiHidden="1" w:unhideWhenUsed="1"/>
+    <w:lsdException w:name="footnote reference" w:semiHidden="1" w:unhideWhenUsed="1"/>
+    <w:lsdException w:name="annotation reference" w:semiHidden="1" w:unhideWhenUsed="1"/>
+    <w:lsdException w:name="line number" w:semiHidden="1" w:unhideWhenUsed="1"/>
+    <w:lsdException w:name="page number" w:semiHidden="1" w:unhideWhenUsed="1"/>
+    <w:lsdException w:name="endnote reference" w:semiHidden="1" w:unhideWhenUsed="1"/>
+    <w:lsdException w:name="endnote text" w:semiHidden="1" w:unhideWhenUsed="1"/>
+    <w:lsdException w:name="table of authorities" w:semiHidden="1" w:unhideWhenUsed="1"/>
+    <w:lsdException w:name="macro" w:semiHidden="1" w:unhideWhenUsed="1"/>
+    <w:lsdException w:name="toa heading" w:semiHidden="1" w:unhideWhenUsed="1"/>
+    <w:lsdException w:name="List" w:semiHidden="1" w:unhideWhenUsed="1"/>
+    <w:lsdException w:name="List Bullet" w:semiHidden="1" w:unhideWhenUsed="1"/>
+    <w:lsdException w:name="List Number" w:semiHidden="1" w:unhideWhenUsed="1"/>
+    <w:lsdException w:name="List 2" w:semiHidden="1" w:unhideWhenUsed="1"/>
+    <w:lsdException w:name="List 3" w:semiHidden="1" w:unhideWhenUsed="1"/>
+    <w:lsdException w:name="List 4" w:semiHidden="1" w:unhideWhenUsed="1"/>
+    <w:lsdException w:name="List 5" w:semiHidden="1" w:unhideWhenUsed="1"/>
+    <w:lsdException w:name="List Bullet 2" w:semiHidden="1" w:unhideWhenUsed="1"/>
+    <w:lsdException w:name="List Bullet 3" w:semiHidden="1" w:unhideWhenUsed="1"/>
+    <w:lsdException w:name="List Bullet 4" w:semiHidden="1" w:unhideWhenUsed="1"/>
+    <w:lsdException w:name="List Bullet 5" w:semiHidden="1" w:unhideWhenUsed="1"/>
+    <w:lsdException w:name="List Number 2" w:semiHidden="1" w:unhideWhenUsed="1"/>
+    <w:lsdException w:name="List Number 3" w:semiHidden="1" w:unhideWhenUsed="1"/>
+    <w:lsdException w:name="List Number 4" w:semiHidden="1" w:unhideWhenUsed="1"/>
+    <w:lsdException w:name="List Number 5" w:semiHidden="1" w:unhideWhenUsed="1"/>
+    <w:lsdException w:name="Title" w:uiPriority="10" w:qFormat="1"/>
+    <w:lsdException w:name="Closing" w:semiHidden="1" w:unhideWhenUsed="1"/>
+    <w:lsdException w:name="Signature" w:semiHidden="1" w:unhideWhenUsed="1"/>
+    <w:lsdException w:name="Default Paragraph Font" w:semiHidden="1" w:uiPriority="1" w:unhideWhenUsed="1"/>
+    <w:lsdException w:name="Body Text" w:semiHidden="1" w:unhideWhenUsed="1"/>
+    <w:lsdException w:name="Body Text Indent" w:semiHidden="1" w:unhideWhenUsed="1"/>
+    <w:lsdException w:name="List Continue" w:semiHidden="1" w:unhideWhenUsed="1"/>
+    <w:lsdException w:name="List Continue 2" w:semiHidden="1" w:unhideWhenUsed="1"/>
+    <w:lsdException w:name="List Continue 3" w:semiHidden="1" w:unhideWhenUsed="1"/>
+    <w:lsdException w:name="List Continue 4" w:semiHidden="1" w:unhideWhenUsed="1"/>
+    <w:lsdException w:name="List Continue 5" w:semiHidden="1" w:unhideWhenUsed="1"/>
+    <w:lsdException w:name="Message Header" w:semiHidden="1" w:unhideWhenUsed="1"/>
+    <w:lsdException w:name="Subtitle" w:uiPriority="11" w:qFormat="1"/>
+    <w:lsdException w:name="Salutation" w:semiHidden="1" w:unhideWhenUsed="1"/>
+    <w:lsdException w:name="Date" w:semiHidden="1" w:unhideWhenUsed="1"/>
+    <w:lsdException w:name="Body Text First Indent" w:semiHidden="1" w:unhideWhenUsed="1"/>
+    <w:lsdException w:name="Body Text First Indent 2" w:semiHidden="1" w:unhideWhenUsed="1"/>
+    <w:lsdException w:name="Note Heading" w:semiHidden="1" w:unhideWhenUsed="1"/>
+    <w:lsdException w:name="Body Text 2" w:semiHidden="1" w:unhideWhenUsed="1"/>
+    <w:lsdException w:name="Body Text 3" w:semiHidden="1" w:unhideWhenUsed="1"/>
+    <w:lsdException w:name="Body Text Indent 2" w:semiHidden="1" w:unhideWhenUsed="1"/>
+    <w:lsdException w:name="Body Text Indent 3" w:semiHidden="1" w:unhideWhenUsed="1"/>
+    <w:lsdException w:name="Block Text" w:semiHidden="1" w:unhideWhenUsed="1"/>
+    <w:lsdException w:name="Hyperlink" w:semiHidden="1" w:unhideWhenUsed="1"/>
+    <w:lsdException w:name="FollowedHyperlink" w:semiHidden="1" w:unhideWhenUsed="1"/>
+    <w:lsdException w:name="Strong" w:uiPriority="22" w:qFormat="1"/>
+    <w:lsdException w:name="Emphasis" w:uiPriority="20" w:qFormat="1"/>
+    <w:lsdException w:name="Document Map" w:semiHidden="1" w:unhideWhenUsed="1"/>
+    <w:lsdException w:name="Plain Text" w:semiHidden="1" w:unhideWhenUsed="1"/>
+    <w:lsdException w:name="E-mail Signature" w:semiHidden="1" w:unhideWhenUsed="1"/>
+    <w:lsdException w:name="HTML Top of Form" w:semiHidden="1" w:unhideWhenUsed="1"/>
+    <w:lsdException w:name="HTML Bottom of Form" w:semiHidden="1" w:unhideWhenUsed="1"/>
+    <w:lsdException w:name="Normal (Web)" w:unhideWhenUsed="1" w:qFormat="1"/>
+    <w:lsdException w:name="HTML Acronym" w:semiHidden="1" w:unhideWhenUsed="1"/>
+    <w:lsdException w:name="HTML Address" w:semiHidden="1" w:unhideWhenUsed="1"/>
+    <w:lsdException w:name="HTML Cite" w:semiHidden="1" w:unhideWhenUsed="1"/>
+    <w:lsdException w:name="HTML Code" w:semiHidden="1" w:unhideWhenUsed="1"/>
+    <w:lsdException w:name="HTML Definition" w:semiHidden="1" w:unhideWhenUsed="1"/>
+    <w:lsdException w:name="HTML Keyboard" w:semiHidden="1" w:unhideWhenUsed="1"/>
+    <w:lsdException w:name="HTML Preformatted" w:semiHidden="1" w:unhideWhenUsed="1"/>
+    <w:lsdException w:name="HTML Sample" w:semiHidden="1" w:unhideWhenUsed="1"/>
+    <w:lsdException w:name="HTML Typewriter" w:semiHidden="1" w:unhideWhenUsed="1"/>
+    <w:lsdException w:name="HTML Variable" w:semiHidden="1" w:unhideWhenUsed="1"/>
+    <w:lsdException w:name="Normal Table" w:semiHidden="1" w:unhideWhenUsed="1"/>
+    <w:lsdException w:name="annotation subject" w:semiHidden="1" w:unhideWhenUsed="1"/>
+    <w:lsdException w:name="No List" w:semiHidden="1" w:unhideWhenUsed="1"/>
+    <w:lsdException w:name="Outline List 1" w:semiHidden="1" w:unhideWhenUsed="1"/>
+    <w:lsdException w:name="Outline List 2" w:semiHidden="1" w:unhideWhenUsed="1"/>
+    <w:lsdException w:name="Outline List 3" w:semiHidden="1" w:unhideWhenUsed="1"/>
+    <w:lsdException w:name="Table Simple 1" w:semiHidden="1" w:unhideWhenUsed="1"/>
+    <w:lsdException w:name="Table Simple 2" w:semiHidden="1" w:unhideWhenUsed="1"/>
+    <w:lsdException w:name="Table Simple 3" w:semiHidden="1" w:unhideWhenUsed="1"/>
+    <w:lsdException w:name="Table Classic 1" w:semiHidden="1" w:unhideWhenUsed="1"/>
+    <w:lsdException w:name="Table Classic 2" w:semiHidden="1" w:unhideWhenUsed="1"/>
+    <w:lsdException w:name="Table Classic 3" w:semiHidden="1" w:unhideWhenUsed="1"/>
+    <w:lsdException w:name="Table Classic 4" w:semiHidden="1" w:unhideWhenUsed="1"/>
+    <w:lsdException w:name="Table Colorful 1" w:semiHidden="1" w:unhideWhenUsed="1"/>
+    <w:lsdException w:name="Table Colorful 2" w:semiHidden="1" w:unhideWhenUsed="1"/>
+    <w:lsdException w:name="Table Colorful 3" w:semiHidden="1" w:unhideWhenUsed="1"/>
+    <w:lsdException w:name="Table Columns 1" w:semiHidden="1" w:unhideWhenUsed="1"/>
+    <w:lsdException w:name="Table Columns 2" w:semiHidden="1" w:unhideWhenUsed="1"/>
+    <w:lsdException w:name="Table Columns 3" w:semiHidden="1" w:unhideWhenUsed="1"/>
+    <w:lsdException w:name="Table Columns 4" w:semiHidden="1" w:unhideWhenUsed="1"/>
+    <w:lsdException w:name="Table Columns 5" w:semiHidden="1" w:unhideWhenUsed="1"/>
+    <w:lsdException w:name="Table Grid 1" w:semiHidden="1" w:unhideWhenUsed="1"/>
+    <w:lsdException w:name="Table Grid 2" w:semiHidden="1" w:unhideWhenUsed="1"/>
+    <w:lsdException w:name="Table Grid 3" w:semiHidden="1" w:unhideWhenUsed="1"/>
+    <w:lsdException w:name="Table Grid 4" w:semiHidden="1" w:unhideWhenUsed="1"/>
+    <w:lsdException w:name="Table Grid 5" w:semiHidden="1" w:unhideWhenUsed="1"/>
+    <w:lsdException w:name="Table Grid 6" w:semiHidden="1" w:unhideWhenUsed="1"/>
+    <w:lsdException w:name="Table Grid 7" w:semiHidden="1" w:unhideWhenUsed="1"/>
+    <w:lsdException w:name="Table Grid 8" w:semiHidden="1" w:unhideWhenUsed="1"/>
+    <w:lsdException w:name="Table List 1" w:semiHidden="1" w:unhideWhenUsed="1"/>
+    <w:lsdException w:name="Table List 2" w:semiHidden="1" w:unhideWhenUsed="1"/>
+    <w:lsdException w:name="Table List 3" w:semiHidden="1" w:unhideWhenUsed="1"/>
+    <w:lsdException w:name="Table List 4" w:semiHidden="1" w:unhideWhenUsed="1"/>
+    <w:lsdException w:name="Table List 5" w:semiHidden="1" w:unhideWhenUsed="1"/>
+    <w:lsdException w:name="Table List 6" w:semiHidden="1" w:unhideWhenUsed="1"/>
+    <w:lsdException w:name="Table List 7" w:semiHidden="1" w:unhideWhenUsed="1"/>
+    <w:lsdException w:name="Table List 8" w:semiHidden="1" w:unhideWhenUsed="1"/>
+    <w:lsdException w:name="Table 3D effects 1" w:semiHidden="1" w:unhideWhenUsed="1"/>
+    <w:lsdException w:name="Table 3D effects 2" w:semiHidden="1" w:unhideWhenUsed="1"/>
+    <w:lsdException w:name="Table 3D effects 3" w:semiHidden="1" w:unhideWhenUsed="1"/>
+    <w:lsdException w:name="Table Contemporary" w:semiHidden="1" w:unhideWhenUsed="1"/>
+    <w:lsdException w:name="Table Elegant" w:semiHidden="1" w:unhideWhenUsed="1"/>
+    <w:lsdException w:name="Table Professional" w:semiHidden="1" w:unhideWhenUsed="1"/>
+    <w:lsdException w:name="Table Subtle 1" w:semiHidden="1" w:unhideWhenUsed="1"/>
+    <w:lsdException w:name="Table Subtle 2" w:semiHidden="1" w:unhideWhenUsed="1"/>
+    <w:lsdException w:name="Table Web 1" w:semiHidden="1" w:unhideWhenUsed="1"/>
+    <w:lsdException w:name="Table Web 2" w:semiHidden="1" w:unhideWhenUsed="1"/>
+    <w:lsdException w:name="Table Web 3" w:semiHidden="1" w:unhideWhenUsed="1"/>
+    <w:lsdException w:name="Balloon Text" w:semiHidden="1" w:unhideWhenUsed="1"/>
+    <w:lsdException w:name="Table Grid" w:uiPriority="39"/>
+    <w:lsdException w:name="Table Theme" w:semiHidden="1" w:unhideWhenUsed="1"/>
+    <w:lsdException w:name="Placeholder Text" w:semiHidden="1" w:unhideWhenUsed="1"/>
+    <w:lsdException w:name="No Spacing" w:semiHidden="1" w:unhideWhenUsed="1"/>
+    <w:lsdException w:name="Light Shading"/>
+    <w:lsdException w:name="Light List"/>
+    <w:lsdException w:name="Light Grid"/>
+    <w:lsdException w:name="Medium Shading 1"/>
+    <w:lsdException w:name="Medium Shading 2"/>
+    <w:lsdException w:name="Medium List 1"/>
+    <w:lsdException w:name="Medium List 2"/>
+    <w:lsdException w:name="Medium Grid 1"/>
+    <w:lsdException w:name="Medium Grid 2"/>
+    <w:lsdException w:name="Medium Grid 3"/>
+    <w:lsdException w:name="Dark List"/>
+    <w:lsdException w:name="Colorful Shading"/>
+    <w:lsdException w:name="Colorful List"/>
+    <w:lsdException w:name="Colorful Grid"/>
+    <w:lsdException w:name="Light Shading Accent 1"/>
+    <w:lsdException w:name="Light List Accent 1"/>
+    <w:lsdException w:name="Light Grid Accent 1"/>
+    <w:lsdException w:name="Medium Shading 1 Accent 1"/>
+    <w:lsdException w:name="Medium Shading 2 Accent 1"/>
+    <w:lsdException w:name="Medium List 1 Accent 1"/>
+    <w:lsdException w:name="Revision" w:semiHidden="1" w:unhideWhenUsed="1"/>
+    <w:lsdException w:name="List Paragraph" w:uiPriority="34" w:qFormat="1"/>
+    <w:lsdException w:name="Quote" w:semiHidden="1" w:unhideWhenUsed="1"/>
+    <w:lsdException w:name="Intense Quote" w:semiHidden="1" w:unhideWhenUsed="1"/>
+    <w:lsdException w:name="Medium List 2 Accent 1"/>
+    <w:lsdException w:name="Medium Grid 1 Accent 1"/>
+    <w:lsdException w:name="Medium Grid 2 Accent 1"/>
+    <w:lsdException w:name="Medium Grid 3 Accent 1"/>
+    <w:lsdException w:name="Dark List Accent 1"/>
+    <w:lsdException w:name="Colorful Shading Accent 1"/>
+    <w:lsdException w:name="Colorful List Accent 1"/>
+    <w:lsdException w:name="Colorful Grid Accent 1"/>
+    <w:lsdException w:name="Light Shading Accent 2"/>
+    <w:lsdException w:name="Light List Accent 2"/>
+    <w:lsdException w:name="Light Grid Accent 2"/>
+    <w:lsdException w:name="Medium Shading 1 Accent 2"/>
+    <w:lsdException w:name="Medium Shading 2 Accent 2"/>
+    <w:lsdException w:name="Medium List 1 Accent 2"/>
+    <w:lsdException w:name="Medium List 2 Accent 2"/>
+    <w:lsdException w:name="Medium Grid 1 Accent 2"/>
+    <w:lsdException w:name="Medium Grid 2 Accent 2"/>
+    <w:lsdException w:name="Medium Grid 3 Accent 2"/>
+    <w:lsdException w:name="Dark List Accent 2"/>
+    <w:lsdException w:name="Colorful Shading Accent 2"/>
+    <w:lsdException w:name="Colorful List Accent 2"/>
+    <w:lsdException w:name="Colorful Grid Accent 2"/>
+    <w:lsdException w:name="Light Shading Accent 3"/>
+    <w:lsdException w:name="Light List Accent 3"/>
+    <w:lsdException w:name="Light Grid Accent 3"/>
+    <w:lsdException w:name="Medium Shading 1 Accent 3"/>
+    <w:lsdException w:name="Medium Shading 2 Accent 3"/>
+    <w:lsdException w:name="Medium List 1 Accent 3"/>
+    <w:lsdException w:name="Medium List 2 Accent 3"/>
+    <w:lsdException w:name="Medium Grid 1 Accent 3"/>
+    <w:lsdException w:name="Medium Grid 2 Accent 3"/>
+    <w:lsdException w:name="Medium Grid 3 Accent 3"/>
+    <w:lsdException w:name="Dark List Accent 3"/>
+    <w:lsdException w:name="Colorful Shading Accent 3"/>
+    <w:lsdException w:name="Colorful List Accent 3"/>
+    <w:lsdException w:name="Colorful Grid Accent 3"/>
+    <w:lsdException w:name="Light Shading Accent 4"/>
+    <w:lsdException w:name="Light List Accent 4"/>
+    <w:lsdException w:name="Light Grid Accent 4"/>
+    <w:lsdException w:name="Medium Shading 1 Accent 4"/>
+    <w:lsdException w:name="Medium Shading 2 Accent 4"/>
+    <w:lsdException w:name="Medium List 1 Accent 4"/>
+    <w:lsdException w:name="Medium List 2 Accent 4"/>
+    <w:lsdException w:name="Medium Grid 1 Accent 4"/>
+    <w:lsdException w:name="Medium Grid 2 Accent 4"/>
+    <w:lsdException w:name="Medium Grid 3 Accent 4"/>
+    <w:lsdException w:name="Dark List Accent 4"/>
+    <w:lsdException w:name="Colorful Shading Accent 4"/>
+    <w:lsdException w:name="Colorful List Accent 4"/>
+    <w:lsdException w:name="Colorful Grid Accent 4"/>
+    <w:lsdException w:name="Light Shading Accent 5"/>
+    <w:lsdException w:name="Light List Accent 5"/>
+    <w:lsdException w:name="Light Grid Accent 5"/>
+    <w:lsdException w:name="Medium Shading 1 Accent 5"/>
+    <w:lsdException w:name="Medium Shading 2 Accent 5"/>
+    <w:lsdException w:name="Medium List 1 Accent 5"/>
+    <w:lsdException w:name="Medium List 2 Accent 5"/>
+    <w:lsdException w:name="Medium Grid 1 Accent 5"/>
+    <w:lsdException w:name="Medium Grid 2 Accent 5"/>
+    <w:lsdException w:name="Medium Grid 3 Accent 5"/>
+    <w:lsdException w:name="Dark List Accent 5"/>
+    <w:lsdException w:name="Colorful Shading Accent 5"/>
+    <w:lsdException w:name="Colorful List Accent 5"/>
+    <w:lsdException w:name="Colorful Grid Accent 5"/>
+    <w:lsdException w:name="Light Shading Accent 6"/>
+    <w:lsdException w:name="Light List Accent 6"/>
+    <w:lsdException w:name="Light Grid Accent 6"/>
+    <w:lsdException w:name="Medium Shading 1 Accent 6"/>
+    <w:lsdException w:name="Medium Shading 2 Accent 6"/>
+    <w:lsdException w:name="Medium List 1 Accent 6"/>
+    <w:lsdException w:name="Medium List 2 Accent 6"/>
+    <w:lsdException w:name="Medium Grid 1 Accent 6"/>
+    <w:lsdException w:name="Medium Grid 2 Accent 6"/>
+    <w:lsdException w:name="Medium Grid 3 Accent 6"/>
+    <w:lsdException w:name="Dark List Accent 6"/>
+    <w:lsdException w:name="Colorful Shading Accent 6"/>
+    <w:lsdException w:name="Colorful List Accent 6"/>
+    <w:lsdException w:name="Colorful Grid Accent 6"/>
+    <w:lsdException w:name="Subtle Emphasis" w:uiPriority="19" w:qFormat="1"/>
+    <w:lsdException w:name="Intense Emphasis" w:uiPriority="21" w:qFormat="1"/>
+    <w:lsdException w:name="Subtle Reference" w:uiPriority="31" w:qFormat="1"/>
+    <w:lsdException w:name="Intense Reference" w:uiPriority="32" w:qFormat="1"/>
+    <w:lsdException w:name="Book Title" w:uiPriority="33" w:qFormat="1"/>
+    <w:lsdException w:name="Bibliography" w:semiHidden="1" w:uiPriority="37" w:unhideWhenUsed="1"/>
+    <w:lsdException w:name="TOC Heading" w:semiHidden="1" w:uiPriority="39" w:unhideWhenUsed="1" w:qFormat="1"/>
+    <w:lsdException w:name="Plain Table 1" w:uiPriority="41"/>
+    <w:lsdException w:name="Plain Table 2" w:uiPriority="42"/>
+    <w:lsdException w:name="Plain Table 3" w:uiPriority="43"/>
+    <w:lsdException w:name="Plain Table 4" w:uiPriority="44"/>
+    <w:lsdException w:name="Plain Table 5" w:uiPriority="45"/>
+    <w:lsdException w:name="Grid Table Light" w:uiPriority="40"/>
+    <w:lsdException w:name="Grid Table 1 Light" w:uiPriority="46"/>
+    <w:lsdException w:name="Grid Table 2" w:uiPriority="47"/>
+    <w:lsdException w:name="Grid Table 3" w:uiPriority="48"/>
+    <w:lsdException w:name="Grid Table 4" w:uiPriority="49"/>
+    <w:lsdException w:name="Grid Table 5 Dark" w:uiPriority="50"/>
+    <w:lsdException w:name="Grid Table 6 Colorful" w:uiPriority="51"/>
+    <w:lsdException w:name="Grid Table 7 Colorful" w:uiPriority="52"/>
+    <w:lsdException w:name="Grid Table 1 Light Accent 1" w:uiPriority="46"/>
+    <w:lsdException w:name="Grid Table 2 Accent 1" w:uiPriority="47"/>
+    <w:lsdException w:name="Grid Table 3 Accent 1" w:uiPriority="48"/>
+    <w:lsdException w:name="Grid Table 4 Accent 1" w:uiPriority="49"/>
+    <w:lsdException w:name="Grid Table 5 Dark Accent 1" w:uiPriority="50"/>
+    <w:lsdException w:name="Grid Table 6 Colorful Accent 1" w:uiPriority="51"/>
+    <w:lsdException w:name="Grid Table 7 Colorful Accent 1" w:uiPriority="52"/>
+    <w:lsdException w:name="Grid Table 1 Light Accent 2" w:uiPriority="46"/>
+    <w:lsdException w:name="Grid Table 2 Accent 2" w:uiPriority="47"/>
+    <w:lsdException w:name="Grid Table 3 Accent 2" w:uiPriority="48"/>
+    <w:lsdException w:name="Grid Table 4 Accent 2" w:uiPriority="49"/>
+    <w:lsdException w:name="Grid Table 5 Dark Accent 2" w:uiPriority="50"/>
+    <w:lsdException w:name="Grid Table 6 Colorful Accent 2" w:uiPriority="51"/>
+    <w:lsdException w:name="Grid Table 7 Colorful Accent 2" w:uiPriority="52"/>
+    <w:lsdException w:name="Grid Table 1 Light Accent 3" w:uiPriority="46"/>
+    <w:lsdException w:name="Grid Table 2 Accent 3" w:uiPriority="47"/>
+    <w:lsdException w:name="Grid Table 3 Accent 3" w:uiPriority="48"/>
+    <w:lsdException w:name="Grid Table 4 Accent 3" w:uiPriority="49"/>
+    <w:lsdException w:name="Grid Table 5 Dark Accent 3" w:uiPriority="50"/>
+    <w:lsdException w:name="Grid Table 6 Colorful Accent 3" w:uiPriority="51"/>
+    <w:lsdException w:name="Grid Table 7 Colorful Accent 3" w:uiPriority="52"/>
+    <w:lsdException w:name="Grid Table 1 Light Accent 4" w:uiPriority="46"/>
+    <w:lsdException w:name="Grid Table 2 Accent 4" w:uiPriority="47"/>
+    <w:lsdException w:name="Grid Table 3 Accent 4" w:uiPriority="48"/>
+    <w:lsdException w:name="Grid Table 4 Accent 4" w:uiPriority="49"/>
+    <w:lsdException w:name="Grid Table 5 Dark Accent 4" w:uiPriority="50"/>
+    <w:lsdException w:name="Grid Table 6 Colorful Accent 4" w:uiPriority="51"/>
+    <w:lsdException w:name="Grid Table 7 Colorful Accent 4" w:uiPriority="52"/>
+    <w:lsdException w:name="Grid Table 1 Light Accent 5" w:uiPriority="46"/>
+    <w:lsdException w:name="Grid Table 2 Accent 5" w:uiPriority="47"/>
+    <w:lsdException w:name="Grid Table 3 Accent 5" w:uiPriority="48"/>
+    <w:lsdException w:name="Grid Table 4 Accent 5" w:uiPriority="49"/>
+    <w:lsdException w:name="Grid Table 5 Dark Accent 5" w:uiPriority="50"/>
+    <w:lsdException w:name="Grid Table 6 Colorful Accent 5" w:uiPriority="51"/>
+    <w:lsdException w:name="Grid Table 7 Colorful Accent 5" w:uiPriority="52"/>
+    <w:lsdException w:name="Grid Table 1 Light Accent 6" w:uiPriority="46"/>
+    <w:lsdException w:name="Grid Table 2 Accent 6" w:uiPriority="47"/>
+    <w:lsdException w:name="Grid Table 3 Accent 6" w:uiPriority="48"/>
+    <w:lsdException w:name="Grid Table 4 Accent 6" w:uiPriority="49"/>
+    <w:lsdException w:name="Grid Table 5 Dark Accent 6" w:uiPriority="50"/>
+    <w:lsdException w:name="Grid Table 6 Colorful Accent 6" w:uiPriority="51"/>
+    <w:lsdException w:name="Grid Table 7 Colorful Accent 6" w:uiPriority="52"/>
+    <w:lsdException w:name="List Table 1 Light" w:uiPriority="46"/>
+    <w:lsdException w:name="List Table 2" w:uiPriority="47"/>
+    <w:lsdException w:name="List Table 3" w:uiPriority="48"/>
+    <w:lsdException w:name="List Table 4" w:uiPriority="49"/>
+    <w:lsdException w:name="List Table 5 Dark" w:uiPriority="50"/>
+    <w:lsdException w:name="List Table 6 Colorful" w:uiPriority="51"/>
+    <w:lsdException w:name="List Table 7 Colorful" w:uiPriority="52"/>
+    <w:lsdException w:name="List Table 1 Light Accent 1" w:uiPriority="46"/>
+    <w:lsdException w:name="List Table 2 Accent 1" w:uiPriority="47"/>
+    <w:lsdException w:name="List Table 3 Accent 1" w:uiPriority="48"/>
+    <w:lsdException w:name="List Table 4 Accent 1" w:uiPriority="49"/>
+    <w:lsdException w:name="List Table 5 Dark Accent 1" w:uiPriority="50"/>
+    <w:lsdException w:name="List Table 6 Colorful Accent 1" w:uiPriority="51"/>
+    <w:lsdException w:name="List Table 7 Colorful Accent 1" w:uiPriority="52"/>
+    <w:lsdException w:name="List Table 1 Light Accent 2" w:uiPriority="46"/>
+    <w:lsdException w:name="List Table 2 Accent 2" w:uiPriority="47"/>
+    <w:lsdException w:name="List Table 3 Accent 2" w:uiPriority="48"/>
+    <w:lsdException w:name="List Table 4 Accent 2" w:uiPriority="49"/>
+    <w:lsdException w:name="List Table 5 Dark Accent 2" w:uiPriority="50"/>
+    <w:lsdException w:name="List Table 6 Colorful Accent 2" w:uiPriority="51"/>
+    <w:lsdException w:name="List Table 7 Colorful Accent 2" w:uiPriority="52"/>
+    <w:lsdException w:name="List Table 1 Light Accent 3" w:uiPriority="46"/>
+    <w:lsdException w:name="List Table 2 Accent 3" w:uiPriority="47"/>
+    <w:lsdException w:name="List Table 3 Accent 3" w:uiPriority="48"/>
+    <w:lsdException w:name="List Table 4 Accent 3" w:uiPriority="49"/>
+    <w:lsdException w:name="List Table 5 Dark Accent 3" w:uiPriority="50"/>
+    <w:lsdException w:name="List Table 6 Colorful Accent 3" w:uiPriority="51"/>
+    <w:lsdException w:name="List Table 7 Colorful Accent 3" w:uiPriority="52"/>
+    <w:lsdException w:name="List Table 1 Light Accent 4" w:uiPriority="46"/>
+    <w:lsdException w:name="List Table 2 Accent 4" w:uiPriority="47"/>
+    <w:lsdException w:name="List Table 3 Accent 4" w:uiPriority="48"/>
+    <w:lsdException w:name="List Table 4 Accent 4" w:uiPriority="49"/>
+    <w:lsdException w:name="List Table 5 Dark Accent 4" w:uiPriority="50"/>
+    <w:lsdException w:name="List Table 6 Colorful Accent 4" w:uiPriority="51"/>
+    <w:lsdException w:name="List Table 7 Colorful Accent 4" w:uiPriority="52"/>
+    <w:lsdException w:name="List Table 1 Light Accent 5" w:uiPriority="46"/>
+    <w:lsdException w:name="List Table 2 Accent 5" w:uiPriority="47"/>
+    <w:lsdException w:name="List Table 3 Accent 5" w:uiPriority="48"/>
+    <w:lsdException w:name="List Table 4 Accent 5" w:uiPriority="49"/>
+    <w:lsdException w:name="List Table 5 Dark Accent 5" w:uiPriority="50"/>
+    <w:lsdException w:name="List Table 6 Colorful Accent 5" w:uiPriority="51"/>
+    <w:lsdException w:name="List Table 7 Colorful Accent 5" w:uiPriority="52"/>
+    <w:lsdException w:name="List Table 1 Light Accent 6" w:uiPriority="46"/>
+    <w:lsdException w:name="List Table 2 Accent 6" w:uiPriority="47"/>
+    <w:lsdException w:name="List Table 3 Accent 6" w:uiPriority="48"/>
+    <w:lsdException w:name="List Table 4 Accent 6" w:uiPriority="49"/>
+    <w:lsdException w:name="List Table 5 Dark Accent 6" w:uiPriority="50"/>
+    <w:lsdException w:name="List Table 6 Colorful Accent 6" w:uiPriority="51"/>
+    <w:lsdException w:name="List Table 7 Colorful Accent 6" w:uiPriority="52"/>
+    <w:lsdException w:name="Mention" w:semiHidden="1" w:unhideWhenUsed="1"/>
+    <w:lsdException w:name="Smart Hyperlink" w:semiHidden="1" w:unhideWhenUsed="1"/>
+    <w:lsdException w:name="Hashtag" w:semiHidden="1" w:unhideWhenUsed="1"/>
+    <w:lsdException w:name="Unresolved Mention" w:semiHidden="1" w:unhideWhenUsed="1"/>
+    <w:lsdException w:name="Smart Link" w:semiHidden="1" w:unhideWhenUsed="1"/>
   </w:latentStyles>
-  <w:style w:type="paragraph" w:default="1" w:styleId="1">
+  <w:style w:type="paragraph" w:default="1" w:styleId="a">
     <w:name w:val="Normal"/>
     <w:qFormat/>
-    <w:uiPriority w:val="0"/>
     <w:rPr>
-      <w:rFonts w:ascii="Times New Roman" w:hAnsi="Times New Roman" w:eastAsia="Times New Roman" w:cs="Times New Roman"/>
       <w:sz w:val="24"/>
       <w:szCs w:val="24"/>
-      <w:lang w:val="ru" w:eastAsia="ru-RU" w:bidi="ar-SA"/>
+      <w:lang w:val="ru"/>
     </w:rPr>
   </w:style>
-  <w:style w:type="paragraph" w:styleId="2">
+  <w:style w:type="paragraph" w:styleId="1">
     <w:name w:val="heading 1"/>
-    <w:basedOn w:val="1"/>
-    <w:next w:val="1"/>
+    <w:basedOn w:val="a"/>
+    <w:next w:val="a"/>
+    <w:uiPriority w:val="9"/>
     <w:qFormat/>
-    <w:uiPriority w:val="9"/>
+    <w:rsid w:val="00C70625"/>
     <w:pPr>
       <w:keepNext/>
-      <w:spacing w:before="240" w:after="240"/>
+      <w:spacing w:before="360" w:after="360" w:line="360" w:lineRule="auto"/>
       <w:ind w:firstLine="851"/>
       <w:jc w:val="both"/>
       <w:outlineLvl w:val="0"/>
@@ -3042,14 +3253,14 @@
       <w:szCs w:val="28"/>
     </w:rPr>
   </w:style>
-  <w:style w:type="paragraph" w:styleId="3">
+  <w:style w:type="paragraph" w:styleId="2">
     <w:name w:val="heading 2"/>
-    <w:basedOn w:val="1"/>
-    <w:next w:val="1"/>
+    <w:basedOn w:val="a"/>
+    <w:next w:val="a"/>
+    <w:uiPriority w:val="9"/>
     <w:semiHidden/>
     <w:unhideWhenUsed/>
     <w:qFormat/>
-    <w:uiPriority w:val="9"/>
     <w:pPr>
       <w:keepNext/>
       <w:keepLines/>
@@ -3063,14 +3274,14 @@
       <w:szCs w:val="36"/>
     </w:rPr>
   </w:style>
-  <w:style w:type="paragraph" w:styleId="4">
+  <w:style w:type="paragraph" w:styleId="3">
     <w:name w:val="heading 3"/>
-    <w:basedOn w:val="1"/>
-    <w:next w:val="1"/>
+    <w:basedOn w:val="a"/>
+    <w:next w:val="a"/>
+    <w:uiPriority w:val="9"/>
     <w:semiHidden/>
     <w:unhideWhenUsed/>
     <w:qFormat/>
-    <w:uiPriority w:val="9"/>
     <w:pPr>
       <w:keepNext/>
       <w:keepLines/>
@@ -3084,14 +3295,14 @@
       <w:szCs w:val="28"/>
     </w:rPr>
   </w:style>
-  <w:style w:type="paragraph" w:styleId="5">
+  <w:style w:type="paragraph" w:styleId="4">
     <w:name w:val="heading 4"/>
-    <w:basedOn w:val="1"/>
-    <w:next w:val="1"/>
+    <w:basedOn w:val="a"/>
+    <w:next w:val="a"/>
+    <w:uiPriority w:val="9"/>
     <w:semiHidden/>
     <w:unhideWhenUsed/>
     <w:qFormat/>
-    <w:uiPriority w:val="9"/>
     <w:pPr>
       <w:keepNext/>
       <w:keepLines/>
@@ -3103,14 +3314,14 @@
       <w:bCs/>
     </w:rPr>
   </w:style>
-  <w:style w:type="paragraph" w:styleId="6">
+  <w:style w:type="paragraph" w:styleId="5">
     <w:name w:val="heading 5"/>
-    <w:basedOn w:val="1"/>
-    <w:next w:val="1"/>
+    <w:basedOn w:val="a"/>
+    <w:next w:val="a"/>
+    <w:uiPriority w:val="9"/>
     <w:semiHidden/>
     <w:unhideWhenUsed/>
     <w:qFormat/>
-    <w:uiPriority w:val="9"/>
     <w:pPr>
       <w:keepNext/>
       <w:keepLines/>
@@ -3124,14 +3335,14 @@
       <w:szCs w:val="22"/>
     </w:rPr>
   </w:style>
-  <w:style w:type="paragraph" w:styleId="7">
+  <w:style w:type="paragraph" w:styleId="6">
     <w:name w:val="heading 6"/>
-    <w:basedOn w:val="1"/>
-    <w:next w:val="1"/>
+    <w:basedOn w:val="a"/>
+    <w:next w:val="a"/>
+    <w:uiPriority w:val="9"/>
     <w:semiHidden/>
     <w:unhideWhenUsed/>
     <w:qFormat/>
-    <w:uiPriority w:val="9"/>
     <w:pPr>
       <w:keepNext/>
       <w:keepLines/>
@@ -3145,18 +3356,19 @@
       <w:szCs w:val="20"/>
     </w:rPr>
   </w:style>
-  <w:style w:type="character" w:default="1" w:styleId="8">
+  <w:style w:type="character" w:default="1" w:styleId="a0">
     <w:name w:val="Default Paragraph Font"/>
+    <w:uiPriority w:val="1"/>
     <w:semiHidden/>
     <w:unhideWhenUsed/>
-    <w:uiPriority w:val="1"/>
   </w:style>
-  <w:style w:type="table" w:default="1" w:styleId="9">
+  <w:style w:type="table" w:default="1" w:styleId="a1">
     <w:name w:val="Normal Table"/>
+    <w:uiPriority w:val="99"/>
     <w:semiHidden/>
     <w:unhideWhenUsed/>
-    <w:uiPriority w:val="99"/>
     <w:tblPr>
+      <w:tblInd w:w="0" w:type="dxa"/>
       <w:tblCellMar>
         <w:top w:w="0" w:type="dxa"/>
         <w:left w:w="108" w:type="dxa"/>
@@ -3165,12 +3377,18 @@
       </w:tblCellMar>
     </w:tblPr>
   </w:style>
-  <w:style w:type="paragraph" w:styleId="10">
+  <w:style w:type="numbering" w:default="1" w:styleId="a2">
+    <w:name w:val="No List"/>
+    <w:uiPriority w:val="99"/>
+    <w:semiHidden/>
+    <w:unhideWhenUsed/>
+  </w:style>
+  <w:style w:type="paragraph" w:styleId="a3">
     <w:name w:val="Title"/>
-    <w:basedOn w:val="1"/>
-    <w:next w:val="1"/>
+    <w:basedOn w:val="a"/>
+    <w:next w:val="a"/>
+    <w:uiPriority w:val="10"/>
     <w:qFormat/>
-    <w:uiPriority w:val="10"/>
     <w:pPr>
       <w:keepNext/>
       <w:keepLines/>
@@ -3183,12 +3401,12 @@
       <w:szCs w:val="72"/>
     </w:rPr>
   </w:style>
-  <w:style w:type="paragraph" w:styleId="11">
+  <w:style w:type="paragraph" w:styleId="a4">
     <w:name w:val="Normal (Web)"/>
-    <w:basedOn w:val="1"/>
+    <w:basedOn w:val="a"/>
+    <w:uiPriority w:val="99"/>
     <w:unhideWhenUsed/>
     <w:qFormat/>
-    <w:uiPriority w:val="99"/>
     <w:pPr>
       <w:spacing w:before="100" w:beforeAutospacing="1" w:after="100" w:afterAutospacing="1"/>
     </w:pPr>
@@ -3196,19 +3414,19 @@
       <w:lang w:val="ru-RU"/>
     </w:rPr>
   </w:style>
-  <w:style w:type="paragraph" w:styleId="12">
+  <w:style w:type="paragraph" w:styleId="a5">
     <w:name w:val="Subtitle"/>
-    <w:basedOn w:val="1"/>
-    <w:next w:val="1"/>
+    <w:basedOn w:val="a"/>
+    <w:next w:val="a"/>
+    <w:uiPriority w:val="11"/>
     <w:qFormat/>
-    <w:uiPriority w:val="11"/>
     <w:pPr>
       <w:keepNext/>
       <w:keepLines/>
       <w:spacing w:before="360" w:after="80"/>
     </w:pPr>
     <w:rPr>
-      <w:rFonts w:ascii="Georgia" w:hAnsi="Georgia" w:eastAsia="Georgia" w:cs="Georgia"/>
+      <w:rFonts w:ascii="Georgia" w:eastAsia="Georgia" w:hAnsi="Georgia" w:cs="Georgia"/>
       <w:i/>
       <w:iCs/>
       <w:color w:val="666666"/>
@@ -3216,9 +3434,8 @@
       <w:szCs w:val="48"/>
     </w:rPr>
   </w:style>
-  <w:style w:type="table" w:customStyle="1" w:styleId="13">
+  <w:style w:type="table" w:customStyle="1" w:styleId="TableNormal">
     <w:name w:val="TableNormal"/>
-    <w:uiPriority w:val="0"/>
     <w:tblPr>
       <w:tblCellMar>
         <w:top w:w="100" w:type="dxa"/>
@@ -3228,12 +3445,12 @@
       </w:tblCellMar>
     </w:tblPr>
   </w:style>
-  <w:style w:type="character" w:customStyle="1" w:styleId="14">
+  <w:style w:type="character" w:customStyle="1" w:styleId="10">
     <w:name w:val="Заголовок 1 Знак"/>
-    <w:basedOn w:val="8"/>
+    <w:basedOn w:val="a0"/>
     <w:uiPriority w:val="9"/>
     <w:rPr>
-      <w:rFonts w:ascii="Times New Roman" w:hAnsi="Times New Roman" w:eastAsia="Times New Roman" w:cs="Times New Roman"/>
+      <w:rFonts w:ascii="Times New Roman" w:eastAsia="Times New Roman" w:hAnsi="Times New Roman" w:cs="Times New Roman"/>
       <w:b/>
       <w:color w:val="000000"/>
       <w:sz w:val="28"/>
@@ -3241,11 +3458,10 @@
       <w:lang w:eastAsia="ru-RU"/>
     </w:rPr>
   </w:style>
-  <w:style w:type="table" w:customStyle="1" w:styleId="15">
+  <w:style w:type="table" w:customStyle="1" w:styleId="Style13">
     <w:name w:val="_Style 13"/>
-    <w:basedOn w:val="13"/>
+    <w:basedOn w:val="TableNormal"/>
     <w:qFormat/>
-    <w:uiPriority w:val="0"/>
     <w:tblPr>
       <w:tblCellMar>
         <w:top w:w="0" w:type="dxa"/>
@@ -3255,11 +3471,10 @@
       </w:tblCellMar>
     </w:tblPr>
   </w:style>
-  <w:style w:type="table" w:customStyle="1" w:styleId="16">
+  <w:style w:type="table" w:customStyle="1" w:styleId="Style14">
     <w:name w:val="_Style 14"/>
-    <w:basedOn w:val="13"/>
+    <w:basedOn w:val="TableNormal"/>
     <w:qFormat/>
-    <w:uiPriority w:val="0"/>
     <w:tblPr>
       <w:tblCellMar>
         <w:top w:w="0" w:type="dxa"/>
@@ -3269,11 +3484,10 @@
       </w:tblCellMar>
     </w:tblPr>
   </w:style>
-  <w:style w:type="table" w:customStyle="1" w:styleId="17">
+  <w:style w:type="table" w:customStyle="1" w:styleId="Style15">
     <w:name w:val="_Style 15"/>
-    <w:basedOn w:val="13"/>
+    <w:basedOn w:val="TableNormal"/>
     <w:qFormat/>
-    <w:uiPriority w:val="0"/>
     <w:tblPr>
       <w:tblCellMar>
         <w:top w:w="0" w:type="dxa"/>
@@ -3283,11 +3497,11 @@
       </w:tblCellMar>
     </w:tblPr>
   </w:style>
-  <w:style w:type="paragraph" w:styleId="18">
+  <w:style w:type="paragraph" w:styleId="a6">
     <w:name w:val="List Paragraph"/>
-    <w:basedOn w:val="1"/>
+    <w:basedOn w:val="a"/>
+    <w:uiPriority w:val="34"/>
     <w:qFormat/>
-    <w:uiPriority w:val="34"/>
     <w:pPr>
       <w:ind w:left="720"/>
       <w:contextualSpacing/>
@@ -3548,6 +3762,7 @@
     </a:fmtScheme>
   </a:themeElements>
   <a:objectDefaults/>
+  <a:extraClrSchemeLst/>
 </a:theme>
 </file>
 
@@ -3559,6 +3774,9 @@
 
 <file path=customXml/itemProps1.xml><?xml version="1.0" encoding="utf-8"?>
 <ds:datastoreItem xmlns:ds="http://schemas.openxmlformats.org/officeDocument/2006/customXml" ds:itemID="{11111111-1234-1234-1234-123412341234}">
-  <ds:schemaRefs/>
+  <ds:schemaRefs>
+    <ds:schemaRef ds:uri="http://customooxmlschemas.google.com/"/>
+    <ds:schemaRef ds:uri="http://schemas.openxmlformats.org/officeDocument/2006/relationships"/>
+  </ds:schemaRefs>
 </ds:datastoreItem>
 </file>
--- a/docs/Пример Главы 1. Анализ предметной области мин.docx
+++ b/docs/Пример Главы 1. Анализ предметной области мин.docx
@@ -42,7 +42,6 @@
       <w:pPr>
         <w:spacing w:line="360" w:lineRule="auto"/>
         <w:ind w:firstLine="709"/>
-        <w:contextualSpacing/>
         <w:jc w:val="both"/>
         <w:rPr>
           <w:color w:val="000000"/>
@@ -59,6 +58,28 @@
           <w:lang w:val="ru-RU"/>
         </w:rPr>
         <w:t>Планировщик меню представляет собой приложение для автоматизации процесса составления рациона питания с учетом различных параметров: калорийности, стоимости, количества персон и временных затрат на приготовление.</w:t>
+      </w:r>
+    </w:p>
+    <w:p>
+      <w:pPr>
+        <w:spacing w:line="360" w:lineRule="auto"/>
+        <w:ind w:firstLine="709"/>
+        <w:jc w:val="both"/>
+        <w:rPr>
+          <w:color w:val="000000"/>
+          <w:sz w:val="28"/>
+          <w:szCs w:val="28"/>
+          <w:lang w:val="ru-RU"/>
+        </w:rPr>
+      </w:pPr>
+      <w:r>
+        <w:rPr>
+          <w:color w:val="000000"/>
+          <w:sz w:val="28"/>
+          <w:szCs w:val="28"/>
+          <w:lang w:val="ru-RU"/>
+        </w:rPr>
+        <w:t>Целевая аудитория приложения включает:</w:t>
       </w:r>
     </w:p>
     <w:p>
@@ -66,10 +87,9 @@
         <w:pStyle w:val="a6"/>
         <w:numPr>
           <w:ilvl w:val="0"/>
-          <w:numId w:val="2"/>
+          <w:numId w:val="11"/>
         </w:numPr>
         <w:spacing w:line="360" w:lineRule="auto"/>
-        <w:ind w:firstLine="709"/>
         <w:jc w:val="both"/>
         <w:rPr>
           <w:color w:val="000000"/>
@@ -85,142 +105,7 @@
           <w:szCs w:val="28"/>
           <w:lang w:val="ru-RU"/>
         </w:rPr>
-        <w:t>Целевая аудитория приложения включает:</w:t>
-      </w:r>
-    </w:p>
-    <w:p>
-      <w:pPr>
-        <w:pStyle w:val="a6"/>
-        <w:numPr>
-          <w:ilvl w:val="1"/>
-          <w:numId w:val="3"/>
-        </w:numPr>
-        <w:spacing w:line="360" w:lineRule="auto"/>
-        <w:ind w:firstLine="709"/>
-        <w:jc w:val="both"/>
-        <w:rPr>
-          <w:color w:val="000000"/>
-          <w:sz w:val="28"/>
-          <w:szCs w:val="28"/>
-          <w:lang w:val="ru-RU"/>
-        </w:rPr>
-      </w:pPr>
-      <w:r>
-        <w:rPr>
-          <w:color w:val="000000"/>
-          <w:sz w:val="28"/>
-          <w:szCs w:val="28"/>
-          <w:lang w:val="ru-RU"/>
-        </w:rPr>
         <w:t>Домохозяйства</w:t>
-      </w:r>
-    </w:p>
-    <w:p>
-      <w:pPr>
-        <w:pStyle w:val="a6"/>
-        <w:numPr>
-          <w:ilvl w:val="1"/>
-          <w:numId w:val="3"/>
-        </w:numPr>
-        <w:spacing w:line="360" w:lineRule="auto"/>
-        <w:ind w:firstLine="709"/>
-        <w:jc w:val="both"/>
-        <w:rPr>
-          <w:color w:val="000000"/>
-          <w:sz w:val="28"/>
-          <w:szCs w:val="28"/>
-          <w:lang w:val="ru-RU"/>
-        </w:rPr>
-      </w:pPr>
-      <w:r>
-        <w:rPr>
-          <w:color w:val="000000"/>
-          <w:sz w:val="28"/>
-          <w:szCs w:val="28"/>
-          <w:lang w:val="ru-RU"/>
-        </w:rPr>
-        <w:t>Студенческие сообщества</w:t>
-      </w:r>
-    </w:p>
-    <w:p>
-      <w:pPr>
-        <w:pStyle w:val="a6"/>
-        <w:numPr>
-          <w:ilvl w:val="1"/>
-          <w:numId w:val="3"/>
-        </w:numPr>
-        <w:spacing w:line="360" w:lineRule="auto"/>
-        <w:ind w:firstLine="709"/>
-        <w:jc w:val="both"/>
-        <w:rPr>
-          <w:color w:val="000000"/>
-          <w:sz w:val="28"/>
-          <w:szCs w:val="28"/>
-          <w:lang w:val="ru-RU"/>
-        </w:rPr>
-      </w:pPr>
-      <w:r>
-        <w:rPr>
-          <w:color w:val="000000"/>
-          <w:sz w:val="28"/>
-          <w:szCs w:val="28"/>
-          <w:lang w:val="ru-RU"/>
-        </w:rPr>
-        <w:t>Семьи с разным количеством членов</w:t>
-      </w:r>
-    </w:p>
-    <w:p>
-      <w:pPr>
-        <w:pStyle w:val="a6"/>
-        <w:numPr>
-          <w:ilvl w:val="1"/>
-          <w:numId w:val="3"/>
-        </w:numPr>
-        <w:spacing w:line="360" w:lineRule="auto"/>
-        <w:ind w:firstLine="709"/>
-        <w:jc w:val="both"/>
-        <w:rPr>
-          <w:color w:val="000000"/>
-          <w:sz w:val="28"/>
-          <w:szCs w:val="28"/>
-          <w:lang w:val="ru-RU"/>
-        </w:rPr>
-      </w:pPr>
-      <w:r>
-        <w:rPr>
-          <w:color w:val="000000"/>
-          <w:sz w:val="28"/>
-          <w:szCs w:val="28"/>
-          <w:lang w:val="ru-RU"/>
-        </w:rPr>
-        <w:t>Людей, следящих за питанием</w:t>
-      </w:r>
-    </w:p>
-    <w:p>
-      <w:pPr>
-        <w:pStyle w:val="a6"/>
-        <w:numPr>
-          <w:ilvl w:val="1"/>
-          <w:numId w:val="3"/>
-        </w:numPr>
-        <w:spacing w:line="360" w:lineRule="auto"/>
-        <w:ind w:firstLine="709"/>
-        <w:jc w:val="both"/>
-        <w:rPr>
-          <w:color w:val="000000"/>
-          <w:sz w:val="28"/>
-          <w:szCs w:val="28"/>
-          <w:lang w:val="ru-RU"/>
-        </w:rPr>
-      </w:pPr>
-      <w:r>
-        <w:rPr>
-          <w:color w:val="000000"/>
-          <w:sz w:val="28"/>
-          <w:szCs w:val="28"/>
-          <w:lang w:val="ru-RU"/>
-        </w:rPr>
-        <w:t>Основные функции системы</w:t>
       </w:r>
     </w:p>
     <w:p>
@@ -228,10 +113,9 @@
         <w:pStyle w:val="a6"/>
         <w:numPr>
           <w:ilvl w:val="0"/>
-          <w:numId w:val="2"/>
+          <w:numId w:val="11"/>
         </w:numPr>
         <w:spacing w:line="360" w:lineRule="auto"/>
-        <w:ind w:firstLine="709"/>
         <w:jc w:val="both"/>
         <w:rPr>
           <w:color w:val="000000"/>
@@ -247,142 +131,7 @@
           <w:szCs w:val="28"/>
           <w:lang w:val="ru-RU"/>
         </w:rPr>
-        <w:t>Составление меню на определенный период</w:t>
-      </w:r>
-    </w:p>
-    <w:p>
-      <w:pPr>
-        <w:pStyle w:val="a6"/>
-        <w:numPr>
-          <w:ilvl w:val="1"/>
-          <w:numId w:val="4"/>
-        </w:numPr>
-        <w:spacing w:line="360" w:lineRule="auto"/>
-        <w:ind w:firstLine="709"/>
-        <w:jc w:val="both"/>
-        <w:rPr>
-          <w:color w:val="000000"/>
-          <w:sz w:val="28"/>
-          <w:szCs w:val="28"/>
-          <w:lang w:val="ru-RU"/>
-        </w:rPr>
-      </w:pPr>
-      <w:r>
-        <w:rPr>
-          <w:color w:val="000000"/>
-          <w:sz w:val="28"/>
-          <w:szCs w:val="28"/>
-          <w:lang w:val="ru-RU"/>
-        </w:rPr>
-        <w:t>Расчет калорийности и стоимости блюд</w:t>
-      </w:r>
-    </w:p>
-    <w:p>
-      <w:pPr>
-        <w:pStyle w:val="a6"/>
-        <w:numPr>
-          <w:ilvl w:val="1"/>
-          <w:numId w:val="4"/>
-        </w:numPr>
-        <w:spacing w:line="360" w:lineRule="auto"/>
-        <w:ind w:firstLine="709"/>
-        <w:jc w:val="both"/>
-        <w:rPr>
-          <w:color w:val="000000"/>
-          <w:sz w:val="28"/>
-          <w:szCs w:val="28"/>
-          <w:lang w:val="ru-RU"/>
-        </w:rPr>
-      </w:pPr>
-      <w:r>
-        <w:rPr>
-          <w:color w:val="000000"/>
-          <w:sz w:val="28"/>
-          <w:szCs w:val="28"/>
-          <w:lang w:val="ru-RU"/>
-        </w:rPr>
-        <w:t>Формирование списка покупок</w:t>
-      </w:r>
-    </w:p>
-    <w:p>
-      <w:pPr>
-        <w:pStyle w:val="a6"/>
-        <w:numPr>
-          <w:ilvl w:val="1"/>
-          <w:numId w:val="4"/>
-        </w:numPr>
-        <w:spacing w:line="360" w:lineRule="auto"/>
-        <w:ind w:firstLine="709"/>
-        <w:jc w:val="both"/>
-        <w:rPr>
-          <w:color w:val="000000"/>
-          <w:sz w:val="28"/>
-          <w:szCs w:val="28"/>
-          <w:lang w:val="ru-RU"/>
-        </w:rPr>
-      </w:pPr>
-      <w:r>
-        <w:rPr>
-          <w:color w:val="000000"/>
-          <w:sz w:val="28"/>
-          <w:szCs w:val="28"/>
-          <w:lang w:val="ru-RU"/>
-        </w:rPr>
-        <w:t>Учет индивидуальных предпочтений</w:t>
-      </w:r>
-    </w:p>
-    <w:p>
-      <w:pPr>
-        <w:pStyle w:val="a6"/>
-        <w:numPr>
-          <w:ilvl w:val="1"/>
-          <w:numId w:val="4"/>
-        </w:numPr>
-        <w:spacing w:line="360" w:lineRule="auto"/>
-        <w:ind w:firstLine="709"/>
-        <w:jc w:val="both"/>
-        <w:rPr>
-          <w:color w:val="000000"/>
-          <w:sz w:val="28"/>
-          <w:szCs w:val="28"/>
-          <w:lang w:val="ru-RU"/>
-        </w:rPr>
-      </w:pPr>
-      <w:r>
-        <w:rPr>
-          <w:color w:val="000000"/>
-          <w:sz w:val="28"/>
-          <w:szCs w:val="28"/>
-          <w:lang w:val="ru-RU"/>
-        </w:rPr>
-        <w:t>Сохранение пользовательских рецептов</w:t>
-      </w:r>
-    </w:p>
-    <w:p>
-      <w:pPr>
-        <w:pStyle w:val="a6"/>
-        <w:numPr>
-          <w:ilvl w:val="1"/>
-          <w:numId w:val="4"/>
-        </w:numPr>
-        <w:spacing w:line="360" w:lineRule="auto"/>
-        <w:ind w:firstLine="709"/>
-        <w:jc w:val="both"/>
-        <w:rPr>
-          <w:color w:val="000000"/>
-          <w:sz w:val="28"/>
-          <w:szCs w:val="28"/>
-          <w:lang w:val="ru-RU"/>
-        </w:rPr>
-      </w:pPr>
-      <w:r>
-        <w:rPr>
-          <w:color w:val="000000"/>
-          <w:sz w:val="28"/>
-          <w:szCs w:val="28"/>
-          <w:lang w:val="ru-RU"/>
-        </w:rPr>
-        <w:t>Анализ инструментальных средств разработки</w:t>
+        <w:t>Студенческие сообщества</w:t>
       </w:r>
     </w:p>
     <w:p>
@@ -390,10 +139,9 @@
         <w:pStyle w:val="a6"/>
         <w:numPr>
           <w:ilvl w:val="0"/>
-          <w:numId w:val="4"/>
+          <w:numId w:val="11"/>
         </w:numPr>
         <w:spacing w:line="360" w:lineRule="auto"/>
-        <w:ind w:firstLine="709"/>
         <w:jc w:val="both"/>
         <w:rPr>
           <w:color w:val="000000"/>
@@ -409,191 +157,7 @@
           <w:szCs w:val="28"/>
           <w:lang w:val="ru-RU"/>
         </w:rPr>
-        <w:t>Выбор движка</w:t>
-      </w:r>
-    </w:p>
-    <w:p>
-      <w:pPr>
-        <w:pStyle w:val="a6"/>
-        <w:numPr>
-          <w:ilvl w:val="1"/>
-          <w:numId w:val="5"/>
-        </w:numPr>
-        <w:spacing w:line="360" w:lineRule="auto"/>
-        <w:ind w:firstLine="709"/>
-        <w:jc w:val="both"/>
-        <w:rPr>
-          <w:color w:val="000000"/>
-          <w:sz w:val="28"/>
-          <w:szCs w:val="28"/>
-          <w:lang w:val="ru-RU"/>
-        </w:rPr>
-      </w:pPr>
-      <w:proofErr w:type="spellStart"/>
-      <w:r>
-        <w:rPr>
-          <w:color w:val="000000"/>
-          <w:sz w:val="28"/>
-          <w:szCs w:val="28"/>
-          <w:lang w:val="ru-RU"/>
-        </w:rPr>
-        <w:t>Godot</w:t>
-      </w:r>
-      <w:proofErr w:type="spellEnd"/>
-      <w:r>
-        <w:rPr>
-          <w:color w:val="000000"/>
-          <w:sz w:val="28"/>
-          <w:szCs w:val="28"/>
-          <w:lang w:val="ru-RU"/>
-        </w:rPr>
-        <w:t xml:space="preserve"> Engine был выбран в качестве основного инструмента разработки по следующим причинам:</w:t>
-      </w:r>
-    </w:p>
-    <w:p>
-      <w:pPr>
-        <w:pStyle w:val="a6"/>
-        <w:numPr>
-          <w:ilvl w:val="1"/>
-          <w:numId w:val="5"/>
-        </w:numPr>
-        <w:spacing w:line="360" w:lineRule="auto"/>
-        <w:ind w:firstLine="709"/>
-        <w:jc w:val="both"/>
-        <w:rPr>
-          <w:color w:val="000000"/>
-          <w:sz w:val="28"/>
-          <w:szCs w:val="28"/>
-          <w:lang w:val="ru-RU"/>
-        </w:rPr>
-      </w:pPr>
-      <w:r>
-        <w:rPr>
-          <w:color w:val="000000"/>
-          <w:sz w:val="28"/>
-          <w:szCs w:val="28"/>
-          <w:lang w:val="ru-RU"/>
-        </w:rPr>
-        <w:t>Открытый исходный код</w:t>
-      </w:r>
-    </w:p>
-    <w:p>
-      <w:pPr>
-        <w:pStyle w:val="a6"/>
-        <w:numPr>
-          <w:ilvl w:val="1"/>
-          <w:numId w:val="5"/>
-        </w:numPr>
-        <w:spacing w:line="360" w:lineRule="auto"/>
-        <w:ind w:firstLine="709"/>
-        <w:jc w:val="both"/>
-        <w:rPr>
-          <w:color w:val="000000"/>
-          <w:sz w:val="28"/>
-          <w:szCs w:val="28"/>
-          <w:lang w:val="ru-RU"/>
-        </w:rPr>
-      </w:pPr>
-      <w:r>
-        <w:rPr>
-          <w:color w:val="000000"/>
-          <w:sz w:val="28"/>
-          <w:szCs w:val="28"/>
-          <w:lang w:val="ru-RU"/>
-        </w:rPr>
-        <w:t xml:space="preserve">Встроенная поддержка </w:t>
-      </w:r>
-      <w:proofErr w:type="spellStart"/>
-      <w:r>
-        <w:rPr>
-          <w:color w:val="000000"/>
-          <w:sz w:val="28"/>
-          <w:szCs w:val="28"/>
-          <w:lang w:val="ru-RU"/>
-        </w:rPr>
-        <w:t>GDScript</w:t>
-      </w:r>
-      <w:proofErr w:type="spellEnd"/>
-    </w:p>
-    <w:p>
-      <w:pPr>
-        <w:pStyle w:val="a6"/>
-        <w:numPr>
-          <w:ilvl w:val="1"/>
-          <w:numId w:val="5"/>
-        </w:numPr>
-        <w:spacing w:line="360" w:lineRule="auto"/>
-        <w:ind w:firstLine="709"/>
-        <w:jc w:val="both"/>
-        <w:rPr>
-          <w:color w:val="000000"/>
-          <w:sz w:val="28"/>
-          <w:szCs w:val="28"/>
-          <w:lang w:val="ru-RU"/>
-        </w:rPr>
-      </w:pPr>
-      <w:r>
-        <w:rPr>
-          <w:color w:val="000000"/>
-          <w:sz w:val="28"/>
-          <w:szCs w:val="28"/>
-          <w:lang w:val="ru-RU"/>
-        </w:rPr>
-        <w:t>Кроссплатформенность</w:t>
-      </w:r>
-    </w:p>
-    <w:p>
-      <w:pPr>
-        <w:pStyle w:val="a6"/>
-        <w:numPr>
-          <w:ilvl w:val="1"/>
-          <w:numId w:val="5"/>
-        </w:numPr>
-        <w:spacing w:line="360" w:lineRule="auto"/>
-        <w:ind w:firstLine="709"/>
-        <w:jc w:val="both"/>
-        <w:rPr>
-          <w:color w:val="000000"/>
-          <w:sz w:val="28"/>
-          <w:szCs w:val="28"/>
-          <w:lang w:val="ru-RU"/>
-        </w:rPr>
-      </w:pPr>
-      <w:r>
-        <w:rPr>
-          <w:color w:val="000000"/>
-          <w:sz w:val="28"/>
-          <w:szCs w:val="28"/>
-          <w:lang w:val="ru-RU"/>
-        </w:rPr>
-        <w:t>Эффективная работа с ресурсами</w:t>
-      </w:r>
-    </w:p>
-    <w:p>
-      <w:pPr>
-        <w:pStyle w:val="a6"/>
-        <w:numPr>
-          <w:ilvl w:val="1"/>
-          <w:numId w:val="5"/>
-        </w:numPr>
-        <w:spacing w:line="360" w:lineRule="auto"/>
-        <w:ind w:firstLine="709"/>
-        <w:jc w:val="both"/>
-        <w:rPr>
-          <w:color w:val="000000"/>
-          <w:sz w:val="28"/>
-          <w:szCs w:val="28"/>
-          <w:lang w:val="ru-RU"/>
-        </w:rPr>
-      </w:pPr>
-      <w:r>
-        <w:rPr>
-          <w:color w:val="000000"/>
-          <w:sz w:val="28"/>
-          <w:szCs w:val="28"/>
-          <w:lang w:val="ru-RU"/>
-        </w:rPr>
-        <w:t xml:space="preserve"> Система управления базами данных</w:t>
+        <w:t>Семьи с разным количеством членов</w:t>
       </w:r>
     </w:p>
     <w:p>
@@ -601,8 +165,29 @@
         <w:pStyle w:val="a6"/>
         <w:numPr>
           <w:ilvl w:val="0"/>
-          <w:numId w:val="5"/>
+          <w:numId w:val="11"/>
         </w:numPr>
+        <w:spacing w:line="360" w:lineRule="auto"/>
+        <w:jc w:val="both"/>
+        <w:rPr>
+          <w:color w:val="000000"/>
+          <w:sz w:val="28"/>
+          <w:szCs w:val="28"/>
+          <w:lang w:val="ru-RU"/>
+        </w:rPr>
+      </w:pPr>
+      <w:r>
+        <w:rPr>
+          <w:color w:val="000000"/>
+          <w:sz w:val="28"/>
+          <w:szCs w:val="28"/>
+          <w:lang w:val="ru-RU"/>
+        </w:rPr>
+        <w:t>Людей, следящих за питанием</w:t>
+      </w:r>
+    </w:p>
+    <w:p>
+      <w:pPr>
         <w:spacing w:line="360" w:lineRule="auto"/>
         <w:ind w:firstLine="709"/>
         <w:jc w:val="both"/>
@@ -620,143 +205,7 @@
           <w:szCs w:val="28"/>
           <w:lang w:val="ru-RU"/>
         </w:rPr>
-        <w:t>SQL выбран в качестве СУБД по следующим критериям:</w:t>
-      </w:r>
-    </w:p>
-    <w:p>
-      <w:pPr>
-        <w:pStyle w:val="a6"/>
-        <w:numPr>
-          <w:ilvl w:val="1"/>
-          <w:numId w:val="5"/>
-        </w:numPr>
-        <w:spacing w:line="360" w:lineRule="auto"/>
-        <w:ind w:firstLine="709"/>
-        <w:jc w:val="both"/>
-        <w:rPr>
-          <w:color w:val="000000"/>
-          <w:sz w:val="28"/>
-          <w:szCs w:val="28"/>
-          <w:lang w:val="ru-RU"/>
-        </w:rPr>
-      </w:pPr>
-      <w:r>
-        <w:rPr>
-          <w:color w:val="000000"/>
-          <w:sz w:val="28"/>
-          <w:szCs w:val="28"/>
-          <w:lang w:val="ru-RU"/>
-        </w:rPr>
-        <w:t>Надежность хранения данных</w:t>
-      </w:r>
-    </w:p>
-    <w:p>
-      <w:pPr>
-        <w:pStyle w:val="a6"/>
-        <w:numPr>
-          <w:ilvl w:val="1"/>
-          <w:numId w:val="5"/>
-        </w:numPr>
-        <w:spacing w:line="360" w:lineRule="auto"/>
-        <w:ind w:firstLine="709"/>
-        <w:jc w:val="both"/>
-        <w:rPr>
-          <w:color w:val="000000"/>
-          <w:sz w:val="28"/>
-          <w:szCs w:val="28"/>
-          <w:lang w:val="ru-RU"/>
-        </w:rPr>
-      </w:pPr>
-      <w:r>
-        <w:rPr>
-          <w:color w:val="000000"/>
-          <w:sz w:val="28"/>
-          <w:szCs w:val="28"/>
-          <w:lang w:val="ru-RU"/>
-        </w:rPr>
-        <w:t>Высокая производительность</w:t>
-      </w:r>
-    </w:p>
-    <w:p>
-      <w:pPr>
-        <w:pStyle w:val="a6"/>
-        <w:numPr>
-          <w:ilvl w:val="1"/>
-          <w:numId w:val="5"/>
-        </w:numPr>
-        <w:spacing w:line="360" w:lineRule="auto"/>
-        <w:ind w:firstLine="709"/>
-        <w:jc w:val="both"/>
-        <w:rPr>
-          <w:color w:val="000000"/>
-          <w:sz w:val="28"/>
-          <w:szCs w:val="28"/>
-          <w:lang w:val="ru-RU"/>
-        </w:rPr>
-      </w:pPr>
-      <w:r>
-        <w:rPr>
-          <w:color w:val="000000"/>
-          <w:sz w:val="28"/>
-          <w:szCs w:val="28"/>
-          <w:lang w:val="ru-RU"/>
-        </w:rPr>
-        <w:t>Гибкость в работе с данными</w:t>
-      </w:r>
-    </w:p>
-    <w:p>
-      <w:pPr>
-        <w:pStyle w:val="a6"/>
-        <w:numPr>
-          <w:ilvl w:val="1"/>
-          <w:numId w:val="5"/>
-        </w:numPr>
-        <w:spacing w:line="360" w:lineRule="auto"/>
-        <w:ind w:firstLine="709"/>
-        <w:jc w:val="both"/>
-        <w:rPr>
-          <w:color w:val="000000"/>
-          <w:sz w:val="28"/>
-          <w:szCs w:val="28"/>
-          <w:lang w:val="ru-RU"/>
-        </w:rPr>
-      </w:pPr>
-      <w:r>
-        <w:rPr>
-          <w:color w:val="000000"/>
-          <w:sz w:val="28"/>
-          <w:szCs w:val="28"/>
-          <w:lang w:val="ru-RU"/>
-        </w:rPr>
-        <w:lastRenderedPageBreak/>
-        <w:t>Широкие возможности для масштабирования</w:t>
-      </w:r>
-    </w:p>
-    <w:p>
-      <w:pPr>
-        <w:pStyle w:val="a6"/>
-        <w:numPr>
-          <w:ilvl w:val="1"/>
-          <w:numId w:val="5"/>
-        </w:numPr>
-        <w:spacing w:line="360" w:lineRule="auto"/>
-        <w:ind w:firstLine="709"/>
-        <w:jc w:val="both"/>
-        <w:rPr>
-          <w:color w:val="000000"/>
-          <w:sz w:val="28"/>
-          <w:szCs w:val="28"/>
-          <w:lang w:val="ru-RU"/>
-        </w:rPr>
-      </w:pPr>
-      <w:r>
-        <w:rPr>
-          <w:color w:val="000000"/>
-          <w:sz w:val="28"/>
-          <w:szCs w:val="28"/>
-          <w:lang w:val="ru-RU"/>
-        </w:rPr>
-        <w:t>Стандартные механизмы безопасности</w:t>
+        <w:t>Основные функции системы</w:t>
       </w:r>
     </w:p>
     <w:p>
@@ -764,10 +213,9 @@
         <w:pStyle w:val="a6"/>
         <w:numPr>
           <w:ilvl w:val="0"/>
-          <w:numId w:val="5"/>
+          <w:numId w:val="12"/>
         </w:numPr>
         <w:spacing w:line="360" w:lineRule="auto"/>
-        <w:ind w:firstLine="709"/>
         <w:jc w:val="both"/>
         <w:rPr>
           <w:color w:val="000000"/>
@@ -783,137 +231,7 @@
           <w:szCs w:val="28"/>
           <w:lang w:val="ru-RU"/>
         </w:rPr>
-        <w:t>Структура данных</w:t>
-      </w:r>
-    </w:p>
-    <w:p>
-      <w:pPr>
-        <w:pStyle w:val="a6"/>
-        <w:numPr>
-          <w:ilvl w:val="1"/>
-          <w:numId w:val="5"/>
-        </w:numPr>
-        <w:spacing w:line="360" w:lineRule="auto"/>
-        <w:ind w:firstLine="709"/>
-        <w:rPr>
-          <w:color w:val="000000"/>
-          <w:sz w:val="28"/>
-          <w:szCs w:val="28"/>
-          <w:lang w:val="ru-RU"/>
-        </w:rPr>
-      </w:pPr>
-      <w:r>
-        <w:rPr>
-          <w:color w:val="000000"/>
-          <w:sz w:val="28"/>
-          <w:szCs w:val="28"/>
-          <w:lang w:val="ru-RU"/>
-        </w:rPr>
-        <w:t>Основные сущности базы данных:</w:t>
-      </w:r>
-    </w:p>
-    <w:p>
-      <w:pPr>
-        <w:pStyle w:val="a6"/>
-        <w:numPr>
-          <w:ilvl w:val="1"/>
-          <w:numId w:val="5"/>
-        </w:numPr>
-        <w:spacing w:line="360" w:lineRule="auto"/>
-        <w:ind w:firstLine="709"/>
-        <w:rPr>
-          <w:color w:val="000000"/>
-          <w:sz w:val="28"/>
-          <w:szCs w:val="28"/>
-          <w:lang w:val="ru-RU"/>
-        </w:rPr>
-      </w:pPr>
-      <w:r>
-        <w:rPr>
-          <w:color w:val="000000"/>
-          <w:sz w:val="28"/>
-          <w:szCs w:val="28"/>
-          <w:lang w:val="ru-RU"/>
-        </w:rPr>
-        <w:t>Рецепты (состав, калорийность)</w:t>
-      </w:r>
-    </w:p>
-    <w:p>
-      <w:pPr>
-        <w:pStyle w:val="a6"/>
-        <w:numPr>
-          <w:ilvl w:val="1"/>
-          <w:numId w:val="5"/>
-        </w:numPr>
-        <w:spacing w:line="360" w:lineRule="auto"/>
-        <w:ind w:firstLine="709"/>
-        <w:rPr>
-          <w:color w:val="000000"/>
-          <w:sz w:val="28"/>
-          <w:szCs w:val="28"/>
-          <w:lang w:val="ru-RU"/>
-        </w:rPr>
-      </w:pPr>
-      <w:r>
-        <w:rPr>
-          <w:color w:val="000000"/>
-          <w:sz w:val="28"/>
-          <w:szCs w:val="28"/>
-          <w:lang w:val="ru-RU"/>
-        </w:rPr>
-        <w:t>Продукты (названия, цены, единицы измерения)</w:t>
-      </w:r>
-    </w:p>
-    <w:p>
-      <w:pPr>
-        <w:pStyle w:val="a6"/>
-        <w:numPr>
-          <w:ilvl w:val="1"/>
-          <w:numId w:val="5"/>
-        </w:numPr>
-        <w:spacing w:line="360" w:lineRule="auto"/>
-        <w:ind w:firstLine="709"/>
-        <w:rPr>
-          <w:color w:val="000000"/>
-          <w:sz w:val="28"/>
-          <w:szCs w:val="28"/>
-          <w:lang w:val="ru-RU"/>
-        </w:rPr>
-      </w:pPr>
-      <w:r>
-        <w:rPr>
-          <w:color w:val="000000"/>
-          <w:sz w:val="28"/>
-          <w:szCs w:val="28"/>
-          <w:lang w:val="ru-RU"/>
-        </w:rPr>
-        <w:t>Меню (планы питания на период)</w:t>
-      </w:r>
-    </w:p>
-    <w:p>
-      <w:pPr>
-        <w:pStyle w:val="a6"/>
-        <w:numPr>
-          <w:ilvl w:val="1"/>
-          <w:numId w:val="5"/>
-        </w:numPr>
-        <w:spacing w:line="360" w:lineRule="auto"/>
-        <w:ind w:firstLine="709"/>
-        <w:rPr>
-          <w:color w:val="000000"/>
-          <w:sz w:val="28"/>
-          <w:szCs w:val="28"/>
-          <w:lang w:val="ru-RU"/>
-        </w:rPr>
-      </w:pPr>
-      <w:r>
-        <w:rPr>
-          <w:color w:val="000000"/>
-          <w:sz w:val="28"/>
-          <w:szCs w:val="28"/>
-          <w:lang w:val="ru-RU"/>
-        </w:rPr>
-        <w:t>Покупки (списки продуктов)</w:t>
+        <w:t>Составление меню на определенный период</w:t>
       </w:r>
     </w:p>
     <w:p>
@@ -921,10 +239,9 @@
         <w:pStyle w:val="a6"/>
         <w:numPr>
           <w:ilvl w:val="0"/>
-          <w:numId w:val="5"/>
+          <w:numId w:val="12"/>
         </w:numPr>
         <w:spacing w:line="360" w:lineRule="auto"/>
-        <w:ind w:firstLine="709"/>
         <w:jc w:val="both"/>
         <w:rPr>
           <w:color w:val="000000"/>
@@ -940,115 +257,7 @@
           <w:szCs w:val="28"/>
           <w:lang w:val="ru-RU"/>
         </w:rPr>
-        <w:t>Требования к системе</w:t>
-      </w:r>
-    </w:p>
-    <w:p>
-      <w:pPr>
-        <w:pStyle w:val="a6"/>
-        <w:numPr>
-          <w:ilvl w:val="1"/>
-          <w:numId w:val="5"/>
-        </w:numPr>
-        <w:spacing w:line="360" w:lineRule="auto"/>
-        <w:ind w:firstLine="709"/>
-        <w:jc w:val="both"/>
-        <w:rPr>
-          <w:color w:val="000000"/>
-          <w:sz w:val="28"/>
-          <w:szCs w:val="28"/>
-          <w:lang w:val="ru-RU"/>
-        </w:rPr>
-      </w:pPr>
-      <w:r>
-        <w:rPr>
-          <w:color w:val="000000"/>
-          <w:sz w:val="28"/>
-          <w:szCs w:val="28"/>
-          <w:lang w:val="ru-RU"/>
-        </w:rPr>
-        <w:t>Технические требования:</w:t>
-      </w:r>
-    </w:p>
-    <w:p>
-      <w:pPr>
-        <w:pStyle w:val="a6"/>
-        <w:numPr>
-          <w:ilvl w:val="1"/>
-          <w:numId w:val="5"/>
-        </w:numPr>
-        <w:spacing w:line="360" w:lineRule="auto"/>
-        <w:ind w:firstLine="709"/>
-        <w:jc w:val="both"/>
-        <w:rPr>
-          <w:color w:val="000000"/>
-          <w:sz w:val="28"/>
-          <w:szCs w:val="28"/>
-          <w:lang w:val="ru-RU"/>
-        </w:rPr>
-      </w:pPr>
-      <w:r>
-        <w:rPr>
-          <w:color w:val="000000"/>
-          <w:sz w:val="28"/>
-          <w:szCs w:val="28"/>
-          <w:lang w:val="ru-RU"/>
-        </w:rPr>
-        <w:t>Интеграция с локальными базами цен</w:t>
-      </w:r>
-    </w:p>
-    <w:p>
-      <w:pPr>
-        <w:pStyle w:val="a6"/>
-        <w:numPr>
-          <w:ilvl w:val="1"/>
-          <w:numId w:val="5"/>
-        </w:numPr>
-        <w:spacing w:line="360" w:lineRule="auto"/>
-        <w:ind w:firstLine="709"/>
-        <w:jc w:val="both"/>
-        <w:rPr>
-          <w:color w:val="000000"/>
-          <w:sz w:val="28"/>
-          <w:szCs w:val="28"/>
-          <w:lang w:val="ru-RU"/>
-        </w:rPr>
-      </w:pPr>
-      <w:r>
-        <w:rPr>
-          <w:color w:val="000000"/>
-          <w:sz w:val="28"/>
-          <w:szCs w:val="28"/>
-          <w:lang w:val="ru-RU"/>
-        </w:rPr>
-        <w:t>Возможность офлайн-работы</w:t>
-      </w:r>
-    </w:p>
-    <w:p>
-      <w:pPr>
-        <w:pStyle w:val="a6"/>
-        <w:numPr>
-          <w:ilvl w:val="1"/>
-          <w:numId w:val="5"/>
-        </w:numPr>
-        <w:spacing w:line="360" w:lineRule="auto"/>
-        <w:ind w:firstLine="709"/>
-        <w:jc w:val="both"/>
-        <w:rPr>
-          <w:color w:val="000000"/>
-          <w:sz w:val="28"/>
-          <w:szCs w:val="28"/>
-          <w:lang w:val="ru-RU"/>
-        </w:rPr>
-      </w:pPr>
-      <w:r>
-        <w:rPr>
-          <w:color w:val="000000"/>
-          <w:sz w:val="28"/>
-          <w:szCs w:val="28"/>
-          <w:lang w:val="ru-RU"/>
-        </w:rPr>
-        <w:t>Синхронизация данных</w:t>
+        <w:t>Расчет калорийности и стоимости блюд</w:t>
       </w:r>
     </w:p>
     <w:p>
@@ -1056,10 +265,9 @@
         <w:pStyle w:val="a6"/>
         <w:numPr>
           <w:ilvl w:val="0"/>
-          <w:numId w:val="5"/>
+          <w:numId w:val="12"/>
         </w:numPr>
         <w:spacing w:line="360" w:lineRule="auto"/>
-        <w:ind w:left="1078" w:firstLine="709"/>
         <w:jc w:val="both"/>
         <w:rPr>
           <w:color w:val="000000"/>
@@ -1075,16 +283,89 @@
           <w:szCs w:val="28"/>
           <w:lang w:val="ru-RU"/>
         </w:rPr>
-        <w:t>Архитектура решения</w:t>
+        <w:t>Формирование списка покупок</w:t>
       </w:r>
     </w:p>
     <w:p>
       <w:pPr>
         <w:pStyle w:val="a6"/>
         <w:numPr>
-          <w:ilvl w:val="1"/>
-          <w:numId w:val="5"/>
+          <w:ilvl w:val="0"/>
+          <w:numId w:val="12"/>
         </w:numPr>
+        <w:spacing w:line="360" w:lineRule="auto"/>
+        <w:jc w:val="both"/>
+        <w:rPr>
+          <w:color w:val="000000"/>
+          <w:sz w:val="28"/>
+          <w:szCs w:val="28"/>
+          <w:lang w:val="ru-RU"/>
+        </w:rPr>
+      </w:pPr>
+      <w:r>
+        <w:rPr>
+          <w:color w:val="000000"/>
+          <w:sz w:val="28"/>
+          <w:szCs w:val="28"/>
+          <w:lang w:val="ru-RU"/>
+        </w:rPr>
+        <w:t>Учет индивидуальных предпочтений</w:t>
+      </w:r>
+    </w:p>
+    <w:p>
+      <w:pPr>
+        <w:pStyle w:val="a6"/>
+        <w:numPr>
+          <w:ilvl w:val="0"/>
+          <w:numId w:val="12"/>
+        </w:numPr>
+        <w:spacing w:line="360" w:lineRule="auto"/>
+        <w:jc w:val="both"/>
+        <w:rPr>
+          <w:color w:val="000000"/>
+          <w:sz w:val="28"/>
+          <w:szCs w:val="28"/>
+          <w:lang w:val="ru-RU"/>
+        </w:rPr>
+      </w:pPr>
+      <w:r>
+        <w:rPr>
+          <w:color w:val="000000"/>
+          <w:sz w:val="28"/>
+          <w:szCs w:val="28"/>
+          <w:lang w:val="ru-RU"/>
+        </w:rPr>
+        <w:t>Сохранение пользовательских рецептов</w:t>
+      </w:r>
+    </w:p>
+    <w:p>
+      <w:pPr>
+        <w:pStyle w:val="a6"/>
+        <w:numPr>
+          <w:ilvl w:val="0"/>
+          <w:numId w:val="12"/>
+        </w:numPr>
+        <w:spacing w:line="360" w:lineRule="auto"/>
+        <w:jc w:val="both"/>
+        <w:rPr>
+          <w:color w:val="000000"/>
+          <w:sz w:val="28"/>
+          <w:szCs w:val="28"/>
+          <w:lang w:val="ru-RU"/>
+        </w:rPr>
+      </w:pPr>
+      <w:r>
+        <w:rPr>
+          <w:color w:val="000000"/>
+          <w:sz w:val="28"/>
+          <w:szCs w:val="28"/>
+          <w:lang w:val="ru-RU"/>
+        </w:rPr>
+        <w:t>Анализ инструментальных средств разработки</w:t>
+      </w:r>
+    </w:p>
+    <w:p>
+      <w:pPr>
         <w:spacing w:line="360" w:lineRule="auto"/>
         <w:ind w:firstLine="709"/>
         <w:jc w:val="both"/>
@@ -1102,16 +383,212 @@
           <w:szCs w:val="28"/>
           <w:lang w:val="ru-RU"/>
         </w:rPr>
-        <w:t>Компоненты системы:</w:t>
+        <w:t>Язык программирования</w:t>
+      </w:r>
+    </w:p>
+    <w:p>
+      <w:pPr>
+        <w:spacing w:line="360" w:lineRule="auto"/>
+        <w:ind w:firstLine="709"/>
+        <w:jc w:val="both"/>
+        <w:rPr>
+          <w:color w:val="000000"/>
+          <w:sz w:val="28"/>
+          <w:szCs w:val="28"/>
+          <w:lang w:val="ru-RU"/>
+        </w:rPr>
+      </w:pPr>
+      <w:r>
+        <w:rPr>
+          <w:color w:val="000000"/>
+          <w:sz w:val="28"/>
+          <w:szCs w:val="28"/>
+          <w:lang w:val="ru-RU"/>
+        </w:rPr>
+        <w:t xml:space="preserve">Для разработки приложения используется язык </w:t>
+      </w:r>
+      <w:proofErr w:type="spellStart"/>
+      <w:r>
+        <w:rPr>
+          <w:color w:val="000000"/>
+          <w:sz w:val="28"/>
+          <w:szCs w:val="28"/>
+          <w:lang w:val="ru-RU"/>
+        </w:rPr>
+        <w:t>Dart</w:t>
+      </w:r>
+      <w:proofErr w:type="spellEnd"/>
+      <w:r>
+        <w:rPr>
+          <w:color w:val="000000"/>
+          <w:sz w:val="28"/>
+          <w:szCs w:val="28"/>
+          <w:lang w:val="ru-RU"/>
+        </w:rPr>
+        <w:t>, так как он:</w:t>
       </w:r>
     </w:p>
     <w:p>
       <w:pPr>
         <w:pStyle w:val="a6"/>
         <w:numPr>
-          <w:ilvl w:val="1"/>
-          <w:numId w:val="5"/>
+          <w:ilvl w:val="0"/>
+          <w:numId w:val="13"/>
         </w:numPr>
+        <w:spacing w:line="360" w:lineRule="auto"/>
+        <w:jc w:val="both"/>
+        <w:rPr>
+          <w:color w:val="000000"/>
+          <w:sz w:val="28"/>
+          <w:szCs w:val="28"/>
+          <w:lang w:val="ru-RU"/>
+        </w:rPr>
+      </w:pPr>
+      <w:r>
+        <w:rPr>
+          <w:color w:val="000000"/>
+          <w:sz w:val="28"/>
+          <w:szCs w:val="28"/>
+          <w:lang w:val="ru-RU"/>
+        </w:rPr>
+        <w:t xml:space="preserve">Полностью интегрирован с </w:t>
+      </w:r>
+      <w:proofErr w:type="spellStart"/>
+      <w:r>
+        <w:rPr>
+          <w:color w:val="000000"/>
+          <w:sz w:val="28"/>
+          <w:szCs w:val="28"/>
+          <w:lang w:val="ru-RU"/>
+        </w:rPr>
+        <w:t>Flutter</w:t>
+      </w:r>
+      <w:proofErr w:type="spellEnd"/>
+      <w:r>
+        <w:rPr>
+          <w:color w:val="000000"/>
+          <w:sz w:val="28"/>
+          <w:szCs w:val="28"/>
+          <w:lang w:val="ru-RU"/>
+        </w:rPr>
+        <w:t xml:space="preserve"> </w:t>
+      </w:r>
+    </w:p>
+    <w:p>
+      <w:pPr>
+        <w:pStyle w:val="a6"/>
+        <w:numPr>
+          <w:ilvl w:val="0"/>
+          <w:numId w:val="13"/>
+        </w:numPr>
+        <w:spacing w:line="360" w:lineRule="auto"/>
+        <w:jc w:val="both"/>
+        <w:rPr>
+          <w:color w:val="000000"/>
+          <w:sz w:val="28"/>
+          <w:szCs w:val="28"/>
+          <w:lang w:val="ru-RU"/>
+        </w:rPr>
+      </w:pPr>
+      <w:r>
+        <w:rPr>
+          <w:color w:val="000000"/>
+          <w:sz w:val="28"/>
+          <w:szCs w:val="28"/>
+          <w:lang w:val="ru-RU"/>
+        </w:rPr>
+        <w:t xml:space="preserve">Обеспечивает высокую скорость разработки </w:t>
+      </w:r>
+    </w:p>
+    <w:p>
+      <w:pPr>
+        <w:pStyle w:val="a6"/>
+        <w:numPr>
+          <w:ilvl w:val="0"/>
+          <w:numId w:val="13"/>
+        </w:numPr>
+        <w:spacing w:line="360" w:lineRule="auto"/>
+        <w:jc w:val="both"/>
+        <w:rPr>
+          <w:color w:val="000000"/>
+          <w:sz w:val="28"/>
+          <w:szCs w:val="28"/>
+          <w:lang w:val="ru-RU"/>
+        </w:rPr>
+      </w:pPr>
+      <w:r>
+        <w:rPr>
+          <w:color w:val="000000"/>
+          <w:sz w:val="28"/>
+          <w:szCs w:val="28"/>
+          <w:lang w:val="ru-RU"/>
+        </w:rPr>
+        <w:t xml:space="preserve">Имеет простой и понятный синтаксис </w:t>
+      </w:r>
+    </w:p>
+    <w:p>
+      <w:pPr>
+        <w:pStyle w:val="a6"/>
+        <w:numPr>
+          <w:ilvl w:val="0"/>
+          <w:numId w:val="13"/>
+        </w:numPr>
+        <w:spacing w:line="360" w:lineRule="auto"/>
+        <w:jc w:val="both"/>
+        <w:rPr>
+          <w:color w:val="000000"/>
+          <w:sz w:val="28"/>
+          <w:szCs w:val="28"/>
+          <w:lang w:val="ru-RU"/>
+        </w:rPr>
+      </w:pPr>
+      <w:r>
+        <w:rPr>
+          <w:color w:val="000000"/>
+          <w:sz w:val="28"/>
+          <w:szCs w:val="28"/>
+          <w:lang w:val="ru-RU"/>
+        </w:rPr>
+        <w:t xml:space="preserve">Поддерживает объектно-ориентированное программирование </w:t>
+      </w:r>
+    </w:p>
+    <w:p>
+      <w:pPr>
+        <w:pStyle w:val="a6"/>
+        <w:numPr>
+          <w:ilvl w:val="0"/>
+          <w:numId w:val="13"/>
+        </w:numPr>
+        <w:spacing w:line="360" w:lineRule="auto"/>
+        <w:jc w:val="both"/>
+        <w:rPr>
+          <w:color w:val="000000"/>
+          <w:sz w:val="28"/>
+          <w:szCs w:val="28"/>
+          <w:lang w:val="ru-RU"/>
+        </w:rPr>
+      </w:pPr>
+      <w:r>
+        <w:rPr>
+          <w:color w:val="000000"/>
+          <w:sz w:val="28"/>
+          <w:szCs w:val="28"/>
+          <w:lang w:val="ru-RU"/>
+        </w:rPr>
+        <w:t>Позволяет создавать производительные приложения</w:t>
+      </w:r>
+      <w:r>
+        <w:rPr>
+          <w:color w:val="000000"/>
+          <w:sz w:val="28"/>
+          <w:szCs w:val="28"/>
+          <w:lang w:val="ru-RU"/>
+        </w:rPr>
+        <w:tab/>
+      </w:r>
+    </w:p>
+    <w:p>
+      <w:pPr>
         <w:spacing w:line="360" w:lineRule="auto"/>
         <w:ind w:firstLine="709"/>
         <w:jc w:val="both"/>
@@ -1127,18 +604,199 @@
           <w:color w:val="000000"/>
           <w:sz w:val="28"/>
           <w:szCs w:val="28"/>
-          <w:lang w:val="ru-RU"/>
-        </w:rPr>
-        <w:t>Клиентская часть (интерфейс пользователя)</w:t>
+        </w:rPr>
+        <w:t>Система управления базами данных</w:t>
+      </w:r>
+    </w:p>
+    <w:p>
+      <w:pPr>
+        <w:spacing w:line="360" w:lineRule="auto"/>
+        <w:ind w:firstLine="709"/>
+        <w:jc w:val="both"/>
+        <w:rPr>
+          <w:color w:val="000000"/>
+          <w:sz w:val="28"/>
+          <w:szCs w:val="28"/>
+          <w:lang w:val="ru-RU"/>
+        </w:rPr>
+      </w:pPr>
+      <w:r>
+        <w:rPr>
+          <w:color w:val="000000"/>
+          <w:sz w:val="28"/>
+          <w:szCs w:val="28"/>
+        </w:rPr>
+        <w:t>В качестве СУБД выбрана MySQL по следующим критериям:</w:t>
+      </w:r>
+      <w:r>
+        <w:rPr>
+          <w:color w:val="000000"/>
+          <w:sz w:val="28"/>
+          <w:szCs w:val="28"/>
+          <w:lang w:val="ru-RU"/>
+        </w:rPr>
+        <w:t xml:space="preserve"> </w:t>
       </w:r>
     </w:p>
     <w:p>
       <w:pPr>
         <w:pStyle w:val="a6"/>
         <w:numPr>
-          <w:ilvl w:val="1"/>
-          <w:numId w:val="5"/>
+          <w:ilvl w:val="0"/>
+          <w:numId w:val="14"/>
         </w:numPr>
+        <w:spacing w:line="360" w:lineRule="auto"/>
+        <w:jc w:val="both"/>
+        <w:rPr>
+          <w:color w:val="000000"/>
+          <w:sz w:val="28"/>
+          <w:szCs w:val="28"/>
+          <w:lang w:val="ru-RU"/>
+        </w:rPr>
+      </w:pPr>
+      <w:r>
+        <w:rPr>
+          <w:color w:val="000000"/>
+          <w:sz w:val="28"/>
+          <w:szCs w:val="28"/>
+          <w:lang w:val="ru-RU"/>
+        </w:rPr>
+        <w:t xml:space="preserve">Надежность хранения данных </w:t>
+      </w:r>
+    </w:p>
+    <w:p>
+      <w:pPr>
+        <w:pStyle w:val="a6"/>
+        <w:numPr>
+          <w:ilvl w:val="0"/>
+          <w:numId w:val="14"/>
+        </w:numPr>
+        <w:spacing w:line="360" w:lineRule="auto"/>
+        <w:jc w:val="both"/>
+        <w:rPr>
+          <w:color w:val="000000"/>
+          <w:sz w:val="28"/>
+          <w:szCs w:val="28"/>
+          <w:lang w:val="ru-RU"/>
+        </w:rPr>
+      </w:pPr>
+      <w:r>
+        <w:rPr>
+          <w:color w:val="000000"/>
+          <w:sz w:val="28"/>
+          <w:szCs w:val="28"/>
+          <w:lang w:val="ru-RU"/>
+        </w:rPr>
+        <w:t xml:space="preserve">Высокая производительность </w:t>
+      </w:r>
+    </w:p>
+    <w:p>
+      <w:pPr>
+        <w:pStyle w:val="a6"/>
+        <w:numPr>
+          <w:ilvl w:val="0"/>
+          <w:numId w:val="14"/>
+        </w:numPr>
+        <w:spacing w:line="360" w:lineRule="auto"/>
+        <w:jc w:val="both"/>
+        <w:rPr>
+          <w:color w:val="000000"/>
+          <w:sz w:val="28"/>
+          <w:szCs w:val="28"/>
+          <w:lang w:val="ru-RU"/>
+        </w:rPr>
+      </w:pPr>
+      <w:r>
+        <w:rPr>
+          <w:color w:val="000000"/>
+          <w:sz w:val="28"/>
+          <w:szCs w:val="28"/>
+          <w:lang w:val="ru-RU"/>
+        </w:rPr>
+        <w:lastRenderedPageBreak/>
+        <w:t xml:space="preserve">Поддержка многопользовательской работы </w:t>
+      </w:r>
+    </w:p>
+    <w:p>
+      <w:pPr>
+        <w:pStyle w:val="a6"/>
+        <w:numPr>
+          <w:ilvl w:val="0"/>
+          <w:numId w:val="14"/>
+        </w:numPr>
+        <w:spacing w:line="360" w:lineRule="auto"/>
+        <w:jc w:val="both"/>
+        <w:rPr>
+          <w:color w:val="000000"/>
+          <w:sz w:val="28"/>
+          <w:szCs w:val="28"/>
+          <w:lang w:val="ru-RU"/>
+        </w:rPr>
+      </w:pPr>
+      <w:r>
+        <w:rPr>
+          <w:color w:val="000000"/>
+          <w:sz w:val="28"/>
+          <w:szCs w:val="28"/>
+          <w:lang w:val="ru-RU"/>
+        </w:rPr>
+        <w:t xml:space="preserve">Гибкость при работе с большими объемами данных </w:t>
+      </w:r>
+    </w:p>
+    <w:p>
+      <w:pPr>
+        <w:pStyle w:val="a6"/>
+        <w:numPr>
+          <w:ilvl w:val="0"/>
+          <w:numId w:val="14"/>
+        </w:numPr>
+        <w:spacing w:line="360" w:lineRule="auto"/>
+        <w:jc w:val="both"/>
+        <w:rPr>
+          <w:color w:val="000000"/>
+          <w:sz w:val="28"/>
+          <w:szCs w:val="28"/>
+          <w:lang w:val="ru-RU"/>
+        </w:rPr>
+      </w:pPr>
+      <w:r>
+        <w:rPr>
+          <w:color w:val="000000"/>
+          <w:sz w:val="28"/>
+          <w:szCs w:val="28"/>
+          <w:lang w:val="ru-RU"/>
+        </w:rPr>
+        <w:t xml:space="preserve">Возможность масштабирования </w:t>
+      </w:r>
+    </w:p>
+    <w:p>
+      <w:pPr>
+        <w:pStyle w:val="a6"/>
+        <w:numPr>
+          <w:ilvl w:val="0"/>
+          <w:numId w:val="14"/>
+        </w:numPr>
+        <w:spacing w:line="360" w:lineRule="auto"/>
+        <w:jc w:val="both"/>
+        <w:rPr>
+          <w:color w:val="000000"/>
+          <w:sz w:val="28"/>
+          <w:szCs w:val="28"/>
+          <w:lang w:val="ru-RU"/>
+        </w:rPr>
+      </w:pPr>
+      <w:r>
+        <w:rPr>
+          <w:color w:val="000000"/>
+          <w:sz w:val="28"/>
+          <w:szCs w:val="28"/>
+          <w:lang w:val="ru-RU"/>
+        </w:rPr>
+        <w:t>Поддержка стандартных механизмов безопасности</w:t>
+      </w:r>
+    </w:p>
+    <w:p>
+      <w:pPr>
         <w:spacing w:line="360" w:lineRule="auto"/>
         <w:ind w:firstLine="709"/>
         <w:jc w:val="both"/>
@@ -1156,16 +814,137 @@
           <w:szCs w:val="28"/>
           <w:lang w:val="ru-RU"/>
         </w:rPr>
-        <w:t>База данных (хранение информации)</w:t>
+        <w:t>Структура данных</w:t>
+      </w:r>
+    </w:p>
+    <w:p>
+      <w:pPr>
+        <w:spacing w:line="360" w:lineRule="auto"/>
+        <w:ind w:firstLine="709"/>
+        <w:jc w:val="both"/>
+        <w:rPr>
+          <w:color w:val="000000"/>
+          <w:sz w:val="28"/>
+          <w:szCs w:val="28"/>
+          <w:lang w:val="ru-RU"/>
+        </w:rPr>
+      </w:pPr>
+      <w:r>
+        <w:rPr>
+          <w:color w:val="000000"/>
+          <w:sz w:val="28"/>
+          <w:szCs w:val="28"/>
+          <w:lang w:val="ru-RU"/>
+        </w:rPr>
+        <w:t>Основные сущности базы данных:</w:t>
       </w:r>
     </w:p>
     <w:p>
       <w:pPr>
         <w:pStyle w:val="a6"/>
         <w:numPr>
-          <w:ilvl w:val="1"/>
-          <w:numId w:val="5"/>
+          <w:ilvl w:val="0"/>
+          <w:numId w:val="15"/>
         </w:numPr>
+        <w:spacing w:line="360" w:lineRule="auto"/>
+        <w:jc w:val="both"/>
+        <w:rPr>
+          <w:color w:val="000000"/>
+          <w:sz w:val="28"/>
+          <w:szCs w:val="28"/>
+          <w:lang w:val="ru-RU"/>
+        </w:rPr>
+      </w:pPr>
+      <w:r>
+        <w:rPr>
+          <w:color w:val="000000"/>
+          <w:sz w:val="28"/>
+          <w:szCs w:val="28"/>
+          <w:lang w:val="ru-RU"/>
+        </w:rPr>
+        <w:t>Рецепты (состав, калорийность)</w:t>
+      </w:r>
+    </w:p>
+    <w:p>
+      <w:pPr>
+        <w:pStyle w:val="a6"/>
+        <w:numPr>
+          <w:ilvl w:val="0"/>
+          <w:numId w:val="15"/>
+        </w:numPr>
+        <w:spacing w:line="360" w:lineRule="auto"/>
+        <w:jc w:val="both"/>
+        <w:rPr>
+          <w:color w:val="000000"/>
+          <w:sz w:val="28"/>
+          <w:szCs w:val="28"/>
+          <w:lang w:val="ru-RU"/>
+        </w:rPr>
+      </w:pPr>
+      <w:r>
+        <w:rPr>
+          <w:color w:val="000000"/>
+          <w:sz w:val="28"/>
+          <w:szCs w:val="28"/>
+          <w:lang w:val="ru-RU"/>
+        </w:rPr>
+        <w:t>Продукты (названия, цены, единицы измерения)</w:t>
+      </w:r>
+    </w:p>
+    <w:p>
+      <w:pPr>
+        <w:pStyle w:val="a6"/>
+        <w:numPr>
+          <w:ilvl w:val="0"/>
+          <w:numId w:val="15"/>
+        </w:numPr>
+        <w:spacing w:line="360" w:lineRule="auto"/>
+        <w:jc w:val="both"/>
+        <w:rPr>
+          <w:color w:val="000000"/>
+          <w:sz w:val="28"/>
+          <w:szCs w:val="28"/>
+          <w:lang w:val="ru-RU"/>
+        </w:rPr>
+      </w:pPr>
+      <w:r>
+        <w:rPr>
+          <w:color w:val="000000"/>
+          <w:sz w:val="28"/>
+          <w:szCs w:val="28"/>
+          <w:lang w:val="ru-RU"/>
+        </w:rPr>
+        <w:t>Меню (планы питания на период)</w:t>
+      </w:r>
+    </w:p>
+    <w:p>
+      <w:pPr>
+        <w:pStyle w:val="a6"/>
+        <w:numPr>
+          <w:ilvl w:val="0"/>
+          <w:numId w:val="15"/>
+        </w:numPr>
+        <w:spacing w:line="360" w:lineRule="auto"/>
+        <w:jc w:val="both"/>
+        <w:rPr>
+          <w:color w:val="000000"/>
+          <w:sz w:val="28"/>
+          <w:szCs w:val="28"/>
+          <w:lang w:val="ru-RU"/>
+        </w:rPr>
+      </w:pPr>
+      <w:r>
+        <w:rPr>
+          <w:color w:val="000000"/>
+          <w:sz w:val="28"/>
+          <w:szCs w:val="28"/>
+          <w:lang w:val="ru-RU"/>
+        </w:rPr>
+        <w:t>Покупки (списки продуктов)</w:t>
+      </w:r>
+    </w:p>
+    <w:p>
+      <w:pPr>
         <w:spacing w:line="360" w:lineRule="auto"/>
         <w:ind w:firstLine="709"/>
         <w:jc w:val="both"/>
@@ -1183,6 +962,258 @@
           <w:szCs w:val="28"/>
           <w:lang w:val="ru-RU"/>
         </w:rPr>
+        <w:t>Требования к системе</w:t>
+      </w:r>
+    </w:p>
+    <w:p>
+      <w:pPr>
+        <w:pStyle w:val="a6"/>
+        <w:numPr>
+          <w:ilvl w:val="0"/>
+          <w:numId w:val="16"/>
+        </w:numPr>
+        <w:spacing w:line="360" w:lineRule="auto"/>
+        <w:jc w:val="both"/>
+        <w:rPr>
+          <w:color w:val="000000"/>
+          <w:sz w:val="28"/>
+          <w:szCs w:val="28"/>
+          <w:lang w:val="ru-RU"/>
+        </w:rPr>
+      </w:pPr>
+      <w:r>
+        <w:rPr>
+          <w:color w:val="000000"/>
+          <w:sz w:val="28"/>
+          <w:szCs w:val="28"/>
+          <w:lang w:val="ru-RU"/>
+        </w:rPr>
+        <w:t xml:space="preserve">Интеграция с базой данных MySQL </w:t>
+      </w:r>
+    </w:p>
+    <w:p>
+      <w:pPr>
+        <w:pStyle w:val="a6"/>
+        <w:numPr>
+          <w:ilvl w:val="0"/>
+          <w:numId w:val="16"/>
+        </w:numPr>
+        <w:spacing w:line="360" w:lineRule="auto"/>
+        <w:jc w:val="both"/>
+        <w:rPr>
+          <w:color w:val="000000"/>
+          <w:sz w:val="28"/>
+          <w:szCs w:val="28"/>
+          <w:lang w:val="ru-RU"/>
+        </w:rPr>
+      </w:pPr>
+      <w:r>
+        <w:rPr>
+          <w:color w:val="000000"/>
+          <w:sz w:val="28"/>
+          <w:szCs w:val="28"/>
+          <w:lang w:val="ru-RU"/>
+        </w:rPr>
+        <w:t xml:space="preserve">Возможность хранения пользовательских данных </w:t>
+      </w:r>
+    </w:p>
+    <w:p>
+      <w:pPr>
+        <w:pStyle w:val="a6"/>
+        <w:numPr>
+          <w:ilvl w:val="0"/>
+          <w:numId w:val="16"/>
+        </w:numPr>
+        <w:spacing w:line="360" w:lineRule="auto"/>
+        <w:jc w:val="both"/>
+        <w:rPr>
+          <w:color w:val="000000"/>
+          <w:sz w:val="28"/>
+          <w:szCs w:val="28"/>
+          <w:lang w:val="ru-RU"/>
+        </w:rPr>
+      </w:pPr>
+      <w:r>
+        <w:rPr>
+          <w:color w:val="000000"/>
+          <w:sz w:val="28"/>
+          <w:szCs w:val="28"/>
+          <w:lang w:val="ru-RU"/>
+        </w:rPr>
+        <w:t xml:space="preserve">Поддержка авторизации пользователей </w:t>
+      </w:r>
+    </w:p>
+    <w:p>
+      <w:pPr>
+        <w:pStyle w:val="a6"/>
+        <w:numPr>
+          <w:ilvl w:val="0"/>
+          <w:numId w:val="16"/>
+        </w:numPr>
+        <w:spacing w:line="360" w:lineRule="auto"/>
+        <w:jc w:val="both"/>
+        <w:rPr>
+          <w:color w:val="000000"/>
+          <w:sz w:val="28"/>
+          <w:szCs w:val="28"/>
+          <w:lang w:val="ru-RU"/>
+        </w:rPr>
+      </w:pPr>
+      <w:r>
+        <w:rPr>
+          <w:color w:val="000000"/>
+          <w:sz w:val="28"/>
+          <w:szCs w:val="28"/>
+          <w:lang w:val="ru-RU"/>
+        </w:rPr>
+        <w:t xml:space="preserve">Синхронизация данных между устройствами </w:t>
+      </w:r>
+    </w:p>
+    <w:p>
+      <w:pPr>
+        <w:pStyle w:val="a6"/>
+        <w:numPr>
+          <w:ilvl w:val="0"/>
+          <w:numId w:val="16"/>
+        </w:numPr>
+        <w:spacing w:line="360" w:lineRule="auto"/>
+        <w:jc w:val="both"/>
+        <w:rPr>
+          <w:color w:val="000000"/>
+          <w:sz w:val="28"/>
+          <w:szCs w:val="28"/>
+          <w:lang w:val="ru-RU"/>
+        </w:rPr>
+      </w:pPr>
+      <w:r>
+        <w:rPr>
+          <w:color w:val="000000"/>
+          <w:sz w:val="28"/>
+          <w:szCs w:val="28"/>
+          <w:lang w:val="ru-RU"/>
+        </w:rPr>
+        <w:t>Адаптивный интерфейс</w:t>
+      </w:r>
+    </w:p>
+    <w:p>
+      <w:pPr>
+        <w:spacing w:line="360" w:lineRule="auto"/>
+        <w:ind w:firstLine="709"/>
+        <w:jc w:val="both"/>
+        <w:rPr>
+          <w:color w:val="000000"/>
+          <w:sz w:val="28"/>
+          <w:szCs w:val="28"/>
+          <w:lang w:val="ru-RU"/>
+        </w:rPr>
+      </w:pPr>
+      <w:r>
+        <w:rPr>
+          <w:color w:val="000000"/>
+          <w:sz w:val="28"/>
+          <w:szCs w:val="28"/>
+          <w:lang w:val="ru-RU"/>
+        </w:rPr>
+        <w:t>Архитектура решения</w:t>
+      </w:r>
+    </w:p>
+    <w:p>
+      <w:pPr>
+        <w:spacing w:line="360" w:lineRule="auto"/>
+        <w:ind w:firstLine="709"/>
+        <w:jc w:val="both"/>
+        <w:rPr>
+          <w:color w:val="000000"/>
+          <w:sz w:val="28"/>
+          <w:szCs w:val="28"/>
+          <w:lang w:val="ru-RU"/>
+        </w:rPr>
+      </w:pPr>
+      <w:r>
+        <w:rPr>
+          <w:color w:val="000000"/>
+          <w:sz w:val="28"/>
+          <w:szCs w:val="28"/>
+          <w:lang w:val="ru-RU"/>
+        </w:rPr>
+        <w:t>Компоненты системы:</w:t>
+      </w:r>
+    </w:p>
+    <w:p>
+      <w:pPr>
+        <w:pStyle w:val="a6"/>
+        <w:numPr>
+          <w:ilvl w:val="0"/>
+          <w:numId w:val="17"/>
+        </w:numPr>
+        <w:spacing w:line="360" w:lineRule="auto"/>
+        <w:jc w:val="both"/>
+        <w:rPr>
+          <w:color w:val="000000"/>
+          <w:sz w:val="28"/>
+          <w:szCs w:val="28"/>
+          <w:lang w:val="ru-RU"/>
+        </w:rPr>
+      </w:pPr>
+      <w:r>
+        <w:rPr>
+          <w:color w:val="000000"/>
+          <w:sz w:val="28"/>
+          <w:szCs w:val="28"/>
+          <w:lang w:val="ru-RU"/>
+        </w:rPr>
+        <w:t>Клиентская часть (интерфейс пользователя)</w:t>
+      </w:r>
+    </w:p>
+    <w:p>
+      <w:pPr>
+        <w:pStyle w:val="a6"/>
+        <w:numPr>
+          <w:ilvl w:val="0"/>
+          <w:numId w:val="17"/>
+        </w:numPr>
+        <w:spacing w:line="360" w:lineRule="auto"/>
+        <w:jc w:val="both"/>
+        <w:rPr>
+          <w:color w:val="000000"/>
+          <w:sz w:val="28"/>
+          <w:szCs w:val="28"/>
+          <w:lang w:val="ru-RU"/>
+        </w:rPr>
+      </w:pPr>
+      <w:r>
+        <w:rPr>
+          <w:color w:val="000000"/>
+          <w:sz w:val="28"/>
+          <w:szCs w:val="28"/>
+          <w:lang w:val="ru-RU"/>
+        </w:rPr>
+        <w:t>База данных (хранение информации)</w:t>
+      </w:r>
+    </w:p>
+    <w:p>
+      <w:pPr>
+        <w:pStyle w:val="a6"/>
+        <w:numPr>
+          <w:ilvl w:val="0"/>
+          <w:numId w:val="17"/>
+        </w:numPr>
+        <w:spacing w:line="360" w:lineRule="auto"/>
+        <w:jc w:val="both"/>
+        <w:rPr>
+          <w:color w:val="000000"/>
+          <w:sz w:val="28"/>
+          <w:szCs w:val="28"/>
+          <w:lang w:val="ru-RU"/>
+        </w:rPr>
+      </w:pPr>
+      <w:r>
+        <w:rPr>
+          <w:color w:val="000000"/>
+          <w:sz w:val="28"/>
+          <w:szCs w:val="28"/>
+          <w:lang w:val="ru-RU"/>
+        </w:rPr>
         <w:t>API для взаимодействия компонентов</w:t>
       </w:r>
     </w:p>
@@ -1194,7 +1225,7 @@
           <w:color w:val="000000"/>
           <w:sz w:val="28"/>
           <w:szCs w:val="28"/>
-          <w:lang w:val="ru-RU"/>
+          <w:lang w:val="en-US"/>
         </w:rPr>
       </w:pPr>
       <w:r>
@@ -1359,7 +1390,7 @@
                 <w:sz w:val="28"/>
                 <w:szCs w:val="28"/>
               </w:rPr>
-              <w:t>GDScript</w:t>
+              <w:t>Dart</w:t>
             </w:r>
             <w:proofErr w:type="spellEnd"/>
           </w:p>
@@ -1541,7 +1572,7 @@
                 <w:sz w:val="28"/>
                 <w:szCs w:val="28"/>
               </w:rPr>
-              <w:t>Godot</w:t>
+              <w:t>Flutter</w:t>
             </w:r>
             <w:proofErr w:type="spellEnd"/>
           </w:p>
@@ -1603,14 +1634,16 @@
               <w:rPr>
                 <w:sz w:val="28"/>
                 <w:szCs w:val="28"/>
+                <w:lang w:val="ru-RU"/>
               </w:rPr>
             </w:pPr>
             <w:r>
               <w:rPr>
                 <w:sz w:val="28"/>
                 <w:szCs w:val="28"/>
-              </w:rPr>
-              <w:t>+</w:t>
+                <w:lang w:val="ru-RU"/>
+              </w:rPr>
+              <w:t>-</w:t>
             </w:r>
           </w:p>
         </w:tc>
@@ -1720,6 +1753,7 @@
           <w:color w:val="000000"/>
           <w:sz w:val="28"/>
           <w:szCs w:val="28"/>
+          <w:lang w:val="ru-RU"/>
         </w:rPr>
       </w:pPr>
       <w:r>
@@ -1735,7 +1769,7 @@
           <w:sz w:val="28"/>
           <w:szCs w:val="28"/>
         </w:rPr>
-        <w:t>GDScript</w:t>
+        <w:t>Dart</w:t>
       </w:r>
       <w:proofErr w:type="spellEnd"/>
       <w:r>
@@ -1743,7 +1777,7 @@
           <w:sz w:val="28"/>
           <w:szCs w:val="28"/>
         </w:rPr>
-        <w:t xml:space="preserve">, так как он обладает высокой скоростью разработки и полной интеграцией с </w:t>
+        <w:t xml:space="preserve">, так как он обладает полной интеграцией с </w:t>
       </w:r>
       <w:proofErr w:type="spellStart"/>
       <w:r>
@@ -1751,7 +1785,7 @@
           <w:sz w:val="28"/>
           <w:szCs w:val="28"/>
         </w:rPr>
-        <w:t>Godot</w:t>
+        <w:t>Flutter</w:t>
       </w:r>
       <w:proofErr w:type="spellEnd"/>
       <w:r>
@@ -1759,11 +1793,10 @@
           <w:sz w:val="28"/>
           <w:szCs w:val="28"/>
         </w:rPr>
-        <w:t>.</w:t>
-      </w:r>
-      <w:r>
-        <w:rPr>
-          <w:color w:val="000000"/>
+        <w:t>, высокой производительностью и удобством разработки.</w:t>
+      </w:r>
+      <w:r>
+        <w:rPr>
           <w:sz w:val="28"/>
           <w:szCs w:val="28"/>
         </w:rPr>
@@ -1890,9 +1923,8 @@
               <w:rPr>
                 <w:sz w:val="28"/>
                 <w:szCs w:val="28"/>
-                <w:lang w:val="en-US"/>
-              </w:rPr>
-              <w:t>SQLite</w:t>
+              </w:rPr>
+              <w:t>MySQL</w:t>
             </w:r>
           </w:p>
         </w:tc>
@@ -1907,6 +1939,7 @@
               <w:rPr>
                 <w:sz w:val="28"/>
                 <w:szCs w:val="28"/>
+                <w:lang w:val="ru-RU"/>
               </w:rPr>
             </w:pPr>
             <w:proofErr w:type="spellStart"/>
@@ -1933,21 +1966,15 @@
                 <w:szCs w:val="28"/>
               </w:rPr>
             </w:pPr>
+            <w:proofErr w:type="spellStart"/>
             <w:r>
               <w:rPr>
                 <w:sz w:val="28"/>
                 <w:szCs w:val="28"/>
-                <w:lang w:val="en-US"/>
-              </w:rPr>
-              <w:t>My</w:t>
+              </w:rPr>
+              <w:t>SQLite</w:t>
             </w:r>
-            <w:r>
-              <w:rPr>
-                <w:sz w:val="28"/>
-                <w:szCs w:val="28"/>
-              </w:rPr>
-              <w:t>Lite</w:t>
-            </w:r>
+            <w:proofErr w:type="spellEnd"/>
           </w:p>
         </w:tc>
       </w:tr>
@@ -2062,7 +2089,7 @@
                 <w:sz w:val="28"/>
                 <w:szCs w:val="28"/>
               </w:rPr>
-              <w:t>Работа без сервера</w:t>
+              <w:t>Многопользовательская работа</w:t>
             </w:r>
           </w:p>
         </w:tc>
@@ -2154,7 +2181,7 @@
                 <w:sz w:val="28"/>
                 <w:szCs w:val="28"/>
               </w:rPr>
-              <w:t>Подходит для десктопа</w:t>
+              <w:t>Подходит для клиент-серверных приложений</w:t>
             </w:r>
           </w:p>
         </w:tc>
@@ -2244,25 +2271,7 @@
           <w:sz w:val="28"/>
           <w:szCs w:val="28"/>
         </w:rPr>
-        <w:t xml:space="preserve">Исходя из таблицы 2, в качестве СУБД выбрана </w:t>
-      </w:r>
-      <w:proofErr w:type="spellStart"/>
-      <w:r>
-        <w:rPr>
-          <w:color w:val="000000"/>
-          <w:sz w:val="28"/>
-          <w:szCs w:val="28"/>
-        </w:rPr>
-        <w:t>SQLite</w:t>
-      </w:r>
-      <w:proofErr w:type="spellEnd"/>
-      <w:r>
-        <w:rPr>
-          <w:color w:val="000000"/>
-          <w:sz w:val="28"/>
-          <w:szCs w:val="28"/>
-        </w:rPr>
-        <w:t>, так как она не требует сервера и удобна для настольных приложений.</w:t>
+        <w:t>Исходя из таблицы 2, в качестве СУБД выбрана MySQL, так как она обеспечивает надежное хранение данных, поддержку многопользовательской работы и подходит для клиент-серверных приложений.</w:t>
       </w:r>
     </w:p>
     <w:sectPr>
@@ -2278,6 +2287,232 @@
 <file path=word/numbering.xml><?xml version="1.0" encoding="utf-8"?>
 <w:numbering xmlns:wpc="http://schemas.microsoft.com/office/word/2010/wordprocessingCanvas" xmlns:cx="http://schemas.microsoft.com/office/drawing/2014/chartex" xmlns:cx1="http://schemas.microsoft.com/office/drawing/2015/9/8/chartex" xmlns:cx2="http://schemas.microsoft.com/office/drawing/2015/10/21/chartex" xmlns:cx3="http://schemas.microsoft.com/office/drawing/2016/5/9/chartex" xmlns:cx4="http://schemas.microsoft.com/office/drawing/2016/5/10/chartex" xmlns:cx5="http://schemas.microsoft.com/office/drawing/2016/5/11/chartex" xmlns:cx6="http://schemas.microsoft.com/office/drawing/2016/5/12/chartex" xmlns:cx7="http://schemas.microsoft.com/office/drawing/2016/5/13/chartex" xmlns:cx8="http://schemas.microsoft.com/office/drawing/2016/5/14/chartex" xmlns:mc="http://schemas.openxmlformats.org/markup-compatibility/2006" xmlns:aink="http://schemas.microsoft.com/office/drawing/2016/ink" xmlns:am3d="http://schemas.microsoft.com/office/drawing/2017/model3d" xmlns:o="urn:schemas-microsoft-com:office:office" xmlns:oel="http://schemas.microsoft.com/office/2019/extlst" xmlns:r="http://schemas.openxmlformats.org/officeDocument/2006/relationships" xmlns:m="http://schemas.openxmlformats.org/officeDocument/2006/math" xmlns:v="urn:schemas-microsoft-com:vml" xmlns:wp14="http://schemas.microsoft.com/office/word/2010/wordprocessingDrawing" xmlns:wp="http://schemas.openxmlformats.org/drawingml/2006/wordprocessingDrawing" xmlns:w10="urn:schemas-microsoft-com:office:word" xmlns:w="http://schemas.openxmlformats.org/wordprocessingml/2006/main" xmlns:w14="http://schemas.microsoft.com/office/word/2010/wordml" xmlns:w15="http://schemas.microsoft.com/office/word/2012/wordml" xmlns:w16cex="http://schemas.microsoft.com/office/word/2018/wordml/cex" xmlns:w16cid="http://schemas.microsoft.com/office/word/2016/wordml/cid" xmlns:w16="http://schemas.microsoft.com/office/word/2018/wordml" xmlns:w16sdtdh="http://schemas.microsoft.com/office/word/2020/wordml/sdtdatahash" xmlns:w16se="http://schemas.microsoft.com/office/word/2015/wordml/symex" xmlns:wpg="http://schemas.microsoft.com/office/word/2010/wordprocessingGroup" xmlns:wpi="http://schemas.microsoft.com/office/word/2010/wordprocessingInk" xmlns:wne="http://schemas.microsoft.com/office/word/2006/wordml" xmlns:wps="http://schemas.microsoft.com/office/word/2010/wordprocessingShape" mc:Ignorable="w14 w15 w16se w16cid w16 w16cex w16sdtdh wp14">
   <w:abstractNum w:abstractNumId="0" w15:restartNumberingAfterBreak="0">
+    <w:nsid w:val="020D489D"/>
+    <w:multiLevelType w:val="multilevel"/>
+    <w:tmpl w:val="BDEA5B9E"/>
+    <w:lvl w:ilvl="0">
+      <w:start w:val="1"/>
+      <w:numFmt w:val="bullet"/>
+      <w:lvlText w:val=""/>
+      <w:lvlJc w:val="left"/>
+      <w:pPr>
+        <w:ind w:left="1080" w:hanging="360"/>
+      </w:pPr>
+      <w:rPr>
+        <w:rFonts w:ascii="Symbol" w:hAnsi="Symbol" w:hint="default"/>
+      </w:rPr>
+    </w:lvl>
+    <w:lvl w:ilvl="1">
+      <w:start w:val="1"/>
+      <w:numFmt w:val="bullet"/>
+      <w:lvlText w:val="o"/>
+      <w:lvlJc w:val="left"/>
+      <w:pPr>
+        <w:ind w:left="1800" w:hanging="360"/>
+      </w:pPr>
+      <w:rPr>
+        <w:rFonts w:ascii="Courier New" w:hAnsi="Courier New" w:cs="Courier New" w:hint="default"/>
+      </w:rPr>
+    </w:lvl>
+    <w:lvl w:ilvl="2">
+      <w:start w:val="1"/>
+      <w:numFmt w:val="bullet"/>
+      <w:lvlText w:val=""/>
+      <w:lvlJc w:val="left"/>
+      <w:pPr>
+        <w:ind w:left="2520" w:hanging="360"/>
+      </w:pPr>
+      <w:rPr>
+        <w:rFonts w:ascii="Wingdings" w:hAnsi="Wingdings" w:hint="default"/>
+      </w:rPr>
+    </w:lvl>
+    <w:lvl w:ilvl="3">
+      <w:start w:val="1"/>
+      <w:numFmt w:val="bullet"/>
+      <w:lvlText w:val="o"/>
+      <w:lvlJc w:val="left"/>
+      <w:pPr>
+        <w:ind w:left="3240" w:hanging="360"/>
+      </w:pPr>
+      <w:rPr>
+        <w:rFonts w:ascii="Courier New" w:hAnsi="Courier New" w:cs="Courier New" w:hint="default"/>
+      </w:rPr>
+    </w:lvl>
+    <w:lvl w:ilvl="4">
+      <w:start w:val="1"/>
+      <w:numFmt w:val="bullet"/>
+      <w:lvlText w:val="o"/>
+      <w:lvlJc w:val="left"/>
+      <w:pPr>
+        <w:ind w:left="3960" w:hanging="360"/>
+      </w:pPr>
+      <w:rPr>
+        <w:rFonts w:ascii="Courier New" w:hAnsi="Courier New" w:cs="Courier New" w:hint="default"/>
+      </w:rPr>
+    </w:lvl>
+    <w:lvl w:ilvl="5">
+      <w:start w:val="1"/>
+      <w:numFmt w:val="bullet"/>
+      <w:lvlText w:val=""/>
+      <w:lvlJc w:val="left"/>
+      <w:pPr>
+        <w:ind w:left="4680" w:hanging="360"/>
+      </w:pPr>
+      <w:rPr>
+        <w:rFonts w:ascii="Wingdings" w:hAnsi="Wingdings" w:hint="default"/>
+      </w:rPr>
+    </w:lvl>
+    <w:lvl w:ilvl="6">
+      <w:start w:val="1"/>
+      <w:numFmt w:val="bullet"/>
+      <w:lvlText w:val=""/>
+      <w:lvlJc w:val="left"/>
+      <w:pPr>
+        <w:ind w:left="5400" w:hanging="360"/>
+      </w:pPr>
+      <w:rPr>
+        <w:rFonts w:ascii="Symbol" w:hAnsi="Symbol" w:hint="default"/>
+      </w:rPr>
+    </w:lvl>
+    <w:lvl w:ilvl="7">
+      <w:start w:val="1"/>
+      <w:numFmt w:val="bullet"/>
+      <w:lvlText w:val="o"/>
+      <w:lvlJc w:val="left"/>
+      <w:pPr>
+        <w:ind w:left="6120" w:hanging="360"/>
+      </w:pPr>
+      <w:rPr>
+        <w:rFonts w:ascii="Courier New" w:hAnsi="Courier New" w:cs="Courier New" w:hint="default"/>
+      </w:rPr>
+    </w:lvl>
+    <w:lvl w:ilvl="8">
+      <w:start w:val="1"/>
+      <w:numFmt w:val="bullet"/>
+      <w:lvlText w:val=""/>
+      <w:lvlJc w:val="left"/>
+      <w:pPr>
+        <w:ind w:left="6840" w:hanging="360"/>
+      </w:pPr>
+      <w:rPr>
+        <w:rFonts w:ascii="Wingdings" w:hAnsi="Wingdings" w:hint="default"/>
+      </w:rPr>
+    </w:lvl>
+  </w:abstractNum>
+  <w:abstractNum w:abstractNumId="1" w15:restartNumberingAfterBreak="0">
+    <w:nsid w:val="11435DB8"/>
+    <w:multiLevelType w:val="multilevel"/>
+    <w:tmpl w:val="BDEA5B9E"/>
+    <w:lvl w:ilvl="0">
+      <w:start w:val="1"/>
+      <w:numFmt w:val="bullet"/>
+      <w:lvlText w:val=""/>
+      <w:lvlJc w:val="left"/>
+      <w:pPr>
+        <w:ind w:left="1800" w:hanging="360"/>
+      </w:pPr>
+      <w:rPr>
+        <w:rFonts w:ascii="Symbol" w:hAnsi="Symbol" w:hint="default"/>
+      </w:rPr>
+    </w:lvl>
+    <w:lvl w:ilvl="1">
+      <w:start w:val="1"/>
+      <w:numFmt w:val="bullet"/>
+      <w:lvlText w:val="o"/>
+      <w:lvlJc w:val="left"/>
+      <w:pPr>
+        <w:ind w:left="2520" w:hanging="360"/>
+      </w:pPr>
+      <w:rPr>
+        <w:rFonts w:ascii="Courier New" w:hAnsi="Courier New" w:cs="Courier New" w:hint="default"/>
+      </w:rPr>
+    </w:lvl>
+    <w:lvl w:ilvl="2">
+      <w:start w:val="1"/>
+      <w:numFmt w:val="bullet"/>
+      <w:lvlText w:val=""/>
+      <w:lvlJc w:val="left"/>
+      <w:pPr>
+        <w:ind w:left="3240" w:hanging="360"/>
+      </w:pPr>
+      <w:rPr>
+        <w:rFonts w:ascii="Wingdings" w:hAnsi="Wingdings" w:hint="default"/>
+      </w:rPr>
+    </w:lvl>
+    <w:lvl w:ilvl="3">
+      <w:start w:val="1"/>
+      <w:numFmt w:val="bullet"/>
+      <w:lvlText w:val="o"/>
+      <w:lvlJc w:val="left"/>
+      <w:pPr>
+        <w:ind w:left="3960" w:hanging="360"/>
+      </w:pPr>
+      <w:rPr>
+        <w:rFonts w:ascii="Courier New" w:hAnsi="Courier New" w:cs="Courier New" w:hint="default"/>
+      </w:rPr>
+    </w:lvl>
+    <w:lvl w:ilvl="4">
+      <w:start w:val="1"/>
+      <w:numFmt w:val="bullet"/>
+      <w:lvlText w:val="o"/>
+      <w:lvlJc w:val="left"/>
+      <w:pPr>
+        <w:ind w:left="4680" w:hanging="360"/>
+      </w:pPr>
+      <w:rPr>
+        <w:rFonts w:ascii="Courier New" w:hAnsi="Courier New" w:cs="Courier New" w:hint="default"/>
+      </w:rPr>
+    </w:lvl>
+    <w:lvl w:ilvl="5">
+      <w:start w:val="1"/>
+      <w:numFmt w:val="bullet"/>
+      <w:lvlText w:val=""/>
+      <w:lvlJc w:val="left"/>
+      <w:pPr>
+        <w:ind w:left="5400" w:hanging="360"/>
+      </w:pPr>
+      <w:rPr>
+        <w:rFonts w:ascii="Wingdings" w:hAnsi="Wingdings" w:hint="default"/>
+      </w:rPr>
+    </w:lvl>
+    <w:lvl w:ilvl="6">
+      <w:start w:val="1"/>
+      <w:numFmt w:val="bullet"/>
+      <w:lvlText w:val=""/>
+      <w:lvlJc w:val="left"/>
+      <w:pPr>
+        <w:ind w:left="6120" w:hanging="360"/>
+      </w:pPr>
+      <w:rPr>
+        <w:rFonts w:ascii="Symbol" w:hAnsi="Symbol" w:hint="default"/>
+      </w:rPr>
+    </w:lvl>
+    <w:lvl w:ilvl="7">
+      <w:start w:val="1"/>
+      <w:numFmt w:val="bullet"/>
+      <w:lvlText w:val="o"/>
+      <w:lvlJc w:val="left"/>
+      <w:pPr>
+        <w:ind w:left="6840" w:hanging="360"/>
+      </w:pPr>
+      <w:rPr>
+        <w:rFonts w:ascii="Courier New" w:hAnsi="Courier New" w:cs="Courier New" w:hint="default"/>
+      </w:rPr>
+    </w:lvl>
+    <w:lvl w:ilvl="8">
+      <w:start w:val="1"/>
+      <w:numFmt w:val="bullet"/>
+      <w:lvlText w:val=""/>
+      <w:lvlJc w:val="left"/>
+      <w:pPr>
+        <w:ind w:left="7560" w:hanging="360"/>
+      </w:pPr>
+      <w:rPr>
+        <w:rFonts w:ascii="Wingdings" w:hAnsi="Wingdings" w:hint="default"/>
+      </w:rPr>
+    </w:lvl>
+  </w:abstractNum>
+  <w:abstractNum w:abstractNumId="2" w15:restartNumberingAfterBreak="0">
     <w:nsid w:val="149F5E7A"/>
     <w:multiLevelType w:val="multilevel"/>
     <w:tmpl w:val="149F5E7A"/>
@@ -2390,7 +2625,233 @@
       </w:rPr>
     </w:lvl>
   </w:abstractNum>
-  <w:abstractNum w:abstractNumId="1" w15:restartNumberingAfterBreak="0">
+  <w:abstractNum w:abstractNumId="3" w15:restartNumberingAfterBreak="0">
+    <w:nsid w:val="1FA3730A"/>
+    <w:multiLevelType w:val="hybridMultilevel"/>
+    <w:tmpl w:val="2BCA2842"/>
+    <w:lvl w:ilvl="0" w:tplc="04190001">
+      <w:start w:val="1"/>
+      <w:numFmt w:val="bullet"/>
+      <w:lvlText w:val=""/>
+      <w:lvlJc w:val="left"/>
+      <w:pPr>
+        <w:ind w:left="1429" w:hanging="360"/>
+      </w:pPr>
+      <w:rPr>
+        <w:rFonts w:ascii="Symbol" w:hAnsi="Symbol" w:hint="default"/>
+      </w:rPr>
+    </w:lvl>
+    <w:lvl w:ilvl="1" w:tplc="04190003" w:tentative="1">
+      <w:start w:val="1"/>
+      <w:numFmt w:val="bullet"/>
+      <w:lvlText w:val="o"/>
+      <w:lvlJc w:val="left"/>
+      <w:pPr>
+        <w:ind w:left="2149" w:hanging="360"/>
+      </w:pPr>
+      <w:rPr>
+        <w:rFonts w:ascii="Courier New" w:hAnsi="Courier New" w:cs="Courier New" w:hint="default"/>
+      </w:rPr>
+    </w:lvl>
+    <w:lvl w:ilvl="2" w:tplc="04190005" w:tentative="1">
+      <w:start w:val="1"/>
+      <w:numFmt w:val="bullet"/>
+      <w:lvlText w:val=""/>
+      <w:lvlJc w:val="left"/>
+      <w:pPr>
+        <w:ind w:left="2869" w:hanging="360"/>
+      </w:pPr>
+      <w:rPr>
+        <w:rFonts w:ascii="Wingdings" w:hAnsi="Wingdings" w:hint="default"/>
+      </w:rPr>
+    </w:lvl>
+    <w:lvl w:ilvl="3" w:tplc="04190001" w:tentative="1">
+      <w:start w:val="1"/>
+      <w:numFmt w:val="bullet"/>
+      <w:lvlText w:val=""/>
+      <w:lvlJc w:val="left"/>
+      <w:pPr>
+        <w:ind w:left="3589" w:hanging="360"/>
+      </w:pPr>
+      <w:rPr>
+        <w:rFonts w:ascii="Symbol" w:hAnsi="Symbol" w:hint="default"/>
+      </w:rPr>
+    </w:lvl>
+    <w:lvl w:ilvl="4" w:tplc="04190003" w:tentative="1">
+      <w:start w:val="1"/>
+      <w:numFmt w:val="bullet"/>
+      <w:lvlText w:val="o"/>
+      <w:lvlJc w:val="left"/>
+      <w:pPr>
+        <w:ind w:left="4309" w:hanging="360"/>
+      </w:pPr>
+      <w:rPr>
+        <w:rFonts w:ascii="Courier New" w:hAnsi="Courier New" w:cs="Courier New" w:hint="default"/>
+      </w:rPr>
+    </w:lvl>
+    <w:lvl w:ilvl="5" w:tplc="04190005" w:tentative="1">
+      <w:start w:val="1"/>
+      <w:numFmt w:val="bullet"/>
+      <w:lvlText w:val=""/>
+      <w:lvlJc w:val="left"/>
+      <w:pPr>
+        <w:ind w:left="5029" w:hanging="360"/>
+      </w:pPr>
+      <w:rPr>
+        <w:rFonts w:ascii="Wingdings" w:hAnsi="Wingdings" w:hint="default"/>
+      </w:rPr>
+    </w:lvl>
+    <w:lvl w:ilvl="6" w:tplc="04190001" w:tentative="1">
+      <w:start w:val="1"/>
+      <w:numFmt w:val="bullet"/>
+      <w:lvlText w:val=""/>
+      <w:lvlJc w:val="left"/>
+      <w:pPr>
+        <w:ind w:left="5749" w:hanging="360"/>
+      </w:pPr>
+      <w:rPr>
+        <w:rFonts w:ascii="Symbol" w:hAnsi="Symbol" w:hint="default"/>
+      </w:rPr>
+    </w:lvl>
+    <w:lvl w:ilvl="7" w:tplc="04190003" w:tentative="1">
+      <w:start w:val="1"/>
+      <w:numFmt w:val="bullet"/>
+      <w:lvlText w:val="o"/>
+      <w:lvlJc w:val="left"/>
+      <w:pPr>
+        <w:ind w:left="6469" w:hanging="360"/>
+      </w:pPr>
+      <w:rPr>
+        <w:rFonts w:ascii="Courier New" w:hAnsi="Courier New" w:cs="Courier New" w:hint="default"/>
+      </w:rPr>
+    </w:lvl>
+    <w:lvl w:ilvl="8" w:tplc="04190005" w:tentative="1">
+      <w:start w:val="1"/>
+      <w:numFmt w:val="bullet"/>
+      <w:lvlText w:val=""/>
+      <w:lvlJc w:val="left"/>
+      <w:pPr>
+        <w:ind w:left="7189" w:hanging="360"/>
+      </w:pPr>
+      <w:rPr>
+        <w:rFonts w:ascii="Wingdings" w:hAnsi="Wingdings" w:hint="default"/>
+      </w:rPr>
+    </w:lvl>
+  </w:abstractNum>
+  <w:abstractNum w:abstractNumId="4" w15:restartNumberingAfterBreak="0">
+    <w:nsid w:val="28FD2218"/>
+    <w:multiLevelType w:val="hybridMultilevel"/>
+    <w:tmpl w:val="7AF8FB90"/>
+    <w:lvl w:ilvl="0" w:tplc="04190001">
+      <w:start w:val="1"/>
+      <w:numFmt w:val="bullet"/>
+      <w:lvlText w:val=""/>
+      <w:lvlJc w:val="left"/>
+      <w:pPr>
+        <w:ind w:left="1429" w:hanging="360"/>
+      </w:pPr>
+      <w:rPr>
+        <w:rFonts w:ascii="Symbol" w:hAnsi="Symbol" w:hint="default"/>
+      </w:rPr>
+    </w:lvl>
+    <w:lvl w:ilvl="1" w:tplc="04190003" w:tentative="1">
+      <w:start w:val="1"/>
+      <w:numFmt w:val="bullet"/>
+      <w:lvlText w:val="o"/>
+      <w:lvlJc w:val="left"/>
+      <w:pPr>
+        <w:ind w:left="2149" w:hanging="360"/>
+      </w:pPr>
+      <w:rPr>
+        <w:rFonts w:ascii="Courier New" w:hAnsi="Courier New" w:cs="Courier New" w:hint="default"/>
+      </w:rPr>
+    </w:lvl>
+    <w:lvl w:ilvl="2" w:tplc="04190005" w:tentative="1">
+      <w:start w:val="1"/>
+      <w:numFmt w:val="bullet"/>
+      <w:lvlText w:val=""/>
+      <w:lvlJc w:val="left"/>
+      <w:pPr>
+        <w:ind w:left="2869" w:hanging="360"/>
+      </w:pPr>
+      <w:rPr>
+        <w:rFonts w:ascii="Wingdings" w:hAnsi="Wingdings" w:hint="default"/>
+      </w:rPr>
+    </w:lvl>
+    <w:lvl w:ilvl="3" w:tplc="04190001" w:tentative="1">
+      <w:start w:val="1"/>
+      <w:numFmt w:val="bullet"/>
+      <w:lvlText w:val=""/>
+      <w:lvlJc w:val="left"/>
+      <w:pPr>
+        <w:ind w:left="3589" w:hanging="360"/>
+      </w:pPr>
+      <w:rPr>
+        <w:rFonts w:ascii="Symbol" w:hAnsi="Symbol" w:hint="default"/>
+      </w:rPr>
+    </w:lvl>
+    <w:lvl w:ilvl="4" w:tplc="04190003" w:tentative="1">
+      <w:start w:val="1"/>
+      <w:numFmt w:val="bullet"/>
+      <w:lvlText w:val="o"/>
+      <w:lvlJc w:val="left"/>
+      <w:pPr>
+        <w:ind w:left="4309" w:hanging="360"/>
+      </w:pPr>
+      <w:rPr>
+        <w:rFonts w:ascii="Courier New" w:hAnsi="Courier New" w:cs="Courier New" w:hint="default"/>
+      </w:rPr>
+    </w:lvl>
+    <w:lvl w:ilvl="5" w:tplc="04190005" w:tentative="1">
+      <w:start w:val="1"/>
+      <w:numFmt w:val="bullet"/>
+      <w:lvlText w:val=""/>
+      <w:lvlJc w:val="left"/>
+      <w:pPr>
+        <w:ind w:left="5029" w:hanging="360"/>
+      </w:pPr>
+      <w:rPr>
+        <w:rFonts w:ascii="Wingdings" w:hAnsi="Wingdings" w:hint="default"/>
+      </w:rPr>
+    </w:lvl>
+    <w:lvl w:ilvl="6" w:tplc="04190001" w:tentative="1">
+      <w:start w:val="1"/>
+      <w:numFmt w:val="bullet"/>
+      <w:lvlText w:val=""/>
+      <w:lvlJc w:val="left"/>
+      <w:pPr>
+        <w:ind w:left="5749" w:hanging="360"/>
+      </w:pPr>
+      <w:rPr>
+        <w:rFonts w:ascii="Symbol" w:hAnsi="Symbol" w:hint="default"/>
+      </w:rPr>
+    </w:lvl>
+    <w:lvl w:ilvl="7" w:tplc="04190003" w:tentative="1">
+      <w:start w:val="1"/>
+      <w:numFmt w:val="bullet"/>
+      <w:lvlText w:val="o"/>
+      <w:lvlJc w:val="left"/>
+      <w:pPr>
+        <w:ind w:left="6469" w:hanging="360"/>
+      </w:pPr>
+      <w:rPr>
+        <w:rFonts w:ascii="Courier New" w:hAnsi="Courier New" w:cs="Courier New" w:hint="default"/>
+      </w:rPr>
+    </w:lvl>
+    <w:lvl w:ilvl="8" w:tplc="04190005" w:tentative="1">
+      <w:start w:val="1"/>
+      <w:numFmt w:val="bullet"/>
+      <w:lvlText w:val=""/>
+      <w:lvlJc w:val="left"/>
+      <w:pPr>
+        <w:ind w:left="7189" w:hanging="360"/>
+      </w:pPr>
+      <w:rPr>
+        <w:rFonts w:ascii="Wingdings" w:hAnsi="Wingdings" w:hint="default"/>
+      </w:rPr>
+    </w:lvl>
+  </w:abstractNum>
+  <w:abstractNum w:abstractNumId="5" w15:restartNumberingAfterBreak="0">
     <w:nsid w:val="2B2264C1"/>
     <w:multiLevelType w:val="multilevel"/>
     <w:tmpl w:val="2B2264C1"/>
@@ -2503,7 +2964,233 @@
       </w:rPr>
     </w:lvl>
   </w:abstractNum>
-  <w:abstractNum w:abstractNumId="2" w15:restartNumberingAfterBreak="0">
+  <w:abstractNum w:abstractNumId="6" w15:restartNumberingAfterBreak="0">
+    <w:nsid w:val="2FAE5C08"/>
+    <w:multiLevelType w:val="multilevel"/>
+    <w:tmpl w:val="71C298AC"/>
+    <w:lvl w:ilvl="0">
+      <w:start w:val="1"/>
+      <w:numFmt w:val="bullet"/>
+      <w:lvlText w:val=""/>
+      <w:lvlJc w:val="left"/>
+      <w:pPr>
+        <w:ind w:left="1440" w:hanging="360"/>
+      </w:pPr>
+      <w:rPr>
+        <w:rFonts w:ascii="Symbol" w:hAnsi="Symbol" w:hint="default"/>
+      </w:rPr>
+    </w:lvl>
+    <w:lvl w:ilvl="1">
+      <w:start w:val="1"/>
+      <w:numFmt w:val="bullet"/>
+      <w:lvlText w:val="o"/>
+      <w:lvlJc w:val="left"/>
+      <w:pPr>
+        <w:ind w:left="2160" w:hanging="360"/>
+      </w:pPr>
+      <w:rPr>
+        <w:rFonts w:ascii="Courier New" w:hAnsi="Courier New" w:cs="Courier New" w:hint="default"/>
+      </w:rPr>
+    </w:lvl>
+    <w:lvl w:ilvl="2">
+      <w:start w:val="1"/>
+      <w:numFmt w:val="bullet"/>
+      <w:lvlText w:val="o"/>
+      <w:lvlJc w:val="left"/>
+      <w:pPr>
+        <w:ind w:left="2880" w:hanging="360"/>
+      </w:pPr>
+      <w:rPr>
+        <w:rFonts w:ascii="Courier New" w:hAnsi="Courier New" w:cs="Courier New" w:hint="default"/>
+      </w:rPr>
+    </w:lvl>
+    <w:lvl w:ilvl="3">
+      <w:start w:val="1"/>
+      <w:numFmt w:val="bullet"/>
+      <w:lvlText w:val=""/>
+      <w:lvlJc w:val="left"/>
+      <w:pPr>
+        <w:ind w:left="3600" w:hanging="360"/>
+      </w:pPr>
+      <w:rPr>
+        <w:rFonts w:ascii="Symbol" w:hAnsi="Symbol" w:hint="default"/>
+      </w:rPr>
+    </w:lvl>
+    <w:lvl w:ilvl="4">
+      <w:start w:val="1"/>
+      <w:numFmt w:val="bullet"/>
+      <w:lvlText w:val="o"/>
+      <w:lvlJc w:val="left"/>
+      <w:pPr>
+        <w:ind w:left="4320" w:hanging="360"/>
+      </w:pPr>
+      <w:rPr>
+        <w:rFonts w:ascii="Courier New" w:hAnsi="Courier New" w:cs="Courier New" w:hint="default"/>
+      </w:rPr>
+    </w:lvl>
+    <w:lvl w:ilvl="5">
+      <w:start w:val="1"/>
+      <w:numFmt w:val="bullet"/>
+      <w:lvlText w:val=""/>
+      <w:lvlJc w:val="left"/>
+      <w:pPr>
+        <w:ind w:left="5040" w:hanging="360"/>
+      </w:pPr>
+      <w:rPr>
+        <w:rFonts w:ascii="Wingdings" w:hAnsi="Wingdings" w:hint="default"/>
+      </w:rPr>
+    </w:lvl>
+    <w:lvl w:ilvl="6">
+      <w:start w:val="1"/>
+      <w:numFmt w:val="bullet"/>
+      <w:lvlText w:val=""/>
+      <w:lvlJc w:val="left"/>
+      <w:pPr>
+        <w:ind w:left="5760" w:hanging="360"/>
+      </w:pPr>
+      <w:rPr>
+        <w:rFonts w:ascii="Symbol" w:hAnsi="Symbol" w:hint="default"/>
+      </w:rPr>
+    </w:lvl>
+    <w:lvl w:ilvl="7">
+      <w:start w:val="1"/>
+      <w:numFmt w:val="bullet"/>
+      <w:lvlText w:val="o"/>
+      <w:lvlJc w:val="left"/>
+      <w:pPr>
+        <w:ind w:left="6480" w:hanging="360"/>
+      </w:pPr>
+      <w:rPr>
+        <w:rFonts w:ascii="Courier New" w:hAnsi="Courier New" w:cs="Courier New" w:hint="default"/>
+      </w:rPr>
+    </w:lvl>
+    <w:lvl w:ilvl="8">
+      <w:start w:val="1"/>
+      <w:numFmt w:val="bullet"/>
+      <w:lvlText w:val=""/>
+      <w:lvlJc w:val="left"/>
+      <w:pPr>
+        <w:ind w:left="7200" w:hanging="360"/>
+      </w:pPr>
+      <w:rPr>
+        <w:rFonts w:ascii="Wingdings" w:hAnsi="Wingdings" w:hint="default"/>
+      </w:rPr>
+    </w:lvl>
+  </w:abstractNum>
+  <w:abstractNum w:abstractNumId="7" w15:restartNumberingAfterBreak="0">
+    <w:nsid w:val="351D6963"/>
+    <w:multiLevelType w:val="multilevel"/>
+    <w:tmpl w:val="71C298AC"/>
+    <w:lvl w:ilvl="0">
+      <w:start w:val="1"/>
+      <w:numFmt w:val="bullet"/>
+      <w:lvlText w:val=""/>
+      <w:lvlJc w:val="left"/>
+      <w:pPr>
+        <w:ind w:left="1440" w:hanging="360"/>
+      </w:pPr>
+      <w:rPr>
+        <w:rFonts w:ascii="Symbol" w:hAnsi="Symbol" w:hint="default"/>
+      </w:rPr>
+    </w:lvl>
+    <w:lvl w:ilvl="1">
+      <w:start w:val="1"/>
+      <w:numFmt w:val="bullet"/>
+      <w:lvlText w:val="o"/>
+      <w:lvlJc w:val="left"/>
+      <w:pPr>
+        <w:ind w:left="2160" w:hanging="360"/>
+      </w:pPr>
+      <w:rPr>
+        <w:rFonts w:ascii="Courier New" w:hAnsi="Courier New" w:cs="Courier New" w:hint="default"/>
+      </w:rPr>
+    </w:lvl>
+    <w:lvl w:ilvl="2">
+      <w:start w:val="1"/>
+      <w:numFmt w:val="bullet"/>
+      <w:lvlText w:val="o"/>
+      <w:lvlJc w:val="left"/>
+      <w:pPr>
+        <w:ind w:left="2880" w:hanging="360"/>
+      </w:pPr>
+      <w:rPr>
+        <w:rFonts w:ascii="Courier New" w:hAnsi="Courier New" w:cs="Courier New" w:hint="default"/>
+      </w:rPr>
+    </w:lvl>
+    <w:lvl w:ilvl="3">
+      <w:start w:val="1"/>
+      <w:numFmt w:val="bullet"/>
+      <w:lvlText w:val=""/>
+      <w:lvlJc w:val="left"/>
+      <w:pPr>
+        <w:ind w:left="3600" w:hanging="360"/>
+      </w:pPr>
+      <w:rPr>
+        <w:rFonts w:ascii="Symbol" w:hAnsi="Symbol" w:hint="default"/>
+      </w:rPr>
+    </w:lvl>
+    <w:lvl w:ilvl="4">
+      <w:start w:val="1"/>
+      <w:numFmt w:val="bullet"/>
+      <w:lvlText w:val="o"/>
+      <w:lvlJc w:val="left"/>
+      <w:pPr>
+        <w:ind w:left="4320" w:hanging="360"/>
+      </w:pPr>
+      <w:rPr>
+        <w:rFonts w:ascii="Courier New" w:hAnsi="Courier New" w:cs="Courier New" w:hint="default"/>
+      </w:rPr>
+    </w:lvl>
+    <w:lvl w:ilvl="5">
+      <w:start w:val="1"/>
+      <w:numFmt w:val="bullet"/>
+      <w:lvlText w:val=""/>
+      <w:lvlJc w:val="left"/>
+      <w:pPr>
+        <w:ind w:left="5040" w:hanging="360"/>
+      </w:pPr>
+      <w:rPr>
+        <w:rFonts w:ascii="Wingdings" w:hAnsi="Wingdings" w:hint="default"/>
+      </w:rPr>
+    </w:lvl>
+    <w:lvl w:ilvl="6">
+      <w:start w:val="1"/>
+      <w:numFmt w:val="bullet"/>
+      <w:lvlText w:val=""/>
+      <w:lvlJc w:val="left"/>
+      <w:pPr>
+        <w:ind w:left="5760" w:hanging="360"/>
+      </w:pPr>
+      <w:rPr>
+        <w:rFonts w:ascii="Symbol" w:hAnsi="Symbol" w:hint="default"/>
+      </w:rPr>
+    </w:lvl>
+    <w:lvl w:ilvl="7">
+      <w:start w:val="1"/>
+      <w:numFmt w:val="bullet"/>
+      <w:lvlText w:val="o"/>
+      <w:lvlJc w:val="left"/>
+      <w:pPr>
+        <w:ind w:left="6480" w:hanging="360"/>
+      </w:pPr>
+      <w:rPr>
+        <w:rFonts w:ascii="Courier New" w:hAnsi="Courier New" w:cs="Courier New" w:hint="default"/>
+      </w:rPr>
+    </w:lvl>
+    <w:lvl w:ilvl="8">
+      <w:start w:val="1"/>
+      <w:numFmt w:val="bullet"/>
+      <w:lvlText w:val=""/>
+      <w:lvlJc w:val="left"/>
+      <w:pPr>
+        <w:ind w:left="7200" w:hanging="360"/>
+      </w:pPr>
+      <w:rPr>
+        <w:rFonts w:ascii="Wingdings" w:hAnsi="Wingdings" w:hint="default"/>
+      </w:rPr>
+    </w:lvl>
+  </w:abstractNum>
+  <w:abstractNum w:abstractNumId="8" w15:restartNumberingAfterBreak="0">
     <w:nsid w:val="39E8371E"/>
     <w:multiLevelType w:val="multilevel"/>
     <w:tmpl w:val="39E8371E"/>
@@ -2589,7 +3276,459 @@
       </w:pPr>
     </w:lvl>
   </w:abstractNum>
-  <w:abstractNum w:abstractNumId="3" w15:restartNumberingAfterBreak="0">
+  <w:abstractNum w:abstractNumId="9" w15:restartNumberingAfterBreak="0">
+    <w:nsid w:val="40CC1F49"/>
+    <w:multiLevelType w:val="multilevel"/>
+    <w:tmpl w:val="BDEA5B9E"/>
+    <w:lvl w:ilvl="0">
+      <w:start w:val="1"/>
+      <w:numFmt w:val="bullet"/>
+      <w:lvlText w:val=""/>
+      <w:lvlJc w:val="left"/>
+      <w:pPr>
+        <w:ind w:left="1080" w:hanging="360"/>
+      </w:pPr>
+      <w:rPr>
+        <w:rFonts w:ascii="Symbol" w:hAnsi="Symbol" w:hint="default"/>
+      </w:rPr>
+    </w:lvl>
+    <w:lvl w:ilvl="1">
+      <w:start w:val="1"/>
+      <w:numFmt w:val="bullet"/>
+      <w:lvlText w:val="o"/>
+      <w:lvlJc w:val="left"/>
+      <w:pPr>
+        <w:ind w:left="1800" w:hanging="360"/>
+      </w:pPr>
+      <w:rPr>
+        <w:rFonts w:ascii="Courier New" w:hAnsi="Courier New" w:cs="Courier New" w:hint="default"/>
+      </w:rPr>
+    </w:lvl>
+    <w:lvl w:ilvl="2">
+      <w:start w:val="1"/>
+      <w:numFmt w:val="bullet"/>
+      <w:lvlText w:val=""/>
+      <w:lvlJc w:val="left"/>
+      <w:pPr>
+        <w:ind w:left="2520" w:hanging="360"/>
+      </w:pPr>
+      <w:rPr>
+        <w:rFonts w:ascii="Wingdings" w:hAnsi="Wingdings" w:hint="default"/>
+      </w:rPr>
+    </w:lvl>
+    <w:lvl w:ilvl="3">
+      <w:start w:val="1"/>
+      <w:numFmt w:val="bullet"/>
+      <w:lvlText w:val="o"/>
+      <w:lvlJc w:val="left"/>
+      <w:pPr>
+        <w:ind w:left="3240" w:hanging="360"/>
+      </w:pPr>
+      <w:rPr>
+        <w:rFonts w:ascii="Courier New" w:hAnsi="Courier New" w:cs="Courier New" w:hint="default"/>
+      </w:rPr>
+    </w:lvl>
+    <w:lvl w:ilvl="4">
+      <w:start w:val="1"/>
+      <w:numFmt w:val="bullet"/>
+      <w:lvlText w:val="o"/>
+      <w:lvlJc w:val="left"/>
+      <w:pPr>
+        <w:ind w:left="3960" w:hanging="360"/>
+      </w:pPr>
+      <w:rPr>
+        <w:rFonts w:ascii="Courier New" w:hAnsi="Courier New" w:cs="Courier New" w:hint="default"/>
+      </w:rPr>
+    </w:lvl>
+    <w:lvl w:ilvl="5">
+      <w:start w:val="1"/>
+      <w:numFmt w:val="bullet"/>
+      <w:lvlText w:val=""/>
+      <w:lvlJc w:val="left"/>
+      <w:pPr>
+        <w:ind w:left="4680" w:hanging="360"/>
+      </w:pPr>
+      <w:rPr>
+        <w:rFonts w:ascii="Wingdings" w:hAnsi="Wingdings" w:hint="default"/>
+      </w:rPr>
+    </w:lvl>
+    <w:lvl w:ilvl="6">
+      <w:start w:val="1"/>
+      <w:numFmt w:val="bullet"/>
+      <w:lvlText w:val=""/>
+      <w:lvlJc w:val="left"/>
+      <w:pPr>
+        <w:ind w:left="5400" w:hanging="360"/>
+      </w:pPr>
+      <w:rPr>
+        <w:rFonts w:ascii="Symbol" w:hAnsi="Symbol" w:hint="default"/>
+      </w:rPr>
+    </w:lvl>
+    <w:lvl w:ilvl="7">
+      <w:start w:val="1"/>
+      <w:numFmt w:val="bullet"/>
+      <w:lvlText w:val="o"/>
+      <w:lvlJc w:val="left"/>
+      <w:pPr>
+        <w:ind w:left="6120" w:hanging="360"/>
+      </w:pPr>
+      <w:rPr>
+        <w:rFonts w:ascii="Courier New" w:hAnsi="Courier New" w:cs="Courier New" w:hint="default"/>
+      </w:rPr>
+    </w:lvl>
+    <w:lvl w:ilvl="8">
+      <w:start w:val="1"/>
+      <w:numFmt w:val="bullet"/>
+      <w:lvlText w:val=""/>
+      <w:lvlJc w:val="left"/>
+      <w:pPr>
+        <w:ind w:left="6840" w:hanging="360"/>
+      </w:pPr>
+      <w:rPr>
+        <w:rFonts w:ascii="Wingdings" w:hAnsi="Wingdings" w:hint="default"/>
+      </w:rPr>
+    </w:lvl>
+  </w:abstractNum>
+  <w:abstractNum w:abstractNumId="10" w15:restartNumberingAfterBreak="0">
+    <w:nsid w:val="4B763588"/>
+    <w:multiLevelType w:val="multilevel"/>
+    <w:tmpl w:val="71C298AC"/>
+    <w:lvl w:ilvl="0">
+      <w:start w:val="1"/>
+      <w:numFmt w:val="bullet"/>
+      <w:lvlText w:val=""/>
+      <w:lvlJc w:val="left"/>
+      <w:pPr>
+        <w:ind w:left="1440" w:hanging="360"/>
+      </w:pPr>
+      <w:rPr>
+        <w:rFonts w:ascii="Symbol" w:hAnsi="Symbol" w:hint="default"/>
+      </w:rPr>
+    </w:lvl>
+    <w:lvl w:ilvl="1">
+      <w:start w:val="1"/>
+      <w:numFmt w:val="bullet"/>
+      <w:lvlText w:val="o"/>
+      <w:lvlJc w:val="left"/>
+      <w:pPr>
+        <w:ind w:left="2160" w:hanging="360"/>
+      </w:pPr>
+      <w:rPr>
+        <w:rFonts w:ascii="Courier New" w:hAnsi="Courier New" w:cs="Courier New" w:hint="default"/>
+      </w:rPr>
+    </w:lvl>
+    <w:lvl w:ilvl="2">
+      <w:start w:val="1"/>
+      <w:numFmt w:val="bullet"/>
+      <w:lvlText w:val="o"/>
+      <w:lvlJc w:val="left"/>
+      <w:pPr>
+        <w:ind w:left="2880" w:hanging="360"/>
+      </w:pPr>
+      <w:rPr>
+        <w:rFonts w:ascii="Courier New" w:hAnsi="Courier New" w:cs="Courier New" w:hint="default"/>
+      </w:rPr>
+    </w:lvl>
+    <w:lvl w:ilvl="3">
+      <w:start w:val="1"/>
+      <w:numFmt w:val="bullet"/>
+      <w:lvlText w:val=""/>
+      <w:lvlJc w:val="left"/>
+      <w:pPr>
+        <w:ind w:left="3600" w:hanging="360"/>
+      </w:pPr>
+      <w:rPr>
+        <w:rFonts w:ascii="Symbol" w:hAnsi="Symbol" w:hint="default"/>
+      </w:rPr>
+    </w:lvl>
+    <w:lvl w:ilvl="4">
+      <w:start w:val="1"/>
+      <w:numFmt w:val="bullet"/>
+      <w:lvlText w:val="o"/>
+      <w:lvlJc w:val="left"/>
+      <w:pPr>
+        <w:ind w:left="4320" w:hanging="360"/>
+      </w:pPr>
+      <w:rPr>
+        <w:rFonts w:ascii="Courier New" w:hAnsi="Courier New" w:cs="Courier New" w:hint="default"/>
+      </w:rPr>
+    </w:lvl>
+    <w:lvl w:ilvl="5">
+      <w:start w:val="1"/>
+      <w:numFmt w:val="bullet"/>
+      <w:lvlText w:val=""/>
+      <w:lvlJc w:val="left"/>
+      <w:pPr>
+        <w:ind w:left="5040" w:hanging="360"/>
+      </w:pPr>
+      <w:rPr>
+        <w:rFonts w:ascii="Wingdings" w:hAnsi="Wingdings" w:hint="default"/>
+      </w:rPr>
+    </w:lvl>
+    <w:lvl w:ilvl="6">
+      <w:start w:val="1"/>
+      <w:numFmt w:val="bullet"/>
+      <w:lvlText w:val=""/>
+      <w:lvlJc w:val="left"/>
+      <w:pPr>
+        <w:ind w:left="5760" w:hanging="360"/>
+      </w:pPr>
+      <w:rPr>
+        <w:rFonts w:ascii="Symbol" w:hAnsi="Symbol" w:hint="default"/>
+      </w:rPr>
+    </w:lvl>
+    <w:lvl w:ilvl="7">
+      <w:start w:val="1"/>
+      <w:numFmt w:val="bullet"/>
+      <w:lvlText w:val="o"/>
+      <w:lvlJc w:val="left"/>
+      <w:pPr>
+        <w:ind w:left="6480" w:hanging="360"/>
+      </w:pPr>
+      <w:rPr>
+        <w:rFonts w:ascii="Courier New" w:hAnsi="Courier New" w:cs="Courier New" w:hint="default"/>
+      </w:rPr>
+    </w:lvl>
+    <w:lvl w:ilvl="8">
+      <w:start w:val="1"/>
+      <w:numFmt w:val="bullet"/>
+      <w:lvlText w:val=""/>
+      <w:lvlJc w:val="left"/>
+      <w:pPr>
+        <w:ind w:left="7200" w:hanging="360"/>
+      </w:pPr>
+      <w:rPr>
+        <w:rFonts w:ascii="Wingdings" w:hAnsi="Wingdings" w:hint="default"/>
+      </w:rPr>
+    </w:lvl>
+  </w:abstractNum>
+  <w:abstractNum w:abstractNumId="11" w15:restartNumberingAfterBreak="0">
+    <w:nsid w:val="53121014"/>
+    <w:multiLevelType w:val="hybridMultilevel"/>
+    <w:tmpl w:val="EFC03C12"/>
+    <w:lvl w:ilvl="0" w:tplc="04190001">
+      <w:start w:val="1"/>
+      <w:numFmt w:val="bullet"/>
+      <w:lvlText w:val=""/>
+      <w:lvlJc w:val="left"/>
+      <w:pPr>
+        <w:ind w:left="1429" w:hanging="360"/>
+      </w:pPr>
+      <w:rPr>
+        <w:rFonts w:ascii="Symbol" w:hAnsi="Symbol" w:hint="default"/>
+      </w:rPr>
+    </w:lvl>
+    <w:lvl w:ilvl="1" w:tplc="04190003" w:tentative="1">
+      <w:start w:val="1"/>
+      <w:numFmt w:val="bullet"/>
+      <w:lvlText w:val="o"/>
+      <w:lvlJc w:val="left"/>
+      <w:pPr>
+        <w:ind w:left="2149" w:hanging="360"/>
+      </w:pPr>
+      <w:rPr>
+        <w:rFonts w:ascii="Courier New" w:hAnsi="Courier New" w:cs="Courier New" w:hint="default"/>
+      </w:rPr>
+    </w:lvl>
+    <w:lvl w:ilvl="2" w:tplc="04190005" w:tentative="1">
+      <w:start w:val="1"/>
+      <w:numFmt w:val="bullet"/>
+      <w:lvlText w:val=""/>
+      <w:lvlJc w:val="left"/>
+      <w:pPr>
+        <w:ind w:left="2869" w:hanging="360"/>
+      </w:pPr>
+      <w:rPr>
+        <w:rFonts w:ascii="Wingdings" w:hAnsi="Wingdings" w:hint="default"/>
+      </w:rPr>
+    </w:lvl>
+    <w:lvl w:ilvl="3" w:tplc="04190001" w:tentative="1">
+      <w:start w:val="1"/>
+      <w:numFmt w:val="bullet"/>
+      <w:lvlText w:val=""/>
+      <w:lvlJc w:val="left"/>
+      <w:pPr>
+        <w:ind w:left="3589" w:hanging="360"/>
+      </w:pPr>
+      <w:rPr>
+        <w:rFonts w:ascii="Symbol" w:hAnsi="Symbol" w:hint="default"/>
+      </w:rPr>
+    </w:lvl>
+    <w:lvl w:ilvl="4" w:tplc="04190003" w:tentative="1">
+      <w:start w:val="1"/>
+      <w:numFmt w:val="bullet"/>
+      <w:lvlText w:val="o"/>
+      <w:lvlJc w:val="left"/>
+      <w:pPr>
+        <w:ind w:left="4309" w:hanging="360"/>
+      </w:pPr>
+      <w:rPr>
+        <w:rFonts w:ascii="Courier New" w:hAnsi="Courier New" w:cs="Courier New" w:hint="default"/>
+      </w:rPr>
+    </w:lvl>
+    <w:lvl w:ilvl="5" w:tplc="04190005" w:tentative="1">
+      <w:start w:val="1"/>
+      <w:numFmt w:val="bullet"/>
+      <w:lvlText w:val=""/>
+      <w:lvlJc w:val="left"/>
+      <w:pPr>
+        <w:ind w:left="5029" w:hanging="360"/>
+      </w:pPr>
+      <w:rPr>
+        <w:rFonts w:ascii="Wingdings" w:hAnsi="Wingdings" w:hint="default"/>
+      </w:rPr>
+    </w:lvl>
+    <w:lvl w:ilvl="6" w:tplc="04190001" w:tentative="1">
+      <w:start w:val="1"/>
+      <w:numFmt w:val="bullet"/>
+      <w:lvlText w:val=""/>
+      <w:lvlJc w:val="left"/>
+      <w:pPr>
+        <w:ind w:left="5749" w:hanging="360"/>
+      </w:pPr>
+      <w:rPr>
+        <w:rFonts w:ascii="Symbol" w:hAnsi="Symbol" w:hint="default"/>
+      </w:rPr>
+    </w:lvl>
+    <w:lvl w:ilvl="7" w:tplc="04190003" w:tentative="1">
+      <w:start w:val="1"/>
+      <w:numFmt w:val="bullet"/>
+      <w:lvlText w:val="o"/>
+      <w:lvlJc w:val="left"/>
+      <w:pPr>
+        <w:ind w:left="6469" w:hanging="360"/>
+      </w:pPr>
+      <w:rPr>
+        <w:rFonts w:ascii="Courier New" w:hAnsi="Courier New" w:cs="Courier New" w:hint="default"/>
+      </w:rPr>
+    </w:lvl>
+    <w:lvl w:ilvl="8" w:tplc="04190005" w:tentative="1">
+      <w:start w:val="1"/>
+      <w:numFmt w:val="bullet"/>
+      <w:lvlText w:val=""/>
+      <w:lvlJc w:val="left"/>
+      <w:pPr>
+        <w:ind w:left="7189" w:hanging="360"/>
+      </w:pPr>
+      <w:rPr>
+        <w:rFonts w:ascii="Wingdings" w:hAnsi="Wingdings" w:hint="default"/>
+      </w:rPr>
+    </w:lvl>
+  </w:abstractNum>
+  <w:abstractNum w:abstractNumId="12" w15:restartNumberingAfterBreak="0">
+    <w:nsid w:val="616530B3"/>
+    <w:multiLevelType w:val="multilevel"/>
+    <w:tmpl w:val="71C298AC"/>
+    <w:lvl w:ilvl="0">
+      <w:start w:val="1"/>
+      <w:numFmt w:val="bullet"/>
+      <w:lvlText w:val=""/>
+      <w:lvlJc w:val="left"/>
+      <w:pPr>
+        <w:ind w:left="1080" w:hanging="360"/>
+      </w:pPr>
+      <w:rPr>
+        <w:rFonts w:ascii="Symbol" w:hAnsi="Symbol" w:hint="default"/>
+      </w:rPr>
+    </w:lvl>
+    <w:lvl w:ilvl="1">
+      <w:start w:val="1"/>
+      <w:numFmt w:val="bullet"/>
+      <w:lvlText w:val="o"/>
+      <w:lvlJc w:val="left"/>
+      <w:pPr>
+        <w:ind w:left="1800" w:hanging="360"/>
+      </w:pPr>
+      <w:rPr>
+        <w:rFonts w:ascii="Courier New" w:hAnsi="Courier New" w:cs="Courier New" w:hint="default"/>
+      </w:rPr>
+    </w:lvl>
+    <w:lvl w:ilvl="2">
+      <w:start w:val="1"/>
+      <w:numFmt w:val="bullet"/>
+      <w:lvlText w:val="o"/>
+      <w:lvlJc w:val="left"/>
+      <w:pPr>
+        <w:ind w:left="2520" w:hanging="360"/>
+      </w:pPr>
+      <w:rPr>
+        <w:rFonts w:ascii="Courier New" w:hAnsi="Courier New" w:cs="Courier New" w:hint="default"/>
+      </w:rPr>
+    </w:lvl>
+    <w:lvl w:ilvl="3">
+      <w:start w:val="1"/>
+      <w:numFmt w:val="bullet"/>
+      <w:lvlText w:val=""/>
+      <w:lvlJc w:val="left"/>
+      <w:pPr>
+        <w:ind w:left="3240" w:hanging="360"/>
+      </w:pPr>
+      <w:rPr>
+        <w:rFonts w:ascii="Symbol" w:hAnsi="Symbol" w:hint="default"/>
+      </w:rPr>
+    </w:lvl>
+    <w:lvl w:ilvl="4">
+      <w:start w:val="1"/>
+      <w:numFmt w:val="bullet"/>
+      <w:lvlText w:val="o"/>
+      <w:lvlJc w:val="left"/>
+      <w:pPr>
+        <w:ind w:left="3960" w:hanging="360"/>
+      </w:pPr>
+      <w:rPr>
+        <w:rFonts w:ascii="Courier New" w:hAnsi="Courier New" w:cs="Courier New" w:hint="default"/>
+      </w:rPr>
+    </w:lvl>
+    <w:lvl w:ilvl="5">
+      <w:start w:val="1"/>
+      <w:numFmt w:val="bullet"/>
+      <w:lvlText w:val=""/>
+      <w:lvlJc w:val="left"/>
+      <w:pPr>
+        <w:ind w:left="4680" w:hanging="360"/>
+      </w:pPr>
+      <w:rPr>
+        <w:rFonts w:ascii="Wingdings" w:hAnsi="Wingdings" w:hint="default"/>
+      </w:rPr>
+    </w:lvl>
+    <w:lvl w:ilvl="6">
+      <w:start w:val="1"/>
+      <w:numFmt w:val="bullet"/>
+      <w:lvlText w:val=""/>
+      <w:lvlJc w:val="left"/>
+      <w:pPr>
+        <w:ind w:left="5400" w:hanging="360"/>
+      </w:pPr>
+      <w:rPr>
+        <w:rFonts w:ascii="Symbol" w:hAnsi="Symbol" w:hint="default"/>
+      </w:rPr>
+    </w:lvl>
+    <w:lvl w:ilvl="7">
+      <w:start w:val="1"/>
+      <w:numFmt w:val="bullet"/>
+      <w:lvlText w:val="o"/>
+      <w:lvlJc w:val="left"/>
+      <w:pPr>
+        <w:ind w:left="6120" w:hanging="360"/>
+      </w:pPr>
+      <w:rPr>
+        <w:rFonts w:ascii="Courier New" w:hAnsi="Courier New" w:cs="Courier New" w:hint="default"/>
+      </w:rPr>
+    </w:lvl>
+    <w:lvl w:ilvl="8">
+      <w:start w:val="1"/>
+      <w:numFmt w:val="bullet"/>
+      <w:lvlText w:val=""/>
+      <w:lvlJc w:val="left"/>
+      <w:pPr>
+        <w:ind w:left="6840" w:hanging="360"/>
+      </w:pPr>
+      <w:rPr>
+        <w:rFonts w:ascii="Wingdings" w:hAnsi="Wingdings" w:hint="default"/>
+      </w:rPr>
+    </w:lvl>
+  </w:abstractNum>
+  <w:abstractNum w:abstractNumId="13" w15:restartNumberingAfterBreak="0">
     <w:nsid w:val="69900A10"/>
     <w:multiLevelType w:val="multilevel"/>
     <w:tmpl w:val="69900A10"/>
@@ -2702,7 +3841,120 @@
       </w:rPr>
     </w:lvl>
   </w:abstractNum>
-  <w:abstractNum w:abstractNumId="4" w15:restartNumberingAfterBreak="0">
+  <w:abstractNum w:abstractNumId="14" w15:restartNumberingAfterBreak="0">
+    <w:nsid w:val="6D3430B7"/>
+    <w:multiLevelType w:val="multilevel"/>
+    <w:tmpl w:val="71C298AC"/>
+    <w:lvl w:ilvl="0">
+      <w:start w:val="1"/>
+      <w:numFmt w:val="bullet"/>
+      <w:lvlText w:val=""/>
+      <w:lvlJc w:val="left"/>
+      <w:pPr>
+        <w:ind w:left="1080" w:hanging="360"/>
+      </w:pPr>
+      <w:rPr>
+        <w:rFonts w:ascii="Symbol" w:hAnsi="Symbol" w:hint="default"/>
+      </w:rPr>
+    </w:lvl>
+    <w:lvl w:ilvl="1">
+      <w:start w:val="1"/>
+      <w:numFmt w:val="bullet"/>
+      <w:lvlText w:val="o"/>
+      <w:lvlJc w:val="left"/>
+      <w:pPr>
+        <w:ind w:left="1800" w:hanging="360"/>
+      </w:pPr>
+      <w:rPr>
+        <w:rFonts w:ascii="Courier New" w:hAnsi="Courier New" w:cs="Courier New" w:hint="default"/>
+      </w:rPr>
+    </w:lvl>
+    <w:lvl w:ilvl="2">
+      <w:start w:val="1"/>
+      <w:numFmt w:val="bullet"/>
+      <w:lvlText w:val="o"/>
+      <w:lvlJc w:val="left"/>
+      <w:pPr>
+        <w:ind w:left="2520" w:hanging="360"/>
+      </w:pPr>
+      <w:rPr>
+        <w:rFonts w:ascii="Courier New" w:hAnsi="Courier New" w:cs="Courier New" w:hint="default"/>
+      </w:rPr>
+    </w:lvl>
+    <w:lvl w:ilvl="3">
+      <w:start w:val="1"/>
+      <w:numFmt w:val="bullet"/>
+      <w:lvlText w:val=""/>
+      <w:lvlJc w:val="left"/>
+      <w:pPr>
+        <w:ind w:left="3240" w:hanging="360"/>
+      </w:pPr>
+      <w:rPr>
+        <w:rFonts w:ascii="Symbol" w:hAnsi="Symbol" w:hint="default"/>
+      </w:rPr>
+    </w:lvl>
+    <w:lvl w:ilvl="4">
+      <w:start w:val="1"/>
+      <w:numFmt w:val="bullet"/>
+      <w:lvlText w:val="o"/>
+      <w:lvlJc w:val="left"/>
+      <w:pPr>
+        <w:ind w:left="3960" w:hanging="360"/>
+      </w:pPr>
+      <w:rPr>
+        <w:rFonts w:ascii="Courier New" w:hAnsi="Courier New" w:cs="Courier New" w:hint="default"/>
+      </w:rPr>
+    </w:lvl>
+    <w:lvl w:ilvl="5">
+      <w:start w:val="1"/>
+      <w:numFmt w:val="bullet"/>
+      <w:lvlText w:val=""/>
+      <w:lvlJc w:val="left"/>
+      <w:pPr>
+        <w:ind w:left="4680" w:hanging="360"/>
+      </w:pPr>
+      <w:rPr>
+        <w:rFonts w:ascii="Wingdings" w:hAnsi="Wingdings" w:hint="default"/>
+      </w:rPr>
+    </w:lvl>
+    <w:lvl w:ilvl="6">
+      <w:start w:val="1"/>
+      <w:numFmt w:val="bullet"/>
+      <w:lvlText w:val=""/>
+      <w:lvlJc w:val="left"/>
+      <w:pPr>
+        <w:ind w:left="5400" w:hanging="360"/>
+      </w:pPr>
+      <w:rPr>
+        <w:rFonts w:ascii="Symbol" w:hAnsi="Symbol" w:hint="default"/>
+      </w:rPr>
+    </w:lvl>
+    <w:lvl w:ilvl="7">
+      <w:start w:val="1"/>
+      <w:numFmt w:val="bullet"/>
+      <w:lvlText w:val="o"/>
+      <w:lvlJc w:val="left"/>
+      <w:pPr>
+        <w:ind w:left="6120" w:hanging="360"/>
+      </w:pPr>
+      <w:rPr>
+        <w:rFonts w:ascii="Courier New" w:hAnsi="Courier New" w:cs="Courier New" w:hint="default"/>
+      </w:rPr>
+    </w:lvl>
+    <w:lvl w:ilvl="8">
+      <w:start w:val="1"/>
+      <w:numFmt w:val="bullet"/>
+      <w:lvlText w:val=""/>
+      <w:lvlJc w:val="left"/>
+      <w:pPr>
+        <w:ind w:left="6840" w:hanging="360"/>
+      </w:pPr>
+      <w:rPr>
+        <w:rFonts w:ascii="Wingdings" w:hAnsi="Wingdings" w:hint="default"/>
+      </w:rPr>
+    </w:lvl>
+  </w:abstractNum>
+  <w:abstractNum w:abstractNumId="15" w15:restartNumberingAfterBreak="0">
     <w:nsid w:val="6F6A0CA8"/>
     <w:multiLevelType w:val="multilevel"/>
     <w:tmpl w:val="6F6A0CA8"/>
@@ -2815,20 +4067,169 @@
       </w:rPr>
     </w:lvl>
   </w:abstractNum>
+  <w:abstractNum w:abstractNumId="16" w15:restartNumberingAfterBreak="0">
+    <w:nsid w:val="784258AD"/>
+    <w:multiLevelType w:val="hybridMultilevel"/>
+    <w:tmpl w:val="5184B3BE"/>
+    <w:lvl w:ilvl="0" w:tplc="04190001">
+      <w:start w:val="1"/>
+      <w:numFmt w:val="bullet"/>
+      <w:lvlText w:val=""/>
+      <w:lvlJc w:val="left"/>
+      <w:pPr>
+        <w:ind w:left="1429" w:hanging="360"/>
+      </w:pPr>
+      <w:rPr>
+        <w:rFonts w:ascii="Symbol" w:hAnsi="Symbol" w:hint="default"/>
+      </w:rPr>
+    </w:lvl>
+    <w:lvl w:ilvl="1" w:tplc="04190003" w:tentative="1">
+      <w:start w:val="1"/>
+      <w:numFmt w:val="bullet"/>
+      <w:lvlText w:val="o"/>
+      <w:lvlJc w:val="left"/>
+      <w:pPr>
+        <w:ind w:left="2149" w:hanging="360"/>
+      </w:pPr>
+      <w:rPr>
+        <w:rFonts w:ascii="Courier New" w:hAnsi="Courier New" w:cs="Courier New" w:hint="default"/>
+      </w:rPr>
+    </w:lvl>
+    <w:lvl w:ilvl="2" w:tplc="04190005" w:tentative="1">
+      <w:start w:val="1"/>
+      <w:numFmt w:val="bullet"/>
+      <w:lvlText w:val=""/>
+      <w:lvlJc w:val="left"/>
+      <w:pPr>
+        <w:ind w:left="2869" w:hanging="360"/>
+      </w:pPr>
+      <w:rPr>
+        <w:rFonts w:ascii="Wingdings" w:hAnsi="Wingdings" w:hint="default"/>
+      </w:rPr>
+    </w:lvl>
+    <w:lvl w:ilvl="3" w:tplc="04190001" w:tentative="1">
+      <w:start w:val="1"/>
+      <w:numFmt w:val="bullet"/>
+      <w:lvlText w:val=""/>
+      <w:lvlJc w:val="left"/>
+      <w:pPr>
+        <w:ind w:left="3589" w:hanging="360"/>
+      </w:pPr>
+      <w:rPr>
+        <w:rFonts w:ascii="Symbol" w:hAnsi="Symbol" w:hint="default"/>
+      </w:rPr>
+    </w:lvl>
+    <w:lvl w:ilvl="4" w:tplc="04190003" w:tentative="1">
+      <w:start w:val="1"/>
+      <w:numFmt w:val="bullet"/>
+      <w:lvlText w:val="o"/>
+      <w:lvlJc w:val="left"/>
+      <w:pPr>
+        <w:ind w:left="4309" w:hanging="360"/>
+      </w:pPr>
+      <w:rPr>
+        <w:rFonts w:ascii="Courier New" w:hAnsi="Courier New" w:cs="Courier New" w:hint="default"/>
+      </w:rPr>
+    </w:lvl>
+    <w:lvl w:ilvl="5" w:tplc="04190005" w:tentative="1">
+      <w:start w:val="1"/>
+      <w:numFmt w:val="bullet"/>
+      <w:lvlText w:val=""/>
+      <w:lvlJc w:val="left"/>
+      <w:pPr>
+        <w:ind w:left="5029" w:hanging="360"/>
+      </w:pPr>
+      <w:rPr>
+        <w:rFonts w:ascii="Wingdings" w:hAnsi="Wingdings" w:hint="default"/>
+      </w:rPr>
+    </w:lvl>
+    <w:lvl w:ilvl="6" w:tplc="04190001" w:tentative="1">
+      <w:start w:val="1"/>
+      <w:numFmt w:val="bullet"/>
+      <w:lvlText w:val=""/>
+      <w:lvlJc w:val="left"/>
+      <w:pPr>
+        <w:ind w:left="5749" w:hanging="360"/>
+      </w:pPr>
+      <w:rPr>
+        <w:rFonts w:ascii="Symbol" w:hAnsi="Symbol" w:hint="default"/>
+      </w:rPr>
+    </w:lvl>
+    <w:lvl w:ilvl="7" w:tplc="04190003" w:tentative="1">
+      <w:start w:val="1"/>
+      <w:numFmt w:val="bullet"/>
+      <w:lvlText w:val="o"/>
+      <w:lvlJc w:val="left"/>
+      <w:pPr>
+        <w:ind w:left="6469" w:hanging="360"/>
+      </w:pPr>
+      <w:rPr>
+        <w:rFonts w:ascii="Courier New" w:hAnsi="Courier New" w:cs="Courier New" w:hint="default"/>
+      </w:rPr>
+    </w:lvl>
+    <w:lvl w:ilvl="8" w:tplc="04190005" w:tentative="1">
+      <w:start w:val="1"/>
+      <w:numFmt w:val="bullet"/>
+      <w:lvlText w:val=""/>
+      <w:lvlJc w:val="left"/>
+      <w:pPr>
+        <w:ind w:left="7189" w:hanging="360"/>
+      </w:pPr>
+      <w:rPr>
+        <w:rFonts w:ascii="Wingdings" w:hAnsi="Wingdings" w:hint="default"/>
+      </w:rPr>
+    </w:lvl>
+  </w:abstractNum>
   <w:num w:numId="1" w16cid:durableId="65343440">
+    <w:abstractNumId w:val="8"/>
+  </w:num>
+  <w:num w:numId="2" w16cid:durableId="2087528601">
     <w:abstractNumId w:val="2"/>
   </w:num>
-  <w:num w:numId="2" w16cid:durableId="2087528601">
+  <w:num w:numId="3" w16cid:durableId="685407820">
+    <w:abstractNumId w:val="13"/>
+  </w:num>
+  <w:num w:numId="4" w16cid:durableId="528836397">
+    <w:abstractNumId w:val="15"/>
+  </w:num>
+  <w:num w:numId="5" w16cid:durableId="494802488">
+    <w:abstractNumId w:val="5"/>
+  </w:num>
+  <w:num w:numId="6" w16cid:durableId="2056420002">
+    <w:abstractNumId w:val="9"/>
+  </w:num>
+  <w:num w:numId="7" w16cid:durableId="161245444">
     <w:abstractNumId w:val="0"/>
   </w:num>
-  <w:num w:numId="3" w16cid:durableId="685407820">
+  <w:num w:numId="8" w16cid:durableId="1145513803">
+    <w:abstractNumId w:val="1"/>
+  </w:num>
+  <w:num w:numId="9" w16cid:durableId="622923394">
+    <w:abstractNumId w:val="14"/>
+  </w:num>
+  <w:num w:numId="10" w16cid:durableId="1839075074">
+    <w:abstractNumId w:val="12"/>
+  </w:num>
+  <w:num w:numId="11" w16cid:durableId="994257406">
+    <w:abstractNumId w:val="6"/>
+  </w:num>
+  <w:num w:numId="12" w16cid:durableId="849683459">
+    <w:abstractNumId w:val="7"/>
+  </w:num>
+  <w:num w:numId="13" w16cid:durableId="1678921611">
+    <w:abstractNumId w:val="10"/>
+  </w:num>
+  <w:num w:numId="14" w16cid:durableId="628823240">
+    <w:abstractNumId w:val="16"/>
+  </w:num>
+  <w:num w:numId="15" w16cid:durableId="594745776">
     <w:abstractNumId w:val="3"/>
   </w:num>
-  <w:num w:numId="4" w16cid:durableId="528836397">
+  <w:num w:numId="16" w16cid:durableId="353457306">
+    <w:abstractNumId w:val="11"/>
+  </w:num>
+  <w:num w:numId="17" w16cid:durableId="764108987">
     <w:abstractNumId w:val="4"/>
-  </w:num>
-  <w:num w:numId="5" w16cid:durableId="494802488">
-    <w:abstractNumId w:val="1"/>
   </w:num>
 </w:numbering>
 </file>
@@ -3359,7 +4760,6 @@
   <w:style w:type="character" w:default="1" w:styleId="a0">
     <w:name w:val="Default Paragraph Font"/>
     <w:uiPriority w:val="1"/>
-    <w:semiHidden/>
     <w:unhideWhenUsed/>
   </w:style>
   <w:style w:type="table" w:default="1" w:styleId="a1">

--- a/docs/Пример Главы 1. Анализ предметной области мин.docx
+++ b/docs/Пример Главы 1. Анализ предметной области мин.docx
@@ -12,7 +12,6 @@
         </w:numPr>
         <w:spacing w:before="0" w:after="0"/>
         <w:ind w:left="0" w:firstLine="709"/>
-        <w:jc w:val="left"/>
       </w:pPr>
       <w:bookmarkStart w:id="0" w:name="_heading=h.6qgrazrx1yl9" w:colFirst="0" w:colLast="0"/>
       <w:bookmarkEnd w:id="0"/>
@@ -30,7 +29,6 @@
         </w:numPr>
         <w:spacing w:before="0" w:after="0"/>
         <w:ind w:left="0" w:firstLine="709"/>
-        <w:jc w:val="left"/>
       </w:pPr>
       <w:bookmarkStart w:id="1" w:name="_heading=h.24peikx57obh" w:colFirst="0" w:colLast="0"/>
       <w:bookmarkEnd w:id="1"/>
@@ -57,7 +55,47 @@
           <w:szCs w:val="28"/>
           <w:lang w:val="ru-RU"/>
         </w:rPr>
-        <w:t>Планировщик меню представляет собой приложение для автоматизации процесса составления рациона питания с учетом различных параметров: калорийности, стоимости, количества персон и временных затрат на приготовление.</w:t>
+        <w:t>«</w:t>
+      </w:r>
+      <w:proofErr w:type="spellStart"/>
+      <w:r>
+        <w:rPr>
+          <w:color w:val="000000"/>
+          <w:sz w:val="28"/>
+          <w:szCs w:val="28"/>
+          <w:lang w:val="ru-RU"/>
+        </w:rPr>
+        <w:t>Rogue</w:t>
+      </w:r>
+      <w:proofErr w:type="spellEnd"/>
+      <w:r>
+        <w:rPr>
+          <w:color w:val="000000"/>
+          <w:sz w:val="28"/>
+          <w:szCs w:val="28"/>
+          <w:lang w:val="ru-RU"/>
+        </w:rPr>
+        <w:t xml:space="preserve"> Legend» представляет собой компьютерную игру жанра </w:t>
+      </w:r>
+      <w:proofErr w:type="spellStart"/>
+      <w:r>
+        <w:rPr>
+          <w:color w:val="000000"/>
+          <w:sz w:val="28"/>
+          <w:szCs w:val="28"/>
+          <w:lang w:val="ru-RU"/>
+        </w:rPr>
+        <w:t>roguelike</w:t>
+      </w:r>
+      <w:proofErr w:type="spellEnd"/>
+      <w:r>
+        <w:rPr>
+          <w:color w:val="000000"/>
+          <w:sz w:val="28"/>
+          <w:szCs w:val="28"/>
+          <w:lang w:val="ru-RU"/>
+        </w:rPr>
+        <w:t xml:space="preserve"> с процедурной генерацией уровней. Игрок управляет персонажем, исследует подземелья, сражается с противниками, получает улучшения и пытается пройти как можно больше этажей.</w:t>
       </w:r>
     </w:p>
     <w:p>
@@ -79,111 +117,7 @@
           <w:szCs w:val="28"/>
           <w:lang w:val="ru-RU"/>
         </w:rPr>
-        <w:t>Целевая аудитория приложения включает:</w:t>
-      </w:r>
-    </w:p>
-    <w:p>
-      <w:pPr>
-        <w:pStyle w:val="a6"/>
-        <w:numPr>
-          <w:ilvl w:val="0"/>
-          <w:numId w:val="11"/>
-        </w:numPr>
-        <w:spacing w:line="360" w:lineRule="auto"/>
-        <w:jc w:val="both"/>
-        <w:rPr>
-          <w:color w:val="000000"/>
-          <w:sz w:val="28"/>
-          <w:szCs w:val="28"/>
-          <w:lang w:val="ru-RU"/>
-        </w:rPr>
-      </w:pPr>
-      <w:r>
-        <w:rPr>
-          <w:color w:val="000000"/>
-          <w:sz w:val="28"/>
-          <w:szCs w:val="28"/>
-          <w:lang w:val="ru-RU"/>
-        </w:rPr>
-        <w:t>Домохозяйства</w:t>
-      </w:r>
-    </w:p>
-    <w:p>
-      <w:pPr>
-        <w:pStyle w:val="a6"/>
-        <w:numPr>
-          <w:ilvl w:val="0"/>
-          <w:numId w:val="11"/>
-        </w:numPr>
-        <w:spacing w:line="360" w:lineRule="auto"/>
-        <w:jc w:val="both"/>
-        <w:rPr>
-          <w:color w:val="000000"/>
-          <w:sz w:val="28"/>
-          <w:szCs w:val="28"/>
-          <w:lang w:val="ru-RU"/>
-        </w:rPr>
-      </w:pPr>
-      <w:r>
-        <w:rPr>
-          <w:color w:val="000000"/>
-          <w:sz w:val="28"/>
-          <w:szCs w:val="28"/>
-          <w:lang w:val="ru-RU"/>
-        </w:rPr>
-        <w:t>Студенческие сообщества</w:t>
-      </w:r>
-    </w:p>
-    <w:p>
-      <w:pPr>
-        <w:pStyle w:val="a6"/>
-        <w:numPr>
-          <w:ilvl w:val="0"/>
-          <w:numId w:val="11"/>
-        </w:numPr>
-        <w:spacing w:line="360" w:lineRule="auto"/>
-        <w:jc w:val="both"/>
-        <w:rPr>
-          <w:color w:val="000000"/>
-          <w:sz w:val="28"/>
-          <w:szCs w:val="28"/>
-          <w:lang w:val="ru-RU"/>
-        </w:rPr>
-      </w:pPr>
-      <w:r>
-        <w:rPr>
-          <w:color w:val="000000"/>
-          <w:sz w:val="28"/>
-          <w:szCs w:val="28"/>
-          <w:lang w:val="ru-RU"/>
-        </w:rPr>
-        <w:t>Семьи с разным количеством членов</w:t>
-      </w:r>
-    </w:p>
-    <w:p>
-      <w:pPr>
-        <w:pStyle w:val="a6"/>
-        <w:numPr>
-          <w:ilvl w:val="0"/>
-          <w:numId w:val="11"/>
-        </w:numPr>
-        <w:spacing w:line="360" w:lineRule="auto"/>
-        <w:jc w:val="both"/>
-        <w:rPr>
-          <w:color w:val="000000"/>
-          <w:sz w:val="28"/>
-          <w:szCs w:val="28"/>
-          <w:lang w:val="ru-RU"/>
-        </w:rPr>
-      </w:pPr>
-      <w:r>
-        <w:rPr>
-          <w:color w:val="000000"/>
-          <w:sz w:val="28"/>
-          <w:szCs w:val="28"/>
-          <w:lang w:val="ru-RU"/>
-        </w:rPr>
-        <w:t>Людей, следящих за питанием</w:t>
+        <w:t>Особенностью игры является случайная генерация игрового мира, благодаря которой каждое новое прохождение отличается расположением комнат, противников и наград.</w:t>
       </w:r>
     </w:p>
     <w:p>
@@ -192,30 +126,34 @@
         <w:ind w:firstLine="709"/>
         <w:jc w:val="both"/>
         <w:rPr>
-          <w:color w:val="000000"/>
-          <w:sz w:val="28"/>
-          <w:szCs w:val="28"/>
-          <w:lang w:val="ru-RU"/>
-        </w:rPr>
-      </w:pPr>
-      <w:r>
-        <w:rPr>
-          <w:color w:val="000000"/>
-          <w:sz w:val="28"/>
-          <w:szCs w:val="28"/>
-          <w:lang w:val="ru-RU"/>
-        </w:rPr>
-        <w:t>Основные функции системы</w:t>
-      </w:r>
-    </w:p>
-    <w:p>
-      <w:pPr>
-        <w:pStyle w:val="a6"/>
+          <w:b/>
+          <w:bCs/>
+          <w:color w:val="000000"/>
+          <w:sz w:val="28"/>
+          <w:szCs w:val="28"/>
+          <w:lang w:val="ru-RU"/>
+        </w:rPr>
+      </w:pPr>
+      <w:r>
+        <w:rPr>
+          <w:b/>
+          <w:bCs/>
+          <w:color w:val="000000"/>
+          <w:sz w:val="28"/>
+          <w:szCs w:val="28"/>
+          <w:lang w:val="ru-RU"/>
+        </w:rPr>
+        <w:t>Целевая аудитория игры включает:</w:t>
+      </w:r>
+    </w:p>
+    <w:p>
+      <w:pPr>
         <w:numPr>
           <w:ilvl w:val="0"/>
-          <w:numId w:val="12"/>
+          <w:numId w:val="18"/>
         </w:numPr>
         <w:spacing w:line="360" w:lineRule="auto"/>
+        <w:ind w:left="0" w:firstLine="709"/>
         <w:jc w:val="both"/>
         <w:rPr>
           <w:color w:val="000000"/>
@@ -231,17 +169,37 @@
           <w:szCs w:val="28"/>
           <w:lang w:val="ru-RU"/>
         </w:rPr>
-        <w:t>Составление меню на определенный период</w:t>
-      </w:r>
-    </w:p>
-    <w:p>
-      <w:pPr>
-        <w:pStyle w:val="a6"/>
+        <w:t xml:space="preserve">Любителей жанра </w:t>
+      </w:r>
+      <w:proofErr w:type="spellStart"/>
+      <w:r>
+        <w:rPr>
+          <w:color w:val="000000"/>
+          <w:sz w:val="28"/>
+          <w:szCs w:val="28"/>
+          <w:lang w:val="ru-RU"/>
+        </w:rPr>
+        <w:t>Roguelike</w:t>
+      </w:r>
+      <w:proofErr w:type="spellEnd"/>
+      <w:r>
+        <w:rPr>
+          <w:color w:val="000000"/>
+          <w:sz w:val="28"/>
+          <w:szCs w:val="28"/>
+          <w:lang w:val="ru-RU"/>
+        </w:rPr>
+        <w:t xml:space="preserve">. </w:t>
+      </w:r>
+    </w:p>
+    <w:p>
+      <w:pPr>
         <w:numPr>
           <w:ilvl w:val="0"/>
-          <w:numId w:val="12"/>
+          <w:numId w:val="18"/>
         </w:numPr>
         <w:spacing w:line="360" w:lineRule="auto"/>
+        <w:ind w:left="0" w:firstLine="709"/>
         <w:jc w:val="both"/>
         <w:rPr>
           <w:color w:val="000000"/>
@@ -257,17 +215,17 @@
           <w:szCs w:val="28"/>
           <w:lang w:val="ru-RU"/>
         </w:rPr>
-        <w:t>Расчет калорийности и стоимости блюд</w:t>
-      </w:r>
-    </w:p>
-    <w:p>
-      <w:pPr>
-        <w:pStyle w:val="a6"/>
+        <w:t xml:space="preserve">Любителей динамичных экшен-игр. </w:t>
+      </w:r>
+    </w:p>
+    <w:p>
+      <w:pPr>
         <w:numPr>
           <w:ilvl w:val="0"/>
-          <w:numId w:val="12"/>
+          <w:numId w:val="18"/>
         </w:numPr>
         <w:spacing w:line="360" w:lineRule="auto"/>
+        <w:ind w:left="0" w:firstLine="709"/>
         <w:jc w:val="both"/>
         <w:rPr>
           <w:color w:val="000000"/>
@@ -283,17 +241,17 @@
           <w:szCs w:val="28"/>
           <w:lang w:val="ru-RU"/>
         </w:rPr>
-        <w:t>Формирование списка покупок</w:t>
-      </w:r>
-    </w:p>
-    <w:p>
-      <w:pPr>
-        <w:pStyle w:val="a6"/>
+        <w:t xml:space="preserve">Игроков, предпочитающих одиночное прохождение. </w:t>
+      </w:r>
+    </w:p>
+    <w:p>
+      <w:pPr>
         <w:numPr>
           <w:ilvl w:val="0"/>
-          <w:numId w:val="12"/>
+          <w:numId w:val="18"/>
         </w:numPr>
         <w:spacing w:line="360" w:lineRule="auto"/>
+        <w:ind w:left="0" w:firstLine="709"/>
         <w:jc w:val="both"/>
         <w:rPr>
           <w:color w:val="000000"/>
@@ -309,17 +267,17 @@
           <w:szCs w:val="28"/>
           <w:lang w:val="ru-RU"/>
         </w:rPr>
-        <w:t>Учет индивидуальных предпочтений</w:t>
-      </w:r>
-    </w:p>
-    <w:p>
-      <w:pPr>
-        <w:pStyle w:val="a6"/>
+        <w:t xml:space="preserve">Пользователей персональных компьютеров. </w:t>
+      </w:r>
+    </w:p>
+    <w:p>
+      <w:pPr>
         <w:numPr>
           <w:ilvl w:val="0"/>
-          <w:numId w:val="12"/>
+          <w:numId w:val="18"/>
         </w:numPr>
         <w:spacing w:line="360" w:lineRule="auto"/>
+        <w:ind w:left="0" w:firstLine="709"/>
         <w:jc w:val="both"/>
         <w:rPr>
           <w:color w:val="000000"/>
@@ -335,33 +293,7 @@
           <w:szCs w:val="28"/>
           <w:lang w:val="ru-RU"/>
         </w:rPr>
-        <w:t>Сохранение пользовательских рецептов</w:t>
-      </w:r>
-    </w:p>
-    <w:p>
-      <w:pPr>
-        <w:pStyle w:val="a6"/>
-        <w:numPr>
-          <w:ilvl w:val="0"/>
-          <w:numId w:val="12"/>
-        </w:numPr>
-        <w:spacing w:line="360" w:lineRule="auto"/>
-        <w:jc w:val="both"/>
-        <w:rPr>
-          <w:color w:val="000000"/>
-          <w:sz w:val="28"/>
-          <w:szCs w:val="28"/>
-          <w:lang w:val="ru-RU"/>
-        </w:rPr>
-      </w:pPr>
-      <w:r>
-        <w:rPr>
-          <w:color w:val="000000"/>
-          <w:sz w:val="28"/>
-          <w:szCs w:val="28"/>
-          <w:lang w:val="ru-RU"/>
-        </w:rPr>
-        <w:t>Анализ инструментальных средств разработки</w:t>
+        <w:t xml:space="preserve">Игроков, заинтересованных в исследовании и развитии персонажа. </w:t>
       </w:r>
     </w:p>
     <w:p>
@@ -370,20 +302,258 @@
         <w:ind w:firstLine="709"/>
         <w:jc w:val="both"/>
         <w:rPr>
-          <w:color w:val="000000"/>
-          <w:sz w:val="28"/>
-          <w:szCs w:val="28"/>
-          <w:lang w:val="ru-RU"/>
-        </w:rPr>
-      </w:pPr>
-      <w:r>
-        <w:rPr>
-          <w:color w:val="000000"/>
-          <w:sz w:val="28"/>
-          <w:szCs w:val="28"/>
-          <w:lang w:val="ru-RU"/>
-        </w:rPr>
-        <w:t>Язык программирования</w:t>
+          <w:b/>
+          <w:bCs/>
+          <w:color w:val="000000"/>
+          <w:sz w:val="28"/>
+          <w:szCs w:val="28"/>
+          <w:lang w:val="ru-RU"/>
+        </w:rPr>
+      </w:pPr>
+      <w:r>
+        <w:rPr>
+          <w:b/>
+          <w:bCs/>
+          <w:color w:val="000000"/>
+          <w:sz w:val="28"/>
+          <w:szCs w:val="28"/>
+          <w:lang w:val="ru-RU"/>
+        </w:rPr>
+        <w:t>Основные функции системы</w:t>
+      </w:r>
+    </w:p>
+    <w:p>
+      <w:pPr>
+        <w:numPr>
+          <w:ilvl w:val="0"/>
+          <w:numId w:val="19"/>
+        </w:numPr>
+        <w:spacing w:line="360" w:lineRule="auto"/>
+        <w:ind w:left="0" w:firstLine="709"/>
+        <w:jc w:val="both"/>
+        <w:rPr>
+          <w:color w:val="000000"/>
+          <w:sz w:val="28"/>
+          <w:szCs w:val="28"/>
+          <w:lang w:val="ru-RU"/>
+        </w:rPr>
+      </w:pPr>
+      <w:r>
+        <w:rPr>
+          <w:color w:val="000000"/>
+          <w:sz w:val="28"/>
+          <w:szCs w:val="28"/>
+          <w:lang w:val="ru-RU"/>
+        </w:rPr>
+        <w:t xml:space="preserve">Управление игровым персонажем. </w:t>
+      </w:r>
+    </w:p>
+    <w:p>
+      <w:pPr>
+        <w:numPr>
+          <w:ilvl w:val="0"/>
+          <w:numId w:val="19"/>
+        </w:numPr>
+        <w:spacing w:line="360" w:lineRule="auto"/>
+        <w:ind w:left="0" w:firstLine="709"/>
+        <w:jc w:val="both"/>
+        <w:rPr>
+          <w:color w:val="000000"/>
+          <w:sz w:val="28"/>
+          <w:szCs w:val="28"/>
+          <w:lang w:val="ru-RU"/>
+        </w:rPr>
+      </w:pPr>
+      <w:r>
+        <w:rPr>
+          <w:color w:val="000000"/>
+          <w:sz w:val="28"/>
+          <w:szCs w:val="28"/>
+          <w:lang w:val="ru-RU"/>
+        </w:rPr>
+        <w:t xml:space="preserve">Генерация случайных игровых уровней. </w:t>
+      </w:r>
+    </w:p>
+    <w:p>
+      <w:pPr>
+        <w:numPr>
+          <w:ilvl w:val="0"/>
+          <w:numId w:val="19"/>
+        </w:numPr>
+        <w:spacing w:line="360" w:lineRule="auto"/>
+        <w:ind w:left="0" w:firstLine="709"/>
+        <w:jc w:val="both"/>
+        <w:rPr>
+          <w:color w:val="000000"/>
+          <w:sz w:val="28"/>
+          <w:szCs w:val="28"/>
+          <w:lang w:val="ru-RU"/>
+        </w:rPr>
+      </w:pPr>
+      <w:r>
+        <w:rPr>
+          <w:color w:val="000000"/>
+          <w:sz w:val="28"/>
+          <w:szCs w:val="28"/>
+          <w:lang w:val="ru-RU"/>
+        </w:rPr>
+        <w:t xml:space="preserve">Система ближнего боя. </w:t>
+      </w:r>
+    </w:p>
+    <w:p>
+      <w:pPr>
+        <w:numPr>
+          <w:ilvl w:val="0"/>
+          <w:numId w:val="19"/>
+        </w:numPr>
+        <w:spacing w:line="360" w:lineRule="auto"/>
+        <w:ind w:left="0" w:firstLine="709"/>
+        <w:jc w:val="both"/>
+        <w:rPr>
+          <w:color w:val="000000"/>
+          <w:sz w:val="28"/>
+          <w:szCs w:val="28"/>
+          <w:lang w:val="ru-RU"/>
+        </w:rPr>
+      </w:pPr>
+      <w:r>
+        <w:rPr>
+          <w:color w:val="000000"/>
+          <w:sz w:val="28"/>
+          <w:szCs w:val="28"/>
+          <w:lang w:val="ru-RU"/>
+        </w:rPr>
+        <w:t xml:space="preserve">Система противников различной сложности. </w:t>
+      </w:r>
+    </w:p>
+    <w:p>
+      <w:pPr>
+        <w:numPr>
+          <w:ilvl w:val="0"/>
+          <w:numId w:val="19"/>
+        </w:numPr>
+        <w:spacing w:line="360" w:lineRule="auto"/>
+        <w:ind w:left="0" w:firstLine="709"/>
+        <w:jc w:val="both"/>
+        <w:rPr>
+          <w:color w:val="000000"/>
+          <w:sz w:val="28"/>
+          <w:szCs w:val="28"/>
+          <w:lang w:val="ru-RU"/>
+        </w:rPr>
+      </w:pPr>
+      <w:r>
+        <w:rPr>
+          <w:color w:val="000000"/>
+          <w:sz w:val="28"/>
+          <w:szCs w:val="28"/>
+          <w:lang w:val="ru-RU"/>
+        </w:rPr>
+        <w:t xml:space="preserve">Система улучшений персонажа. </w:t>
+      </w:r>
+    </w:p>
+    <w:p>
+      <w:pPr>
+        <w:numPr>
+          <w:ilvl w:val="0"/>
+          <w:numId w:val="19"/>
+        </w:numPr>
+        <w:spacing w:line="360" w:lineRule="auto"/>
+        <w:ind w:left="0" w:firstLine="709"/>
+        <w:jc w:val="both"/>
+        <w:rPr>
+          <w:color w:val="000000"/>
+          <w:sz w:val="28"/>
+          <w:szCs w:val="28"/>
+          <w:lang w:val="ru-RU"/>
+        </w:rPr>
+      </w:pPr>
+      <w:r>
+        <w:rPr>
+          <w:color w:val="000000"/>
+          <w:sz w:val="28"/>
+          <w:szCs w:val="28"/>
+          <w:lang w:val="ru-RU"/>
+        </w:rPr>
+        <w:t xml:space="preserve">Система наград и сундуков. </w:t>
+      </w:r>
+    </w:p>
+    <w:p>
+      <w:pPr>
+        <w:numPr>
+          <w:ilvl w:val="0"/>
+          <w:numId w:val="19"/>
+        </w:numPr>
+        <w:spacing w:line="360" w:lineRule="auto"/>
+        <w:ind w:left="0" w:firstLine="709"/>
+        <w:jc w:val="both"/>
+        <w:rPr>
+          <w:color w:val="000000"/>
+          <w:sz w:val="28"/>
+          <w:szCs w:val="28"/>
+          <w:lang w:val="ru-RU"/>
+        </w:rPr>
+      </w:pPr>
+      <w:r>
+        <w:rPr>
+          <w:color w:val="000000"/>
+          <w:sz w:val="28"/>
+          <w:szCs w:val="28"/>
+          <w:lang w:val="ru-RU"/>
+        </w:rPr>
+        <w:t xml:space="preserve">Подсчет игрового прогресса и рекордов. </w:t>
+      </w:r>
+    </w:p>
+    <w:p>
+      <w:pPr>
+        <w:numPr>
+          <w:ilvl w:val="0"/>
+          <w:numId w:val="19"/>
+        </w:numPr>
+        <w:spacing w:line="360" w:lineRule="auto"/>
+        <w:ind w:left="0" w:firstLine="709"/>
+        <w:jc w:val="both"/>
+        <w:rPr>
+          <w:color w:val="000000"/>
+          <w:sz w:val="28"/>
+          <w:szCs w:val="28"/>
+          <w:lang w:val="ru-RU"/>
+        </w:rPr>
+      </w:pPr>
+      <w:r>
+        <w:rPr>
+          <w:color w:val="000000"/>
+          <w:sz w:val="28"/>
+          <w:szCs w:val="28"/>
+          <w:lang w:val="ru-RU"/>
+        </w:rPr>
+        <w:t xml:space="preserve">Сохранение игровых настроек. </w:t>
+      </w:r>
+    </w:p>
+    <w:p>
+      <w:pPr>
+        <w:numPr>
+          <w:ilvl w:val="0"/>
+          <w:numId w:val="19"/>
+        </w:numPr>
+        <w:spacing w:line="360" w:lineRule="auto"/>
+        <w:ind w:left="0" w:firstLine="709"/>
+        <w:jc w:val="both"/>
+        <w:rPr>
+          <w:color w:val="000000"/>
+          <w:sz w:val="28"/>
+          <w:szCs w:val="28"/>
+          <w:lang w:val="ru-RU"/>
+        </w:rPr>
+      </w:pPr>
+      <w:r>
+        <w:rPr>
+          <w:color w:val="000000"/>
+          <w:sz w:val="28"/>
+          <w:szCs w:val="28"/>
+          <w:lang w:val="ru-RU"/>
+        </w:rPr>
+        <w:t xml:space="preserve">Отображение пользовательского интерфейса. </w:t>
       </w:r>
     </w:p>
     <w:p>
@@ -392,199 +562,24 @@
         <w:ind w:firstLine="709"/>
         <w:jc w:val="both"/>
         <w:rPr>
-          <w:color w:val="000000"/>
-          <w:sz w:val="28"/>
-          <w:szCs w:val="28"/>
-          <w:lang w:val="ru-RU"/>
-        </w:rPr>
-      </w:pPr>
-      <w:r>
-        <w:rPr>
-          <w:color w:val="000000"/>
-          <w:sz w:val="28"/>
-          <w:szCs w:val="28"/>
-          <w:lang w:val="ru-RU"/>
-        </w:rPr>
-        <w:t xml:space="preserve">Для разработки приложения используется язык </w:t>
-      </w:r>
-      <w:proofErr w:type="spellStart"/>
-      <w:r>
-        <w:rPr>
-          <w:color w:val="000000"/>
-          <w:sz w:val="28"/>
-          <w:szCs w:val="28"/>
-          <w:lang w:val="ru-RU"/>
-        </w:rPr>
-        <w:t>Dart</w:t>
-      </w:r>
-      <w:proofErr w:type="spellEnd"/>
-      <w:r>
-        <w:rPr>
-          <w:color w:val="000000"/>
-          <w:sz w:val="28"/>
-          <w:szCs w:val="28"/>
-          <w:lang w:val="ru-RU"/>
-        </w:rPr>
-        <w:t>, так как он:</w:t>
-      </w:r>
-    </w:p>
-    <w:p>
-      <w:pPr>
-        <w:pStyle w:val="a6"/>
-        <w:numPr>
-          <w:ilvl w:val="0"/>
-          <w:numId w:val="13"/>
-        </w:numPr>
-        <w:spacing w:line="360" w:lineRule="auto"/>
-        <w:jc w:val="both"/>
-        <w:rPr>
-          <w:color w:val="000000"/>
-          <w:sz w:val="28"/>
-          <w:szCs w:val="28"/>
-          <w:lang w:val="ru-RU"/>
-        </w:rPr>
-      </w:pPr>
-      <w:r>
-        <w:rPr>
-          <w:color w:val="000000"/>
-          <w:sz w:val="28"/>
-          <w:szCs w:val="28"/>
-          <w:lang w:val="ru-RU"/>
-        </w:rPr>
-        <w:t xml:space="preserve">Полностью интегрирован с </w:t>
-      </w:r>
-      <w:proofErr w:type="spellStart"/>
-      <w:r>
-        <w:rPr>
-          <w:color w:val="000000"/>
-          <w:sz w:val="28"/>
-          <w:szCs w:val="28"/>
-          <w:lang w:val="ru-RU"/>
-        </w:rPr>
-        <w:t>Flutter</w:t>
-      </w:r>
-      <w:proofErr w:type="spellEnd"/>
-      <w:r>
-        <w:rPr>
-          <w:color w:val="000000"/>
-          <w:sz w:val="28"/>
-          <w:szCs w:val="28"/>
-          <w:lang w:val="ru-RU"/>
-        </w:rPr>
-        <w:t xml:space="preserve"> </w:t>
-      </w:r>
-    </w:p>
-    <w:p>
-      <w:pPr>
-        <w:pStyle w:val="a6"/>
-        <w:numPr>
-          <w:ilvl w:val="0"/>
-          <w:numId w:val="13"/>
-        </w:numPr>
-        <w:spacing w:line="360" w:lineRule="auto"/>
-        <w:jc w:val="both"/>
-        <w:rPr>
-          <w:color w:val="000000"/>
-          <w:sz w:val="28"/>
-          <w:szCs w:val="28"/>
-          <w:lang w:val="ru-RU"/>
-        </w:rPr>
-      </w:pPr>
-      <w:r>
-        <w:rPr>
-          <w:color w:val="000000"/>
-          <w:sz w:val="28"/>
-          <w:szCs w:val="28"/>
-          <w:lang w:val="ru-RU"/>
-        </w:rPr>
-        <w:t xml:space="preserve">Обеспечивает высокую скорость разработки </w:t>
-      </w:r>
-    </w:p>
-    <w:p>
-      <w:pPr>
-        <w:pStyle w:val="a6"/>
-        <w:numPr>
-          <w:ilvl w:val="0"/>
-          <w:numId w:val="13"/>
-        </w:numPr>
-        <w:spacing w:line="360" w:lineRule="auto"/>
-        <w:jc w:val="both"/>
-        <w:rPr>
-          <w:color w:val="000000"/>
-          <w:sz w:val="28"/>
-          <w:szCs w:val="28"/>
-          <w:lang w:val="ru-RU"/>
-        </w:rPr>
-      </w:pPr>
-      <w:r>
-        <w:rPr>
-          <w:color w:val="000000"/>
-          <w:sz w:val="28"/>
-          <w:szCs w:val="28"/>
-          <w:lang w:val="ru-RU"/>
-        </w:rPr>
-        <w:t xml:space="preserve">Имеет простой и понятный синтаксис </w:t>
-      </w:r>
-    </w:p>
-    <w:p>
-      <w:pPr>
-        <w:pStyle w:val="a6"/>
-        <w:numPr>
-          <w:ilvl w:val="0"/>
-          <w:numId w:val="13"/>
-        </w:numPr>
-        <w:spacing w:line="360" w:lineRule="auto"/>
-        <w:jc w:val="both"/>
-        <w:rPr>
-          <w:color w:val="000000"/>
-          <w:sz w:val="28"/>
-          <w:szCs w:val="28"/>
-          <w:lang w:val="ru-RU"/>
-        </w:rPr>
-      </w:pPr>
-      <w:r>
-        <w:rPr>
-          <w:color w:val="000000"/>
-          <w:sz w:val="28"/>
-          <w:szCs w:val="28"/>
-          <w:lang w:val="ru-RU"/>
-        </w:rPr>
-        <w:t xml:space="preserve">Поддерживает объектно-ориентированное программирование </w:t>
-      </w:r>
-    </w:p>
-    <w:p>
-      <w:pPr>
-        <w:pStyle w:val="a6"/>
-        <w:numPr>
-          <w:ilvl w:val="0"/>
-          <w:numId w:val="13"/>
-        </w:numPr>
-        <w:spacing w:line="360" w:lineRule="auto"/>
-        <w:jc w:val="both"/>
-        <w:rPr>
-          <w:color w:val="000000"/>
-          <w:sz w:val="28"/>
-          <w:szCs w:val="28"/>
-          <w:lang w:val="ru-RU"/>
-        </w:rPr>
-      </w:pPr>
-      <w:r>
-        <w:rPr>
-          <w:color w:val="000000"/>
-          <w:sz w:val="28"/>
-          <w:szCs w:val="28"/>
-          <w:lang w:val="ru-RU"/>
-        </w:rPr>
-        <w:t>Позволяет создавать производительные приложения</w:t>
-      </w:r>
-      <w:r>
-        <w:rPr>
-          <w:color w:val="000000"/>
-          <w:sz w:val="28"/>
-          <w:szCs w:val="28"/>
-          <w:lang w:val="ru-RU"/>
-        </w:rPr>
-        <w:tab/>
+          <w:b/>
+          <w:bCs/>
+          <w:color w:val="000000"/>
+          <w:sz w:val="28"/>
+          <w:szCs w:val="28"/>
+          <w:lang w:val="ru-RU"/>
+        </w:rPr>
+      </w:pPr>
+      <w:r>
+        <w:rPr>
+          <w:b/>
+          <w:bCs/>
+          <w:color w:val="000000"/>
+          <w:sz w:val="28"/>
+          <w:szCs w:val="28"/>
+          <w:lang w:val="ru-RU"/>
+        </w:rPr>
+        <w:t>Анализ инструментальных средств разработки</w:t>
       </w:r>
     </w:p>
     <w:p>
@@ -593,19 +588,24 @@
         <w:ind w:firstLine="709"/>
         <w:jc w:val="both"/>
         <w:rPr>
-          <w:color w:val="000000"/>
-          <w:sz w:val="28"/>
-          <w:szCs w:val="28"/>
-          <w:lang w:val="ru-RU"/>
-        </w:rPr>
-      </w:pPr>
-      <w:r>
-        <w:rPr>
-          <w:color w:val="000000"/>
-          <w:sz w:val="28"/>
-          <w:szCs w:val="28"/>
-        </w:rPr>
-        <w:t>Система управления базами данных</w:t>
+          <w:b/>
+          <w:bCs/>
+          <w:color w:val="000000"/>
+          <w:sz w:val="28"/>
+          <w:szCs w:val="28"/>
+          <w:lang w:val="ru-RU"/>
+        </w:rPr>
+      </w:pPr>
+      <w:r>
+        <w:rPr>
+          <w:b/>
+          <w:bCs/>
+          <w:color w:val="000000"/>
+          <w:sz w:val="28"/>
+          <w:szCs w:val="28"/>
+          <w:lang w:val="ru-RU"/>
+        </w:rPr>
+        <w:t>Игровой движок</w:t>
       </w:r>
     </w:p>
     <w:p>
@@ -625,27 +625,39 @@
           <w:color w:val="000000"/>
           <w:sz w:val="28"/>
           <w:szCs w:val="28"/>
-        </w:rPr>
-        <w:t>В качестве СУБД выбрана MySQL по следующим критериям:</w:t>
-      </w:r>
-      <w:r>
-        <w:rPr>
-          <w:color w:val="000000"/>
-          <w:sz w:val="28"/>
-          <w:szCs w:val="28"/>
-          <w:lang w:val="ru-RU"/>
-        </w:rPr>
-        <w:t xml:space="preserve"> </w:t>
-      </w:r>
-    </w:p>
-    <w:p>
-      <w:pPr>
-        <w:pStyle w:val="a6"/>
+          <w:lang w:val="ru-RU"/>
+        </w:rPr>
+        <w:t xml:space="preserve">Для разработки игры используется игровой движок </w:t>
+      </w:r>
+      <w:proofErr w:type="spellStart"/>
+      <w:r>
+        <w:rPr>
+          <w:color w:val="000000"/>
+          <w:sz w:val="28"/>
+          <w:szCs w:val="28"/>
+          <w:lang w:val="ru-RU"/>
+        </w:rPr>
+        <w:t>Godot</w:t>
+      </w:r>
+      <w:proofErr w:type="spellEnd"/>
+      <w:r>
+        <w:rPr>
+          <w:color w:val="000000"/>
+          <w:sz w:val="28"/>
+          <w:szCs w:val="28"/>
+          <w:lang w:val="ru-RU"/>
+        </w:rPr>
+        <w:t xml:space="preserve"> 4, так как он:</w:t>
+      </w:r>
+    </w:p>
+    <w:p>
+      <w:pPr>
         <w:numPr>
           <w:ilvl w:val="0"/>
-          <w:numId w:val="14"/>
+          <w:numId w:val="20"/>
         </w:numPr>
         <w:spacing w:line="360" w:lineRule="auto"/>
+        <w:ind w:left="0" w:firstLine="709"/>
         <w:jc w:val="both"/>
         <w:rPr>
           <w:color w:val="000000"/>
@@ -661,17 +673,17 @@
           <w:szCs w:val="28"/>
           <w:lang w:val="ru-RU"/>
         </w:rPr>
-        <w:t xml:space="preserve">Надежность хранения данных </w:t>
-      </w:r>
-    </w:p>
-    <w:p>
-      <w:pPr>
-        <w:pStyle w:val="a6"/>
+        <w:t xml:space="preserve">Является бесплатным и распространяется с открытым исходным кодом. </w:t>
+      </w:r>
+    </w:p>
+    <w:p>
+      <w:pPr>
         <w:numPr>
           <w:ilvl w:val="0"/>
-          <w:numId w:val="14"/>
+          <w:numId w:val="20"/>
         </w:numPr>
         <w:spacing w:line="360" w:lineRule="auto"/>
+        <w:ind w:left="0" w:firstLine="709"/>
         <w:jc w:val="both"/>
         <w:rPr>
           <w:color w:val="000000"/>
@@ -687,17 +699,18 @@
           <w:szCs w:val="28"/>
           <w:lang w:val="ru-RU"/>
         </w:rPr>
-        <w:t xml:space="preserve">Высокая производительность </w:t>
-      </w:r>
-    </w:p>
-    <w:p>
-      <w:pPr>
-        <w:pStyle w:val="a6"/>
+        <w:lastRenderedPageBreak/>
+        <w:t xml:space="preserve">Поддерживает разработку трехмерных игр. </w:t>
+      </w:r>
+    </w:p>
+    <w:p>
+      <w:pPr>
         <w:numPr>
           <w:ilvl w:val="0"/>
-          <w:numId w:val="14"/>
+          <w:numId w:val="20"/>
         </w:numPr>
         <w:spacing w:line="360" w:lineRule="auto"/>
+        <w:ind w:left="0" w:firstLine="709"/>
         <w:jc w:val="both"/>
         <w:rPr>
           <w:color w:val="000000"/>
@@ -713,18 +726,17 @@
           <w:szCs w:val="28"/>
           <w:lang w:val="ru-RU"/>
         </w:rPr>
-        <w:lastRenderedPageBreak/>
-        <w:t xml:space="preserve">Поддержка многопользовательской работы </w:t>
-      </w:r>
-    </w:p>
-    <w:p>
-      <w:pPr>
-        <w:pStyle w:val="a6"/>
+        <w:t xml:space="preserve">Обладает встроенной физической системой. </w:t>
+      </w:r>
+    </w:p>
+    <w:p>
+      <w:pPr>
         <w:numPr>
           <w:ilvl w:val="0"/>
-          <w:numId w:val="14"/>
+          <w:numId w:val="20"/>
         </w:numPr>
         <w:spacing w:line="360" w:lineRule="auto"/>
+        <w:ind w:left="0" w:firstLine="709"/>
         <w:jc w:val="both"/>
         <w:rPr>
           <w:color w:val="000000"/>
@@ -740,17 +752,17 @@
           <w:szCs w:val="28"/>
           <w:lang w:val="ru-RU"/>
         </w:rPr>
-        <w:t xml:space="preserve">Гибкость при работе с большими объемами данных </w:t>
-      </w:r>
-    </w:p>
-    <w:p>
-      <w:pPr>
-        <w:pStyle w:val="a6"/>
+        <w:t xml:space="preserve">Позволяет быстро создавать игровые механики. </w:t>
+      </w:r>
+    </w:p>
+    <w:p>
+      <w:pPr>
         <w:numPr>
           <w:ilvl w:val="0"/>
-          <w:numId w:val="14"/>
+          <w:numId w:val="20"/>
         </w:numPr>
         <w:spacing w:line="360" w:lineRule="auto"/>
+        <w:ind w:left="0" w:firstLine="709"/>
         <w:jc w:val="both"/>
         <w:rPr>
           <w:color w:val="000000"/>
@@ -766,17 +778,17 @@
           <w:szCs w:val="28"/>
           <w:lang w:val="ru-RU"/>
         </w:rPr>
-        <w:t xml:space="preserve">Возможность масштабирования </w:t>
-      </w:r>
-    </w:p>
-    <w:p>
-      <w:pPr>
-        <w:pStyle w:val="a6"/>
+        <w:t xml:space="preserve">Поддерживает экспорт на различные платформы. </w:t>
+      </w:r>
+    </w:p>
+    <w:p>
+      <w:pPr>
         <w:numPr>
           <w:ilvl w:val="0"/>
-          <w:numId w:val="14"/>
+          <w:numId w:val="20"/>
         </w:numPr>
         <w:spacing w:line="360" w:lineRule="auto"/>
+        <w:ind w:left="0" w:firstLine="709"/>
         <w:jc w:val="both"/>
         <w:rPr>
           <w:color w:val="000000"/>
@@ -792,7 +804,7 @@
           <w:szCs w:val="28"/>
           <w:lang w:val="ru-RU"/>
         </w:rPr>
-        <w:t>Поддержка стандартных механизмов безопасности</w:t>
+        <w:t xml:space="preserve">Имеет удобный редактор сцен. </w:t>
       </w:r>
     </w:p>
     <w:p>
@@ -801,20 +813,24 @@
         <w:ind w:firstLine="709"/>
         <w:jc w:val="both"/>
         <w:rPr>
-          <w:color w:val="000000"/>
-          <w:sz w:val="28"/>
-          <w:szCs w:val="28"/>
-          <w:lang w:val="ru-RU"/>
-        </w:rPr>
-      </w:pPr>
-      <w:r>
-        <w:rPr>
-          <w:color w:val="000000"/>
-          <w:sz w:val="28"/>
-          <w:szCs w:val="28"/>
-          <w:lang w:val="ru-RU"/>
-        </w:rPr>
-        <w:t>Структура данных</w:t>
+          <w:b/>
+          <w:bCs/>
+          <w:color w:val="000000"/>
+          <w:sz w:val="28"/>
+          <w:szCs w:val="28"/>
+          <w:lang w:val="ru-RU"/>
+        </w:rPr>
+      </w:pPr>
+      <w:r>
+        <w:rPr>
+          <w:b/>
+          <w:bCs/>
+          <w:color w:val="000000"/>
+          <w:sz w:val="28"/>
+          <w:szCs w:val="28"/>
+          <w:lang w:val="ru-RU"/>
+        </w:rPr>
+        <w:t>Язык программирования</w:t>
       </w:r>
     </w:p>
     <w:p>
@@ -836,17 +852,37 @@
           <w:szCs w:val="28"/>
           <w:lang w:val="ru-RU"/>
         </w:rPr>
-        <w:t>Основные сущности базы данных:</w:t>
-      </w:r>
-    </w:p>
-    <w:p>
-      <w:pPr>
-        <w:pStyle w:val="a6"/>
+        <w:t xml:space="preserve">Для разработки игры используется язык </w:t>
+      </w:r>
+      <w:proofErr w:type="spellStart"/>
+      <w:r>
+        <w:rPr>
+          <w:color w:val="000000"/>
+          <w:sz w:val="28"/>
+          <w:szCs w:val="28"/>
+          <w:lang w:val="ru-RU"/>
+        </w:rPr>
+        <w:t>GDScript</w:t>
+      </w:r>
+      <w:proofErr w:type="spellEnd"/>
+      <w:r>
+        <w:rPr>
+          <w:color w:val="000000"/>
+          <w:sz w:val="28"/>
+          <w:szCs w:val="28"/>
+          <w:lang w:val="ru-RU"/>
+        </w:rPr>
+        <w:t>, так как он:</w:t>
+      </w:r>
+    </w:p>
+    <w:p>
+      <w:pPr>
         <w:numPr>
           <w:ilvl w:val="0"/>
-          <w:numId w:val="15"/>
+          <w:numId w:val="21"/>
         </w:numPr>
         <w:spacing w:line="360" w:lineRule="auto"/>
+        <w:ind w:left="0" w:firstLine="709"/>
         <w:jc w:val="both"/>
         <w:rPr>
           <w:color w:val="000000"/>
@@ -862,17 +898,37 @@
           <w:szCs w:val="28"/>
           <w:lang w:val="ru-RU"/>
         </w:rPr>
-        <w:t>Рецепты (состав, калорийность)</w:t>
-      </w:r>
-    </w:p>
-    <w:p>
-      <w:pPr>
-        <w:pStyle w:val="a6"/>
+        <w:t xml:space="preserve">Полностью интегрирован с </w:t>
+      </w:r>
+      <w:proofErr w:type="spellStart"/>
+      <w:r>
+        <w:rPr>
+          <w:color w:val="000000"/>
+          <w:sz w:val="28"/>
+          <w:szCs w:val="28"/>
+          <w:lang w:val="ru-RU"/>
+        </w:rPr>
+        <w:t>Godot</w:t>
+      </w:r>
+      <w:proofErr w:type="spellEnd"/>
+      <w:r>
+        <w:rPr>
+          <w:color w:val="000000"/>
+          <w:sz w:val="28"/>
+          <w:szCs w:val="28"/>
+          <w:lang w:val="ru-RU"/>
+        </w:rPr>
+        <w:t xml:space="preserve"> 4. </w:t>
+      </w:r>
+    </w:p>
+    <w:p>
+      <w:pPr>
         <w:numPr>
           <w:ilvl w:val="0"/>
-          <w:numId w:val="15"/>
+          <w:numId w:val="21"/>
         </w:numPr>
         <w:spacing w:line="360" w:lineRule="auto"/>
+        <w:ind w:left="0" w:firstLine="709"/>
         <w:jc w:val="both"/>
         <w:rPr>
           <w:color w:val="000000"/>
@@ -888,17 +944,17 @@
           <w:szCs w:val="28"/>
           <w:lang w:val="ru-RU"/>
         </w:rPr>
-        <w:t>Продукты (названия, цены, единицы измерения)</w:t>
-      </w:r>
-    </w:p>
-    <w:p>
-      <w:pPr>
-        <w:pStyle w:val="a6"/>
+        <w:t xml:space="preserve">Имеет простой и понятный синтаксис. </w:t>
+      </w:r>
+    </w:p>
+    <w:p>
+      <w:pPr>
         <w:numPr>
           <w:ilvl w:val="0"/>
-          <w:numId w:val="15"/>
+          <w:numId w:val="21"/>
         </w:numPr>
         <w:spacing w:line="360" w:lineRule="auto"/>
+        <w:ind w:left="0" w:firstLine="709"/>
         <w:jc w:val="both"/>
         <w:rPr>
           <w:color w:val="000000"/>
@@ -914,17 +970,17 @@
           <w:szCs w:val="28"/>
           <w:lang w:val="ru-RU"/>
         </w:rPr>
-        <w:t>Меню (планы питания на период)</w:t>
-      </w:r>
-    </w:p>
-    <w:p>
-      <w:pPr>
-        <w:pStyle w:val="a6"/>
+        <w:t xml:space="preserve">Поддерживает объектно-ориентированное программирование. </w:t>
+      </w:r>
+    </w:p>
+    <w:p>
+      <w:pPr>
         <w:numPr>
           <w:ilvl w:val="0"/>
-          <w:numId w:val="15"/>
+          <w:numId w:val="21"/>
         </w:numPr>
         <w:spacing w:line="360" w:lineRule="auto"/>
+        <w:ind w:left="0" w:firstLine="709"/>
         <w:jc w:val="both"/>
         <w:rPr>
           <w:color w:val="000000"/>
@@ -940,7 +996,33 @@
           <w:szCs w:val="28"/>
           <w:lang w:val="ru-RU"/>
         </w:rPr>
-        <w:t>Покупки (списки продуктов)</w:t>
+        <w:t xml:space="preserve">Обеспечивает высокую скорость разработки. </w:t>
+      </w:r>
+    </w:p>
+    <w:p>
+      <w:pPr>
+        <w:numPr>
+          <w:ilvl w:val="0"/>
+          <w:numId w:val="21"/>
+        </w:numPr>
+        <w:spacing w:line="360" w:lineRule="auto"/>
+        <w:ind w:left="0" w:firstLine="709"/>
+        <w:jc w:val="both"/>
+        <w:rPr>
+          <w:color w:val="000000"/>
+          <w:sz w:val="28"/>
+          <w:szCs w:val="28"/>
+          <w:lang w:val="ru-RU"/>
+        </w:rPr>
+      </w:pPr>
+      <w:r>
+        <w:rPr>
+          <w:color w:val="000000"/>
+          <w:sz w:val="28"/>
+          <w:szCs w:val="28"/>
+          <w:lang w:val="ru-RU"/>
+        </w:rPr>
+        <w:t xml:space="preserve">Позволяет быстро создавать игровые механики. </w:t>
       </w:r>
     </w:p>
     <w:p>
@@ -949,150 +1031,24 @@
         <w:ind w:firstLine="709"/>
         <w:jc w:val="both"/>
         <w:rPr>
-          <w:color w:val="000000"/>
-          <w:sz w:val="28"/>
-          <w:szCs w:val="28"/>
-          <w:lang w:val="ru-RU"/>
-        </w:rPr>
-      </w:pPr>
-      <w:r>
-        <w:rPr>
-          <w:color w:val="000000"/>
-          <w:sz w:val="28"/>
-          <w:szCs w:val="28"/>
-          <w:lang w:val="ru-RU"/>
-        </w:rPr>
-        <w:t>Требования к системе</w:t>
-      </w:r>
-    </w:p>
-    <w:p>
-      <w:pPr>
-        <w:pStyle w:val="a6"/>
-        <w:numPr>
-          <w:ilvl w:val="0"/>
-          <w:numId w:val="16"/>
-        </w:numPr>
-        <w:spacing w:line="360" w:lineRule="auto"/>
-        <w:jc w:val="both"/>
-        <w:rPr>
-          <w:color w:val="000000"/>
-          <w:sz w:val="28"/>
-          <w:szCs w:val="28"/>
-          <w:lang w:val="ru-RU"/>
-        </w:rPr>
-      </w:pPr>
-      <w:r>
-        <w:rPr>
-          <w:color w:val="000000"/>
-          <w:sz w:val="28"/>
-          <w:szCs w:val="28"/>
-          <w:lang w:val="ru-RU"/>
-        </w:rPr>
-        <w:t xml:space="preserve">Интеграция с базой данных MySQL </w:t>
-      </w:r>
-    </w:p>
-    <w:p>
-      <w:pPr>
-        <w:pStyle w:val="a6"/>
-        <w:numPr>
-          <w:ilvl w:val="0"/>
-          <w:numId w:val="16"/>
-        </w:numPr>
-        <w:spacing w:line="360" w:lineRule="auto"/>
-        <w:jc w:val="both"/>
-        <w:rPr>
-          <w:color w:val="000000"/>
-          <w:sz w:val="28"/>
-          <w:szCs w:val="28"/>
-          <w:lang w:val="ru-RU"/>
-        </w:rPr>
-      </w:pPr>
-      <w:r>
-        <w:rPr>
-          <w:color w:val="000000"/>
-          <w:sz w:val="28"/>
-          <w:szCs w:val="28"/>
-          <w:lang w:val="ru-RU"/>
-        </w:rPr>
-        <w:t xml:space="preserve">Возможность хранения пользовательских данных </w:t>
-      </w:r>
-    </w:p>
-    <w:p>
-      <w:pPr>
-        <w:pStyle w:val="a6"/>
-        <w:numPr>
-          <w:ilvl w:val="0"/>
-          <w:numId w:val="16"/>
-        </w:numPr>
-        <w:spacing w:line="360" w:lineRule="auto"/>
-        <w:jc w:val="both"/>
-        <w:rPr>
-          <w:color w:val="000000"/>
-          <w:sz w:val="28"/>
-          <w:szCs w:val="28"/>
-          <w:lang w:val="ru-RU"/>
-        </w:rPr>
-      </w:pPr>
-      <w:r>
-        <w:rPr>
-          <w:color w:val="000000"/>
-          <w:sz w:val="28"/>
-          <w:szCs w:val="28"/>
-          <w:lang w:val="ru-RU"/>
-        </w:rPr>
-        <w:t xml:space="preserve">Поддержка авторизации пользователей </w:t>
-      </w:r>
-    </w:p>
-    <w:p>
-      <w:pPr>
-        <w:pStyle w:val="a6"/>
-        <w:numPr>
-          <w:ilvl w:val="0"/>
-          <w:numId w:val="16"/>
-        </w:numPr>
-        <w:spacing w:line="360" w:lineRule="auto"/>
-        <w:jc w:val="both"/>
-        <w:rPr>
-          <w:color w:val="000000"/>
-          <w:sz w:val="28"/>
-          <w:szCs w:val="28"/>
-          <w:lang w:val="ru-RU"/>
-        </w:rPr>
-      </w:pPr>
-      <w:r>
-        <w:rPr>
-          <w:color w:val="000000"/>
-          <w:sz w:val="28"/>
-          <w:szCs w:val="28"/>
-          <w:lang w:val="ru-RU"/>
-        </w:rPr>
-        <w:t xml:space="preserve">Синхронизация данных между устройствами </w:t>
-      </w:r>
-    </w:p>
-    <w:p>
-      <w:pPr>
-        <w:pStyle w:val="a6"/>
-        <w:numPr>
-          <w:ilvl w:val="0"/>
-          <w:numId w:val="16"/>
-        </w:numPr>
-        <w:spacing w:line="360" w:lineRule="auto"/>
-        <w:jc w:val="both"/>
-        <w:rPr>
-          <w:color w:val="000000"/>
-          <w:sz w:val="28"/>
-          <w:szCs w:val="28"/>
-          <w:lang w:val="ru-RU"/>
-        </w:rPr>
-      </w:pPr>
-      <w:r>
-        <w:rPr>
-          <w:color w:val="000000"/>
-          <w:sz w:val="28"/>
-          <w:szCs w:val="28"/>
-          <w:lang w:val="ru-RU"/>
-        </w:rPr>
-        <w:t>Адаптивный интерфейс</w:t>
+          <w:b/>
+          <w:bCs/>
+          <w:color w:val="000000"/>
+          <w:sz w:val="28"/>
+          <w:szCs w:val="28"/>
+          <w:lang w:val="ru-RU"/>
+        </w:rPr>
+      </w:pPr>
+      <w:r>
+        <w:rPr>
+          <w:b/>
+          <w:bCs/>
+          <w:color w:val="000000"/>
+          <w:sz w:val="28"/>
+          <w:szCs w:val="28"/>
+          <w:lang w:val="ru-RU"/>
+        </w:rPr>
+        <w:t>Структура данных</w:t>
       </w:r>
     </w:p>
     <w:p>
@@ -1114,7 +1070,215 @@
           <w:szCs w:val="28"/>
           <w:lang w:val="ru-RU"/>
         </w:rPr>
-        <w:t>Архитектура решения</w:t>
+        <w:t>Основными игровыми объектами являются:</w:t>
+      </w:r>
+    </w:p>
+    <w:p>
+      <w:pPr>
+        <w:numPr>
+          <w:ilvl w:val="0"/>
+          <w:numId w:val="22"/>
+        </w:numPr>
+        <w:spacing w:line="360" w:lineRule="auto"/>
+        <w:ind w:left="0" w:firstLine="709"/>
+        <w:jc w:val="both"/>
+        <w:rPr>
+          <w:color w:val="000000"/>
+          <w:sz w:val="28"/>
+          <w:szCs w:val="28"/>
+          <w:lang w:val="ru-RU"/>
+        </w:rPr>
+      </w:pPr>
+      <w:r>
+        <w:rPr>
+          <w:color w:val="000000"/>
+          <w:sz w:val="28"/>
+          <w:szCs w:val="28"/>
+          <w:lang w:val="ru-RU"/>
+        </w:rPr>
+        <w:t xml:space="preserve">Игрок. </w:t>
+      </w:r>
+    </w:p>
+    <w:p>
+      <w:pPr>
+        <w:numPr>
+          <w:ilvl w:val="0"/>
+          <w:numId w:val="22"/>
+        </w:numPr>
+        <w:spacing w:line="360" w:lineRule="auto"/>
+        <w:ind w:left="0" w:firstLine="709"/>
+        <w:jc w:val="both"/>
+        <w:rPr>
+          <w:color w:val="000000"/>
+          <w:sz w:val="28"/>
+          <w:szCs w:val="28"/>
+          <w:lang w:val="ru-RU"/>
+        </w:rPr>
+      </w:pPr>
+      <w:r>
+        <w:rPr>
+          <w:color w:val="000000"/>
+          <w:sz w:val="28"/>
+          <w:szCs w:val="28"/>
+          <w:lang w:val="ru-RU"/>
+        </w:rPr>
+        <w:t xml:space="preserve">Противники. </w:t>
+      </w:r>
+    </w:p>
+    <w:p>
+      <w:pPr>
+        <w:numPr>
+          <w:ilvl w:val="0"/>
+          <w:numId w:val="22"/>
+        </w:numPr>
+        <w:spacing w:line="360" w:lineRule="auto"/>
+        <w:ind w:left="0" w:firstLine="709"/>
+        <w:jc w:val="both"/>
+        <w:rPr>
+          <w:color w:val="000000"/>
+          <w:sz w:val="28"/>
+          <w:szCs w:val="28"/>
+          <w:lang w:val="ru-RU"/>
+        </w:rPr>
+      </w:pPr>
+      <w:r>
+        <w:rPr>
+          <w:color w:val="000000"/>
+          <w:sz w:val="28"/>
+          <w:szCs w:val="28"/>
+          <w:lang w:val="ru-RU"/>
+        </w:rPr>
+        <w:t xml:space="preserve">Боссы. </w:t>
+      </w:r>
+    </w:p>
+    <w:p>
+      <w:pPr>
+        <w:numPr>
+          <w:ilvl w:val="0"/>
+          <w:numId w:val="22"/>
+        </w:numPr>
+        <w:spacing w:line="360" w:lineRule="auto"/>
+        <w:ind w:left="0" w:firstLine="709"/>
+        <w:jc w:val="both"/>
+        <w:rPr>
+          <w:color w:val="000000"/>
+          <w:sz w:val="28"/>
+          <w:szCs w:val="28"/>
+          <w:lang w:val="ru-RU"/>
+        </w:rPr>
+      </w:pPr>
+      <w:r>
+        <w:rPr>
+          <w:color w:val="000000"/>
+          <w:sz w:val="28"/>
+          <w:szCs w:val="28"/>
+          <w:lang w:val="ru-RU"/>
+        </w:rPr>
+        <w:t xml:space="preserve">Комнаты уровня. </w:t>
+      </w:r>
+    </w:p>
+    <w:p>
+      <w:pPr>
+        <w:numPr>
+          <w:ilvl w:val="0"/>
+          <w:numId w:val="22"/>
+        </w:numPr>
+        <w:spacing w:line="360" w:lineRule="auto"/>
+        <w:ind w:left="0" w:firstLine="709"/>
+        <w:jc w:val="both"/>
+        <w:rPr>
+          <w:color w:val="000000"/>
+          <w:sz w:val="28"/>
+          <w:szCs w:val="28"/>
+          <w:lang w:val="ru-RU"/>
+        </w:rPr>
+      </w:pPr>
+      <w:r>
+        <w:rPr>
+          <w:color w:val="000000"/>
+          <w:sz w:val="28"/>
+          <w:szCs w:val="28"/>
+          <w:lang w:val="ru-RU"/>
+        </w:rPr>
+        <w:t xml:space="preserve">Сундуки. </w:t>
+      </w:r>
+    </w:p>
+    <w:p>
+      <w:pPr>
+        <w:numPr>
+          <w:ilvl w:val="0"/>
+          <w:numId w:val="22"/>
+        </w:numPr>
+        <w:spacing w:line="360" w:lineRule="auto"/>
+        <w:ind w:left="0" w:firstLine="709"/>
+        <w:jc w:val="both"/>
+        <w:rPr>
+          <w:color w:val="000000"/>
+          <w:sz w:val="28"/>
+          <w:szCs w:val="28"/>
+          <w:lang w:val="ru-RU"/>
+        </w:rPr>
+      </w:pPr>
+      <w:r>
+        <w:rPr>
+          <w:color w:val="000000"/>
+          <w:sz w:val="28"/>
+          <w:szCs w:val="28"/>
+          <w:lang w:val="ru-RU"/>
+        </w:rPr>
+        <w:t xml:space="preserve">Улучшения. </w:t>
+      </w:r>
+    </w:p>
+    <w:p>
+      <w:pPr>
+        <w:numPr>
+          <w:ilvl w:val="0"/>
+          <w:numId w:val="22"/>
+        </w:numPr>
+        <w:spacing w:line="360" w:lineRule="auto"/>
+        <w:ind w:left="0" w:firstLine="709"/>
+        <w:jc w:val="both"/>
+        <w:rPr>
+          <w:color w:val="000000"/>
+          <w:sz w:val="28"/>
+          <w:szCs w:val="28"/>
+          <w:lang w:val="ru-RU"/>
+        </w:rPr>
+      </w:pPr>
+      <w:r>
+        <w:rPr>
+          <w:color w:val="000000"/>
+          <w:sz w:val="28"/>
+          <w:szCs w:val="28"/>
+          <w:lang w:val="ru-RU"/>
+        </w:rPr>
+        <w:t xml:space="preserve">Настройки игры. </w:t>
+      </w:r>
+    </w:p>
+    <w:p>
+      <w:pPr>
+        <w:numPr>
+          <w:ilvl w:val="0"/>
+          <w:numId w:val="22"/>
+        </w:numPr>
+        <w:spacing w:line="360" w:lineRule="auto"/>
+        <w:ind w:left="0" w:firstLine="709"/>
+        <w:jc w:val="both"/>
+        <w:rPr>
+          <w:color w:val="000000"/>
+          <w:sz w:val="28"/>
+          <w:szCs w:val="28"/>
+          <w:lang w:val="ru-RU"/>
+        </w:rPr>
+      </w:pPr>
+      <w:r>
+        <w:rPr>
+          <w:color w:val="000000"/>
+          <w:sz w:val="28"/>
+          <w:szCs w:val="28"/>
+          <w:lang w:val="ru-RU"/>
+        </w:rPr>
+        <w:t xml:space="preserve">Рекорды игрока. </w:t>
       </w:r>
     </w:p>
     <w:p>
@@ -1123,30 +1287,34 @@
         <w:ind w:firstLine="709"/>
         <w:jc w:val="both"/>
         <w:rPr>
-          <w:color w:val="000000"/>
-          <w:sz w:val="28"/>
-          <w:szCs w:val="28"/>
-          <w:lang w:val="ru-RU"/>
-        </w:rPr>
-      </w:pPr>
-      <w:r>
-        <w:rPr>
-          <w:color w:val="000000"/>
-          <w:sz w:val="28"/>
-          <w:szCs w:val="28"/>
-          <w:lang w:val="ru-RU"/>
-        </w:rPr>
-        <w:t>Компоненты системы:</w:t>
-      </w:r>
-    </w:p>
-    <w:p>
-      <w:pPr>
-        <w:pStyle w:val="a6"/>
+          <w:b/>
+          <w:bCs/>
+          <w:color w:val="000000"/>
+          <w:sz w:val="28"/>
+          <w:szCs w:val="28"/>
+          <w:lang w:val="ru-RU"/>
+        </w:rPr>
+      </w:pPr>
+      <w:r>
+        <w:rPr>
+          <w:b/>
+          <w:bCs/>
+          <w:color w:val="000000"/>
+          <w:sz w:val="28"/>
+          <w:szCs w:val="28"/>
+          <w:lang w:val="ru-RU"/>
+        </w:rPr>
+        <w:t>Требования к системе</w:t>
+      </w:r>
+    </w:p>
+    <w:p>
+      <w:pPr>
         <w:numPr>
           <w:ilvl w:val="0"/>
-          <w:numId w:val="17"/>
+          <w:numId w:val="23"/>
         </w:numPr>
         <w:spacing w:line="360" w:lineRule="auto"/>
+        <w:ind w:left="0" w:firstLine="709"/>
         <w:jc w:val="both"/>
         <w:rPr>
           <w:color w:val="000000"/>
@@ -1162,17 +1330,17 @@
           <w:szCs w:val="28"/>
           <w:lang w:val="ru-RU"/>
         </w:rPr>
-        <w:t>Клиентская часть (интерфейс пользователя)</w:t>
-      </w:r>
-    </w:p>
-    <w:p>
-      <w:pPr>
-        <w:pStyle w:val="a6"/>
+        <w:t xml:space="preserve">Работа под операционной системой Windows. </w:t>
+      </w:r>
+    </w:p>
+    <w:p>
+      <w:pPr>
         <w:numPr>
           <w:ilvl w:val="0"/>
-          <w:numId w:val="17"/>
+          <w:numId w:val="23"/>
         </w:numPr>
         <w:spacing w:line="360" w:lineRule="auto"/>
+        <w:ind w:left="0" w:firstLine="709"/>
         <w:jc w:val="both"/>
         <w:rPr>
           <w:color w:val="000000"/>
@@ -1188,17 +1356,17 @@
           <w:szCs w:val="28"/>
           <w:lang w:val="ru-RU"/>
         </w:rPr>
-        <w:t>База данных (хранение информации)</w:t>
-      </w:r>
-    </w:p>
-    <w:p>
-      <w:pPr>
-        <w:pStyle w:val="a6"/>
+        <w:t xml:space="preserve">Поддержка клавиатуры и мыши. </w:t>
+      </w:r>
+    </w:p>
+    <w:p>
+      <w:pPr>
         <w:numPr>
           <w:ilvl w:val="0"/>
-          <w:numId w:val="17"/>
+          <w:numId w:val="23"/>
         </w:numPr>
         <w:spacing w:line="360" w:lineRule="auto"/>
+        <w:ind w:left="0" w:firstLine="709"/>
         <w:jc w:val="both"/>
         <w:rPr>
           <w:color w:val="000000"/>
@@ -1214,13 +1382,297 @@
           <w:szCs w:val="28"/>
           <w:lang w:val="ru-RU"/>
         </w:rPr>
-        <w:t>API для взаимодействия компонентов</w:t>
+        <w:t xml:space="preserve">Сохранение настроек пользователя. </w:t>
+      </w:r>
+    </w:p>
+    <w:p>
+      <w:pPr>
+        <w:numPr>
+          <w:ilvl w:val="0"/>
+          <w:numId w:val="23"/>
+        </w:numPr>
+        <w:spacing w:line="360" w:lineRule="auto"/>
+        <w:ind w:left="0" w:firstLine="709"/>
+        <w:jc w:val="both"/>
+        <w:rPr>
+          <w:color w:val="000000"/>
+          <w:sz w:val="28"/>
+          <w:szCs w:val="28"/>
+          <w:lang w:val="ru-RU"/>
+        </w:rPr>
+      </w:pPr>
+      <w:r>
+        <w:rPr>
+          <w:color w:val="000000"/>
+          <w:sz w:val="28"/>
+          <w:szCs w:val="28"/>
+          <w:lang w:val="ru-RU"/>
+        </w:rPr>
+        <w:t xml:space="preserve">Сохранение игрового рекорда. </w:t>
+      </w:r>
+    </w:p>
+    <w:p>
+      <w:pPr>
+        <w:numPr>
+          <w:ilvl w:val="0"/>
+          <w:numId w:val="23"/>
+        </w:numPr>
+        <w:spacing w:line="360" w:lineRule="auto"/>
+        <w:ind w:left="0" w:firstLine="709"/>
+        <w:jc w:val="both"/>
+        <w:rPr>
+          <w:color w:val="000000"/>
+          <w:sz w:val="28"/>
+          <w:szCs w:val="28"/>
+          <w:lang w:val="ru-RU"/>
+        </w:rPr>
+      </w:pPr>
+      <w:r>
+        <w:rPr>
+          <w:color w:val="000000"/>
+          <w:sz w:val="28"/>
+          <w:szCs w:val="28"/>
+          <w:lang w:val="ru-RU"/>
+        </w:rPr>
+        <w:t xml:space="preserve">Стабильная работа при длительной игровой сессии. </w:t>
+      </w:r>
+    </w:p>
+    <w:p>
+      <w:pPr>
+        <w:numPr>
+          <w:ilvl w:val="0"/>
+          <w:numId w:val="23"/>
+        </w:numPr>
+        <w:spacing w:line="360" w:lineRule="auto"/>
+        <w:ind w:left="0" w:firstLine="709"/>
+        <w:jc w:val="both"/>
+        <w:rPr>
+          <w:color w:val="000000"/>
+          <w:sz w:val="28"/>
+          <w:szCs w:val="28"/>
+          <w:lang w:val="ru-RU"/>
+        </w:rPr>
+      </w:pPr>
+      <w:r>
+        <w:rPr>
+          <w:color w:val="000000"/>
+          <w:sz w:val="28"/>
+          <w:szCs w:val="28"/>
+          <w:lang w:val="ru-RU"/>
+        </w:rPr>
+        <w:t xml:space="preserve">Поддержка процедурной генерации уровней. </w:t>
       </w:r>
     </w:p>
     <w:p>
       <w:pPr>
         <w:spacing w:line="360" w:lineRule="auto"/>
         <w:ind w:firstLine="709"/>
+        <w:jc w:val="both"/>
+        <w:rPr>
+          <w:b/>
+          <w:bCs/>
+          <w:color w:val="000000"/>
+          <w:sz w:val="28"/>
+          <w:szCs w:val="28"/>
+          <w:lang w:val="ru-RU"/>
+        </w:rPr>
+      </w:pPr>
+      <w:r>
+        <w:rPr>
+          <w:b/>
+          <w:bCs/>
+          <w:color w:val="000000"/>
+          <w:sz w:val="28"/>
+          <w:szCs w:val="28"/>
+          <w:lang w:val="ru-RU"/>
+        </w:rPr>
+        <w:t>Архитектура решения</w:t>
+      </w:r>
+    </w:p>
+    <w:p>
+      <w:pPr>
+        <w:spacing w:line="360" w:lineRule="auto"/>
+        <w:ind w:firstLine="709"/>
+        <w:jc w:val="both"/>
+        <w:rPr>
+          <w:color w:val="000000"/>
+          <w:sz w:val="28"/>
+          <w:szCs w:val="28"/>
+          <w:lang w:val="ru-RU"/>
+        </w:rPr>
+      </w:pPr>
+      <w:r>
+        <w:rPr>
+          <w:color w:val="000000"/>
+          <w:sz w:val="28"/>
+          <w:szCs w:val="28"/>
+          <w:lang w:val="ru-RU"/>
+        </w:rPr>
+        <w:lastRenderedPageBreak/>
+        <w:t>Компоненты системы:</w:t>
+      </w:r>
+    </w:p>
+    <w:p>
+      <w:pPr>
+        <w:numPr>
+          <w:ilvl w:val="0"/>
+          <w:numId w:val="24"/>
+        </w:numPr>
+        <w:spacing w:line="360" w:lineRule="auto"/>
+        <w:ind w:left="0" w:firstLine="709"/>
+        <w:jc w:val="both"/>
+        <w:rPr>
+          <w:color w:val="000000"/>
+          <w:sz w:val="28"/>
+          <w:szCs w:val="28"/>
+          <w:lang w:val="ru-RU"/>
+        </w:rPr>
+      </w:pPr>
+      <w:r>
+        <w:rPr>
+          <w:color w:val="000000"/>
+          <w:sz w:val="28"/>
+          <w:szCs w:val="28"/>
+          <w:lang w:val="ru-RU"/>
+        </w:rPr>
+        <w:t xml:space="preserve">Игровой клиент. </w:t>
+      </w:r>
+    </w:p>
+    <w:p>
+      <w:pPr>
+        <w:numPr>
+          <w:ilvl w:val="0"/>
+          <w:numId w:val="24"/>
+        </w:numPr>
+        <w:spacing w:line="360" w:lineRule="auto"/>
+        <w:ind w:left="0" w:firstLine="709"/>
+        <w:jc w:val="both"/>
+        <w:rPr>
+          <w:color w:val="000000"/>
+          <w:sz w:val="28"/>
+          <w:szCs w:val="28"/>
+          <w:lang w:val="ru-RU"/>
+        </w:rPr>
+      </w:pPr>
+      <w:r>
+        <w:rPr>
+          <w:color w:val="000000"/>
+          <w:sz w:val="28"/>
+          <w:szCs w:val="28"/>
+          <w:lang w:val="ru-RU"/>
+        </w:rPr>
+        <w:t xml:space="preserve">Система генерации уровней. </w:t>
+      </w:r>
+    </w:p>
+    <w:p>
+      <w:pPr>
+        <w:numPr>
+          <w:ilvl w:val="0"/>
+          <w:numId w:val="24"/>
+        </w:numPr>
+        <w:spacing w:line="360" w:lineRule="auto"/>
+        <w:ind w:left="0" w:firstLine="709"/>
+        <w:jc w:val="both"/>
+        <w:rPr>
+          <w:color w:val="000000"/>
+          <w:sz w:val="28"/>
+          <w:szCs w:val="28"/>
+          <w:lang w:val="ru-RU"/>
+        </w:rPr>
+      </w:pPr>
+      <w:r>
+        <w:rPr>
+          <w:color w:val="000000"/>
+          <w:sz w:val="28"/>
+          <w:szCs w:val="28"/>
+          <w:lang w:val="ru-RU"/>
+        </w:rPr>
+        <w:t xml:space="preserve">Система управления персонажем. </w:t>
+      </w:r>
+    </w:p>
+    <w:p>
+      <w:pPr>
+        <w:numPr>
+          <w:ilvl w:val="0"/>
+          <w:numId w:val="24"/>
+        </w:numPr>
+        <w:spacing w:line="360" w:lineRule="auto"/>
+        <w:ind w:left="0" w:firstLine="709"/>
+        <w:jc w:val="both"/>
+        <w:rPr>
+          <w:color w:val="000000"/>
+          <w:sz w:val="28"/>
+          <w:szCs w:val="28"/>
+          <w:lang w:val="ru-RU"/>
+        </w:rPr>
+      </w:pPr>
+      <w:r>
+        <w:rPr>
+          <w:color w:val="000000"/>
+          <w:sz w:val="28"/>
+          <w:szCs w:val="28"/>
+          <w:lang w:val="ru-RU"/>
+        </w:rPr>
+        <w:t xml:space="preserve">Система искусственного интеллекта противников. </w:t>
+      </w:r>
+    </w:p>
+    <w:p>
+      <w:pPr>
+        <w:numPr>
+          <w:ilvl w:val="0"/>
+          <w:numId w:val="24"/>
+        </w:numPr>
+        <w:spacing w:line="360" w:lineRule="auto"/>
+        <w:ind w:left="0" w:firstLine="709"/>
+        <w:jc w:val="both"/>
+        <w:rPr>
+          <w:color w:val="000000"/>
+          <w:sz w:val="28"/>
+          <w:szCs w:val="28"/>
+          <w:lang w:val="ru-RU"/>
+        </w:rPr>
+      </w:pPr>
+      <w:r>
+        <w:rPr>
+          <w:color w:val="000000"/>
+          <w:sz w:val="28"/>
+          <w:szCs w:val="28"/>
+          <w:lang w:val="ru-RU"/>
+        </w:rPr>
+        <w:t xml:space="preserve">Система сохранения данных. </w:t>
+      </w:r>
+    </w:p>
+    <w:p>
+      <w:pPr>
+        <w:numPr>
+          <w:ilvl w:val="0"/>
+          <w:numId w:val="24"/>
+        </w:numPr>
+        <w:spacing w:line="360" w:lineRule="auto"/>
+        <w:ind w:left="0" w:firstLine="709"/>
+        <w:jc w:val="both"/>
+        <w:rPr>
+          <w:color w:val="000000"/>
+          <w:sz w:val="28"/>
+          <w:szCs w:val="28"/>
+          <w:lang w:val="ru-RU"/>
+        </w:rPr>
+      </w:pPr>
+      <w:r>
+        <w:rPr>
+          <w:color w:val="000000"/>
+          <w:sz w:val="28"/>
+          <w:szCs w:val="28"/>
+          <w:lang w:val="ru-RU"/>
+        </w:rPr>
+        <w:t>Пользовательский интерфейс</w:t>
+      </w:r>
+    </w:p>
+    <w:p>
+      <w:pPr>
+        <w:spacing w:line="360" w:lineRule="auto"/>
+        <w:ind w:firstLine="709"/>
+        <w:jc w:val="both"/>
         <w:rPr>
           <w:color w:val="000000"/>
           <w:sz w:val="28"/>
@@ -1244,7 +1696,6 @@
         <w:keepNext w:val="0"/>
         <w:spacing w:before="0" w:after="0"/>
         <w:ind w:firstLine="709"/>
-        <w:jc w:val="left"/>
         <w:rPr>
           <w:lang w:val="ru-RU"/>
         </w:rPr>
@@ -1258,46 +1709,6 @@
       </w:r>
       <w:r>
         <w:t>Анализ инструментальных средств разработки, используемых при реализации ПП</w:t>
-      </w:r>
-    </w:p>
-    <w:p>
-      <w:pPr>
-        <w:spacing w:line="360" w:lineRule="auto"/>
-        <w:ind w:firstLine="709"/>
-        <w:jc w:val="both"/>
-        <w:rPr>
-          <w:color w:val="000000"/>
-          <w:sz w:val="28"/>
-          <w:szCs w:val="28"/>
-        </w:rPr>
-      </w:pPr>
-      <w:r>
-        <w:rPr>
-          <w:color w:val="000000"/>
-          <w:sz w:val="28"/>
-          <w:szCs w:val="28"/>
-        </w:rPr>
-        <w:t>Для разработки веб-приложения можно использовать следующие инструментальные средства разработки, языки программирования и разметки:</w:t>
-      </w:r>
-    </w:p>
-    <w:p>
-      <w:pPr>
-        <w:spacing w:line="360" w:lineRule="auto"/>
-        <w:ind w:firstLine="709"/>
-        <w:jc w:val="both"/>
-        <w:rPr>
-          <w:color w:val="000000"/>
-          <w:sz w:val="28"/>
-          <w:szCs w:val="28"/>
-        </w:rPr>
-      </w:pPr>
-      <w:r>
-        <w:rPr>
-          <w:color w:val="000000"/>
-          <w:sz w:val="28"/>
-          <w:szCs w:val="28"/>
-        </w:rPr>
-        <w:t>В таблице 1 представлено сравнение языков программирования для разработки веб-приложения.</w:t>
       </w:r>
     </w:p>
     <w:p>
@@ -1312,15 +1723,71 @@
           <w:color w:val="000000"/>
           <w:sz w:val="28"/>
           <w:szCs w:val="28"/>
-        </w:rPr>
-      </w:pPr>
-      <w:r>
-        <w:rPr>
-          <w:color w:val="000000"/>
-          <w:sz w:val="28"/>
-          <w:szCs w:val="28"/>
-        </w:rPr>
-        <w:t xml:space="preserve">Таблица 1 – Сравнение языков программирования для разработки веб-приложения </w:t>
+          <w:lang w:val="ru-RU"/>
+        </w:rPr>
+      </w:pPr>
+      <w:r>
+        <w:rPr>
+          <w:color w:val="000000"/>
+          <w:sz w:val="28"/>
+          <w:szCs w:val="28"/>
+          <w:lang w:val="ru-RU"/>
+        </w:rPr>
+        <w:t>Для разработки компьютерной игры можно использовать различные игровые движки и языки программирования.</w:t>
+      </w:r>
+    </w:p>
+    <w:p>
+      <w:pPr>
+        <w:tabs>
+          <w:tab w:val="left" w:pos="142"/>
+        </w:tabs>
+        <w:spacing w:line="360" w:lineRule="auto"/>
+        <w:ind w:firstLine="709"/>
+        <w:jc w:val="both"/>
+        <w:rPr>
+          <w:color w:val="000000"/>
+          <w:sz w:val="28"/>
+          <w:szCs w:val="28"/>
+          <w:lang w:val="ru-RU"/>
+        </w:rPr>
+      </w:pPr>
+      <w:r>
+        <w:rPr>
+          <w:color w:val="000000"/>
+          <w:sz w:val="28"/>
+          <w:szCs w:val="28"/>
+          <w:lang w:val="ru-RU"/>
+        </w:rPr>
+        <w:t>В таблице 1 представлено сравнение игровых движков для разработки игры.</w:t>
+      </w:r>
+    </w:p>
+    <w:p>
+      <w:pPr>
+        <w:tabs>
+          <w:tab w:val="left" w:pos="142"/>
+        </w:tabs>
+        <w:spacing w:line="360" w:lineRule="auto"/>
+        <w:ind w:firstLine="709"/>
+        <w:jc w:val="both"/>
+        <w:rPr>
+          <w:b/>
+          <w:bCs/>
+          <w:color w:val="000000"/>
+          <w:sz w:val="28"/>
+          <w:szCs w:val="28"/>
+          <w:lang w:val="ru-RU"/>
+        </w:rPr>
+      </w:pPr>
+      <w:r>
+        <w:rPr>
+          <w:b/>
+          <w:bCs/>
+          <w:color w:val="000000"/>
+          <w:sz w:val="28"/>
+          <w:szCs w:val="28"/>
+          <w:lang w:val="ru-RU"/>
+        </w:rPr>
+        <w:t>Таблица 1 – Сравнение игровых движков</w:t>
       </w:r>
     </w:p>
     <w:tbl>
@@ -1357,6 +1824,7 @@
             <w:pPr>
               <w:spacing w:line="360" w:lineRule="auto"/>
               <w:ind w:firstLine="709"/>
+              <w:jc w:val="both"/>
               <w:rPr>
                 <w:sz w:val="28"/>
                 <w:szCs w:val="28"/>
@@ -1367,7 +1835,7 @@
                 <w:sz w:val="28"/>
                 <w:szCs w:val="28"/>
               </w:rPr>
-              <w:t>Характеристика/язык</w:t>
+              <w:t>Характеристика / Движок</w:t>
             </w:r>
           </w:p>
         </w:tc>
@@ -1379,6 +1847,7 @@
             <w:pPr>
               <w:spacing w:line="360" w:lineRule="auto"/>
               <w:ind w:firstLine="709"/>
+              <w:jc w:val="both"/>
               <w:rPr>
                 <w:sz w:val="28"/>
                 <w:szCs w:val="28"/>
@@ -1390,9 +1859,16 @@
                 <w:sz w:val="28"/>
                 <w:szCs w:val="28"/>
               </w:rPr>
-              <w:t>Dart</w:t>
+              <w:t>Godot</w:t>
             </w:r>
             <w:proofErr w:type="spellEnd"/>
+            <w:r>
+              <w:rPr>
+                <w:sz w:val="28"/>
+                <w:szCs w:val="28"/>
+              </w:rPr>
+              <w:t xml:space="preserve"> 4</w:t>
+            </w:r>
           </w:p>
         </w:tc>
         <w:tc>
@@ -1403,17 +1879,20 @@
             <w:pPr>
               <w:spacing w:line="360" w:lineRule="auto"/>
               <w:ind w:firstLine="709"/>
+              <w:jc w:val="both"/>
               <w:rPr>
                 <w:sz w:val="28"/>
                 <w:szCs w:val="28"/>
+                <w:lang w:val="en-US"/>
               </w:rPr>
             </w:pPr>
             <w:r>
               <w:rPr>
                 <w:sz w:val="28"/>
                 <w:szCs w:val="28"/>
+                <w:lang w:val="en-US"/>
               </w:rPr>
-              <w:t>Python</w:t>
+              <w:t>Unity</w:t>
             </w:r>
           </w:p>
         </w:tc>
@@ -1425,17 +1904,27 @@
             <w:pPr>
               <w:spacing w:line="360" w:lineRule="auto"/>
               <w:ind w:firstLine="709"/>
+              <w:jc w:val="both"/>
               <w:rPr>
                 <w:sz w:val="28"/>
                 <w:szCs w:val="28"/>
               </w:rPr>
             </w:pPr>
+            <w:proofErr w:type="spellStart"/>
             <w:r>
               <w:rPr>
                 <w:sz w:val="28"/>
                 <w:szCs w:val="28"/>
               </w:rPr>
-              <w:t>C#</w:t>
+              <w:t>Unreal</w:t>
+            </w:r>
+            <w:proofErr w:type="spellEnd"/>
+            <w:r>
+              <w:rPr>
+                <w:sz w:val="28"/>
+                <w:szCs w:val="28"/>
+              </w:rPr>
+              <w:t xml:space="preserve"> Engine 5</w:t>
             </w:r>
           </w:p>
         </w:tc>
@@ -1452,6 +1941,7 @@
             <w:pPr>
               <w:spacing w:line="360" w:lineRule="auto"/>
               <w:ind w:firstLine="709"/>
+              <w:jc w:val="both"/>
               <w:rPr>
                 <w:b/>
                 <w:bCs/>
@@ -1464,7 +1954,7 @@
                 <w:sz w:val="28"/>
                 <w:szCs w:val="28"/>
               </w:rPr>
-              <w:t>Простота</w:t>
+              <w:t>Бесплатное использование</w:t>
             </w:r>
           </w:p>
         </w:tc>
@@ -1479,6 +1969,7 @@
               </w:tabs>
               <w:spacing w:line="360" w:lineRule="auto"/>
               <w:ind w:firstLine="709"/>
+              <w:jc w:val="both"/>
               <w:rPr>
                 <w:sz w:val="28"/>
                 <w:szCs w:val="28"/>
@@ -1503,6 +1994,7 @@
             <w:pPr>
               <w:spacing w:line="360" w:lineRule="auto"/>
               <w:ind w:firstLine="709"/>
+              <w:jc w:val="both"/>
               <w:rPr>
                 <w:sz w:val="28"/>
                 <w:szCs w:val="28"/>
@@ -1527,6 +2019,7 @@
             <w:pPr>
               <w:spacing w:line="360" w:lineRule="auto"/>
               <w:ind w:firstLine="709"/>
+              <w:jc w:val="both"/>
               <w:rPr>
                 <w:sz w:val="28"/>
                 <w:szCs w:val="28"/>
@@ -1554,6 +2047,7 @@
             <w:pPr>
               <w:spacing w:line="360" w:lineRule="auto"/>
               <w:ind w:firstLine="709"/>
+              <w:jc w:val="both"/>
               <w:rPr>
                 <w:sz w:val="28"/>
                 <w:szCs w:val="28"/>
@@ -1564,17 +2058,8 @@
                 <w:sz w:val="28"/>
                 <w:szCs w:val="28"/>
               </w:rPr>
-              <w:t xml:space="preserve">Интеграция с </w:t>
+              <w:t>Простота освоения</w:t>
             </w:r>
-            <w:proofErr w:type="spellStart"/>
-            <w:r>
-              <w:rPr>
-                <w:sz w:val="28"/>
-                <w:szCs w:val="28"/>
-              </w:rPr>
-              <w:t>Flutter</w:t>
-            </w:r>
-            <w:proofErr w:type="spellEnd"/>
           </w:p>
         </w:tc>
         <w:tc>
@@ -1585,6 +2070,7 @@
             <w:pPr>
               <w:spacing w:line="360" w:lineRule="auto"/>
               <w:ind w:firstLine="709"/>
+              <w:jc w:val="both"/>
               <w:rPr>
                 <w:sz w:val="28"/>
                 <w:szCs w:val="28"/>
@@ -1607,6 +2093,7 @@
             <w:pPr>
               <w:spacing w:line="360" w:lineRule="auto"/>
               <w:ind w:firstLine="709"/>
+              <w:jc w:val="both"/>
               <w:rPr>
                 <w:sz w:val="28"/>
                 <w:szCs w:val="28"/>
@@ -1631,6 +2118,7 @@
             <w:pPr>
               <w:spacing w:line="360" w:lineRule="auto"/>
               <w:ind w:firstLine="709"/>
+              <w:jc w:val="both"/>
               <w:rPr>
                 <w:sz w:val="28"/>
                 <w:szCs w:val="28"/>
@@ -1660,6 +2148,7 @@
             <w:pPr>
               <w:spacing w:line="360" w:lineRule="auto"/>
               <w:ind w:firstLine="709"/>
+              <w:jc w:val="both"/>
               <w:rPr>
                 <w:sz w:val="28"/>
                 <w:szCs w:val="28"/>
@@ -1670,7 +2159,7 @@
                 <w:sz w:val="28"/>
                 <w:szCs w:val="28"/>
               </w:rPr>
-              <w:t>Скорость разработки</w:t>
+              <w:t>Удобство разработки инди-игр</w:t>
             </w:r>
           </w:p>
         </w:tc>
@@ -1682,6 +2171,7 @@
             <w:pPr>
               <w:spacing w:line="360" w:lineRule="auto"/>
               <w:ind w:firstLine="709"/>
+              <w:jc w:val="both"/>
               <w:rPr>
                 <w:sz w:val="28"/>
                 <w:szCs w:val="28"/>
@@ -1704,6 +2194,7 @@
             <w:pPr>
               <w:spacing w:line="360" w:lineRule="auto"/>
               <w:ind w:firstLine="709"/>
+              <w:jc w:val="both"/>
               <w:rPr>
                 <w:sz w:val="28"/>
                 <w:szCs w:val="28"/>
@@ -1726,6 +2217,7 @@
             <w:pPr>
               <w:spacing w:line="360" w:lineRule="auto"/>
               <w:ind w:firstLine="709"/>
+              <w:jc w:val="both"/>
               <w:rPr>
                 <w:sz w:val="28"/>
                 <w:szCs w:val="28"/>
@@ -1750,57 +2242,48 @@
         <w:ind w:firstLine="709"/>
         <w:jc w:val="both"/>
         <w:rPr>
-          <w:color w:val="000000"/>
-          <w:sz w:val="28"/>
-          <w:szCs w:val="28"/>
-          <w:lang w:val="ru-RU"/>
-        </w:rPr>
-      </w:pPr>
-      <w:r>
-        <w:rPr>
-          <w:sz w:val="28"/>
-          <w:szCs w:val="28"/>
-        </w:rPr>
-        <w:t xml:space="preserve">Исходя из таблицы 1, для разработки выбран язык </w:t>
+          <w:sz w:val="28"/>
+          <w:szCs w:val="28"/>
+          <w:lang w:val="ru-RU"/>
+        </w:rPr>
+      </w:pPr>
+      <w:r>
+        <w:rPr>
+          <w:sz w:val="28"/>
+          <w:szCs w:val="28"/>
+          <w:lang w:val="ru-RU"/>
+        </w:rPr>
+        <w:t xml:space="preserve">Исходя из таблицы 1, для разработки выбран движок </w:t>
       </w:r>
       <w:proofErr w:type="spellStart"/>
       <w:r>
         <w:rPr>
-          <w:sz w:val="28"/>
-          <w:szCs w:val="28"/>
-        </w:rPr>
-        <w:t>Dart</w:t>
+          <w:b/>
+          <w:bCs/>
+          <w:sz w:val="28"/>
+          <w:szCs w:val="28"/>
+          <w:lang w:val="ru-RU"/>
+        </w:rPr>
+        <w:t>Godot</w:t>
       </w:r>
       <w:proofErr w:type="spellEnd"/>
       <w:r>
         <w:rPr>
-          <w:sz w:val="28"/>
-          <w:szCs w:val="28"/>
-        </w:rPr>
-        <w:t xml:space="preserve">, так как он обладает полной интеграцией с </w:t>
-      </w:r>
-      <w:proofErr w:type="spellStart"/>
-      <w:r>
-        <w:rPr>
-          <w:sz w:val="28"/>
-          <w:szCs w:val="28"/>
-        </w:rPr>
-        <w:t>Flutter</w:t>
-      </w:r>
-      <w:proofErr w:type="spellEnd"/>
-      <w:r>
-        <w:rPr>
-          <w:sz w:val="28"/>
-          <w:szCs w:val="28"/>
-        </w:rPr>
-        <w:t>, высокой производительностью и удобством разработки.</w:t>
-      </w:r>
-      <w:r>
-        <w:rPr>
-          <w:sz w:val="28"/>
-          <w:szCs w:val="28"/>
-        </w:rPr>
-        <w:t xml:space="preserve"> </w:t>
+          <w:b/>
+          <w:bCs/>
+          <w:sz w:val="28"/>
+          <w:szCs w:val="28"/>
+          <w:lang w:val="ru-RU"/>
+        </w:rPr>
+        <w:t xml:space="preserve"> 4</w:t>
+      </w:r>
+      <w:r>
+        <w:rPr>
+          <w:sz w:val="28"/>
+          <w:szCs w:val="28"/>
+          <w:lang w:val="ru-RU"/>
+        </w:rPr>
+        <w:t>, так как он обладает открытым исходным кодом, удобен для создания инди-игр и предоставляет все необходимые средства для реализации трехмерного рогалика.</w:t>
       </w:r>
     </w:p>
     <w:p>
@@ -1809,18 +2292,18 @@
         <w:ind w:firstLine="709"/>
         <w:jc w:val="both"/>
         <w:rPr>
-          <w:color w:val="000000"/>
-          <w:sz w:val="28"/>
-          <w:szCs w:val="28"/>
-        </w:rPr>
-      </w:pPr>
-      <w:r>
-        <w:rPr>
-          <w:color w:val="000000"/>
-          <w:sz w:val="28"/>
-          <w:szCs w:val="28"/>
-        </w:rPr>
-        <w:t>В таблице 2 представлено сравнение языков программирования для разработки серверной части.</w:t>
+          <w:sz w:val="28"/>
+          <w:szCs w:val="28"/>
+          <w:lang w:val="ru-RU"/>
+        </w:rPr>
+      </w:pPr>
+      <w:r>
+        <w:rPr>
+          <w:sz w:val="28"/>
+          <w:szCs w:val="28"/>
+          <w:lang w:val="ru-RU"/>
+        </w:rPr>
+        <w:t>В таблице 2 представлено сравнение языков программирования, которые могут использоваться при разработке игры.</w:t>
       </w:r>
     </w:p>
     <w:p>
@@ -1891,6 +2374,7 @@
             <w:pPr>
               <w:spacing w:line="360" w:lineRule="auto"/>
               <w:ind w:firstLine="709"/>
+              <w:jc w:val="both"/>
               <w:rPr>
                 <w:sz w:val="28"/>
                 <w:szCs w:val="28"/>
@@ -1901,7 +2385,7 @@
                 <w:sz w:val="28"/>
                 <w:szCs w:val="28"/>
               </w:rPr>
-              <w:t>Характеристика/СУБД</w:t>
+              <w:t>Характеристика / Язык</w:t>
             </w:r>
           </w:p>
         </w:tc>
@@ -1913,6 +2397,33 @@
             <w:pPr>
               <w:spacing w:line="360" w:lineRule="auto"/>
               <w:ind w:firstLine="709"/>
+              <w:jc w:val="both"/>
+              <w:rPr>
+                <w:sz w:val="28"/>
+                <w:szCs w:val="28"/>
+                <w:lang w:val="en-US"/>
+              </w:rPr>
+            </w:pPr>
+            <w:proofErr w:type="spellStart"/>
+            <w:r>
+              <w:rPr>
+                <w:sz w:val="28"/>
+                <w:szCs w:val="28"/>
+              </w:rPr>
+              <w:t>GDScript</w:t>
+            </w:r>
+            <w:proofErr w:type="spellEnd"/>
+          </w:p>
+        </w:tc>
+        <w:tc>
+          <w:tcPr>
+            <w:tcW w:w="2126" w:type="dxa"/>
+          </w:tcPr>
+          <w:p>
+            <w:pPr>
+              <w:spacing w:line="360" w:lineRule="auto"/>
+              <w:ind w:firstLine="709"/>
+              <w:jc w:val="both"/>
               <w:rPr>
                 <w:sz w:val="28"/>
                 <w:szCs w:val="28"/>
@@ -1923,34 +2434,10 @@
               <w:rPr>
                 <w:sz w:val="28"/>
                 <w:szCs w:val="28"/>
+                <w:lang w:val="en-US"/>
               </w:rPr>
-              <w:t>MySQL</w:t>
+              <w:t>C#</w:t>
             </w:r>
-          </w:p>
-        </w:tc>
-        <w:tc>
-          <w:tcPr>
-            <w:tcW w:w="2126" w:type="dxa"/>
-          </w:tcPr>
-          <w:p>
-            <w:pPr>
-              <w:spacing w:line="360" w:lineRule="auto"/>
-              <w:ind w:firstLine="709"/>
-              <w:rPr>
-                <w:sz w:val="28"/>
-                <w:szCs w:val="28"/>
-                <w:lang w:val="ru-RU"/>
-              </w:rPr>
-            </w:pPr>
-            <w:proofErr w:type="spellStart"/>
-            <w:r>
-              <w:rPr>
-                <w:sz w:val="28"/>
-                <w:szCs w:val="28"/>
-              </w:rPr>
-              <w:t>PostgreSQL</w:t>
-            </w:r>
-            <w:proofErr w:type="spellEnd"/>
           </w:p>
         </w:tc>
         <w:tc>
@@ -1961,20 +2448,21 @@
             <w:pPr>
               <w:spacing w:line="360" w:lineRule="auto"/>
               <w:ind w:firstLine="709"/>
+              <w:jc w:val="both"/>
               <w:rPr>
                 <w:sz w:val="28"/>
                 <w:szCs w:val="28"/>
+                <w:lang w:val="en-US"/>
               </w:rPr>
             </w:pPr>
-            <w:proofErr w:type="spellStart"/>
             <w:r>
               <w:rPr>
                 <w:sz w:val="28"/>
                 <w:szCs w:val="28"/>
+                <w:lang w:val="en-US"/>
               </w:rPr>
-              <w:t>SQLite</w:t>
+              <w:t>C++</w:t>
             </w:r>
-            <w:proofErr w:type="spellEnd"/>
           </w:p>
         </w:tc>
       </w:tr>
@@ -1987,6 +2475,7 @@
             <w:pPr>
               <w:spacing w:line="360" w:lineRule="auto"/>
               <w:ind w:firstLine="709"/>
+              <w:jc w:val="both"/>
               <w:rPr>
                 <w:sz w:val="28"/>
                 <w:szCs w:val="28"/>
@@ -2009,6 +2498,7 @@
             <w:pPr>
               <w:spacing w:line="360" w:lineRule="auto"/>
               <w:ind w:firstLine="709"/>
+              <w:jc w:val="both"/>
               <w:rPr>
                 <w:sz w:val="28"/>
                 <w:szCs w:val="28"/>
@@ -2031,6 +2521,7 @@
             <w:pPr>
               <w:spacing w:line="360" w:lineRule="auto"/>
               <w:ind w:firstLine="709"/>
+              <w:jc w:val="both"/>
               <w:rPr>
                 <w:sz w:val="28"/>
                 <w:szCs w:val="28"/>
@@ -2053,6 +2544,7 @@
             <w:pPr>
               <w:spacing w:line="360" w:lineRule="auto"/>
               <w:ind w:firstLine="709"/>
+              <w:jc w:val="both"/>
               <w:rPr>
                 <w:sz w:val="28"/>
                 <w:szCs w:val="28"/>
@@ -2079,6 +2571,7 @@
             <w:pPr>
               <w:spacing w:line="360" w:lineRule="auto"/>
               <w:ind w:firstLine="709"/>
+              <w:jc w:val="both"/>
               <w:rPr>
                 <w:sz w:val="28"/>
                 <w:szCs w:val="28"/>
@@ -2089,8 +2582,17 @@
                 <w:sz w:val="28"/>
                 <w:szCs w:val="28"/>
               </w:rPr>
-              <w:t>Многопользовательская работа</w:t>
+              <w:t xml:space="preserve">Интеграция с </w:t>
             </w:r>
+            <w:proofErr w:type="spellStart"/>
+            <w:r>
+              <w:rPr>
+                <w:sz w:val="28"/>
+                <w:szCs w:val="28"/>
+              </w:rPr>
+              <w:t>Godot</w:t>
+            </w:r>
+            <w:proofErr w:type="spellEnd"/>
           </w:p>
         </w:tc>
         <w:tc>
@@ -2101,6 +2603,7 @@
             <w:pPr>
               <w:spacing w:line="360" w:lineRule="auto"/>
               <w:ind w:firstLine="709"/>
+              <w:jc w:val="both"/>
               <w:rPr>
                 <w:sz w:val="28"/>
                 <w:szCs w:val="28"/>
@@ -2123,6 +2626,7 @@
             <w:pPr>
               <w:spacing w:line="360" w:lineRule="auto"/>
               <w:ind w:firstLine="709"/>
+              <w:jc w:val="both"/>
               <w:rPr>
                 <w:sz w:val="28"/>
                 <w:szCs w:val="28"/>
@@ -2147,6 +2651,7 @@
             <w:pPr>
               <w:spacing w:line="360" w:lineRule="auto"/>
               <w:ind w:firstLine="709"/>
+              <w:jc w:val="both"/>
               <w:rPr>
                 <w:sz w:val="28"/>
                 <w:szCs w:val="28"/>
@@ -2171,6 +2676,7 @@
             <w:pPr>
               <w:spacing w:line="360" w:lineRule="auto"/>
               <w:ind w:firstLine="709"/>
+              <w:jc w:val="both"/>
               <w:rPr>
                 <w:sz w:val="28"/>
                 <w:szCs w:val="28"/>
@@ -2181,7 +2687,7 @@
                 <w:sz w:val="28"/>
                 <w:szCs w:val="28"/>
               </w:rPr>
-              <w:t>Подходит для клиент-серверных приложений</w:t>
+              <w:t>Удобство написания игровых механик</w:t>
             </w:r>
           </w:p>
         </w:tc>
@@ -2193,6 +2699,7 @@
             <w:pPr>
               <w:spacing w:line="360" w:lineRule="auto"/>
               <w:ind w:firstLine="709"/>
+              <w:jc w:val="both"/>
               <w:rPr>
                 <w:sz w:val="28"/>
                 <w:szCs w:val="28"/>
@@ -2215,6 +2722,7 @@
             <w:pPr>
               <w:spacing w:line="360" w:lineRule="auto"/>
               <w:ind w:firstLine="709"/>
+              <w:jc w:val="both"/>
               <w:rPr>
                 <w:sz w:val="28"/>
                 <w:szCs w:val="28"/>
@@ -2237,6 +2745,7 @@
             <w:pPr>
               <w:spacing w:line="360" w:lineRule="auto"/>
               <w:ind w:firstLine="709"/>
+              <w:jc w:val="both"/>
               <w:rPr>
                 <w:sz w:val="28"/>
                 <w:szCs w:val="28"/>
@@ -2261,18 +2770,173 @@
         <w:ind w:firstLine="709"/>
         <w:jc w:val="both"/>
         <w:rPr>
-          <w:sz w:val="28"/>
-          <w:szCs w:val="28"/>
-        </w:rPr>
-      </w:pPr>
-      <w:r>
-        <w:rPr>
-          <w:color w:val="000000"/>
-          <w:sz w:val="28"/>
-          <w:szCs w:val="28"/>
-        </w:rPr>
-        <w:t>Исходя из таблицы 2, в качестве СУБД выбрана MySQL, так как она обеспечивает надежное хранение данных, поддержку многопользовательской работы и подходит для клиент-серверных приложений.</w:t>
-      </w:r>
+          <w:color w:val="000000"/>
+          <w:sz w:val="28"/>
+          <w:szCs w:val="28"/>
+          <w:lang w:val="ru-RU"/>
+        </w:rPr>
+      </w:pPr>
+      <w:r>
+        <w:rPr>
+          <w:color w:val="000000"/>
+          <w:sz w:val="28"/>
+          <w:szCs w:val="28"/>
+          <w:lang w:val="ru-RU"/>
+        </w:rPr>
+        <w:t xml:space="preserve">Исходя из таблицы 2, для разработки выбран язык </w:t>
+      </w:r>
+      <w:proofErr w:type="spellStart"/>
+      <w:r>
+        <w:rPr>
+          <w:b/>
+          <w:bCs/>
+          <w:color w:val="000000"/>
+          <w:sz w:val="28"/>
+          <w:szCs w:val="28"/>
+          <w:lang w:val="ru-RU"/>
+        </w:rPr>
+        <w:t>GDScript</w:t>
+      </w:r>
+      <w:proofErr w:type="spellEnd"/>
+      <w:r>
+        <w:rPr>
+          <w:color w:val="000000"/>
+          <w:sz w:val="28"/>
+          <w:szCs w:val="28"/>
+          <w:lang w:val="ru-RU"/>
+        </w:rPr>
+        <w:t xml:space="preserve">, так как он полностью интегрирован с </w:t>
+      </w:r>
+      <w:proofErr w:type="spellStart"/>
+      <w:r>
+        <w:rPr>
+          <w:color w:val="000000"/>
+          <w:sz w:val="28"/>
+          <w:szCs w:val="28"/>
+          <w:lang w:val="ru-RU"/>
+        </w:rPr>
+        <w:t>Godot</w:t>
+      </w:r>
+      <w:proofErr w:type="spellEnd"/>
+      <w:r>
+        <w:rPr>
+          <w:color w:val="000000"/>
+          <w:sz w:val="28"/>
+          <w:szCs w:val="28"/>
+          <w:lang w:val="ru-RU"/>
+        </w:rPr>
+        <w:t xml:space="preserve"> 4, имеет простой синтаксис и обеспечивает высокую скорость создания игровых механик.</w:t>
+      </w:r>
+    </w:p>
+    <w:p>
+      <w:pPr>
+        <w:spacing w:line="360" w:lineRule="auto"/>
+        <w:ind w:firstLine="709"/>
+        <w:jc w:val="both"/>
+        <w:rPr>
+          <w:color w:val="000000"/>
+          <w:sz w:val="28"/>
+          <w:szCs w:val="28"/>
+          <w:lang w:val="ru-RU"/>
+        </w:rPr>
+      </w:pPr>
+      <w:r>
+        <w:rPr>
+          <w:color w:val="000000"/>
+          <w:sz w:val="28"/>
+          <w:szCs w:val="28"/>
+          <w:lang w:val="ru-RU"/>
+        </w:rPr>
+        <w:lastRenderedPageBreak/>
+        <w:t xml:space="preserve">В качестве среды разработки используется </w:t>
+      </w:r>
+      <w:proofErr w:type="spellStart"/>
+      <w:r>
+        <w:rPr>
+          <w:b/>
+          <w:bCs/>
+          <w:color w:val="000000"/>
+          <w:sz w:val="28"/>
+          <w:szCs w:val="28"/>
+          <w:lang w:val="ru-RU"/>
+        </w:rPr>
+        <w:t>Godot</w:t>
+      </w:r>
+      <w:proofErr w:type="spellEnd"/>
+      <w:r>
+        <w:rPr>
+          <w:b/>
+          <w:bCs/>
+          <w:color w:val="000000"/>
+          <w:sz w:val="28"/>
+          <w:szCs w:val="28"/>
+          <w:lang w:val="ru-RU"/>
+        </w:rPr>
+        <w:t xml:space="preserve"> Editor</w:t>
+      </w:r>
+      <w:r>
+        <w:rPr>
+          <w:color w:val="000000"/>
+          <w:sz w:val="28"/>
+          <w:szCs w:val="28"/>
+          <w:lang w:val="ru-RU"/>
+        </w:rPr>
+        <w:t>, который предоставляет инструменты для создания сцен, написания программного кода, настройки анимаций, работы с пользовательским интерфейсом и тестирования игры.</w:t>
+      </w:r>
+    </w:p>
+    <w:p>
+      <w:pPr>
+        <w:spacing w:line="360" w:lineRule="auto"/>
+        <w:ind w:firstLine="709"/>
+        <w:jc w:val="both"/>
+        <w:rPr>
+          <w:color w:val="000000"/>
+          <w:sz w:val="28"/>
+          <w:szCs w:val="28"/>
+          <w:lang w:val="ru-RU"/>
+        </w:rPr>
+      </w:pPr>
+      <w:r>
+        <w:rPr>
+          <w:color w:val="000000"/>
+          <w:sz w:val="28"/>
+          <w:szCs w:val="28"/>
+          <w:lang w:val="ru-RU"/>
+        </w:rPr>
+        <w:t>Выбранный набор инструментов позволяет реализовать все требования, предъявляемые к компьютерной игре «</w:t>
+      </w:r>
+      <w:proofErr w:type="spellStart"/>
+      <w:r>
+        <w:rPr>
+          <w:color w:val="000000"/>
+          <w:sz w:val="28"/>
+          <w:szCs w:val="28"/>
+          <w:lang w:val="ru-RU"/>
+        </w:rPr>
+        <w:t>Rogue</w:t>
+      </w:r>
+      <w:proofErr w:type="spellEnd"/>
+      <w:r>
+        <w:rPr>
+          <w:color w:val="000000"/>
+          <w:sz w:val="28"/>
+          <w:szCs w:val="28"/>
+          <w:lang w:val="ru-RU"/>
+        </w:rPr>
+        <w:t xml:space="preserve"> Legend», включая процедурную генерацию уровней, систему боя, искусственный интеллект противников и сохранение игрового прогресса.</w:t>
+      </w:r>
+    </w:p>
+    <w:p>
+      <w:pPr>
+        <w:spacing w:line="360" w:lineRule="auto"/>
+        <w:ind w:firstLine="709"/>
+        <w:jc w:val="both"/>
+        <w:rPr>
+          <w:sz w:val="28"/>
+          <w:szCs w:val="28"/>
+          <w:lang w:val="ru-RU"/>
+        </w:rPr>
+      </w:pPr>
     </w:p>
     <w:sectPr>
       <w:pgSz w:w="11906" w:h="16838"/>
@@ -2400,6 +3064,304 @@
     </w:lvl>
   </w:abstractNum>
   <w:abstractNum w:abstractNumId="1" w15:restartNumberingAfterBreak="0">
+    <w:nsid w:val="047E7ABB"/>
+    <w:multiLevelType w:val="multilevel"/>
+    <w:tmpl w:val="4B74F09C"/>
+    <w:lvl w:ilvl="0">
+      <w:start w:val="1"/>
+      <w:numFmt w:val="bullet"/>
+      <w:lvlText w:val=""/>
+      <w:lvlJc w:val="left"/>
+      <w:pPr>
+        <w:tabs>
+          <w:tab w:val="num" w:pos="720"/>
+        </w:tabs>
+        <w:ind w:left="720" w:hanging="360"/>
+      </w:pPr>
+      <w:rPr>
+        <w:rFonts w:ascii="Symbol" w:hAnsi="Symbol" w:hint="default"/>
+        <w:sz w:val="20"/>
+      </w:rPr>
+    </w:lvl>
+    <w:lvl w:ilvl="1" w:tentative="1">
+      <w:start w:val="1"/>
+      <w:numFmt w:val="bullet"/>
+      <w:lvlText w:val="o"/>
+      <w:lvlJc w:val="left"/>
+      <w:pPr>
+        <w:tabs>
+          <w:tab w:val="num" w:pos="1440"/>
+        </w:tabs>
+        <w:ind w:left="1440" w:hanging="360"/>
+      </w:pPr>
+      <w:rPr>
+        <w:rFonts w:ascii="Courier New" w:hAnsi="Courier New" w:hint="default"/>
+        <w:sz w:val="20"/>
+      </w:rPr>
+    </w:lvl>
+    <w:lvl w:ilvl="2" w:tentative="1">
+      <w:start w:val="1"/>
+      <w:numFmt w:val="bullet"/>
+      <w:lvlText w:val=""/>
+      <w:lvlJc w:val="left"/>
+      <w:pPr>
+        <w:tabs>
+          <w:tab w:val="num" w:pos="2160"/>
+        </w:tabs>
+        <w:ind w:left="2160" w:hanging="360"/>
+      </w:pPr>
+      <w:rPr>
+        <w:rFonts w:ascii="Wingdings" w:hAnsi="Wingdings" w:hint="default"/>
+        <w:sz w:val="20"/>
+      </w:rPr>
+    </w:lvl>
+    <w:lvl w:ilvl="3" w:tentative="1">
+      <w:start w:val="1"/>
+      <w:numFmt w:val="bullet"/>
+      <w:lvlText w:val=""/>
+      <w:lvlJc w:val="left"/>
+      <w:pPr>
+        <w:tabs>
+          <w:tab w:val="num" w:pos="2880"/>
+        </w:tabs>
+        <w:ind w:left="2880" w:hanging="360"/>
+      </w:pPr>
+      <w:rPr>
+        <w:rFonts w:ascii="Wingdings" w:hAnsi="Wingdings" w:hint="default"/>
+        <w:sz w:val="20"/>
+      </w:rPr>
+    </w:lvl>
+    <w:lvl w:ilvl="4" w:tentative="1">
+      <w:start w:val="1"/>
+      <w:numFmt w:val="bullet"/>
+      <w:lvlText w:val=""/>
+      <w:lvlJc w:val="left"/>
+      <w:pPr>
+        <w:tabs>
+          <w:tab w:val="num" w:pos="3600"/>
+        </w:tabs>
+        <w:ind w:left="3600" w:hanging="360"/>
+      </w:pPr>
+      <w:rPr>
+        <w:rFonts w:ascii="Wingdings" w:hAnsi="Wingdings" w:hint="default"/>
+        <w:sz w:val="20"/>
+      </w:rPr>
+    </w:lvl>
+    <w:lvl w:ilvl="5" w:tentative="1">
+      <w:start w:val="1"/>
+      <w:numFmt w:val="bullet"/>
+      <w:lvlText w:val=""/>
+      <w:lvlJc w:val="left"/>
+      <w:pPr>
+        <w:tabs>
+          <w:tab w:val="num" w:pos="4320"/>
+        </w:tabs>
+        <w:ind w:left="4320" w:hanging="360"/>
+      </w:pPr>
+      <w:rPr>
+        <w:rFonts w:ascii="Wingdings" w:hAnsi="Wingdings" w:hint="default"/>
+        <w:sz w:val="20"/>
+      </w:rPr>
+    </w:lvl>
+    <w:lvl w:ilvl="6" w:tentative="1">
+      <w:start w:val="1"/>
+      <w:numFmt w:val="bullet"/>
+      <w:lvlText w:val=""/>
+      <w:lvlJc w:val="left"/>
+      <w:pPr>
+        <w:tabs>
+          <w:tab w:val="num" w:pos="5040"/>
+        </w:tabs>
+        <w:ind w:left="5040" w:hanging="360"/>
+      </w:pPr>
+      <w:rPr>
+        <w:rFonts w:ascii="Wingdings" w:hAnsi="Wingdings" w:hint="default"/>
+        <w:sz w:val="20"/>
+      </w:rPr>
+    </w:lvl>
+    <w:lvl w:ilvl="7" w:tentative="1">
+      <w:start w:val="1"/>
+      <w:numFmt w:val="bullet"/>
+      <w:lvlText w:val=""/>
+      <w:lvlJc w:val="left"/>
+      <w:pPr>
+        <w:tabs>
+          <w:tab w:val="num" w:pos="5760"/>
+        </w:tabs>
+        <w:ind w:left="5760" w:hanging="360"/>
+      </w:pPr>
+      <w:rPr>
+        <w:rFonts w:ascii="Wingdings" w:hAnsi="Wingdings" w:hint="default"/>
+        <w:sz w:val="20"/>
+      </w:rPr>
+    </w:lvl>
+    <w:lvl w:ilvl="8" w:tentative="1">
+      <w:start w:val="1"/>
+      <w:numFmt w:val="bullet"/>
+      <w:lvlText w:val=""/>
+      <w:lvlJc w:val="left"/>
+      <w:pPr>
+        <w:tabs>
+          <w:tab w:val="num" w:pos="6480"/>
+        </w:tabs>
+        <w:ind w:left="6480" w:hanging="360"/>
+      </w:pPr>
+      <w:rPr>
+        <w:rFonts w:ascii="Wingdings" w:hAnsi="Wingdings" w:hint="default"/>
+        <w:sz w:val="20"/>
+      </w:rPr>
+    </w:lvl>
+  </w:abstractNum>
+  <w:abstractNum w:abstractNumId="2" w15:restartNumberingAfterBreak="0">
+    <w:nsid w:val="0EA57DBA"/>
+    <w:multiLevelType w:val="multilevel"/>
+    <w:tmpl w:val="3D58E21C"/>
+    <w:lvl w:ilvl="0">
+      <w:start w:val="1"/>
+      <w:numFmt w:val="bullet"/>
+      <w:lvlText w:val=""/>
+      <w:lvlJc w:val="left"/>
+      <w:pPr>
+        <w:tabs>
+          <w:tab w:val="num" w:pos="720"/>
+        </w:tabs>
+        <w:ind w:left="720" w:hanging="360"/>
+      </w:pPr>
+      <w:rPr>
+        <w:rFonts w:ascii="Symbol" w:hAnsi="Symbol" w:hint="default"/>
+        <w:sz w:val="20"/>
+      </w:rPr>
+    </w:lvl>
+    <w:lvl w:ilvl="1" w:tentative="1">
+      <w:start w:val="1"/>
+      <w:numFmt w:val="bullet"/>
+      <w:lvlText w:val="o"/>
+      <w:lvlJc w:val="left"/>
+      <w:pPr>
+        <w:tabs>
+          <w:tab w:val="num" w:pos="1440"/>
+        </w:tabs>
+        <w:ind w:left="1440" w:hanging="360"/>
+      </w:pPr>
+      <w:rPr>
+        <w:rFonts w:ascii="Courier New" w:hAnsi="Courier New" w:hint="default"/>
+        <w:sz w:val="20"/>
+      </w:rPr>
+    </w:lvl>
+    <w:lvl w:ilvl="2" w:tentative="1">
+      <w:start w:val="1"/>
+      <w:numFmt w:val="bullet"/>
+      <w:lvlText w:val=""/>
+      <w:lvlJc w:val="left"/>
+      <w:pPr>
+        <w:tabs>
+          <w:tab w:val="num" w:pos="2160"/>
+        </w:tabs>
+        <w:ind w:left="2160" w:hanging="360"/>
+      </w:pPr>
+      <w:rPr>
+        <w:rFonts w:ascii="Wingdings" w:hAnsi="Wingdings" w:hint="default"/>
+        <w:sz w:val="20"/>
+      </w:rPr>
+    </w:lvl>
+    <w:lvl w:ilvl="3" w:tentative="1">
+      <w:start w:val="1"/>
+      <w:numFmt w:val="bullet"/>
+      <w:lvlText w:val=""/>
+      <w:lvlJc w:val="left"/>
+      <w:pPr>
+        <w:tabs>
+          <w:tab w:val="num" w:pos="2880"/>
+        </w:tabs>
+        <w:ind w:left="2880" w:hanging="360"/>
+      </w:pPr>
+      <w:rPr>
+        <w:rFonts w:ascii="Wingdings" w:hAnsi="Wingdings" w:hint="default"/>
+        <w:sz w:val="20"/>
+      </w:rPr>
+    </w:lvl>
+    <w:lvl w:ilvl="4" w:tentative="1">
+      <w:start w:val="1"/>
+      <w:numFmt w:val="bullet"/>
+      <w:lvlText w:val=""/>
+      <w:lvlJc w:val="left"/>
+      <w:pPr>
+        <w:tabs>
+          <w:tab w:val="num" w:pos="3600"/>
+        </w:tabs>
+        <w:ind w:left="3600" w:hanging="360"/>
+      </w:pPr>
+      <w:rPr>
+        <w:rFonts w:ascii="Wingdings" w:hAnsi="Wingdings" w:hint="default"/>
+        <w:sz w:val="20"/>
+      </w:rPr>
+    </w:lvl>
+    <w:lvl w:ilvl="5" w:tentative="1">
+      <w:start w:val="1"/>
+      <w:numFmt w:val="bullet"/>
+      <w:lvlText w:val=""/>
+      <w:lvlJc w:val="left"/>
+      <w:pPr>
+        <w:tabs>
+          <w:tab w:val="num" w:pos="4320"/>
+        </w:tabs>
+        <w:ind w:left="4320" w:hanging="360"/>
+      </w:pPr>
+      <w:rPr>
+        <w:rFonts w:ascii="Wingdings" w:hAnsi="Wingdings" w:hint="default"/>
+        <w:sz w:val="20"/>
+      </w:rPr>
+    </w:lvl>
+    <w:lvl w:ilvl="6" w:tentative="1">
+      <w:start w:val="1"/>
+      <w:numFmt w:val="bullet"/>
+      <w:lvlText w:val=""/>
+      <w:lvlJc w:val="left"/>
+      <w:pPr>
+        <w:tabs>
+          <w:tab w:val="num" w:pos="5040"/>
+        </w:tabs>
+        <w:ind w:left="5040" w:hanging="360"/>
+      </w:pPr>
+      <w:rPr>
+        <w:rFonts w:ascii="Wingdings" w:hAnsi="Wingdings" w:hint="default"/>
+        <w:sz w:val="20"/>
+      </w:rPr>
+    </w:lvl>
+    <w:lvl w:ilvl="7" w:tentative="1">
+      <w:start w:val="1"/>
+      <w:numFmt w:val="bullet"/>
+      <w:lvlText w:val=""/>
+      <w:lvlJc w:val="left"/>
+      <w:pPr>
+        <w:tabs>
+          <w:tab w:val="num" w:pos="5760"/>
+        </w:tabs>
+        <w:ind w:left="5760" w:hanging="360"/>
+      </w:pPr>
+      <w:rPr>
+        <w:rFonts w:ascii="Wingdings" w:hAnsi="Wingdings" w:hint="default"/>
+        <w:sz w:val="20"/>
+      </w:rPr>
+    </w:lvl>
+    <w:lvl w:ilvl="8" w:tentative="1">
+      <w:start w:val="1"/>
+      <w:numFmt w:val="bullet"/>
+      <w:lvlText w:val=""/>
+      <w:lvlJc w:val="left"/>
+      <w:pPr>
+        <w:tabs>
+          <w:tab w:val="num" w:pos="6480"/>
+        </w:tabs>
+        <w:ind w:left="6480" w:hanging="360"/>
+      </w:pPr>
+      <w:rPr>
+        <w:rFonts w:ascii="Wingdings" w:hAnsi="Wingdings" w:hint="default"/>
+        <w:sz w:val="20"/>
+      </w:rPr>
+    </w:lvl>
+  </w:abstractNum>
+  <w:abstractNum w:abstractNumId="3" w15:restartNumberingAfterBreak="0">
     <w:nsid w:val="11435DB8"/>
     <w:multiLevelType w:val="multilevel"/>
     <w:tmpl w:val="BDEA5B9E"/>
@@ -2512,7 +3474,7 @@
       </w:rPr>
     </w:lvl>
   </w:abstractNum>
-  <w:abstractNum w:abstractNumId="2" w15:restartNumberingAfterBreak="0">
+  <w:abstractNum w:abstractNumId="4" w15:restartNumberingAfterBreak="0">
     <w:nsid w:val="149F5E7A"/>
     <w:multiLevelType w:val="multilevel"/>
     <w:tmpl w:val="149F5E7A"/>
@@ -2625,7 +3587,156 @@
       </w:rPr>
     </w:lvl>
   </w:abstractNum>
-  <w:abstractNum w:abstractNumId="3" w15:restartNumberingAfterBreak="0">
+  <w:abstractNum w:abstractNumId="5" w15:restartNumberingAfterBreak="0">
+    <w:nsid w:val="16735BF8"/>
+    <w:multiLevelType w:val="multilevel"/>
+    <w:tmpl w:val="E7BA5278"/>
+    <w:lvl w:ilvl="0">
+      <w:start w:val="1"/>
+      <w:numFmt w:val="bullet"/>
+      <w:lvlText w:val=""/>
+      <w:lvlJc w:val="left"/>
+      <w:pPr>
+        <w:tabs>
+          <w:tab w:val="num" w:pos="720"/>
+        </w:tabs>
+        <w:ind w:left="720" w:hanging="360"/>
+      </w:pPr>
+      <w:rPr>
+        <w:rFonts w:ascii="Symbol" w:hAnsi="Symbol" w:hint="default"/>
+        <w:sz w:val="20"/>
+      </w:rPr>
+    </w:lvl>
+    <w:lvl w:ilvl="1" w:tentative="1">
+      <w:start w:val="1"/>
+      <w:numFmt w:val="bullet"/>
+      <w:lvlText w:val="o"/>
+      <w:lvlJc w:val="left"/>
+      <w:pPr>
+        <w:tabs>
+          <w:tab w:val="num" w:pos="1440"/>
+        </w:tabs>
+        <w:ind w:left="1440" w:hanging="360"/>
+      </w:pPr>
+      <w:rPr>
+        <w:rFonts w:ascii="Courier New" w:hAnsi="Courier New" w:hint="default"/>
+        <w:sz w:val="20"/>
+      </w:rPr>
+    </w:lvl>
+    <w:lvl w:ilvl="2" w:tentative="1">
+      <w:start w:val="1"/>
+      <w:numFmt w:val="bullet"/>
+      <w:lvlText w:val=""/>
+      <w:lvlJc w:val="left"/>
+      <w:pPr>
+        <w:tabs>
+          <w:tab w:val="num" w:pos="2160"/>
+        </w:tabs>
+        <w:ind w:left="2160" w:hanging="360"/>
+      </w:pPr>
+      <w:rPr>
+        <w:rFonts w:ascii="Wingdings" w:hAnsi="Wingdings" w:hint="default"/>
+        <w:sz w:val="20"/>
+      </w:rPr>
+    </w:lvl>
+    <w:lvl w:ilvl="3" w:tentative="1">
+      <w:start w:val="1"/>
+      <w:numFmt w:val="bullet"/>
+      <w:lvlText w:val=""/>
+      <w:lvlJc w:val="left"/>
+      <w:pPr>
+        <w:tabs>
+          <w:tab w:val="num" w:pos="2880"/>
+        </w:tabs>
+        <w:ind w:left="2880" w:hanging="360"/>
+      </w:pPr>
+      <w:rPr>
+        <w:rFonts w:ascii="Wingdings" w:hAnsi="Wingdings" w:hint="default"/>
+        <w:sz w:val="20"/>
+      </w:rPr>
+    </w:lvl>
+    <w:lvl w:ilvl="4" w:tentative="1">
+      <w:start w:val="1"/>
+      <w:numFmt w:val="bullet"/>
+      <w:lvlText w:val=""/>
+      <w:lvlJc w:val="left"/>
+      <w:pPr>
+        <w:tabs>
+          <w:tab w:val="num" w:pos="3600"/>
+        </w:tabs>
+        <w:ind w:left="3600" w:hanging="360"/>
+      </w:pPr>
+      <w:rPr>
+        <w:rFonts w:ascii="Wingdings" w:hAnsi="Wingdings" w:hint="default"/>
+        <w:sz w:val="20"/>
+      </w:rPr>
+    </w:lvl>
+    <w:lvl w:ilvl="5" w:tentative="1">
+      <w:start w:val="1"/>
+      <w:numFmt w:val="bullet"/>
+      <w:lvlText w:val=""/>
+      <w:lvlJc w:val="left"/>
+      <w:pPr>
+        <w:tabs>
+          <w:tab w:val="num" w:pos="4320"/>
+        </w:tabs>
+        <w:ind w:left="4320" w:hanging="360"/>
+      </w:pPr>
+      <w:rPr>
+        <w:rFonts w:ascii="Wingdings" w:hAnsi="Wingdings" w:hint="default"/>
+        <w:sz w:val="20"/>
+      </w:rPr>
+    </w:lvl>
+    <w:lvl w:ilvl="6" w:tentative="1">
+      <w:start w:val="1"/>
+      <w:numFmt w:val="bullet"/>
+      <w:lvlText w:val=""/>
+      <w:lvlJc w:val="left"/>
+      <w:pPr>
+        <w:tabs>
+          <w:tab w:val="num" w:pos="5040"/>
+        </w:tabs>
+        <w:ind w:left="5040" w:hanging="360"/>
+      </w:pPr>
+      <w:rPr>
+        <w:rFonts w:ascii="Wingdings" w:hAnsi="Wingdings" w:hint="default"/>
+        <w:sz w:val="20"/>
+      </w:rPr>
+    </w:lvl>
+    <w:lvl w:ilvl="7" w:tentative="1">
+      <w:start w:val="1"/>
+      <w:numFmt w:val="bullet"/>
+      <w:lvlText w:val=""/>
+      <w:lvlJc w:val="left"/>
+      <w:pPr>
+        <w:tabs>
+          <w:tab w:val="num" w:pos="5760"/>
+        </w:tabs>
+        <w:ind w:left="5760" w:hanging="360"/>
+      </w:pPr>
+      <w:rPr>
+        <w:rFonts w:ascii="Wingdings" w:hAnsi="Wingdings" w:hint="default"/>
+        <w:sz w:val="20"/>
+      </w:rPr>
+    </w:lvl>
+    <w:lvl w:ilvl="8" w:tentative="1">
+      <w:start w:val="1"/>
+      <w:numFmt w:val="bullet"/>
+      <w:lvlText w:val=""/>
+      <w:lvlJc w:val="left"/>
+      <w:pPr>
+        <w:tabs>
+          <w:tab w:val="num" w:pos="6480"/>
+        </w:tabs>
+        <w:ind w:left="6480" w:hanging="360"/>
+      </w:pPr>
+      <w:rPr>
+        <w:rFonts w:ascii="Wingdings" w:hAnsi="Wingdings" w:hint="default"/>
+        <w:sz w:val="20"/>
+      </w:rPr>
+    </w:lvl>
+  </w:abstractNum>
+  <w:abstractNum w:abstractNumId="6" w15:restartNumberingAfterBreak="0">
     <w:nsid w:val="1FA3730A"/>
     <w:multiLevelType w:val="hybridMultilevel"/>
     <w:tmpl w:val="2BCA2842"/>
@@ -2738,7 +3849,7 @@
       </w:rPr>
     </w:lvl>
   </w:abstractNum>
-  <w:abstractNum w:abstractNumId="4" w15:restartNumberingAfterBreak="0">
+  <w:abstractNum w:abstractNumId="7" w15:restartNumberingAfterBreak="0">
     <w:nsid w:val="28FD2218"/>
     <w:multiLevelType w:val="hybridMultilevel"/>
     <w:tmpl w:val="7AF8FB90"/>
@@ -2851,7 +3962,7 @@
       </w:rPr>
     </w:lvl>
   </w:abstractNum>
-  <w:abstractNum w:abstractNumId="5" w15:restartNumberingAfterBreak="0">
+  <w:abstractNum w:abstractNumId="8" w15:restartNumberingAfterBreak="0">
     <w:nsid w:val="2B2264C1"/>
     <w:multiLevelType w:val="multilevel"/>
     <w:tmpl w:val="2B2264C1"/>
@@ -2964,7 +4075,7 @@
       </w:rPr>
     </w:lvl>
   </w:abstractNum>
-  <w:abstractNum w:abstractNumId="6" w15:restartNumberingAfterBreak="0">
+  <w:abstractNum w:abstractNumId="9" w15:restartNumberingAfterBreak="0">
     <w:nsid w:val="2FAE5C08"/>
     <w:multiLevelType w:val="multilevel"/>
     <w:tmpl w:val="71C298AC"/>
@@ -3077,7 +4188,7 @@
       </w:rPr>
     </w:lvl>
   </w:abstractNum>
-  <w:abstractNum w:abstractNumId="7" w15:restartNumberingAfterBreak="0">
+  <w:abstractNum w:abstractNumId="10" w15:restartNumberingAfterBreak="0">
     <w:nsid w:val="351D6963"/>
     <w:multiLevelType w:val="multilevel"/>
     <w:tmpl w:val="71C298AC"/>
@@ -3190,7 +4301,156 @@
       </w:rPr>
     </w:lvl>
   </w:abstractNum>
-  <w:abstractNum w:abstractNumId="8" w15:restartNumberingAfterBreak="0">
+  <w:abstractNum w:abstractNumId="11" w15:restartNumberingAfterBreak="0">
+    <w:nsid w:val="368B3D3F"/>
+    <w:multiLevelType w:val="multilevel"/>
+    <w:tmpl w:val="9482CD8A"/>
+    <w:lvl w:ilvl="0">
+      <w:start w:val="1"/>
+      <w:numFmt w:val="bullet"/>
+      <w:lvlText w:val=""/>
+      <w:lvlJc w:val="left"/>
+      <w:pPr>
+        <w:tabs>
+          <w:tab w:val="num" w:pos="720"/>
+        </w:tabs>
+        <w:ind w:left="720" w:hanging="360"/>
+      </w:pPr>
+      <w:rPr>
+        <w:rFonts w:ascii="Symbol" w:hAnsi="Symbol" w:hint="default"/>
+        <w:sz w:val="20"/>
+      </w:rPr>
+    </w:lvl>
+    <w:lvl w:ilvl="1" w:tentative="1">
+      <w:start w:val="1"/>
+      <w:numFmt w:val="bullet"/>
+      <w:lvlText w:val="o"/>
+      <w:lvlJc w:val="left"/>
+      <w:pPr>
+        <w:tabs>
+          <w:tab w:val="num" w:pos="1440"/>
+        </w:tabs>
+        <w:ind w:left="1440" w:hanging="360"/>
+      </w:pPr>
+      <w:rPr>
+        <w:rFonts w:ascii="Courier New" w:hAnsi="Courier New" w:hint="default"/>
+        <w:sz w:val="20"/>
+      </w:rPr>
+    </w:lvl>
+    <w:lvl w:ilvl="2" w:tentative="1">
+      <w:start w:val="1"/>
+      <w:numFmt w:val="bullet"/>
+      <w:lvlText w:val=""/>
+      <w:lvlJc w:val="left"/>
+      <w:pPr>
+        <w:tabs>
+          <w:tab w:val="num" w:pos="2160"/>
+        </w:tabs>
+        <w:ind w:left="2160" w:hanging="360"/>
+      </w:pPr>
+      <w:rPr>
+        <w:rFonts w:ascii="Wingdings" w:hAnsi="Wingdings" w:hint="default"/>
+        <w:sz w:val="20"/>
+      </w:rPr>
+    </w:lvl>
+    <w:lvl w:ilvl="3" w:tentative="1">
+      <w:start w:val="1"/>
+      <w:numFmt w:val="bullet"/>
+      <w:lvlText w:val=""/>
+      <w:lvlJc w:val="left"/>
+      <w:pPr>
+        <w:tabs>
+          <w:tab w:val="num" w:pos="2880"/>
+        </w:tabs>
+        <w:ind w:left="2880" w:hanging="360"/>
+      </w:pPr>
+      <w:rPr>
+        <w:rFonts w:ascii="Wingdings" w:hAnsi="Wingdings" w:hint="default"/>
+        <w:sz w:val="20"/>
+      </w:rPr>
+    </w:lvl>
+    <w:lvl w:ilvl="4" w:tentative="1">
+      <w:start w:val="1"/>
+      <w:numFmt w:val="bullet"/>
+      <w:lvlText w:val=""/>
+      <w:lvlJc w:val="left"/>
+      <w:pPr>
+        <w:tabs>
+          <w:tab w:val="num" w:pos="3600"/>
+        </w:tabs>
+        <w:ind w:left="3600" w:hanging="360"/>
+      </w:pPr>
+      <w:rPr>
+        <w:rFonts w:ascii="Wingdings" w:hAnsi="Wingdings" w:hint="default"/>
+        <w:sz w:val="20"/>
+      </w:rPr>
+    </w:lvl>
+    <w:lvl w:ilvl="5" w:tentative="1">
+      <w:start w:val="1"/>
+      <w:numFmt w:val="bullet"/>
+      <w:lvlText w:val=""/>
+      <w:lvlJc w:val="left"/>
+      <w:pPr>
+        <w:tabs>
+          <w:tab w:val="num" w:pos="4320"/>
+        </w:tabs>
+        <w:ind w:left="4320" w:hanging="360"/>
+      </w:pPr>
+      <w:rPr>
+        <w:rFonts w:ascii="Wingdings" w:hAnsi="Wingdings" w:hint="default"/>
+        <w:sz w:val="20"/>
+      </w:rPr>
+    </w:lvl>
+    <w:lvl w:ilvl="6" w:tentative="1">
+      <w:start w:val="1"/>
+      <w:numFmt w:val="bullet"/>
+      <w:lvlText w:val=""/>
+      <w:lvlJc w:val="left"/>
+      <w:pPr>
+        <w:tabs>
+          <w:tab w:val="num" w:pos="5040"/>
+        </w:tabs>
+        <w:ind w:left="5040" w:hanging="360"/>
+      </w:pPr>
+      <w:rPr>
+        <w:rFonts w:ascii="Wingdings" w:hAnsi="Wingdings" w:hint="default"/>
+        <w:sz w:val="20"/>
+      </w:rPr>
+    </w:lvl>
+    <w:lvl w:ilvl="7" w:tentative="1">
+      <w:start w:val="1"/>
+      <w:numFmt w:val="bullet"/>
+      <w:lvlText w:val=""/>
+      <w:lvlJc w:val="left"/>
+      <w:pPr>
+        <w:tabs>
+          <w:tab w:val="num" w:pos="5760"/>
+        </w:tabs>
+        <w:ind w:left="5760" w:hanging="360"/>
+      </w:pPr>
+      <w:rPr>
+        <w:rFonts w:ascii="Wingdings" w:hAnsi="Wingdings" w:hint="default"/>
+        <w:sz w:val="20"/>
+      </w:rPr>
+    </w:lvl>
+    <w:lvl w:ilvl="8" w:tentative="1">
+      <w:start w:val="1"/>
+      <w:numFmt w:val="bullet"/>
+      <w:lvlText w:val=""/>
+      <w:lvlJc w:val="left"/>
+      <w:pPr>
+        <w:tabs>
+          <w:tab w:val="num" w:pos="6480"/>
+        </w:tabs>
+        <w:ind w:left="6480" w:hanging="360"/>
+      </w:pPr>
+      <w:rPr>
+        <w:rFonts w:ascii="Wingdings" w:hAnsi="Wingdings" w:hint="default"/>
+        <w:sz w:val="20"/>
+      </w:rPr>
+    </w:lvl>
+  </w:abstractNum>
+  <w:abstractNum w:abstractNumId="12" w15:restartNumberingAfterBreak="0">
     <w:nsid w:val="39E8371E"/>
     <w:multiLevelType w:val="multilevel"/>
     <w:tmpl w:val="39E8371E"/>
@@ -3276,7 +4536,305 @@
       </w:pPr>
     </w:lvl>
   </w:abstractNum>
-  <w:abstractNum w:abstractNumId="9" w15:restartNumberingAfterBreak="0">
+  <w:abstractNum w:abstractNumId="13" w15:restartNumberingAfterBreak="0">
+    <w:nsid w:val="3EE068AB"/>
+    <w:multiLevelType w:val="multilevel"/>
+    <w:tmpl w:val="654A4EFE"/>
+    <w:lvl w:ilvl="0">
+      <w:start w:val="1"/>
+      <w:numFmt w:val="bullet"/>
+      <w:lvlText w:val=""/>
+      <w:lvlJc w:val="left"/>
+      <w:pPr>
+        <w:tabs>
+          <w:tab w:val="num" w:pos="720"/>
+        </w:tabs>
+        <w:ind w:left="720" w:hanging="360"/>
+      </w:pPr>
+      <w:rPr>
+        <w:rFonts w:ascii="Symbol" w:hAnsi="Symbol" w:hint="default"/>
+        <w:sz w:val="20"/>
+      </w:rPr>
+    </w:lvl>
+    <w:lvl w:ilvl="1" w:tentative="1">
+      <w:start w:val="1"/>
+      <w:numFmt w:val="bullet"/>
+      <w:lvlText w:val="o"/>
+      <w:lvlJc w:val="left"/>
+      <w:pPr>
+        <w:tabs>
+          <w:tab w:val="num" w:pos="1440"/>
+        </w:tabs>
+        <w:ind w:left="1440" w:hanging="360"/>
+      </w:pPr>
+      <w:rPr>
+        <w:rFonts w:ascii="Courier New" w:hAnsi="Courier New" w:hint="default"/>
+        <w:sz w:val="20"/>
+      </w:rPr>
+    </w:lvl>
+    <w:lvl w:ilvl="2" w:tentative="1">
+      <w:start w:val="1"/>
+      <w:numFmt w:val="bullet"/>
+      <w:lvlText w:val=""/>
+      <w:lvlJc w:val="left"/>
+      <w:pPr>
+        <w:tabs>
+          <w:tab w:val="num" w:pos="2160"/>
+        </w:tabs>
+        <w:ind w:left="2160" w:hanging="360"/>
+      </w:pPr>
+      <w:rPr>
+        <w:rFonts w:ascii="Wingdings" w:hAnsi="Wingdings" w:hint="default"/>
+        <w:sz w:val="20"/>
+      </w:rPr>
+    </w:lvl>
+    <w:lvl w:ilvl="3" w:tentative="1">
+      <w:start w:val="1"/>
+      <w:numFmt w:val="bullet"/>
+      <w:lvlText w:val=""/>
+      <w:lvlJc w:val="left"/>
+      <w:pPr>
+        <w:tabs>
+          <w:tab w:val="num" w:pos="2880"/>
+        </w:tabs>
+        <w:ind w:left="2880" w:hanging="360"/>
+      </w:pPr>
+      <w:rPr>
+        <w:rFonts w:ascii="Wingdings" w:hAnsi="Wingdings" w:hint="default"/>
+        <w:sz w:val="20"/>
+      </w:rPr>
+    </w:lvl>
+    <w:lvl w:ilvl="4" w:tentative="1">
+      <w:start w:val="1"/>
+      <w:numFmt w:val="bullet"/>
+      <w:lvlText w:val=""/>
+      <w:lvlJc w:val="left"/>
+      <w:pPr>
+        <w:tabs>
+          <w:tab w:val="num" w:pos="3600"/>
+        </w:tabs>
+        <w:ind w:left="3600" w:hanging="360"/>
+      </w:pPr>
+      <w:rPr>
+        <w:rFonts w:ascii="Wingdings" w:hAnsi="Wingdings" w:hint="default"/>
+        <w:sz w:val="20"/>
+      </w:rPr>
+    </w:lvl>
+    <w:lvl w:ilvl="5" w:tentative="1">
+      <w:start w:val="1"/>
+      <w:numFmt w:val="bullet"/>
+      <w:lvlText w:val=""/>
+      <w:lvlJc w:val="left"/>
+      <w:pPr>
+        <w:tabs>
+          <w:tab w:val="num" w:pos="4320"/>
+        </w:tabs>
+        <w:ind w:left="4320" w:hanging="360"/>
+      </w:pPr>
+      <w:rPr>
+        <w:rFonts w:ascii="Wingdings" w:hAnsi="Wingdings" w:hint="default"/>
+        <w:sz w:val="20"/>
+      </w:rPr>
+    </w:lvl>
+    <w:lvl w:ilvl="6" w:tentative="1">
+      <w:start w:val="1"/>
+      <w:numFmt w:val="bullet"/>
+      <w:lvlText w:val=""/>
+      <w:lvlJc w:val="left"/>
+      <w:pPr>
+        <w:tabs>
+          <w:tab w:val="num" w:pos="5040"/>
+        </w:tabs>
+        <w:ind w:left="5040" w:hanging="360"/>
+      </w:pPr>
+      <w:rPr>
+        <w:rFonts w:ascii="Wingdings" w:hAnsi="Wingdings" w:hint="default"/>
+        <w:sz w:val="20"/>
+      </w:rPr>
+    </w:lvl>
+    <w:lvl w:ilvl="7" w:tentative="1">
+      <w:start w:val="1"/>
+      <w:numFmt w:val="bullet"/>
+      <w:lvlText w:val=""/>
+      <w:lvlJc w:val="left"/>
+      <w:pPr>
+        <w:tabs>
+          <w:tab w:val="num" w:pos="5760"/>
+        </w:tabs>
+        <w:ind w:left="5760" w:hanging="360"/>
+      </w:pPr>
+      <w:rPr>
+        <w:rFonts w:ascii="Wingdings" w:hAnsi="Wingdings" w:hint="default"/>
+        <w:sz w:val="20"/>
+      </w:rPr>
+    </w:lvl>
+    <w:lvl w:ilvl="8" w:tentative="1">
+      <w:start w:val="1"/>
+      <w:numFmt w:val="bullet"/>
+      <w:lvlText w:val=""/>
+      <w:lvlJc w:val="left"/>
+      <w:pPr>
+        <w:tabs>
+          <w:tab w:val="num" w:pos="6480"/>
+        </w:tabs>
+        <w:ind w:left="6480" w:hanging="360"/>
+      </w:pPr>
+      <w:rPr>
+        <w:rFonts w:ascii="Wingdings" w:hAnsi="Wingdings" w:hint="default"/>
+        <w:sz w:val="20"/>
+      </w:rPr>
+    </w:lvl>
+  </w:abstractNum>
+  <w:abstractNum w:abstractNumId="14" w15:restartNumberingAfterBreak="0">
+    <w:nsid w:val="40165FAF"/>
+    <w:multiLevelType w:val="multilevel"/>
+    <w:tmpl w:val="1520CA28"/>
+    <w:lvl w:ilvl="0">
+      <w:start w:val="1"/>
+      <w:numFmt w:val="bullet"/>
+      <w:lvlText w:val=""/>
+      <w:lvlJc w:val="left"/>
+      <w:pPr>
+        <w:tabs>
+          <w:tab w:val="num" w:pos="720"/>
+        </w:tabs>
+        <w:ind w:left="720" w:hanging="360"/>
+      </w:pPr>
+      <w:rPr>
+        <w:rFonts w:ascii="Symbol" w:hAnsi="Symbol" w:hint="default"/>
+        <w:sz w:val="20"/>
+      </w:rPr>
+    </w:lvl>
+    <w:lvl w:ilvl="1" w:tentative="1">
+      <w:start w:val="1"/>
+      <w:numFmt w:val="bullet"/>
+      <w:lvlText w:val="o"/>
+      <w:lvlJc w:val="left"/>
+      <w:pPr>
+        <w:tabs>
+          <w:tab w:val="num" w:pos="1440"/>
+        </w:tabs>
+        <w:ind w:left="1440" w:hanging="360"/>
+      </w:pPr>
+      <w:rPr>
+        <w:rFonts w:ascii="Courier New" w:hAnsi="Courier New" w:hint="default"/>
+        <w:sz w:val="20"/>
+      </w:rPr>
+    </w:lvl>
+    <w:lvl w:ilvl="2" w:tentative="1">
+      <w:start w:val="1"/>
+      <w:numFmt w:val="bullet"/>
+      <w:lvlText w:val=""/>
+      <w:lvlJc w:val="left"/>
+      <w:pPr>
+        <w:tabs>
+          <w:tab w:val="num" w:pos="2160"/>
+        </w:tabs>
+        <w:ind w:left="2160" w:hanging="360"/>
+      </w:pPr>
+      <w:rPr>
+        <w:rFonts w:ascii="Wingdings" w:hAnsi="Wingdings" w:hint="default"/>
+        <w:sz w:val="20"/>
+      </w:rPr>
+    </w:lvl>
+    <w:lvl w:ilvl="3" w:tentative="1">
+      <w:start w:val="1"/>
+      <w:numFmt w:val="bullet"/>
+      <w:lvlText w:val=""/>
+      <w:lvlJc w:val="left"/>
+      <w:pPr>
+        <w:tabs>
+          <w:tab w:val="num" w:pos="2880"/>
+        </w:tabs>
+        <w:ind w:left="2880" w:hanging="360"/>
+      </w:pPr>
+      <w:rPr>
+        <w:rFonts w:ascii="Wingdings" w:hAnsi="Wingdings" w:hint="default"/>
+        <w:sz w:val="20"/>
+      </w:rPr>
+    </w:lvl>
+    <w:lvl w:ilvl="4" w:tentative="1">
+      <w:start w:val="1"/>
+      <w:numFmt w:val="bullet"/>
+      <w:lvlText w:val=""/>
+      <w:lvlJc w:val="left"/>
+      <w:pPr>
+        <w:tabs>
+          <w:tab w:val="num" w:pos="3600"/>
+        </w:tabs>
+        <w:ind w:left="3600" w:hanging="360"/>
+      </w:pPr>
+      <w:rPr>
+        <w:rFonts w:ascii="Wingdings" w:hAnsi="Wingdings" w:hint="default"/>
+        <w:sz w:val="20"/>
+      </w:rPr>
+    </w:lvl>
+    <w:lvl w:ilvl="5" w:tentative="1">
+      <w:start w:val="1"/>
+      <w:numFmt w:val="bullet"/>
+      <w:lvlText w:val=""/>
+      <w:lvlJc w:val="left"/>
+      <w:pPr>
+        <w:tabs>
+          <w:tab w:val="num" w:pos="4320"/>
+        </w:tabs>
+        <w:ind w:left="4320" w:hanging="360"/>
+      </w:pPr>
+      <w:rPr>
+        <w:rFonts w:ascii="Wingdings" w:hAnsi="Wingdings" w:hint="default"/>
+        <w:sz w:val="20"/>
+      </w:rPr>
+    </w:lvl>
+    <w:lvl w:ilvl="6" w:tentative="1">
+      <w:start w:val="1"/>
+      <w:numFmt w:val="bullet"/>
+      <w:lvlText w:val=""/>
+      <w:lvlJc w:val="left"/>
+      <w:pPr>
+        <w:tabs>
+          <w:tab w:val="num" w:pos="5040"/>
+        </w:tabs>
+        <w:ind w:left="5040" w:hanging="360"/>
+      </w:pPr>
+      <w:rPr>
+        <w:rFonts w:ascii="Wingdings" w:hAnsi="Wingdings" w:hint="default"/>
+        <w:sz w:val="20"/>
+      </w:rPr>
+    </w:lvl>
+    <w:lvl w:ilvl="7" w:tentative="1">
+      <w:start w:val="1"/>
+      <w:numFmt w:val="bullet"/>
+      <w:lvlText w:val=""/>
+      <w:lvlJc w:val="left"/>
+      <w:pPr>
+        <w:tabs>
+          <w:tab w:val="num" w:pos="5760"/>
+        </w:tabs>
+        <w:ind w:left="5760" w:hanging="360"/>
+      </w:pPr>
+      <w:rPr>
+        <w:rFonts w:ascii="Wingdings" w:hAnsi="Wingdings" w:hint="default"/>
+        <w:sz w:val="20"/>
+      </w:rPr>
+    </w:lvl>
+    <w:lvl w:ilvl="8" w:tentative="1">
+      <w:start w:val="1"/>
+      <w:numFmt w:val="bullet"/>
+      <w:lvlText w:val=""/>
+      <w:lvlJc w:val="left"/>
+      <w:pPr>
+        <w:tabs>
+          <w:tab w:val="num" w:pos="6480"/>
+        </w:tabs>
+        <w:ind w:left="6480" w:hanging="360"/>
+      </w:pPr>
+      <w:rPr>
+        <w:rFonts w:ascii="Wingdings" w:hAnsi="Wingdings" w:hint="default"/>
+        <w:sz w:val="20"/>
+      </w:rPr>
+    </w:lvl>
+  </w:abstractNum>
+  <w:abstractNum w:abstractNumId="15" w15:restartNumberingAfterBreak="0">
     <w:nsid w:val="40CC1F49"/>
     <w:multiLevelType w:val="multilevel"/>
     <w:tmpl w:val="BDEA5B9E"/>
@@ -3389,7 +4947,156 @@
       </w:rPr>
     </w:lvl>
   </w:abstractNum>
-  <w:abstractNum w:abstractNumId="10" w15:restartNumberingAfterBreak="0">
+  <w:abstractNum w:abstractNumId="16" w15:restartNumberingAfterBreak="0">
+    <w:nsid w:val="447E50F1"/>
+    <w:multiLevelType w:val="multilevel"/>
+    <w:tmpl w:val="EC68D8A2"/>
+    <w:lvl w:ilvl="0">
+      <w:start w:val="1"/>
+      <w:numFmt w:val="bullet"/>
+      <w:lvlText w:val=""/>
+      <w:lvlJc w:val="left"/>
+      <w:pPr>
+        <w:tabs>
+          <w:tab w:val="num" w:pos="720"/>
+        </w:tabs>
+        <w:ind w:left="720" w:hanging="360"/>
+      </w:pPr>
+      <w:rPr>
+        <w:rFonts w:ascii="Symbol" w:hAnsi="Symbol" w:hint="default"/>
+        <w:sz w:val="20"/>
+      </w:rPr>
+    </w:lvl>
+    <w:lvl w:ilvl="1" w:tentative="1">
+      <w:start w:val="1"/>
+      <w:numFmt w:val="bullet"/>
+      <w:lvlText w:val="o"/>
+      <w:lvlJc w:val="left"/>
+      <w:pPr>
+        <w:tabs>
+          <w:tab w:val="num" w:pos="1440"/>
+        </w:tabs>
+        <w:ind w:left="1440" w:hanging="360"/>
+      </w:pPr>
+      <w:rPr>
+        <w:rFonts w:ascii="Courier New" w:hAnsi="Courier New" w:hint="default"/>
+        <w:sz w:val="20"/>
+      </w:rPr>
+    </w:lvl>
+    <w:lvl w:ilvl="2" w:tentative="1">
+      <w:start w:val="1"/>
+      <w:numFmt w:val="bullet"/>
+      <w:lvlText w:val=""/>
+      <w:lvlJc w:val="left"/>
+      <w:pPr>
+        <w:tabs>
+          <w:tab w:val="num" w:pos="2160"/>
+        </w:tabs>
+        <w:ind w:left="2160" w:hanging="360"/>
+      </w:pPr>
+      <w:rPr>
+        <w:rFonts w:ascii="Wingdings" w:hAnsi="Wingdings" w:hint="default"/>
+        <w:sz w:val="20"/>
+      </w:rPr>
+    </w:lvl>
+    <w:lvl w:ilvl="3" w:tentative="1">
+      <w:start w:val="1"/>
+      <w:numFmt w:val="bullet"/>
+      <w:lvlText w:val=""/>
+      <w:lvlJc w:val="left"/>
+      <w:pPr>
+        <w:tabs>
+          <w:tab w:val="num" w:pos="2880"/>
+        </w:tabs>
+        <w:ind w:left="2880" w:hanging="360"/>
+      </w:pPr>
+      <w:rPr>
+        <w:rFonts w:ascii="Wingdings" w:hAnsi="Wingdings" w:hint="default"/>
+        <w:sz w:val="20"/>
+      </w:rPr>
+    </w:lvl>
+    <w:lvl w:ilvl="4" w:tentative="1">
+      <w:start w:val="1"/>
+      <w:numFmt w:val="bullet"/>
+      <w:lvlText w:val=""/>
+      <w:lvlJc w:val="left"/>
+      <w:pPr>
+        <w:tabs>
+          <w:tab w:val="num" w:pos="3600"/>
+        </w:tabs>
+        <w:ind w:left="3600" w:hanging="360"/>
+      </w:pPr>
+      <w:rPr>
+        <w:rFonts w:ascii="Wingdings" w:hAnsi="Wingdings" w:hint="default"/>
+        <w:sz w:val="20"/>
+      </w:rPr>
+    </w:lvl>
+    <w:lvl w:ilvl="5" w:tentative="1">
+      <w:start w:val="1"/>
+      <w:numFmt w:val="bullet"/>
+      <w:lvlText w:val=""/>
+      <w:lvlJc w:val="left"/>
+      <w:pPr>
+        <w:tabs>
+          <w:tab w:val="num" w:pos="4320"/>
+        </w:tabs>
+        <w:ind w:left="4320" w:hanging="360"/>
+      </w:pPr>
+      <w:rPr>
+        <w:rFonts w:ascii="Wingdings" w:hAnsi="Wingdings" w:hint="default"/>
+        <w:sz w:val="20"/>
+      </w:rPr>
+    </w:lvl>
+    <w:lvl w:ilvl="6" w:tentative="1">
+      <w:start w:val="1"/>
+      <w:numFmt w:val="bullet"/>
+      <w:lvlText w:val=""/>
+      <w:lvlJc w:val="left"/>
+      <w:pPr>
+        <w:tabs>
+          <w:tab w:val="num" w:pos="5040"/>
+        </w:tabs>
+        <w:ind w:left="5040" w:hanging="360"/>
+      </w:pPr>
+      <w:rPr>
+        <w:rFonts w:ascii="Wingdings" w:hAnsi="Wingdings" w:hint="default"/>
+        <w:sz w:val="20"/>
+      </w:rPr>
+    </w:lvl>
+    <w:lvl w:ilvl="7" w:tentative="1">
+      <w:start w:val="1"/>
+      <w:numFmt w:val="bullet"/>
+      <w:lvlText w:val=""/>
+      <w:lvlJc w:val="left"/>
+      <w:pPr>
+        <w:tabs>
+          <w:tab w:val="num" w:pos="5760"/>
+        </w:tabs>
+        <w:ind w:left="5760" w:hanging="360"/>
+      </w:pPr>
+      <w:rPr>
+        <w:rFonts w:ascii="Wingdings" w:hAnsi="Wingdings" w:hint="default"/>
+        <w:sz w:val="20"/>
+      </w:rPr>
+    </w:lvl>
+    <w:lvl w:ilvl="8" w:tentative="1">
+      <w:start w:val="1"/>
+      <w:numFmt w:val="bullet"/>
+      <w:lvlText w:val=""/>
+      <w:lvlJc w:val="left"/>
+      <w:pPr>
+        <w:tabs>
+          <w:tab w:val="num" w:pos="6480"/>
+        </w:tabs>
+        <w:ind w:left="6480" w:hanging="360"/>
+      </w:pPr>
+      <w:rPr>
+        <w:rFonts w:ascii="Wingdings" w:hAnsi="Wingdings" w:hint="default"/>
+        <w:sz w:val="20"/>
+      </w:rPr>
+    </w:lvl>
+  </w:abstractNum>
+  <w:abstractNum w:abstractNumId="17" w15:restartNumberingAfterBreak="0">
     <w:nsid w:val="4B763588"/>
     <w:multiLevelType w:val="multilevel"/>
     <w:tmpl w:val="71C298AC"/>
@@ -3502,7 +5209,7 @@
       </w:rPr>
     </w:lvl>
   </w:abstractNum>
-  <w:abstractNum w:abstractNumId="11" w15:restartNumberingAfterBreak="0">
+  <w:abstractNum w:abstractNumId="18" w15:restartNumberingAfterBreak="0">
     <w:nsid w:val="53121014"/>
     <w:multiLevelType w:val="hybridMultilevel"/>
     <w:tmpl w:val="EFC03C12"/>
@@ -3615,7 +5322,7 @@
       </w:rPr>
     </w:lvl>
   </w:abstractNum>
-  <w:abstractNum w:abstractNumId="12" w15:restartNumberingAfterBreak="0">
+  <w:abstractNum w:abstractNumId="19" w15:restartNumberingAfterBreak="0">
     <w:nsid w:val="616530B3"/>
     <w:multiLevelType w:val="multilevel"/>
     <w:tmpl w:val="71C298AC"/>
@@ -3728,7 +5435,7 @@
       </w:rPr>
     </w:lvl>
   </w:abstractNum>
-  <w:abstractNum w:abstractNumId="13" w15:restartNumberingAfterBreak="0">
+  <w:abstractNum w:abstractNumId="20" w15:restartNumberingAfterBreak="0">
     <w:nsid w:val="69900A10"/>
     <w:multiLevelType w:val="multilevel"/>
     <w:tmpl w:val="69900A10"/>
@@ -3841,7 +5548,7 @@
       </w:rPr>
     </w:lvl>
   </w:abstractNum>
-  <w:abstractNum w:abstractNumId="14" w15:restartNumberingAfterBreak="0">
+  <w:abstractNum w:abstractNumId="21" w15:restartNumberingAfterBreak="0">
     <w:nsid w:val="6D3430B7"/>
     <w:multiLevelType w:val="multilevel"/>
     <w:tmpl w:val="71C298AC"/>
@@ -3954,7 +5661,7 @@
       </w:rPr>
     </w:lvl>
   </w:abstractNum>
-  <w:abstractNum w:abstractNumId="15" w15:restartNumberingAfterBreak="0">
+  <w:abstractNum w:abstractNumId="22" w15:restartNumberingAfterBreak="0">
     <w:nsid w:val="6F6A0CA8"/>
     <w:multiLevelType w:val="multilevel"/>
     <w:tmpl w:val="6F6A0CA8"/>
@@ -4067,7 +5774,7 @@
       </w:rPr>
     </w:lvl>
   </w:abstractNum>
-  <w:abstractNum w:abstractNumId="16" w15:restartNumberingAfterBreak="0">
+  <w:abstractNum w:abstractNumId="23" w15:restartNumberingAfterBreak="0">
     <w:nsid w:val="784258AD"/>
     <w:multiLevelType w:val="hybridMultilevel"/>
     <w:tmpl w:val="5184B3BE"/>
@@ -4181,55 +5888,76 @@
     </w:lvl>
   </w:abstractNum>
   <w:num w:numId="1" w16cid:durableId="65343440">
+    <w:abstractNumId w:val="12"/>
+  </w:num>
+  <w:num w:numId="2" w16cid:durableId="2087528601">
+    <w:abstractNumId w:val="4"/>
+  </w:num>
+  <w:num w:numId="3" w16cid:durableId="685407820">
+    <w:abstractNumId w:val="20"/>
+  </w:num>
+  <w:num w:numId="4" w16cid:durableId="528836397">
+    <w:abstractNumId w:val="22"/>
+  </w:num>
+  <w:num w:numId="5" w16cid:durableId="494802488">
     <w:abstractNumId w:val="8"/>
   </w:num>
-  <w:num w:numId="2" w16cid:durableId="2087528601">
-    <w:abstractNumId w:val="2"/>
-  </w:num>
-  <w:num w:numId="3" w16cid:durableId="685407820">
-    <w:abstractNumId w:val="13"/>
-  </w:num>
-  <w:num w:numId="4" w16cid:durableId="528836397">
+  <w:num w:numId="6" w16cid:durableId="2056420002">
     <w:abstractNumId w:val="15"/>
-  </w:num>
-  <w:num w:numId="5" w16cid:durableId="494802488">
-    <w:abstractNumId w:val="5"/>
-  </w:num>
-  <w:num w:numId="6" w16cid:durableId="2056420002">
-    <w:abstractNumId w:val="9"/>
   </w:num>
   <w:num w:numId="7" w16cid:durableId="161245444">
     <w:abstractNumId w:val="0"/>
   </w:num>
   <w:num w:numId="8" w16cid:durableId="1145513803">
+    <w:abstractNumId w:val="3"/>
+  </w:num>
+  <w:num w:numId="9" w16cid:durableId="622923394">
+    <w:abstractNumId w:val="21"/>
+  </w:num>
+  <w:num w:numId="10" w16cid:durableId="1839075074">
+    <w:abstractNumId w:val="19"/>
+  </w:num>
+  <w:num w:numId="11" w16cid:durableId="994257406">
+    <w:abstractNumId w:val="9"/>
+  </w:num>
+  <w:num w:numId="12" w16cid:durableId="849683459">
+    <w:abstractNumId w:val="10"/>
+  </w:num>
+  <w:num w:numId="13" w16cid:durableId="1678921611">
+    <w:abstractNumId w:val="17"/>
+  </w:num>
+  <w:num w:numId="14" w16cid:durableId="628823240">
+    <w:abstractNumId w:val="23"/>
+  </w:num>
+  <w:num w:numId="15" w16cid:durableId="594745776">
+    <w:abstractNumId w:val="6"/>
+  </w:num>
+  <w:num w:numId="16" w16cid:durableId="353457306">
+    <w:abstractNumId w:val="18"/>
+  </w:num>
+  <w:num w:numId="17" w16cid:durableId="764108987">
+    <w:abstractNumId w:val="7"/>
+  </w:num>
+  <w:num w:numId="18" w16cid:durableId="2057511929">
+    <w:abstractNumId w:val="2"/>
+  </w:num>
+  <w:num w:numId="19" w16cid:durableId="1905068365">
+    <w:abstractNumId w:val="14"/>
+  </w:num>
+  <w:num w:numId="20" w16cid:durableId="558201227">
     <w:abstractNumId w:val="1"/>
   </w:num>
-  <w:num w:numId="9" w16cid:durableId="622923394">
-    <w:abstractNumId w:val="14"/>
+  <w:num w:numId="21" w16cid:durableId="810635730">
+    <w:abstractNumId w:val="5"/>
   </w:num>
-  <w:num w:numId="10" w16cid:durableId="1839075074">
-    <w:abstractNumId w:val="12"/>
+  <w:num w:numId="22" w16cid:durableId="1825925081">
+    <w:abstractNumId w:val="11"/>
   </w:num>
-  <w:num w:numId="11" w16cid:durableId="994257406">
-    <w:abstractNumId w:val="6"/>
-  </w:num>
-  <w:num w:numId="12" w16cid:durableId="849683459">
-    <w:abstractNumId w:val="7"/>
-  </w:num>
-  <w:num w:numId="13" w16cid:durableId="1678921611">
-    <w:abstractNumId w:val="10"/>
-  </w:num>
-  <w:num w:numId="14" w16cid:durableId="628823240">
+  <w:num w:numId="23" w16cid:durableId="729113841">
     <w:abstractNumId w:val="16"/>
   </w:num>
-  <w:num w:numId="15" w16cid:durableId="594745776">
-    <w:abstractNumId w:val="3"/>
-  </w:num>
-  <w:num w:numId="16" w16cid:durableId="353457306">
-    <w:abstractNumId w:val="11"/>
-  </w:num>
-  <w:num w:numId="17" w16cid:durableId="764108987">
-    <w:abstractNumId w:val="4"/>
+  <w:num w:numId="24" w16cid:durableId="2048214081">
+    <w:abstractNumId w:val="13"/>
   </w:num>
 </w:numbering>
 </file>
